--- a/DOC/Domenia-1.0-Guide-technicien.docx
+++ b/DOC/Domenia-1.0-Guide-technicien.docx
@@ -471,7 +471,7 @@
           <wp:inline distT="0" distB="0" distL="0" distR="0">
             <wp:extent cx="3600450" cy="3409950"/>
             <wp:effectExtent t="0" r="0" b="0" l="0"/>
-            <wp:docPr id="1" name="connexion" descr="Fenêtre « Connexion à Domenia » : compte, mot de passe, « Se connecter » et « Utiliser mon compte Windows »" title="Figure 1"/>
+            <wp:docPr id="2" name="connexion" descr="Fenêtre « Connexion à Domenia » : compte, mot de passe, « Se connecter » et « Utiliser mon compte Windows »" title="Figure 1"/>
             <wp:cNvGraphicFramePr>
               <a:graphicFrameLocks xmlns:a="http://schemas.openxmlformats.org/drawingml/2006/main" noChangeAspect="1"/>
             </wp:cNvGraphicFramePr>
@@ -707,7 +707,7 @@
           <wp:inline distT="0" distB="0" distL="0" distR="0">
             <wp:extent cx="5762625" cy="3238500"/>
             <wp:effectExtent t="0" r="0" b="0" l="0"/>
-            <wp:docPr id="1" name="recherche" descr="Page « Rechercher » après la recherche « compta » : postes, utilisateurs et groupe ; PC-COMPTA-014 est en ligne et cmartin y est connecté" title="Figure 2"/>
+            <wp:docPr id="3" name="recherche" descr="Page « Rechercher » après la recherche « compta » : postes, utilisateurs et groupe ; PC-COMPTA-014 est en ligne et cmartin y est connecté" title="Figure 2"/>
             <wp:cNvGraphicFramePr>
               <a:graphicFrameLocks xmlns:a="http://schemas.openxmlformats.org/drawingml/2006/main" noChangeAspect="1"/>
             </wp:cNvGraphicFramePr>
@@ -1011,10 +1011,10 @@
           <w:b/>
           <w:bCs/>
         </w:rPr>
-        <w:t xml:space="preserve">Revenir au domaine entier.</w:t>
-      </w:r>
-      <w:r>
-        <w:t xml:space="preserve"> Cliquez sur « Tout le domaine ».</w:t>
+        <w:t xml:space="preserve">Changer de périmètre.</w:t>
+      </w:r>
+      <w:r>
+        <w:t xml:space="preserve"> Choisissez une autre OU dans l’arbre. Pour chercher un objet par son nom dans le domaine, utilisez la barre du haut.</w:t>
       </w:r>
     </w:p>
     <w:p>
@@ -1051,8 +1051,8 @@
         </w:tblBorders>
       </w:tblPr>
       <w:tblGrid>
-        <w:gridCol w:w="3970"/>
-        <w:gridCol w:w="5668"/>
+        <w:gridCol w:w="3874"/>
+        <w:gridCol w:w="5764"/>
       </w:tblGrid>
       <w:tr>
         <w:trPr>
@@ -1061,7 +1061,7 @@
         </w:trPr>
         <w:tc>
           <w:tcPr>
-            <w:tcW w:type="dxa" w:w="3970"/>
+            <w:tcW w:type="dxa" w:w="3874"/>
             <w:shd w:fill="E3EDF9" w:color="auto" w:val="clear"/>
             <w:tcMar>
               <w:top w:type="dxa" w:w="95"/>
@@ -1089,7 +1089,7 @@
         </w:tc>
         <w:tc>
           <w:tcPr>
-            <w:tcW w:type="dxa" w:w="5668"/>
+            <w:tcW w:type="dxa" w:w="5764"/>
             <w:shd w:fill="E3EDF9" w:color="auto" w:val="clear"/>
             <w:tcMar>
               <w:top w:type="dxa" w:w="95"/>
@@ -1119,11 +1119,11 @@
       <w:tr>
         <w:trPr>
           <w:cantSplit/>
-          <w:tblHeader w:val="false"/>
+          <w:tblHeader w:val="off"/>
         </w:trPr>
         <w:tc>
           <w:tcPr>
-            <w:tcW w:type="dxa" w:w="3970"/>
+            <w:tcW w:type="dxa" w:w="3874"/>
             <w:tcMar>
               <w:top w:type="dxa" w:w="95"/>
               <w:left w:type="dxa" w:w="120"/>
@@ -1150,7 +1150,7 @@
         </w:tc>
         <w:tc>
           <w:tcPr>
-            <w:tcW w:type="dxa" w:w="5668"/>
+            <w:tcW w:type="dxa" w:w="5764"/>
             <w:tcMar>
               <w:top w:type="dxa" w:w="95"/>
               <w:left w:type="dxa" w:w="120"/>
@@ -1179,11 +1179,11 @@
       <w:tr>
         <w:trPr>
           <w:cantSplit/>
-          <w:tblHeader w:val="false"/>
+          <w:tblHeader w:val="off"/>
         </w:trPr>
         <w:tc>
           <w:tcPr>
-            <w:tcW w:type="dxa" w:w="3970"/>
+            <w:tcW w:type="dxa" w:w="3874"/>
             <w:tcMar>
               <w:top w:type="dxa" w:w="95"/>
               <w:left w:type="dxa" w:w="120"/>
@@ -1210,28 +1210,28 @@
         </w:tc>
         <w:tc>
           <w:tcPr>
-            <w:tcW w:type="dxa" w:w="5668"/>
-            <w:tcMar>
-              <w:top w:type="dxa" w:w="95"/>
-              <w:left w:type="dxa" w:w="120"/>
-              <w:bottom w:type="dxa" w:w="95"/>
-              <w:right w:type="dxa" w:w="120"/>
-            </w:tcMar>
-            <w:vAlign w:val="center"/>
-          </w:tcPr>
-          <w:p>
-            <w:pPr>
-              <w:spacing w:after="0"/>
-            </w:pPr>
-            <w:r>
-              <w:rPr>
-                <w:b w:val="false"/>
-                <w:bCs w:val="false"/>
-                <w:color w:val="000000"/>
-                <w:sz w:val="19"/>
-                <w:szCs w:val="19"/>
-              </w:rPr>
-              <w:t xml:space="preserve">Vérifiez l'orthographe et les filtres, ou cliquez sur « Tout le domaine ». Une liste vide ne prouve pas l'absence de l'objet.</w:t>
+            <w:tcW w:type="dxa" w:w="5764"/>
+            <w:tcMar>
+              <w:top w:type="dxa" w:w="95"/>
+              <w:left w:type="dxa" w:w="120"/>
+              <w:bottom w:type="dxa" w:w="95"/>
+              <w:right w:type="dxa" w:w="120"/>
+            </w:tcMar>
+            <w:vAlign w:val="center"/>
+          </w:tcPr>
+          <w:p>
+            <w:pPr>
+              <w:spacing w:after="0"/>
+            </w:pPr>
+            <w:r>
+              <w:rPr>
+                <w:b w:val="false"/>
+                <w:bCs w:val="false"/>
+                <w:color w:val="000000"/>
+                <w:sz w:val="19"/>
+                <w:szCs w:val="19"/>
+              </w:rPr>
+              <w:t xml:space="preserve">Vérifiez l’orthographe, l’OU et les filtres, ou cherchez le nom dans la barre du haut. Une liste vide ne prouve pas l'absence de l'objet.</w:t>
             </w:r>
           </w:p>
         </w:tc>
@@ -1239,11 +1239,11 @@
       <w:tr>
         <w:trPr>
           <w:cantSplit/>
-          <w:tblHeader w:val="false"/>
+          <w:tblHeader w:val="off"/>
         </w:trPr>
         <w:tc>
           <w:tcPr>
-            <w:tcW w:type="dxa" w:w="3970"/>
+            <w:tcW w:type="dxa" w:w="3874"/>
             <w:tcMar>
               <w:top w:type="dxa" w:w="95"/>
               <w:left w:type="dxa" w:w="120"/>
@@ -1270,7 +1270,7 @@
         </w:tc>
         <w:tc>
           <w:tcPr>
-            <w:tcW w:type="dxa" w:w="5668"/>
+            <w:tcW w:type="dxa" w:w="5764"/>
             <w:tcMar>
               <w:top w:type="dxa" w:w="95"/>
               <w:left w:type="dxa" w:w="120"/>
@@ -1299,11 +1299,11 @@
       <w:tr>
         <w:trPr>
           <w:cantSplit/>
-          <w:tblHeader w:val="false"/>
+          <w:tblHeader w:val="off"/>
         </w:trPr>
         <w:tc>
           <w:tcPr>
-            <w:tcW w:type="dxa" w:w="3970"/>
+            <w:tcW w:type="dxa" w:w="3874"/>
             <w:tcMar>
               <w:top w:type="dxa" w:w="95"/>
               <w:left w:type="dxa" w:w="120"/>
@@ -1330,7 +1330,7 @@
         </w:tc>
         <w:tc>
           <w:tcPr>
-            <w:tcW w:type="dxa" w:w="5668"/>
+            <w:tcW w:type="dxa" w:w="5764"/>
             <w:tcMar>
               <w:top w:type="dxa" w:w="95"/>
               <w:left w:type="dxa" w:w="120"/>
@@ -1367,11 +1367,11 @@
         <w:pStyle w:val="Heading1"/>
         <w:keepNext/>
       </w:pPr>
-      <w:bookmarkStart w:name="chapitre_2" w:id="1"/>
+      <w:bookmarkStart w:name="chapitre_2" w:id="2"/>
       <w:r>
         <w:t xml:space="preserve">2 Ouvrir la fiche du poste et agir dessus</w:t>
       </w:r>
-      <w:bookmarkEnd w:id="1"/>
+      <w:bookmarkEnd w:id="2"/>
     </w:p>
     <w:p>
       <w:pPr>
@@ -1521,7 +1521,7 @@
           <wp:inline distT="0" distB="0" distL="0" distR="0">
             <wp:extent cx="5762625" cy="3238500"/>
             <wp:effectExtent t="0" r="0" b="0" l="0"/>
-            <wp:docPr id="1" name="fiche-poste" descr="Onglet « Machine » de PC-COMPTA-014 : système, présence en ligne et utilisateur associé Camille Martin" title="Figure 3"/>
+            <wp:docPr id="4" name="fiche-poste" descr="Onglet « Machine » de PC-COMPTA-014 : système, présence en ligne et utilisateur associé Camille Martin" title="Figure 3"/>
             <wp:cNvGraphicFramePr>
               <a:graphicFrameLocks xmlns:a="http://schemas.openxmlformats.org/drawingml/2006/main" noChangeAspect="1"/>
             </wp:cNvGraphicFramePr>
@@ -1753,7 +1753,7 @@
           <wp:inline distT="0" distB="0" distL="0" distR="0">
             <wp:extent cx="5762625" cy="561975"/>
             <wp:effectExtent t="0" r="0" b="0" l="0"/>
-            <wp:docPr id="1" name="actions-poste" descr="Actions du poste : état du compte, Ping, Bureau à distance, Ouvrir C$, consoles, journaux et services ; données fictives" title="Figure 4"/>
+            <wp:docPr id="5" name="actions-poste" descr="Actions du poste : état du compte, Ping, Bureau à distance, Ouvrir C$, consoles, journaux et services ; données fictives" title="Figure 4"/>
             <wp:cNvGraphicFramePr>
               <a:graphicFrameLocks xmlns:a="http://schemas.openxmlformats.org/drawingml/2006/main" noChangeAspect="1"/>
             </wp:cNvGraphicFramePr>
@@ -1824,7 +1824,7 @@
           <wp:inline distT="0" distB="0" distL="0" distR="0">
             <wp:extent cx="5038725" cy="352425"/>
             <wp:effectExtent t="0" r="0" b="0" l="0"/>
-            <wp:docPr id="1" name="actions-poste-avancees" descr="Autres actions : commande PowerShell, programme, stratégies et redémarrage ; données fictives" title="Figure 5"/>
+            <wp:docPr id="6" name="actions-poste-avancees" descr="Autres actions : commande PowerShell, programme, stratégies et redémarrage ; données fictives" title="Figure 5"/>
             <wp:cNvGraphicFramePr>
               <a:graphicFrameLocks xmlns:a="http://schemas.openxmlformats.org/drawingml/2006/main" noChangeAspect="1"/>
             </wp:cNvGraphicFramePr>
@@ -2232,7 +2232,7 @@
       <w:tr>
         <w:trPr>
           <w:cantSplit/>
-          <w:tblHeader w:val="false"/>
+          <w:tblHeader w:val="off"/>
         </w:trPr>
         <w:tc>
           <w:tcPr>
@@ -2292,7 +2292,7 @@
       <w:tr>
         <w:trPr>
           <w:cantSplit/>
-          <w:tblHeader w:val="false"/>
+          <w:tblHeader w:val="off"/>
         </w:trPr>
         <w:tc>
           <w:tcPr>
@@ -2352,7 +2352,7 @@
       <w:tr>
         <w:trPr>
           <w:cantSplit/>
-          <w:tblHeader w:val="false"/>
+          <w:tblHeader w:val="off"/>
         </w:trPr>
         <w:tc>
           <w:tcPr>
@@ -2412,7 +2412,7 @@
       <w:tr>
         <w:trPr>
           <w:cantSplit/>
-          <w:tblHeader w:val="false"/>
+          <w:tblHeader w:val="off"/>
         </w:trPr>
         <w:tc>
           <w:tcPr>
@@ -2480,11 +2480,11 @@
         <w:pStyle w:val="Heading1"/>
         <w:keepNext/>
       </w:pPr>
-      <w:bookmarkStart w:name="chapitre_3" w:id="1"/>
+      <w:bookmarkStart w:name="chapitre_3" w:id="3"/>
       <w:r>
         <w:t xml:space="preserve">3 Lire le tableau de bord du poste</w:t>
       </w:r>
-      <w:bookmarkEnd w:id="1"/>
+      <w:bookmarkEnd w:id="3"/>
     </w:p>
     <w:p>
       <w:pPr>
@@ -2615,7 +2615,7 @@
           <wp:inline distT="0" distB="0" distL="0" distR="0">
             <wp:extent cx="5762625" cy="5524500"/>
             <wp:effectExtent t="0" r="0" b="0" l="0"/>
-            <wp:docPr id="1" name="tableau-poste" descr="Tableau de bord de PC-COMPTA-014 après un inventaire : état général, points d'attention, identité du poste et ressources" title="Figure 6"/>
+            <wp:docPr id="7" name="tableau-poste" descr="Tableau de bord de PC-COMPTA-014 après un inventaire : état général, points d'attention, identité du poste et ressources" title="Figure 6"/>
             <wp:cNvGraphicFramePr>
               <a:graphicFrameLocks xmlns:a="http://schemas.openxmlformats.org/drawingml/2006/main" noChangeAspect="1"/>
             </wp:cNvGraphicFramePr>
@@ -2756,7 +2756,7 @@
       <w:tr>
         <w:trPr>
           <w:cantSplit/>
-          <w:tblHeader w:val="false"/>
+          <w:tblHeader w:val="off"/>
         </w:trPr>
         <w:tc>
           <w:tcPr>
@@ -2816,7 +2816,7 @@
       <w:tr>
         <w:trPr>
           <w:cantSplit/>
-          <w:tblHeader w:val="false"/>
+          <w:tblHeader w:val="off"/>
         </w:trPr>
         <w:tc>
           <w:tcPr>
@@ -2876,7 +2876,7 @@
       <w:tr>
         <w:trPr>
           <w:cantSplit/>
-          <w:tblHeader w:val="false"/>
+          <w:tblHeader w:val="off"/>
         </w:trPr>
         <w:tc>
           <w:tcPr>
@@ -2936,7 +2936,7 @@
       <w:tr>
         <w:trPr>
           <w:cantSplit/>
-          <w:tblHeader w:val="false"/>
+          <w:tblHeader w:val="off"/>
         </w:trPr>
         <w:tc>
           <w:tcPr>
@@ -2996,7 +2996,7 @@
       <w:tr>
         <w:trPr>
           <w:cantSplit/>
-          <w:tblHeader w:val="false"/>
+          <w:tblHeader w:val="off"/>
         </w:trPr>
         <w:tc>
           <w:tcPr>
@@ -3161,7 +3161,7 @@
       <w:tr>
         <w:trPr>
           <w:cantSplit/>
-          <w:tblHeader w:val="false"/>
+          <w:tblHeader w:val="off"/>
         </w:trPr>
         <w:tc>
           <w:tcPr>
@@ -3221,7 +3221,7 @@
       <w:tr>
         <w:trPr>
           <w:cantSplit/>
-          <w:tblHeader w:val="false"/>
+          <w:tblHeader w:val="off"/>
         </w:trPr>
         <w:tc>
           <w:tcPr>
@@ -3281,7 +3281,7 @@
       <w:tr>
         <w:trPr>
           <w:cantSplit/>
-          <w:tblHeader w:val="false"/>
+          <w:tblHeader w:val="off"/>
         </w:trPr>
         <w:tc>
           <w:tcPr>
@@ -3341,7 +3341,7 @@
       <w:tr>
         <w:trPr>
           <w:cantSplit/>
-          <w:tblHeader w:val="false"/>
+          <w:tblHeader w:val="off"/>
         </w:trPr>
         <w:tc>
           <w:tcPr>
@@ -3506,7 +3506,7 @@
       <w:tr>
         <w:trPr>
           <w:cantSplit/>
-          <w:tblHeader w:val="false"/>
+          <w:tblHeader w:val="off"/>
         </w:trPr>
         <w:tc>
           <w:tcPr>
@@ -3566,7 +3566,7 @@
       <w:tr>
         <w:trPr>
           <w:cantSplit/>
-          <w:tblHeader w:val="false"/>
+          <w:tblHeader w:val="off"/>
         </w:trPr>
         <w:tc>
           <w:tcPr>
@@ -3626,7 +3626,7 @@
       <w:tr>
         <w:trPr>
           <w:cantSplit/>
-          <w:tblHeader w:val="false"/>
+          <w:tblHeader w:val="off"/>
         </w:trPr>
         <w:tc>
           <w:tcPr>
@@ -3686,7 +3686,7 @@
       <w:tr>
         <w:trPr>
           <w:cantSplit/>
-          <w:tblHeader w:val="false"/>
+          <w:tblHeader w:val="off"/>
         </w:trPr>
         <w:tc>
           <w:tcPr>
@@ -3754,11 +3754,11 @@
         <w:pStyle w:val="Heading1"/>
         <w:keepNext/>
       </w:pPr>
-      <w:bookmarkStart w:name="chapitre_4" w:id="1"/>
+      <w:bookmarkStart w:name="chapitre_4" w:id="4"/>
       <w:r>
         <w:t xml:space="preserve">4 Savoir qui est connecté sur une liste de postes</w:t>
       </w:r>
-      <w:bookmarkEnd w:id="1"/>
+      <w:bookmarkEnd w:id="4"/>
     </w:p>
     <w:p>
       <w:pPr>
@@ -3931,9 +3931,9 @@
       <w:r>
         <w:drawing>
           <wp:inline distT="0" distB="0" distL="0" distR="0">
-            <wp:extent cx="5762625" cy="333375"/>
+            <wp:extent cx="5762625" cy="295275"/>
             <wp:effectExtent t="0" r="0" b="0" l="0"/>
-            <wp:docPr id="1" name="recherche-actions" descr="Ligne d'actions sous les résultats : « Utilisateur au clic », « Revérifier ce poste », « Pinger la liste », « Détecter la liste », « Analyser la liste » et « Arrêter »" title="Figure 7"/>
+            <wp:docPr id="8" name="recherche-actions" descr="Ligne d'actions sous les résultats : « Utilisateur au clic », « Revérifier ce poste », « Pinger la liste », « Détecter la liste », « Analyser la liste » et « Arrêter »" title="Figure 7"/>
             <wp:cNvGraphicFramePr>
               <a:graphicFrameLocks xmlns:a="http://schemas.openxmlformats.org/drawingml/2006/main" noChangeAspect="1"/>
             </wp:cNvGraphicFramePr>
@@ -3948,7 +3948,7 @@
                   </pic:nvPicPr>
                   <pic:blipFill>
                     <a:blip r:embed="rId13" cstate="none"/>
-                    <a:srcRect l="27083" t="40370" r="36771" b="55926"/>
+                    <a:srcRect l="27083" t="40370" r="36771" b="56389"/>
                     <a:stretch>
                       <a:fillRect/>
                     </a:stretch>
@@ -3956,7 +3956,7 @@
                   <pic:spPr bwMode="auto">
                     <a:xfrm>
                       <a:off x="0" y="0"/>
-                      <a:ext cx="5762625" cy="333375"/>
+                      <a:ext cx="5762625" cy="295275"/>
                     </a:xfrm>
                     <a:prstGeom prst="rect">
                       <a:avLst/>
@@ -4119,7 +4119,7 @@
       <w:tr>
         <w:trPr>
           <w:cantSplit/>
-          <w:tblHeader w:val="false"/>
+          <w:tblHeader w:val="off"/>
         </w:trPr>
         <w:tc>
           <w:tcPr>
@@ -4179,7 +4179,7 @@
       <w:tr>
         <w:trPr>
           <w:cantSplit/>
-          <w:tblHeader w:val="false"/>
+          <w:tblHeader w:val="off"/>
         </w:trPr>
         <w:tc>
           <w:tcPr>
@@ -4239,7 +4239,7 @@
       <w:tr>
         <w:trPr>
           <w:cantSplit/>
-          <w:tblHeader w:val="false"/>
+          <w:tblHeader w:val="off"/>
         </w:trPr>
         <w:tc>
           <w:tcPr>
@@ -4299,7 +4299,7 @@
       <w:tr>
         <w:trPr>
           <w:cantSplit/>
-          <w:tblHeader w:val="false"/>
+          <w:tblHeader w:val="off"/>
         </w:trPr>
         <w:tc>
           <w:tcPr>
@@ -4359,7 +4359,7 @@
       <w:tr>
         <w:trPr>
           <w:cantSplit/>
-          <w:tblHeader w:val="false"/>
+          <w:tblHeader w:val="off"/>
         </w:trPr>
         <w:tc>
           <w:tcPr>
@@ -4419,7 +4419,7 @@
       <w:tr>
         <w:trPr>
           <w:cantSplit/>
-          <w:tblHeader w:val="false"/>
+          <w:tblHeader w:val="off"/>
         </w:trPr>
         <w:tc>
           <w:tcPr>
@@ -4479,7 +4479,7 @@
       <w:tr>
         <w:trPr>
           <w:cantSplit/>
-          <w:tblHeader w:val="false"/>
+          <w:tblHeader w:val="off"/>
         </w:trPr>
         <w:tc>
           <w:tcPr>
@@ -4547,11 +4547,11 @@
         <w:pStyle w:val="Heading1"/>
         <w:keepNext/>
       </w:pPr>
-      <w:bookmarkStart w:name="chapitre_5" w:id="1"/>
+      <w:bookmarkStart w:name="chapitre_5" w:id="5"/>
       <w:r>
         <w:t xml:space="preserve">5 Voir et explorer le parc depuis Accueil</w:t>
       </w:r>
-      <w:bookmarkEnd w:id="1"/>
+      <w:bookmarkEnd w:id="5"/>
     </w:p>
     <w:p>
       <w:pPr>
@@ -4611,7 +4611,7 @@
         <w:t xml:space="preserve">Choisir une OU (unité organisationnelle de l’annuaire).</w:t>
       </w:r>
       <w:r>
-        <w:t xml:space="preserve"> Utilisez le sélecteur du parc. L’OU choisie inclut ses sous-OU. Le domaine entier permet de consulter tous les postes indexés ; le chemin cliquable permet de remonter vers une OU parente.</w:t>
+        <w:t xml:space="preserve"> Utilisez le sélecteur du parc. L’OU choisie inclut ses sous-OU. Le chemin cliquable permet de remonter vers une OU parente.</w:t>
       </w:r>
     </w:p>
     <w:p>
@@ -4656,6 +4656,14 @@
       </w:r>
       <w:r>
         <w:t xml:space="preserve"> Actualiser recalcule les widgets depuis les données locales ; il ne relance pas à lui seul les sondes des postes.</w:t>
+      </w:r>
+    </w:p>
+    <w:p>
+      <w:pPr>
+        <w:keepNext w:val="false"/>
+      </w:pPr>
+      <w:r>
+        <w:t xml:space="preserve">« Ouvrir dans Rechercher » transmet les postes recensés du périmètre, y compris les comptes désactivés, et retire les anciens filtres de cette liste. Cette action facultative donne accès aux commandes Pinger, Détecter et Analyser la liste.</w:t>
       </w:r>
     </w:p>
     <w:p>
@@ -4669,7 +4677,7 @@
           <wp:inline distT="0" distB="0" distL="0" distR="0">
             <wp:extent cx="5762625" cy="3724275"/>
             <wp:effectExtent t="0" r="0" b="0" l="0"/>
-            <wp:docPr id="1" name="accueil" descr="Accueil : périmètre du parc, couverture de la base et indicateurs des postes recensés ; données fictives" title="Figure 8"/>
+            <wp:docPr id="9" name="accueil" descr="Accueil : périmètre du parc, couverture de la base et indicateurs des postes recensés ; données fictives" title="Figure 8"/>
             <wp:cNvGraphicFramePr>
               <a:graphicFrameLocks xmlns:a="http://schemas.openxmlformats.org/drawingml/2006/main" noChangeAspect="1"/>
             </wp:cNvGraphicFramePr>
@@ -4734,7 +4742,7 @@
         <w:keepNext w:val="false"/>
       </w:pPr>
       <w:r>
-        <w:t xml:space="preserve">Recherchez le nom de l’OU dans le sélecteur, puis relisez le site et le chemin avant de choisir. Plusieurs OU peuvent porter le même nom.</w:t>
+        <w:t xml:space="preserve">Le sélecteur présente un arbre des OU, avec les branches classées par nom dans l’ordre alphabétique français. Dépliez une branche ou utilisez le champ de recherche, puis relisez le site et le chemin avant de choisir. Plusieurs OU peuvent porter le même nom.</w:t>
       </w:r>
     </w:p>
     <w:p>
@@ -4746,9 +4754,9 @@
       <w:r>
         <w:drawing>
           <wp:inline distT="0" distB="0" distL="0" distR="0">
-            <wp:extent cx="5762625" cy="1895475"/>
+            <wp:extent cx="3600450" cy="5553075"/>
             <wp:effectExtent t="0" r="0" b="0" l="0"/>
-            <wp:docPr id="1" name="selecteur-ou" descr="Sélecteur intégré : trois OU Postes distinguées par leur description ; données fictives" title="Figure 9"/>
+            <wp:docPr id="10" name="selecteur-ou" descr="Sélecteur intégré : arbre des OU, recherche et chemin de la sélection ; données fictives" title="Figure 9"/>
             <wp:cNvGraphicFramePr>
               <a:graphicFrameLocks xmlns:a="http://schemas.openxmlformats.org/drawingml/2006/main" noChangeAspect="1"/>
             </wp:cNvGraphicFramePr>
@@ -4763,7 +4771,7 @@
                   </pic:nvPicPr>
                   <pic:blipFill>
                     <a:blip r:embed="rId17" cstate="none"/>
-                    <a:srcRect l="56458" t="1481" r="833" b="73519"/>
+                    <a:srcRect l="65000" t="1481" r="833" b="4815"/>
                     <a:stretch>
                       <a:fillRect/>
                     </a:stretch>
@@ -4771,7 +4779,7 @@
                   <pic:spPr bwMode="auto">
                     <a:xfrm>
                       <a:off x="0" y="0"/>
-                      <a:ext cx="5762625" cy="1895475"/>
+                      <a:ext cx="3600450" cy="5553075"/>
                     </a:xfrm>
                     <a:prstGeom prst="rect">
                       <a:avLst/>
@@ -4805,7 +4813,7 @@
           <w:sz w:val="17"/>
           <w:szCs w:val="17"/>
         </w:rPr>
-        <w:t xml:space="preserve">Sélecteur intégré : trois OU Postes distinguées par leur description ; données fictives</w:t>
+        <w:t xml:space="preserve">Sélecteur intégré : arbre des OU, recherche et chemin de la sélection ; données fictives</w:t>
       </w:r>
     </w:p>
     <w:p>
@@ -4833,10 +4841,10 @@
           <w:b/>
           <w:bCs/>
         </w:rPr>
-        <w:t xml:space="preserve">Cliquer sur un widget.</w:t>
-      </w:r>
-      <w:r>
-        <w:t xml:space="preserve"> Le détail s'ouvre dans l'Atelier de requêtes de l'Accueil. Un segment de graphique ajoute le filtre correspondant.</w:t>
+        <w:t xml:space="preserve">Ouvrir le détail.</w:t>
+      </w:r>
+      <w:r>
+        <w:t xml:space="preserve"> Survolez le widget ou donnez-lui le focus avec le clavier, puis cliquez sur la petite icône de détail près du crayon. L’Atelier de requêtes s’ouvre dans sa propre page, avec le périmètre du tableau de bord. Un clic sur la carte ou sur un segment de graphique laisse le tableau affiché.</w:t>
       </w:r>
     </w:p>
     <w:p>
@@ -4858,7 +4866,7 @@
         <w:t xml:space="preserve">Lire la liste.</w:t>
       </w:r>
       <w:r>
-        <w:t xml:space="preserve"> Le compteur porte sur le résultat complet. La table affiche 200 postes par page ; utilisez les commandes de page pour parcourir la suite.</w:t>
+        <w:t xml:space="preserve"> L’onglet « Résultats » affiche les postes correspondants. Le compteur porte sur le résultat complet. La table affiche 200 postes par page ; utilisez les commandes de page pour parcourir la suite.</w:t>
       </w:r>
     </w:p>
     <w:p>
@@ -4899,10 +4907,10 @@
           <w:b/>
           <w:bCs/>
         </w:rPr>
-        <w:t xml:space="preserve">Revenir au parc entier.</w:t>
-      </w:r>
-      <w:r>
-        <w:t xml:space="preserve"> Effacez le segment pour retirer la restriction issue du widget.</w:t>
+        <w:t xml:space="preserve">Préciser ou revenir.</w:t>
+      </w:r>
+      <w:r>
+        <w:t xml:space="preserve"> Dans « Composer la requête », ajoutez une condition, puis cliquez sur « Exécuter » pour revenir aux résultats. Le bouton « Retour » revient à l’écran précédent.</w:t>
       </w:r>
     </w:p>
     <w:p>
@@ -4916,7 +4924,7 @@
           <wp:inline distT="0" distB="0" distL="0" distR="0">
             <wp:extent cx="5762625" cy="904875"/>
             <wp:effectExtent t="0" r="0" b="0" l="0"/>
-            <wp:docPr id="1" name="atelier-fiche-locale" descr="Détail local du poste sélectionné dans l’Atelier ; données fictives" title="Figure 10"/>
+            <wp:docPr id="11" name="atelier-fiche-locale" descr="Détail local du poste sélectionné dans l’Atelier ; données fictives" title="Figure 10"/>
             <wp:cNvGraphicFramePr>
               <a:graphicFrameLocks xmlns:a="http://schemas.openxmlformats.org/drawingml/2006/main" noChangeAspect="1"/>
             </wp:cNvGraphicFramePr>
@@ -4931,7 +4939,7 @@
                   </pic:nvPicPr>
                   <pic:blipFill>
                     <a:blip r:embed="rId18" cstate="none"/>
-                    <a:srcRect l="12396" t="11210" r="45938" b="78710"/>
+                    <a:srcRect l="13802" t="52339" r="45052" b="37661"/>
                     <a:stretch>
                       <a:fillRect/>
                     </a:stretch>
@@ -4995,7 +5003,7 @@
           <wp:inline distT="0" distB="0" distL="0" distR="0">
             <wp:extent cx="5762625" cy="3724275"/>
             <wp:effectExtent t="0" r="0" b="0" l="0"/>
-            <wp:docPr id="1" name="alerte-selection" descr="Détail d’un point d’attention dans l’Atelier : mention Sélection figée et liste des postes concernés ; données fictives" title="Figure 11"/>
+            <wp:docPr id="12" name="alerte-selection" descr="Détail d’un point d’attention dans l’Atelier : mention Sélection figée et liste des postes concernés ; données fictives" title="Figure 11"/>
             <wp:cNvGraphicFramePr>
               <a:graphicFrameLocks xmlns:a="http://schemas.openxmlformats.org/drawingml/2006/main" noChangeAspect="1"/>
             </wp:cNvGraphicFramePr>
@@ -5069,7 +5077,7 @@
         <w:keepNext w:val="false"/>
       </w:pPr>
       <w:r>
-        <w:t xml:space="preserve">Dans l'Atelier de requêtes, choisissez « Tous les postes recensés » puis appliquez la requête. Elle inclut les comptes actifs et désactivés du périmètre. Une recherche textuelle dans Rechercher peut donner moins de lignes à cause de sa limite et de ses filtres ; la base et l'Atelier servent à examiner le recensement complet.</w:t>
+        <w:t xml:space="preserve">Ouvrez l’Atelier avec la petite icône de la barre du parc ou le bouton « Atelier de requêtes » de Rechercher. Votre brouillon est conservé. Choisissez « Tous les postes recensés », cliquez sur « Charger », puis sur « Exécuter ». Elle inclut les comptes actifs et désactivés du périmètre. Une recherche textuelle dans Rechercher peut donner moins de lignes à cause de sa limite et de ses filtres ; la base et l'Atelier servent à examiner le recensement complet.</w:t>
       </w:r>
     </w:p>
     <w:p>
@@ -5077,7 +5085,7 @@
         <w:keepNext w:val="false"/>
       </w:pPr>
       <w:r>
-        <w:t xml:space="preserve">Ajoutez une condition en choisissant une information, un opérateur et une valeur. « Toutes les conditions » impose leur réunion ; « Au moins une condition » accepte un poste qui en remplit une. Pour repérer des mesures manquantes, utilisez « est absent ».</w:t>
+        <w:t xml:space="preserve">Dans « Composer la requête », ajoutez une condition en choisissant une information, un opérateur et une valeur. « Toutes les conditions » impose leur réunion ; « Au moins une condition » accepte un poste qui en remplit une. Pour repérer des mesures manquantes, utilisez « est absent ».</w:t>
       </w:r>
     </w:p>
     <w:p>
@@ -5099,7 +5107,7 @@
           <wp:inline distT="0" distB="0" distL="0" distR="0">
             <wp:extent cx="5762625" cy="3724275"/>
             <wp:effectExtent t="0" r="0" b="0" l="0"/>
-            <wp:docPr id="1" name="atelier-requetes" descr="Atelier de requêtes : modèle Tous les postes recensés, conditions et liste paginée des résultats ; données fictives" title="Figure 12"/>
+            <wp:docPr id="13" name="atelier-requetes" descr="Atelier de requêtes : onglet Résultats et liste paginée des postes recensés ; données fictives" title="Figure 12"/>
             <wp:cNvGraphicFramePr>
               <a:graphicFrameLocks xmlns:a="http://schemas.openxmlformats.org/drawingml/2006/main" noChangeAspect="1"/>
             </wp:cNvGraphicFramePr>
@@ -5156,7 +5164,7 @@
           <w:sz w:val="17"/>
           <w:szCs w:val="17"/>
         </w:rPr>
-        <w:t xml:space="preserve">Atelier de requêtes : modèle Tous les postes recensés, conditions et liste paginée des résultats ; données fictives</w:t>
+        <w:t xml:space="preserve">Atelier de requêtes : onglet Résultats et liste paginée des postes recensés ; données fictives</w:t>
       </w:r>
     </w:p>
     <w:p>
@@ -5176,9 +5184,9 @@
       <w:r>
         <w:drawing>
           <wp:inline distT="0" distB="0" distL="0" distR="0">
-            <wp:extent cx="4676775" cy="1200150"/>
+            <wp:extent cx="4676775" cy="1209675"/>
             <wp:effectExtent t="0" r="0" b="0" l="0"/>
-            <wp:docPr id="1" name="atelier-desactives" descr="Comptes désactivés : trois postes restent visibles dans l’Atelier ; données fictives" title="Figure 13"/>
+            <wp:docPr id="14" name="atelier-desactives" descr="Comptes désactivés : trois postes restent visibles dans l’Atelier ; données fictives" title="Figure 13"/>
             <wp:cNvGraphicFramePr>
               <a:graphicFrameLocks xmlns:a="http://schemas.openxmlformats.org/drawingml/2006/main" noChangeAspect="1"/>
             </wp:cNvGraphicFramePr>
@@ -5193,7 +5201,7 @@
                   </pic:nvPicPr>
                   <pic:blipFill>
                     <a:blip r:embed="rId21" cstate="none"/>
-                    <a:srcRect l="12760" t="51855" r="66979" b="40081"/>
+                    <a:srcRect l="13802" t="32984" r="65990" b="58952"/>
                     <a:stretch>
                       <a:fillRect/>
                     </a:stretch>
@@ -5201,7 +5209,7 @@
                   <pic:spPr bwMode="auto">
                     <a:xfrm>
                       <a:off x="0" y="0"/>
-                      <a:ext cx="4676775" cy="1200150"/>
+                      <a:ext cx="4676775" cy="1209675"/>
                     </a:xfrm>
                     <a:prstGeom prst="rect">
                       <a:avLst/>
@@ -5244,73 +5252,31 @@
         <w:keepNext/>
       </w:pPr>
       <w:r>
-        <w:t xml:space="preserve">Exemple : suivre les disques peu disponibles</w:t>
-      </w:r>
-    </w:p>
-    <w:p>
-      <w:pPr>
-        <w:ind w:left="340" w:hanging="340"/>
-      </w:pPr>
-      <w:r>
-        <w:rPr>
-          <w:b/>
-          <w:bCs/>
-        </w:rPr>
-        <w:t xml:space="preserve">1. </w:t>
-      </w:r>
-      <w:r>
-        <w:rPr>
-          <w:b/>
-          <w:bCs/>
-        </w:rPr>
-        <w:t xml:space="preserve">Choisir l’information.</w:t>
-      </w:r>
-      <w:r>
-        <w:t xml:space="preserve"> Sélectionnez l’espace libre du disque système en pourcentage.</w:t>
-      </w:r>
-    </w:p>
-    <w:p>
-      <w:pPr>
-        <w:ind w:left="340" w:hanging="340"/>
-      </w:pPr>
-      <w:r>
-        <w:rPr>
-          <w:b/>
-          <w:bCs/>
-        </w:rPr>
-        <w:t xml:space="preserve">2. </w:t>
-      </w:r>
-      <w:r>
-        <w:rPr>
-          <w:b/>
-          <w:bCs/>
-        </w:rPr>
-        <w:t xml:space="preserve">Définir le seuil.</w:t>
-      </w:r>
-      <w:r>
-        <w:t xml:space="preserve"> Choisissez l’opérateur inférieur à, saisissez 20 puis ajoutez la condition.</w:t>
-      </w:r>
-    </w:p>
-    <w:p>
-      <w:pPr>
-        <w:ind w:left="340" w:hanging="340"/>
-      </w:pPr>
-      <w:r>
-        <w:rPr>
-          <w:b/>
-          <w:bCs/>
-        </w:rPr>
-        <w:t xml:space="preserve">3. </w:t>
-      </w:r>
-      <w:r>
-        <w:rPr>
-          <w:b/>
-          <w:bCs/>
-        </w:rPr>
-        <w:t xml:space="preserve">Lire le résultat.</w:t>
-      </w:r>
-      <w:r>
-        <w:t xml:space="preserve"> Appliquez la requête, contrôlez le total et la date des mesures. Une valeur absente ne signifie pas que le disque est plein.</w:t>
+        <w:t xml:space="preserve">Partir d’un modèle prêt à utiliser</w:t>
+      </w:r>
+    </w:p>
+    <w:p>
+      <w:pPr>
+        <w:keepNext w:val="false"/>
+      </w:pPr>
+      <w:r>
+        <w:t xml:space="preserve">L’onglet « Bibliothèque » présente 152 modèles livrés dans 14 catégories, ainsi que vos requêtes personnelles. Recherchez un sujet, filtrez par catégorie ou par source (« Modèles livrés » ou « Mes requêtes »), puis sélectionnez une ligne. Lisez sa description et les informations nécessaires avant de cliquer sur « Utiliser cette requête ». Ajustez les conditions dans « Composer la requête », puis cliquez sur « Exécuter » pour consulter les résultats locaux. Le sélecteur rapide et « Charger », en haut de l’Atelier, restent disponibles.</w:t>
+      </w:r>
+    </w:p>
+    <w:p>
+      <w:pPr>
+        <w:keepNext w:val="false"/>
+      </w:pPr>
+      <w:r>
+        <w:t xml:space="preserve">Un modèle peut servir au parc ou au tableau d’un poste. Donnez un nom clair à votre adaptation pour l’enregistrer comme requête personnelle. Le modèle décrit les conditions ; les données nécessaires doivent déjà avoir été relevées ou faire l’objet d’une collecte explicite.</w:t>
+      </w:r>
+    </w:p>
+    <w:p>
+      <w:pPr>
+        <w:keepNext w:val="false"/>
+      </w:pPr>
+      <w:r>
+        <w:t xml:space="preserve">Deux points de départ : « Comptes désactivés » utilise la copie AD de l’OU ; « C: moins de 20 % libre » utilise l’espace disque relevé dans l’inventaire léger. Une donnée manquante reste inconnue, même si le modèle est prêt à utiliser.</w:t>
       </w:r>
     </w:p>
     <w:p>
@@ -5322,9 +5288,9 @@
       <w:r>
         <w:drawing>
           <wp:inline distT="0" distB="0" distL="0" distR="0">
-            <wp:extent cx="5762625" cy="638175"/>
+            <wp:extent cx="5762625" cy="2314575"/>
             <wp:effectExtent t="0" r="0" b="0" l="0"/>
-            <wp:docPr id="1" name="atelier-condition" descr="Condition numérique : espace libre du disque système inférieur à 20 % ; données fictives" title="Figure 14"/>
+            <wp:docPr id="15" name="atelier-modeles" descr="Bibliothèque : recherche d’un modèle, informations nécessaires et description avant utilisation ; données fictives" title="Figure 14"/>
             <wp:cNvGraphicFramePr>
               <a:graphicFrameLocks xmlns:a="http://schemas.openxmlformats.org/drawingml/2006/main" noChangeAspect="1"/>
             </wp:cNvGraphicFramePr>
@@ -5339,7 +5305,7 @@
                   </pic:nvPicPr>
                   <pic:blipFill>
                     <a:blip r:embed="rId22" cstate="none"/>
-                    <a:srcRect l="12396" t="26290" r="46979" b="66694"/>
+                    <a:srcRect l="13021" t="27222" r="2708" b="12593"/>
                     <a:stretch>
                       <a:fillRect/>
                     </a:stretch>
@@ -5347,7 +5313,7 @@
                   <pic:spPr bwMode="auto">
                     <a:xfrm>
                       <a:off x="0" y="0"/>
-                      <a:ext cx="5762625" cy="638175"/>
+                      <a:ext cx="5762625" cy="2314575"/>
                     </a:xfrm>
                     <a:prstGeom prst="rect">
                       <a:avLst/>
@@ -5381,29 +5347,32 @@
           <w:sz w:val="17"/>
           <w:szCs w:val="17"/>
         </w:rPr>
-        <w:t xml:space="preserve">Condition numérique : espace libre du disque système inférieur à 20 % ; données fictives</w:t>
-      </w:r>
-    </w:p>
-    <w:p>
-      <w:pPr>
-        <w:ind w:left="340" w:hanging="340"/>
-      </w:pPr>
-      <w:r>
-        <w:rPr>
-          <w:b/>
-          <w:bCs/>
-        </w:rPr>
-        <w:t xml:space="preserve">4. </w:t>
-      </w:r>
-      <w:r>
-        <w:rPr>
-          <w:b/>
-          <w:bCs/>
-        </w:rPr>
-        <w:t xml:space="preserve">Nommer et enregistrer.</w:t>
-      </w:r>
-      <w:r>
-        <w:t xml:space="preserve"> Donnez un nom explicite à la requête puis sauvegardez-la. Retrouvez-la dans la liste pour la réutiliser.</w:t>
+        <w:t xml:space="preserve">Bibliothèque : recherche d’un modèle, informations nécessaires et description avant utilisation ; données fictives</w:t>
+      </w:r>
+    </w:p>
+    <w:p>
+      <w:pPr>
+        <w:pStyle w:val="Heading2"/>
+        <w:keepNext/>
+      </w:pPr>
+      <w:r>
+        <w:t xml:space="preserve">Choisir une information dans le catalogue</w:t>
+      </w:r>
+    </w:p>
+    <w:p>
+      <w:pPr>
+        <w:keepNext w:val="false"/>
+      </w:pPr>
+      <w:r>
+        <w:t xml:space="preserve">L’onglet « Catalogue des informations » aide à trouver le champ utile : nom, matériel, sécurité, réseau ou autre information. Saisissez un mot et limitez au besoin la source ou la catégorie. La fiche explique l’usage, le type de valeur et la manière d’obtenir la donnée.</w:t>
+      </w:r>
+    </w:p>
+    <w:p>
+      <w:pPr>
+        <w:keepNext w:val="false"/>
+      </w:pPr>
+      <w:r>
+        <w:t xml:space="preserve">Cliquez sur « Utiliser cette information » pour retrouver le champ dans « Composer la requête ». Choisissez ensuite l’opérateur et la valeur, puis cliquez sur « Ajouter ». Ouvrir le catalogue ou sélectionner un champ ne lance aucune collecte.</w:t>
       </w:r>
     </w:p>
     <w:p>
@@ -5415,9 +5384,9 @@
       <w:r>
         <w:drawing>
           <wp:inline distT="0" distB="0" distL="0" distR="0">
-            <wp:extent cx="5762625" cy="1076325"/>
+            <wp:extent cx="5762625" cy="2314575"/>
             <wp:effectExtent t="0" r="0" b="0" l="0"/>
-            <wp:docPr id="1" name="atelier-bibliotheque" descr="Requête nommée enregistrée dans la bibliothèque de l’Atelier ; données fictives" title="Figure 15"/>
+            <wp:docPr id="16" name="atelier-catalogue" descr="Catalogue des informations : recherche d’un champ et explication de sa source ; données fictives" title="Figure 15"/>
             <wp:cNvGraphicFramePr>
               <a:graphicFrameLocks xmlns:a="http://schemas.openxmlformats.org/drawingml/2006/main" noChangeAspect="1"/>
             </wp:cNvGraphicFramePr>
@@ -5432,7 +5401,7 @@
                   </pic:nvPicPr>
                   <pic:blipFill>
                     <a:blip r:embed="rId23" cstate="none"/>
-                    <a:srcRect l="12396" t="15161" r="50938" b="74274"/>
+                    <a:srcRect l="13021" t="27222" r="2708" b="12593"/>
                     <a:stretch>
                       <a:fillRect/>
                     </a:stretch>
@@ -5440,7 +5409,7 @@
                   <pic:spPr bwMode="auto">
                     <a:xfrm>
                       <a:off x="0" y="0"/>
-                      <a:ext cx="5762625" cy="1076325"/>
+                      <a:ext cx="5762625" cy="2314575"/>
                     </a:xfrm>
                     <a:prstGeom prst="rect">
                       <a:avLst/>
@@ -5474,7 +5443,16 @@
           <w:sz w:val="17"/>
           <w:szCs w:val="17"/>
         </w:rPr>
-        <w:t xml:space="preserve">Requête nommée enregistrée dans la bibliothèque de l’Atelier ; données fictives</w:t>
+        <w:t xml:space="preserve">Catalogue des informations : recherche d’un champ et explication de sa source ; données fictives</w:t>
+      </w:r>
+    </w:p>
+    <w:p>
+      <w:pPr>
+        <w:pStyle w:val="Heading2"/>
+        <w:keepNext/>
+      </w:pPr>
+      <w:r>
+        <w:t xml:space="preserve">Exemple : suivre les disques peu disponibles</w:t>
       </w:r>
     </w:p>
     <w:p>
@@ -5486,17 +5464,61 @@
           <w:b/>
           <w:bCs/>
         </w:rPr>
-        <w:t xml:space="preserve">5. </w:t>
-      </w:r>
-      <w:r>
-        <w:rPr>
-          <w:b/>
-          <w:bCs/>
-        </w:rPr>
-        <w:t xml:space="preserve">Ajouter au tableau.</w:t>
-      </w:r>
-      <w:r>
-        <w:t xml:space="preserve"> Utilisez l’action d’ajout au tableau de bord. Le widget reprend la requête ; un clic permet de revenir aux postes concernés.</w:t>
+        <w:t xml:space="preserve">1. </w:t>
+      </w:r>
+      <w:r>
+        <w:rPr>
+          <w:b/>
+          <w:bCs/>
+        </w:rPr>
+        <w:t xml:space="preserve">Choisir l’information.</w:t>
+      </w:r>
+      <w:r>
+        <w:t xml:space="preserve"> Ouvrez « Composer la requête » et sélectionnez l’espace libre du disque système en pourcentage.</w:t>
+      </w:r>
+    </w:p>
+    <w:p>
+      <w:pPr>
+        <w:ind w:left="340" w:hanging="340"/>
+      </w:pPr>
+      <w:r>
+        <w:rPr>
+          <w:b/>
+          <w:bCs/>
+        </w:rPr>
+        <w:t xml:space="preserve">2. </w:t>
+      </w:r>
+      <w:r>
+        <w:rPr>
+          <w:b/>
+          <w:bCs/>
+        </w:rPr>
+        <w:t xml:space="preserve">Définir le seuil.</w:t>
+      </w:r>
+      <w:r>
+        <w:t xml:space="preserve"> Choisissez l’opérateur inférieur à, saisissez 20 puis ajoutez la condition.</w:t>
+      </w:r>
+    </w:p>
+    <w:p>
+      <w:pPr>
+        <w:ind w:left="340" w:hanging="340"/>
+      </w:pPr>
+      <w:r>
+        <w:rPr>
+          <w:b/>
+          <w:bCs/>
+        </w:rPr>
+        <w:t xml:space="preserve">3. </w:t>
+      </w:r>
+      <w:r>
+        <w:rPr>
+          <w:b/>
+          <w:bCs/>
+        </w:rPr>
+        <w:t xml:space="preserve">Lire le résultat.</w:t>
+      </w:r>
+      <w:r>
+        <w:t xml:space="preserve"> Cliquez sur « Exécuter » : l’onglet « Résultats » s’ouvre. Contrôlez le total et la date des mesures. Une valeur absente ne signifie pas que le disque est plein.</w:t>
       </w:r>
     </w:p>
     <w:p>
@@ -5508,9 +5530,9 @@
       <w:r>
         <w:drawing>
           <wp:inline distT="0" distB="0" distL="0" distR="0">
-            <wp:extent cx="4324350" cy="1905000"/>
+            <wp:extent cx="5762625" cy="514350"/>
             <wp:effectExtent t="0" r="0" b="0" l="0"/>
-            <wp:docPr id="1" name="accueil-sonde-requete" descr="Sonde du tableau de bord créée depuis la requête sur les disques ; données fictives" title="Figure 16"/>
+            <wp:docPr id="17" name="atelier-condition" descr="Condition numérique : espace libre du disque système inférieur à 20 % ; données fictives" title="Figure 16"/>
             <wp:cNvGraphicFramePr>
               <a:graphicFrameLocks xmlns:a="http://schemas.openxmlformats.org/drawingml/2006/main" noChangeAspect="1"/>
             </wp:cNvGraphicFramePr>
@@ -5525,7 +5547,7 @@
                   </pic:nvPicPr>
                   <pic:blipFill>
                     <a:blip r:embed="rId24" cstate="none"/>
-                    <a:srcRect l="11354" t="78710" r="69948" b="8548"/>
+                    <a:srcRect l="13802" t="30484" r="36615" b="62661"/>
                     <a:stretch>
                       <a:fillRect/>
                     </a:stretch>
@@ -5533,7 +5555,7 @@
                   <pic:spPr bwMode="auto">
                     <a:xfrm>
                       <a:off x="0" y="0"/>
-                      <a:ext cx="4324350" cy="1905000"/>
+                      <a:ext cx="5762625" cy="514350"/>
                     </a:xfrm>
                     <a:prstGeom prst="rect">
                       <a:avLst/>
@@ -5567,7 +5589,7 @@
           <w:sz w:val="17"/>
           <w:szCs w:val="17"/>
         </w:rPr>
-        <w:t xml:space="preserve">Sonde du tableau de bord créée depuis la requête sur les disques ; données fictives</w:t>
+        <w:t xml:space="preserve">Condition numérique : espace libre du disque système inférieur à 20 % ; données fictives</w:t>
       </w:r>
     </w:p>
     <w:p>
@@ -5579,17 +5601,17 @@
           <w:b/>
           <w:bCs/>
         </w:rPr>
-        <w:t xml:space="preserve">6. </w:t>
-      </w:r>
-      <w:r>
-        <w:rPr>
-          <w:b/>
-          <w:bCs/>
-        </w:rPr>
-        <w:t xml:space="preserve">Filtrer Rechercher.</w:t>
-      </w:r>
-      <w:r>
-        <w:t xml:space="preserve"> Appliquez la requête comme filtre de recherche. Le filtre utilise les identités des postes trouvés ; relisez la restriction affichée et effacez-la pour revenir à la liste habituelle.</w:t>
+        <w:t xml:space="preserve">4. </w:t>
+      </w:r>
+      <w:r>
+        <w:rPr>
+          <w:b/>
+          <w:bCs/>
+        </w:rPr>
+        <w:t xml:space="preserve">Nommer et enregistrer.</w:t>
+      </w:r>
+      <w:r>
+        <w:t xml:space="preserve"> Revenez dans « Composer la requête », donnez un nom explicite à la requête puis cliquez sur « Enregistrer ». Retrouvez-la dans la liste pour la réutiliser.</w:t>
       </w:r>
     </w:p>
     <w:p>
@@ -5601,9 +5623,9 @@
       <w:r>
         <w:drawing>
           <wp:inline distT="0" distB="0" distL="0" distR="0">
-            <wp:extent cx="3962400" cy="1304925"/>
+            <wp:extent cx="5762625" cy="790575"/>
             <wp:effectExtent t="0" r="0" b="0" l="0"/>
-            <wp:docPr id="1" name="recherche-requete" descr="Rechercher filtré par les postes trouvés dans l’Atelier ; données fictives" title="Figure 17"/>
+            <wp:docPr id="18" name="atelier-bibliotheque" descr="Requête nommée enregistrée dans la bibliothèque de l’Atelier ; données fictives" title="Figure 17"/>
             <wp:cNvGraphicFramePr>
               <a:graphicFrameLocks xmlns:a="http://schemas.openxmlformats.org/drawingml/2006/main" noChangeAspect="1"/>
             </wp:cNvGraphicFramePr>
@@ -5618,6 +5640,192 @@
                   </pic:nvPicPr>
                   <pic:blipFill>
                     <a:blip r:embed="rId25" cstate="none"/>
+                    <a:srcRect l="13542" t="37500" r="41146" b="51481"/>
+                    <a:stretch>
+                      <a:fillRect/>
+                    </a:stretch>
+                  </pic:blipFill>
+                  <pic:spPr bwMode="auto">
+                    <a:xfrm>
+                      <a:off x="0" y="0"/>
+                      <a:ext cx="5762625" cy="790575"/>
+                    </a:xfrm>
+                    <a:prstGeom prst="rect">
+                      <a:avLst/>
+                    </a:prstGeom>
+                  </pic:spPr>
+                </pic:pic>
+              </a:graphicData>
+            </a:graphic>
+          </wp:inline>
+        </w:drawing>
+      </w:r>
+    </w:p>
+    <w:p>
+      <w:pPr>
+        <w:spacing w:after="200"/>
+        <w:jc w:val="center"/>
+      </w:pPr>
+      <w:r>
+        <w:rPr>
+          <w:b/>
+          <w:bCs/>
+          <w:color w:val="555555"/>
+          <w:sz w:val="17"/>
+          <w:szCs w:val="17"/>
+        </w:rPr>
+        <w:t xml:space="preserve">Figure 17. </w:t>
+      </w:r>
+      <w:r>
+        <w:rPr>
+          <w:color w:val="555555"/>
+          <w:sz w:val="17"/>
+          <w:szCs w:val="17"/>
+        </w:rPr>
+        <w:t xml:space="preserve">Requête nommée enregistrée dans la bibliothèque de l’Atelier ; données fictives</w:t>
+      </w:r>
+    </w:p>
+    <w:p>
+      <w:pPr>
+        <w:ind w:left="340" w:hanging="340"/>
+      </w:pPr>
+      <w:r>
+        <w:rPr>
+          <w:b/>
+          <w:bCs/>
+        </w:rPr>
+        <w:t xml:space="preserve">5. </w:t>
+      </w:r>
+      <w:r>
+        <w:rPr>
+          <w:b/>
+          <w:bCs/>
+        </w:rPr>
+        <w:t xml:space="preserve">Ajouter au tableau.</w:t>
+      </w:r>
+      <w:r>
+        <w:t xml:space="preserve"> Dans « Composer la requête », choisissez la destination « Tableau de bord général », puis une présentation : Indicateur, Texte, Barres, Camembert ou Colonnes. Cliquez sur « Créer une sonde dashboard ». Le widget reprend la requête ; sa petite icône de détail permet de revenir aux postes concernés.</w:t>
+      </w:r>
+    </w:p>
+    <w:p>
+      <w:pPr>
+        <w:keepNext/>
+        <w:spacing w:after="60" w:before="120"/>
+        <w:jc w:val="center"/>
+      </w:pPr>
+      <w:r>
+        <w:drawing>
+          <wp:inline distT="0" distB="0" distL="0" distR="0">
+            <wp:extent cx="4324350" cy="1866900"/>
+            <wp:effectExtent t="0" r="0" b="0" l="0"/>
+            <wp:docPr id="19" name="accueil-sonde-requete" descr="Sonde du tableau de bord créée depuis la requête sur les disques ; données fictives" title="Figure 18"/>
+            <wp:cNvGraphicFramePr>
+              <a:graphicFrameLocks xmlns:a="http://schemas.openxmlformats.org/drawingml/2006/main" noChangeAspect="1"/>
+            </wp:cNvGraphicFramePr>
+            <a:graphic xmlns:a="http://schemas.openxmlformats.org/drawingml/2006/main">
+              <a:graphicData uri="http://schemas.openxmlformats.org/drawingml/2006/picture">
+                <pic:pic xmlns:pic="http://schemas.openxmlformats.org/drawingml/2006/picture">
+                  <pic:nvPicPr>
+                    <pic:cNvPr id="0" name="" descr=""/>
+                    <pic:cNvPicPr>
+                      <a:picLocks noChangeAspect="1" noChangeArrowheads="1"/>
+                    </pic:cNvPicPr>
+                  </pic:nvPicPr>
+                  <pic:blipFill>
+                    <a:blip r:embed="rId26" cstate="none"/>
+                    <a:srcRect l="11354" t="75887" r="69427" b="11290"/>
+                    <a:stretch>
+                      <a:fillRect/>
+                    </a:stretch>
+                  </pic:blipFill>
+                  <pic:spPr bwMode="auto">
+                    <a:xfrm>
+                      <a:off x="0" y="0"/>
+                      <a:ext cx="4324350" cy="1866900"/>
+                    </a:xfrm>
+                    <a:prstGeom prst="rect">
+                      <a:avLst/>
+                    </a:prstGeom>
+                  </pic:spPr>
+                </pic:pic>
+              </a:graphicData>
+            </a:graphic>
+          </wp:inline>
+        </w:drawing>
+      </w:r>
+    </w:p>
+    <w:p>
+      <w:pPr>
+        <w:spacing w:after="200"/>
+        <w:jc w:val="center"/>
+      </w:pPr>
+      <w:r>
+        <w:rPr>
+          <w:b/>
+          <w:bCs/>
+          <w:color w:val="555555"/>
+          <w:sz w:val="17"/>
+          <w:szCs w:val="17"/>
+        </w:rPr>
+        <w:t xml:space="preserve">Figure 18. </w:t>
+      </w:r>
+      <w:r>
+        <w:rPr>
+          <w:color w:val="555555"/>
+          <w:sz w:val="17"/>
+          <w:szCs w:val="17"/>
+        </w:rPr>
+        <w:t xml:space="preserve">Sonde du tableau de bord créée depuis la requête sur les disques ; données fictives</w:t>
+      </w:r>
+    </w:p>
+    <w:p>
+      <w:pPr>
+        <w:ind w:left="340" w:hanging="340"/>
+      </w:pPr>
+      <w:r>
+        <w:rPr>
+          <w:b/>
+          <w:bCs/>
+        </w:rPr>
+        <w:t xml:space="preserve">6. </w:t>
+      </w:r>
+      <w:r>
+        <w:rPr>
+          <w:b/>
+          <w:bCs/>
+        </w:rPr>
+        <w:t xml:space="preserve">Filtrer Rechercher.</w:t>
+      </w:r>
+      <w:r>
+        <w:t xml:space="preserve"> Dans « Composer la requête », cliquez sur « Appliquer aux résultats de Recherche ». Le filtre utilise les identités des postes trouvés ; relisez la restriction affichée et effacez-la pour revenir à la liste habituelle.</w:t>
+      </w:r>
+    </w:p>
+    <w:p>
+      <w:pPr>
+        <w:keepNext/>
+        <w:spacing w:after="60" w:before="120"/>
+        <w:jc w:val="center"/>
+      </w:pPr>
+      <w:r>
+        <w:drawing>
+          <wp:inline distT="0" distB="0" distL="0" distR="0">
+            <wp:extent cx="3962400" cy="1304925"/>
+            <wp:effectExtent t="0" r="0" b="0" l="0"/>
+            <wp:docPr id="20" name="recherche-requete" descr="Rechercher filtré par les postes trouvés dans l’Atelier ; données fictives" title="Figure 19"/>
+            <wp:cNvGraphicFramePr>
+              <a:graphicFrameLocks xmlns:a="http://schemas.openxmlformats.org/drawingml/2006/main" noChangeAspect="1"/>
+            </wp:cNvGraphicFramePr>
+            <a:graphic xmlns:a="http://schemas.openxmlformats.org/drawingml/2006/main">
+              <a:graphicData uri="http://schemas.openxmlformats.org/drawingml/2006/picture">
+                <pic:pic xmlns:pic="http://schemas.openxmlformats.org/drawingml/2006/picture">
+                  <pic:nvPicPr>
+                    <pic:cNvPr id="0" name="" descr=""/>
+                    <pic:cNvPicPr>
+                      <a:picLocks noChangeAspect="1" noChangeArrowheads="1"/>
+                    </pic:cNvPicPr>
+                  </pic:nvPicPr>
+                  <pic:blipFill>
+                    <a:blip r:embed="rId27" cstate="none"/>
                     <a:srcRect l="62187" t="21481" r="19844" b="67963"/>
                     <a:stretch>
                       <a:fillRect/>
@@ -5652,7 +5860,7 @@
           <w:sz w:val="17"/>
           <w:szCs w:val="17"/>
         </w:rPr>
-        <w:t xml:space="preserve">Figure 17. </w:t>
+        <w:t xml:space="preserve">Figure 19. </w:t>
       </w:r>
       <w:r>
         <w:rPr>
@@ -5669,95 +5877,23 @@
         <w:keepNext/>
       </w:pPr>
       <w:r>
-        <w:t xml:space="preserve">Mettre à jour les relevés</w:t>
-      </w:r>
-    </w:p>
-    <w:p>
-      <w:pPr>
-        <w:ind w:left="340" w:hanging="340"/>
-      </w:pPr>
-      <w:r>
-        <w:rPr>
-          <w:b/>
-          <w:bCs/>
-        </w:rPr>
-        <w:t xml:space="preserve">1. </w:t>
-      </w:r>
-      <w:r>
-        <w:rPr>
-          <w:b/>
-          <w:bCs/>
-        </w:rPr>
-        <w:t xml:space="preserve">Choisir le périmètre.</w:t>
-      </w:r>
-      <w:r>
-        <w:t xml:space="preserve"> La collecte de l’Atelier concerne tous les comptes actifs de l’OU ou du domaine affiché, même si une condition réduit la table. Pour cibler un seul poste, utilisez l’action de sa fiche locale. Les comptes désactivés restent consultables et sont exclus de la collecte du parc.</w:t>
-      </w:r>
-    </w:p>
-    <w:p>
-      <w:pPr>
-        <w:ind w:left="340" w:hanging="340"/>
-      </w:pPr>
-      <w:r>
-        <w:rPr>
-          <w:b/>
-          <w:bCs/>
-        </w:rPr>
-        <w:t xml:space="preserve">2. </w:t>
-      </w:r>
-      <w:r>
-        <w:rPr>
-          <w:b/>
-          <w:bCs/>
-        </w:rPr>
-        <w:t xml:space="preserve">Régler la collecte.</w:t>
-      </w:r>
-      <w:r>
-        <w:t xml:space="preserve"> Commencez par 4 postes en parallèle. Le réglage propose 1, 2, 4, 6 ou 8 ; réduisez-le si le réseau ou les postes répondent mal.</w:t>
-      </w:r>
-    </w:p>
-    <w:p>
-      <w:pPr>
-        <w:ind w:left="340" w:hanging="340"/>
-      </w:pPr>
-      <w:r>
-        <w:rPr>
-          <w:b/>
-          <w:bCs/>
-        </w:rPr>
-        <w:t xml:space="preserve">3. </w:t>
-      </w:r>
-      <w:r>
-        <w:rPr>
-          <w:b/>
-          <w:bCs/>
-        </w:rPr>
-        <w:t xml:space="preserve">Choisir la fraîcheur.</w:t>
-      </w:r>
-      <w:r>
-        <w:t xml:space="preserve"> Réutilisez les mesures de moins de 5, 15 ou 60 minutes, ou forcez une relecture. Certaines données volatiles restent soumises à un délai plus court.</w:t>
-      </w:r>
-    </w:p>
-    <w:p>
-      <w:pPr>
-        <w:ind w:left="340" w:hanging="340"/>
-      </w:pPr>
-      <w:r>
-        <w:rPr>
-          <w:b/>
-          <w:bCs/>
-        </w:rPr>
-        <w:t xml:space="preserve">4. </w:t>
-      </w:r>
-      <w:r>
-        <w:rPr>
-          <w:b/>
-          <w:bCs/>
-        </w:rPr>
-        <w:t xml:space="preserve">Lancer et confirmer.</w:t>
-      </w:r>
-      <w:r>
-        <w:t xml:space="preserve"> Lancez la collecte proposée et relisez le nombre de cibles avant confirmation. Suivez les réussites, les refus et les enregistrements en attente.</w:t>
+        <w:t xml:space="preserve">Réutiliser une requête sur un poste</w:t>
+      </w:r>
+    </w:p>
+    <w:p>
+      <w:pPr>
+        <w:keepNext w:val="false"/>
+      </w:pPr>
+      <w:r>
+        <w:t xml:space="preserve">Le bouton « Atelier » du tableau de bord du poste ouvre la même bibliothèque de requêtes. Dans « Composer la requête », choisissez « Tableau de bord du poste » et la présentation souhaitée, puis « Créer une sonde dashboard ». Le widget applique la recette au poste actuellement sélectionné ; il sera réévalué lorsque vous changerez de poste.</w:t>
+      </w:r>
+    </w:p>
+    <w:p>
+      <w:pPr>
+        <w:keepNext w:val="false"/>
+      </w:pPr>
+      <w:r>
+        <w:t xml:space="preserve">« Tester sur le poste sélectionné » indique s’il correspond, ne correspond pas ou si le résultat reste inconnu. Ce test lit les données locales déjà disponibles, sans lancer de collecte. La grande liste « Résultats » de l’Atelier continue à afficher les postes de l’OU indiquée en haut ; elle ne se transforme pas en liste d’un seul poste.</w:t>
       </w:r>
     </w:p>
     <w:p>
@@ -5769,633 +5905,9 @@
       <w:r>
         <w:drawing>
           <wp:inline distT="0" distB="0" distL="0" distR="0">
-            <wp:extent cx="5762625" cy="647700"/>
+            <wp:extent cx="5762625" cy="1762125"/>
             <wp:effectExtent t="0" r="0" b="0" l="0"/>
-            <wp:docPr id="1" name="atelier-collecte" descr="Réglages de la collecte : parallélisme et durée de réutilisation des mesures ; données fictives" title="Figure 18"/>
-            <wp:cNvGraphicFramePr>
-              <a:graphicFrameLocks xmlns:a="http://schemas.openxmlformats.org/drawingml/2006/main" noChangeAspect="1"/>
-            </wp:cNvGraphicFramePr>
-            <a:graphic xmlns:a="http://schemas.openxmlformats.org/drawingml/2006/main">
-              <a:graphicData uri="http://schemas.openxmlformats.org/drawingml/2006/picture">
-                <pic:pic xmlns:pic="http://schemas.openxmlformats.org/drawingml/2006/picture">
-                  <pic:nvPicPr>
-                    <pic:cNvPr id="0" name="" descr=""/>
-                    <pic:cNvPicPr>
-                      <a:picLocks noChangeAspect="1" noChangeArrowheads="1"/>
-                    </pic:cNvPicPr>
-                  </pic:nvPicPr>
-                  <pic:blipFill>
-                    <a:blip r:embed="rId26" cstate="none"/>
-                    <a:srcRect l="12396" t="42903" r="54688" b="51371"/>
-                    <a:stretch>
-                      <a:fillRect/>
-                    </a:stretch>
-                  </pic:blipFill>
-                  <pic:spPr bwMode="auto">
-                    <a:xfrm>
-                      <a:off x="0" y="0"/>
-                      <a:ext cx="5762625" cy="647700"/>
-                    </a:xfrm>
-                    <a:prstGeom prst="rect">
-                      <a:avLst/>
-                    </a:prstGeom>
-                  </pic:spPr>
-                </pic:pic>
-              </a:graphicData>
-            </a:graphic>
-          </wp:inline>
-        </w:drawing>
-      </w:r>
-    </w:p>
-    <w:p>
-      <w:pPr>
-        <w:spacing w:after="200"/>
-        <w:jc w:val="center"/>
-      </w:pPr>
-      <w:r>
-        <w:rPr>
-          <w:b/>
-          <w:bCs/>
-          <w:color w:val="555555"/>
-          <w:sz w:val="17"/>
-          <w:szCs w:val="17"/>
-        </w:rPr>
-        <w:t xml:space="preserve">Figure 18. </w:t>
-      </w:r>
-      <w:r>
-        <w:rPr>
-          <w:color w:val="555555"/>
-          <w:sz w:val="17"/>
-          <w:szCs w:val="17"/>
-        </w:rPr>
-        <w:t xml:space="preserve">Réglages de la collecte : parallélisme et durée de réutilisation des mesures ; données fictives</w:t>
-      </w:r>
-    </w:p>
-    <w:p>
-      <w:pPr>
-        <w:ind w:left="340" w:hanging="340"/>
-      </w:pPr>
-      <w:r>
-        <w:rPr>
-          <w:b/>
-          <w:bCs/>
-        </w:rPr>
-        <w:t xml:space="preserve">5. </w:t>
-      </w:r>
-      <w:r>
-        <w:rPr>
-          <w:b/>
-          <w:bCs/>
-        </w:rPr>
-        <w:t xml:space="preserve">Arrêter si besoin.</w:t>
-      </w:r>
-      <w:r>
-        <w:t xml:space="preserve"> Arrêter empêche de nouvelles lectures ; les résultats déjà obtenus sont conservés. Attendez la confirmation du stockage avant de quitter.</w:t>
-      </w:r>
-    </w:p>
-    <w:p>
-      <w:pPr>
-        <w:pStyle w:val="Heading2"/>
-        <w:keepNext/>
-      </w:pPr>
-      <w:r>
-        <w:t xml:space="preserve">Mettre à jour la base du parc</w:t>
-      </w:r>
-    </w:p>
-    <w:p>
-      <w:pPr>
-        <w:keepNext w:val="false"/>
-      </w:pPr>
-      <w:r>
-        <w:t xml:space="preserve">Ouvrez Outils puis Base autonome. Pour la mise à jour courante d’un service, cliquez sur « Choisir une OU », sélectionnez son unité organisationnelle, puis relisez le chemin affiché. Cette cible est indépendante de Rechercher. Les sous-OU sont incluses ; les autres branches sont conservées.</w:t>
-      </w:r>
-    </w:p>
-    <w:tbl>
-      <w:tblPr>
-        <w:tblW w:type="dxa" w:w="9638"/>
-        <w:tblBorders>
-          <w:top w:val="single" w:color="D9D9D9" w:sz="4"/>
-          <w:left w:val="single" w:color="D9D9D9" w:sz="4"/>
-          <w:bottom w:val="single" w:color="D9D9D9" w:sz="4"/>
-          <w:right w:val="single" w:color="D9D9D9" w:sz="4"/>
-          <w:insideH w:val="single" w:color="D9D9D9" w:sz="4"/>
-          <w:insideV w:val="single" w:color="D9D9D9" w:sz="4"/>
-        </w:tblBorders>
-      </w:tblPr>
-      <w:tblGrid>
-        <w:gridCol w:w="4868"/>
-        <w:gridCol w:w="4770"/>
-      </w:tblGrid>
-      <w:tr>
-        <w:trPr>
-          <w:cantSplit/>
-          <w:tblHeader/>
-        </w:trPr>
-        <w:tc>
-          <w:tcPr>
-            <w:tcW w:type="dxa" w:w="4868"/>
-            <w:shd w:fill="E3EDF9" w:color="auto" w:val="clear"/>
-            <w:tcMar>
-              <w:top w:type="dxa" w:w="95"/>
-              <w:left w:type="dxa" w:w="120"/>
-              <w:bottom w:type="dxa" w:w="95"/>
-              <w:right w:type="dxa" w:w="120"/>
-            </w:tcMar>
-            <w:vAlign w:val="center"/>
-          </w:tcPr>
-          <w:p>
-            <w:pPr>
-              <w:spacing w:after="0"/>
-            </w:pPr>
-            <w:r>
-              <w:rPr>
-                <w:b/>
-                <w:bCs/>
-                <w:color w:val="000000"/>
-                <w:sz w:val="19"/>
-                <w:szCs w:val="19"/>
-              </w:rPr>
-              <w:t xml:space="preserve">Votre besoin</w:t>
-            </w:r>
-          </w:p>
-        </w:tc>
-        <w:tc>
-          <w:tcPr>
-            <w:tcW w:type="dxa" w:w="4770"/>
-            <w:shd w:fill="E3EDF9" w:color="auto" w:val="clear"/>
-            <w:tcMar>
-              <w:top w:type="dxa" w:w="95"/>
-              <w:left w:type="dxa" w:w="120"/>
-              <w:bottom w:type="dxa" w:w="95"/>
-              <w:right w:type="dxa" w:w="120"/>
-            </w:tcMar>
-            <w:vAlign w:val="center"/>
-          </w:tcPr>
-          <w:p>
-            <w:pPr>
-              <w:spacing w:after="0"/>
-            </w:pPr>
-            <w:r>
-              <w:rPr>
-                <w:b/>
-                <w:bCs/>
-                <w:color w:val="000000"/>
-                <w:sz w:val="19"/>
-                <w:szCs w:val="19"/>
-              </w:rPr>
-              <w:t xml:space="preserve">Commande</w:t>
-            </w:r>
-          </w:p>
-        </w:tc>
-      </w:tr>
-      <w:tr>
-        <w:trPr>
-          <w:cantSplit/>
-          <w:tblHeader w:val="false"/>
-        </w:trPr>
-        <w:tc>
-          <w:tcPr>
-            <w:tcW w:type="dxa" w:w="4868"/>
-            <w:tcMar>
-              <w:top w:type="dxa" w:w="95"/>
-              <w:left w:type="dxa" w:w="120"/>
-              <w:bottom w:type="dxa" w:w="95"/>
-              <w:right w:type="dxa" w:w="120"/>
-            </w:tcMar>
-            <w:vAlign w:val="center"/>
-          </w:tcPr>
-          <w:p>
-            <w:pPr>
-              <w:spacing w:after="0"/>
-            </w:pPr>
-            <w:r>
-              <w:rPr>
-                <w:b w:val="false"/>
-                <w:bCs w:val="false"/>
-                <w:color w:val="000000"/>
-                <w:sz w:val="19"/>
-                <w:szCs w:val="19"/>
-              </w:rPr>
-              <w:t xml:space="preserve">Actualiser le service choisi et ses sous-OU</w:t>
-            </w:r>
-          </w:p>
-        </w:tc>
-        <w:tc>
-          <w:tcPr>
-            <w:tcW w:type="dxa" w:w="4770"/>
-            <w:tcMar>
-              <w:top w:type="dxa" w:w="95"/>
-              <w:left w:type="dxa" w:w="120"/>
-              <w:bottom w:type="dxa" w:w="95"/>
-              <w:right w:type="dxa" w:w="120"/>
-            </w:tcMar>
-            <w:vAlign w:val="center"/>
-          </w:tcPr>
-          <w:p>
-            <w:pPr>
-              <w:spacing w:after="0"/>
-            </w:pPr>
-            <w:r>
-              <w:rPr>
-                <w:b w:val="false"/>
-                <w:bCs w:val="false"/>
-                <w:color w:val="000000"/>
-                <w:sz w:val="19"/>
-                <w:szCs w:val="19"/>
-              </w:rPr>
-              <w:t xml:space="preserve">« Tout relire dans lʼOU choisie » ; une OU doit être sélectionnée</w:t>
-            </w:r>
-          </w:p>
-        </w:tc>
-      </w:tr>
-      <w:tr>
-        <w:trPr>
-          <w:cantSplit/>
-          <w:tblHeader w:val="false"/>
-        </w:trPr>
-        <w:tc>
-          <w:tcPr>
-            <w:tcW w:type="dxa" w:w="4868"/>
-            <w:tcMar>
-              <w:top w:type="dxa" w:w="95"/>
-              <w:left w:type="dxa" w:w="120"/>
-              <w:bottom w:type="dxa" w:w="95"/>
-              <w:right w:type="dxa" w:w="120"/>
-            </w:tcMar>
-            <w:vAlign w:val="center"/>
-          </w:tcPr>
-          <w:p>
-            <w:pPr>
-              <w:spacing w:after="0"/>
-            </w:pPr>
-            <w:r>
-              <w:rPr>
-                <w:b w:val="false"/>
-                <w:bCs w:val="false"/>
-                <w:color w:val="000000"/>
-                <w:sz w:val="19"/>
-                <w:szCs w:val="19"/>
-              </w:rPr>
-              <w:t xml:space="preserve">Charger le parc pour la première fois ou refaire une lecture globale occasionnelle</w:t>
-            </w:r>
-          </w:p>
-        </w:tc>
-        <w:tc>
-          <w:tcPr>
-            <w:tcW w:type="dxa" w:w="4770"/>
-            <w:tcMar>
-              <w:top w:type="dxa" w:w="95"/>
-              <w:left w:type="dxa" w:w="120"/>
-              <w:bottom w:type="dxa" w:w="95"/>
-              <w:right w:type="dxa" w:w="120"/>
-            </w:tcMar>
-            <w:vAlign w:val="center"/>
-          </w:tcPr>
-          <w:p>
-            <w:pPr>
-              <w:spacing w:after="0"/>
-            </w:pPr>
-            <w:r>
-              <w:rPr>
-                <w:b w:val="false"/>
-                <w:bCs w:val="false"/>
-                <w:color w:val="000000"/>
-                <w:sz w:val="19"/>
-                <w:szCs w:val="19"/>
-              </w:rPr>
-              <w:t xml:space="preserve">« Tout relire dans le domaine » ; opération longue avec confirmation</w:t>
-            </w:r>
-          </w:p>
-        </w:tc>
-      </w:tr>
-      <w:tr>
-        <w:trPr>
-          <w:cantSplit/>
-          <w:tblHeader w:val="false"/>
-        </w:trPr>
-        <w:tc>
-          <w:tcPr>
-            <w:tcW w:type="dxa" w:w="4868"/>
-            <w:tcMar>
-              <w:top w:type="dxa" w:w="95"/>
-              <w:left w:type="dxa" w:w="120"/>
-              <w:bottom w:type="dxa" w:w="95"/>
-              <w:right w:type="dxa" w:w="120"/>
-            </w:tcMar>
-            <w:vAlign w:val="center"/>
-          </w:tcPr>
-          <w:p>
-            <w:pPr>
-              <w:spacing w:after="0"/>
-            </w:pPr>
-            <w:r>
-              <w:rPr>
-                <w:b w:val="false"/>
-                <w:bCs w:val="false"/>
-                <w:color w:val="000000"/>
-                <w:sz w:val="19"/>
-                <w:szCs w:val="19"/>
-              </w:rPr>
-              <w:t xml:space="preserve">Rattraper les changements récents</w:t>
-            </w:r>
-          </w:p>
-        </w:tc>
-        <w:tc>
-          <w:tcPr>
-            <w:tcW w:type="dxa" w:w="4770"/>
-            <w:tcMar>
-              <w:top w:type="dxa" w:w="95"/>
-              <w:left w:type="dxa" w:w="120"/>
-              <w:bottom w:type="dxa" w:w="95"/>
-              <w:right w:type="dxa" w:w="120"/>
-            </w:tcMar>
-            <w:vAlign w:val="center"/>
-          </w:tcPr>
-          <w:p>
-            <w:pPr>
-              <w:spacing w:after="0"/>
-            </w:pPr>
-            <w:r>
-              <w:rPr>
-                <w:b w:val="false"/>
-                <w:bCs w:val="false"/>
-                <w:color w:val="000000"/>
-                <w:sz w:val="19"/>
-                <w:szCs w:val="19"/>
-              </w:rPr>
-              <w:t xml:space="preserve">Options avancées → « Synchroniser les changements »</w:t>
-            </w:r>
-          </w:p>
-        </w:tc>
-      </w:tr>
-      <w:tr>
-        <w:trPr>
-          <w:cantSplit/>
-          <w:tblHeader w:val="false"/>
-        </w:trPr>
-        <w:tc>
-          <w:tcPr>
-            <w:tcW w:type="dxa" w:w="4868"/>
-            <w:tcMar>
-              <w:top w:type="dxa" w:w="95"/>
-              <w:left w:type="dxa" w:w="120"/>
-              <w:bottom w:type="dxa" w:w="95"/>
-              <w:right w:type="dxa" w:w="120"/>
-            </w:tcMar>
-            <w:vAlign w:val="center"/>
-          </w:tcPr>
-          <w:p>
-            <w:pPr>
-              <w:spacing w:after="0"/>
-            </w:pPr>
-            <w:r>
-              <w:rPr>
-                <w:b w:val="false"/>
-                <w:bCs w:val="false"/>
-                <w:color w:val="000000"/>
-                <w:sz w:val="19"/>
-                <w:szCs w:val="19"/>
-              </w:rPr>
-              <w:t xml:space="preserve">Relire tout le domaine par branches lorsque la lecture globale est trop longue</w:t>
-            </w:r>
-          </w:p>
-        </w:tc>
-        <w:tc>
-          <w:tcPr>
-            <w:tcW w:type="dxa" w:w="4770"/>
-            <w:tcMar>
-              <w:top w:type="dxa" w:w="95"/>
-              <w:left w:type="dxa" w:w="120"/>
-              <w:bottom w:type="dxa" w:w="95"/>
-              <w:right w:type="dxa" w:w="120"/>
-            </w:tcMar>
-            <w:vAlign w:val="center"/>
-          </w:tcPr>
-          <w:p>
-            <w:pPr>
-              <w:spacing w:after="0"/>
-            </w:pPr>
-            <w:r>
-              <w:rPr>
-                <w:b w:val="false"/>
-                <w:bCs w:val="false"/>
-                <w:color w:val="000000"/>
-                <w:sz w:val="19"/>
-                <w:szCs w:val="19"/>
-              </w:rPr>
-              <w:t xml:space="preserve">Options avancées → « Relire le domaine par étapes »</w:t>
-            </w:r>
-          </w:p>
-        </w:tc>
-      </w:tr>
-    </w:tbl>
-    <w:p>
-      <w:pPr>
-        <w:spacing w:after="60"/>
-      </w:pPr>
-    </w:p>
-    <w:p>
-      <w:pPr>
-        <w:keepNext/>
-        <w:spacing w:after="60" w:before="120"/>
-        <w:jc w:val="center"/>
-      </w:pPr>
-      <w:r>
-        <w:drawing>
-          <wp:inline distT="0" distB="0" distL="0" distR="0">
-            <wp:extent cx="5762625" cy="1266825"/>
-            <wp:effectExtent t="0" r="0" b="0" l="0"/>
-            <wp:docPr id="1" name="base-commandes" descr="Mise à jour de la base : choix de l’OU puis relecture ciblée ou du domaine ; données fictives" title="Figure 19"/>
-            <wp:cNvGraphicFramePr>
-              <a:graphicFrameLocks xmlns:a="http://schemas.openxmlformats.org/drawingml/2006/main" noChangeAspect="1"/>
-            </wp:cNvGraphicFramePr>
-            <a:graphic xmlns:a="http://schemas.openxmlformats.org/drawingml/2006/main">
-              <a:graphicData uri="http://schemas.openxmlformats.org/drawingml/2006/picture">
-                <pic:pic xmlns:pic="http://schemas.openxmlformats.org/drawingml/2006/picture">
-                  <pic:nvPicPr>
-                    <pic:cNvPr id="0" name="" descr=""/>
-                    <pic:cNvPicPr>
-                      <a:picLocks noChangeAspect="1" noChangeArrowheads="1"/>
-                    </pic:cNvPicPr>
-                  </pic:nvPicPr>
-                  <pic:blipFill>
-                    <a:blip r:embed="rId27" cstate="none"/>
-                    <a:srcRect l="12760" t="27870" r="45365" b="55741"/>
-                    <a:stretch>
-                      <a:fillRect/>
-                    </a:stretch>
-                  </pic:blipFill>
-                  <pic:spPr bwMode="auto">
-                    <a:xfrm>
-                      <a:off x="0" y="0"/>
-                      <a:ext cx="5762625" cy="1266825"/>
-                    </a:xfrm>
-                    <a:prstGeom prst="rect">
-                      <a:avLst/>
-                    </a:prstGeom>
-                  </pic:spPr>
-                </pic:pic>
-              </a:graphicData>
-            </a:graphic>
-          </wp:inline>
-        </w:drawing>
-      </w:r>
-    </w:p>
-    <w:p>
-      <w:pPr>
-        <w:spacing w:after="200"/>
-        <w:jc w:val="center"/>
-      </w:pPr>
-      <w:r>
-        <w:rPr>
-          <w:b/>
-          <w:bCs/>
-          <w:color w:val="555555"/>
-          <w:sz w:val="17"/>
-          <w:szCs w:val="17"/>
-        </w:rPr>
-        <w:t xml:space="preserve">Figure 19. </w:t>
-      </w:r>
-      <w:r>
-        <w:rPr>
-          <w:color w:val="555555"/>
-          <w:sz w:val="17"/>
-          <w:szCs w:val="17"/>
-        </w:rPr>
-        <w:t xml:space="preserve">Mise à jour de la base : choix de l’OU puis relecture ciblée ou du domaine ; données fictives</w:t>
-      </w:r>
-    </w:p>
-    <w:p>
-      <w:pPr>
-        <w:keepNext w:val="false"/>
-      </w:pPr>
-      <w:r>
-        <w:t xml:space="preserve">La relecture par étapes parcourt les OU et les conteneurs à la racine du domaine, puis les objets directement à sa racine. Réservez-la aux relectures globales ; elle ne remplace pas le suivi des changements.</w:t>
-      </w:r>
-    </w:p>
-    <w:p>
-      <w:pPr>
-        <w:keepNext w:val="false"/>
-      </w:pPr>
-      <w:r>
-        <w:t xml:space="preserve">La zone supérieure présente les actions à gauche et « État de la copie locale » à droite, avec la fraîcheur et la progression. La recherche et les boutons de page restent avec la table. Faites glisser la séparation horizontale pour ajuster la place des réglages et des résultats.</w:t>
-      </w:r>
-    </w:p>
-    <w:p>
-      <w:pPr>
-        <w:keepNext w:val="false"/>
-      </w:pPr>
-      <w:r>
-        <w:t xml:space="preserve">Suivez séparément la lecture de l'annuaire et l'enregistrement local. Une passe partielle ne vaut pas un recensement terminé : la date de la dernière lecture complète reste visible avec la tentative partielle.</w:t>
-      </w:r>
-    </w:p>
-    <w:p>
-      <w:pPr>
-        <w:keepNext w:val="false"/>
-      </w:pPr>
-      <w:r>
-        <w:t xml:space="preserve">Le navigateur de la base dispose de son propre choix d'OU. « Afficher / actualiser les objets » recharge sa liste. Sans texte de recherche, il montre les objets du périmètre par pages de 200, avec le total correspondant. Comparez le même périmètre et les mêmes types d'objets avant de comparer deux compteurs.</w:t>
-      </w:r>
-    </w:p>
-    <w:p>
-      <w:pPr>
-        <w:keepNext w:val="false"/>
-      </w:pPr>
-      <w:r>
-        <w:t xml:space="preserve">Cliquez sur un en-tête pour trier le résultat complet, sur toutes les pages ; cliquez de nouveau pour inverser le sens. « Tri par pertinence » rétablit le classement initial. Les dates inconnues restent en fin de liste. La colonne Association ne se trie pas.</w:t>
-      </w:r>
-    </w:p>
-    <w:p>
-      <w:pPr>
-        <w:keepNext/>
-        <w:spacing w:after="60" w:before="120"/>
-        <w:jc w:val="center"/>
-      </w:pPr>
-      <w:r>
-        <w:drawing>
-          <wp:inline distT="0" distB="0" distL="0" distR="0">
-            <wp:extent cx="5762625" cy="3238500"/>
-            <wp:effectExtent t="0" r="0" b="0" l="0"/>
-            <wp:docPr id="1" name="base-autonome" descr="Base autonome : cible de mise à jour, fraîcheur des données et liste des objets ; données fictives" title="Figure 20"/>
-            <wp:cNvGraphicFramePr>
-              <a:graphicFrameLocks xmlns:a="http://schemas.openxmlformats.org/drawingml/2006/main" noChangeAspect="1"/>
-            </wp:cNvGraphicFramePr>
-            <a:graphic xmlns:a="http://schemas.openxmlformats.org/drawingml/2006/main">
-              <a:graphicData uri="http://schemas.openxmlformats.org/drawingml/2006/picture">
-                <pic:pic xmlns:pic="http://schemas.openxmlformats.org/drawingml/2006/picture">
-                  <pic:nvPicPr>
-                    <pic:cNvPr id="0" name="" descr=""/>
-                    <pic:cNvPicPr>
-                      <a:picLocks noChangeAspect="1" noChangeArrowheads="1"/>
-                    </pic:cNvPicPr>
-                  </pic:nvPicPr>
-                  <pic:blipFill>
-                    <a:blip r:embed="rId27" cstate="none"/>
-                    <a:srcRect/>
-                    <a:stretch>
-                      <a:fillRect/>
-                    </a:stretch>
-                  </pic:blipFill>
-                  <pic:spPr bwMode="auto">
-                    <a:xfrm>
-                      <a:off x="0" y="0"/>
-                      <a:ext cx="5762625" cy="3238500"/>
-                    </a:xfrm>
-                    <a:prstGeom prst="rect">
-                      <a:avLst/>
-                    </a:prstGeom>
-                  </pic:spPr>
-                </pic:pic>
-              </a:graphicData>
-            </a:graphic>
-          </wp:inline>
-        </w:drawing>
-      </w:r>
-    </w:p>
-    <w:p>
-      <w:pPr>
-        <w:spacing w:after="200"/>
-        <w:jc w:val="center"/>
-      </w:pPr>
-      <w:r>
-        <w:rPr>
-          <w:b/>
-          <w:bCs/>
-          <w:color w:val="555555"/>
-          <w:sz w:val="17"/>
-          <w:szCs w:val="17"/>
-        </w:rPr>
-        <w:t xml:space="preserve">Figure 20. </w:t>
-      </w:r>
-      <w:r>
-        <w:rPr>
-          <w:color w:val="555555"/>
-          <w:sz w:val="17"/>
-          <w:szCs w:val="17"/>
-        </w:rPr>
-        <w:t xml:space="preserve">Base autonome : cible de mise à jour, fraîcheur des données et liste des objets ; données fictives</w:t>
-      </w:r>
-    </w:p>
-    <w:p>
-      <w:pPr>
-        <w:keepNext w:val="false"/>
-      </w:pPr>
-      <w:r>
-        <w:t xml:space="preserve">Dépliez « Détails du stockage et de la synchronisation » pour retrouver le fichier, le contrôleur et les informations du dernier suivi.</w:t>
-      </w:r>
-    </w:p>
-    <w:p>
-      <w:pPr>
-        <w:keepNext/>
-        <w:spacing w:after="60" w:before="120"/>
-        <w:jc w:val="center"/>
-      </w:pPr>
-      <w:r>
-        <w:drawing>
-          <wp:inline distT="0" distB="0" distL="0" distR="0">
-            <wp:extent cx="5762625" cy="1066800"/>
-            <wp:effectExtent t="0" r="0" b="0" l="0"/>
-            <wp:docPr id="1" name="base-details" descr="Base autonome : détails du stockage dépliés ; données fictives" title="Figure 21"/>
+            <wp:docPr id="21" name="atelier-poste" descr="Atelier : destination Poste et aperçu local de la requête sur le poste sélectionné ; données fictives" title="Figure 20"/>
             <wp:cNvGraphicFramePr>
               <a:graphicFrameLocks xmlns:a="http://schemas.openxmlformats.org/drawingml/2006/main" noChangeAspect="1"/>
             </wp:cNvGraphicFramePr>
@@ -6410,7 +5922,7 @@
                   </pic:nvPicPr>
                   <pic:blipFill>
                     <a:blip r:embed="rId28" cstate="none"/>
-                    <a:srcRect l="54531" t="26852" r="3229" b="59259"/>
+                    <a:srcRect l="13646" t="48387" r="42760" b="30968"/>
                     <a:stretch>
                       <a:fillRect/>
                     </a:stretch>
@@ -6418,7 +5930,7 @@
                   <pic:spPr bwMode="auto">
                     <a:xfrm>
                       <a:off x="0" y="0"/>
-                      <a:ext cx="5762625" cy="1066800"/>
+                      <a:ext cx="5762625" cy="1762125"/>
                     </a:xfrm>
                     <a:prstGeom prst="rect">
                       <a:avLst/>
@@ -6444,7 +5956,7 @@
           <w:sz w:val="17"/>
           <w:szCs w:val="17"/>
         </w:rPr>
-        <w:t xml:space="preserve">Figure 21. </w:t>
+        <w:t xml:space="preserve">Figure 20. </w:t>
       </w:r>
       <w:r>
         <w:rPr>
@@ -6452,7 +5964,7 @@
           <w:sz w:val="17"/>
           <w:szCs w:val="17"/>
         </w:rPr>
-        <w:t xml:space="preserve">Base autonome : détails du stockage dépliés ; données fictives</w:t>
+        <w:t xml:space="preserve">Atelier : destination Poste et aperçu local de la requête sur le poste sélectionné ; données fictives</w:t>
       </w:r>
     </w:p>
     <w:p>
@@ -6464,9 +5976,9 @@
       <w:r>
         <w:drawing>
           <wp:inline distT="0" distB="0" distL="0" distR="0">
-            <wp:extent cx="5762625" cy="1171575"/>
+            <wp:extent cx="4324350" cy="1924050"/>
             <wp:effectExtent t="0" r="0" b="0" l="0"/>
-            <wp:docPr id="1" name="base-progression" descr="Relecture du domaine par étapes : phase en cours et compteurs ; données fictives" title="Figure 22"/>
+            <wp:docPr id="22" name="poste-sonde-requete" descr="Tableau du poste : widget créé depuis la même bibliothèque de requêtes ; données fictives" title="Figure 21"/>
             <wp:cNvGraphicFramePr>
               <a:graphicFrameLocks xmlns:a="http://schemas.openxmlformats.org/drawingml/2006/main" noChangeAspect="1"/>
             </wp:cNvGraphicFramePr>
@@ -6481,7 +5993,7 @@
                   </pic:nvPicPr>
                   <pic:blipFill>
                     <a:blip r:embed="rId29" cstate="none"/>
-                    <a:srcRect l="54479" t="27315" r="3333" b="57407"/>
+                    <a:srcRect l="12500" t="74259" r="68750" b="10926"/>
                     <a:stretch>
                       <a:fillRect/>
                     </a:stretch>
@@ -6489,7 +6001,7 @@
                   <pic:spPr bwMode="auto">
                     <a:xfrm>
                       <a:off x="0" y="0"/>
-                      <a:ext cx="5762625" cy="1171575"/>
+                      <a:ext cx="4324350" cy="1924050"/>
                     </a:xfrm>
                     <a:prstGeom prst="rect">
                       <a:avLst/>
@@ -6515,7 +6027,7 @@
           <w:sz w:val="17"/>
           <w:szCs w:val="17"/>
         </w:rPr>
-        <w:t xml:space="preserve">Figure 22. </w:t>
+        <w:t xml:space="preserve">Figure 21. </w:t>
       </w:r>
       <w:r>
         <w:rPr>
@@ -6523,7 +6035,7 @@
           <w:sz w:val="17"/>
           <w:szCs w:val="17"/>
         </w:rPr>
-        <w:t xml:space="preserve">Relecture du domaine par étapes : phase en cours et compteurs ; données fictives</w:t>
+        <w:t xml:space="preserve">Tableau du poste : widget créé depuis la même bibliothèque de requêtes ; données fictives</w:t>
       </w:r>
     </w:p>
     <w:p>
@@ -6532,419 +6044,7 @@
         <w:keepNext/>
       </w:pPr>
       <w:r>
-        <w:t xml:space="preserve">Comprendre une différence</w:t>
-      </w:r>
-    </w:p>
-    <w:tbl>
-      <w:tblPr>
-        <w:tblW w:type="dxa" w:w="9638"/>
-        <w:tblBorders>
-          <w:top w:val="single" w:color="D9D9D9" w:sz="4"/>
-          <w:left w:val="single" w:color="D9D9D9" w:sz="4"/>
-          <w:bottom w:val="single" w:color="D9D9D9" w:sz="4"/>
-          <w:right w:val="single" w:color="D9D9D9" w:sz="4"/>
-          <w:insideH w:val="single" w:color="D9D9D9" w:sz="4"/>
-          <w:insideV w:val="single" w:color="D9D9D9" w:sz="4"/>
-        </w:tblBorders>
-      </w:tblPr>
-      <w:tblGrid>
-        <w:gridCol w:w="2573"/>
-        <w:gridCol w:w="7065"/>
-      </w:tblGrid>
-      <w:tr>
-        <w:trPr>
-          <w:cantSplit/>
-          <w:tblHeader/>
-        </w:trPr>
-        <w:tc>
-          <w:tcPr>
-            <w:tcW w:type="dxa" w:w="2573"/>
-            <w:shd w:fill="E3EDF9" w:color="auto" w:val="clear"/>
-            <w:tcMar>
-              <w:top w:type="dxa" w:w="95"/>
-              <w:left w:type="dxa" w:w="120"/>
-              <w:bottom w:type="dxa" w:w="95"/>
-              <w:right w:type="dxa" w:w="120"/>
-            </w:tcMar>
-            <w:vAlign w:val="center"/>
-          </w:tcPr>
-          <w:p>
-            <w:pPr>
-              <w:spacing w:after="0"/>
-            </w:pPr>
-            <w:r>
-              <w:rPr>
-                <w:b/>
-                <w:bCs/>
-                <w:color w:val="000000"/>
-                <w:sz w:val="19"/>
-                <w:szCs w:val="19"/>
-              </w:rPr>
-              <w:t xml:space="preserve">Vous voyez</w:t>
-            </w:r>
-          </w:p>
-        </w:tc>
-        <w:tc>
-          <w:tcPr>
-            <w:tcW w:type="dxa" w:w="7065"/>
-            <w:shd w:fill="E3EDF9" w:color="auto" w:val="clear"/>
-            <w:tcMar>
-              <w:top w:type="dxa" w:w="95"/>
-              <w:left w:type="dxa" w:w="120"/>
-              <w:bottom w:type="dxa" w:w="95"/>
-              <w:right w:type="dxa" w:w="120"/>
-            </w:tcMar>
-            <w:vAlign w:val="center"/>
-          </w:tcPr>
-          <w:p>
-            <w:pPr>
-              <w:spacing w:after="0"/>
-            </w:pPr>
-            <w:r>
-              <w:rPr>
-                <w:b/>
-                <w:bCs/>
-                <w:color w:val="000000"/>
-                <w:sz w:val="19"/>
-                <w:szCs w:val="19"/>
-              </w:rPr>
-              <w:t xml:space="preserve">Que faire</w:t>
-            </w:r>
-          </w:p>
-        </w:tc>
-      </w:tr>
-      <w:tr>
-        <w:trPr>
-          <w:cantSplit/>
-          <w:tblHeader w:val="false"/>
-        </w:trPr>
-        <w:tc>
-          <w:tcPr>
-            <w:tcW w:type="dxa" w:w="2573"/>
-            <w:tcMar>
-              <w:top w:type="dxa" w:w="95"/>
-              <w:left w:type="dxa" w:w="120"/>
-              <w:bottom w:type="dxa" w:w="95"/>
-              <w:right w:type="dxa" w:w="120"/>
-            </w:tcMar>
-            <w:vAlign w:val="center"/>
-          </w:tcPr>
-          <w:p>
-            <w:pPr>
-              <w:spacing w:after="0"/>
-            </w:pPr>
-            <w:r>
-              <w:rPr>
-                <w:b w:val="false"/>
-                <w:bCs w:val="false"/>
-                <w:color w:val="000000"/>
-                <w:sz w:val="19"/>
-                <w:szCs w:val="19"/>
-              </w:rPr>
-              <w:t xml:space="preserve">Un widget compte plus de postes que Rechercher</w:t>
-            </w:r>
-          </w:p>
-        </w:tc>
-        <w:tc>
-          <w:tcPr>
-            <w:tcW w:type="dxa" w:w="7065"/>
-            <w:tcMar>
-              <w:top w:type="dxa" w:w="95"/>
-              <w:left w:type="dxa" w:w="120"/>
-              <w:bottom w:type="dxa" w:w="95"/>
-              <w:right w:type="dxa" w:w="120"/>
-            </w:tcMar>
-            <w:vAlign w:val="center"/>
-          </w:tcPr>
-          <w:p>
-            <w:pPr>
-              <w:spacing w:after="0"/>
-            </w:pPr>
-            <w:r>
-              <w:rPr>
-                <w:b w:val="false"/>
-                <w:bCs w:val="false"/>
-                <w:color w:val="000000"/>
-                <w:sz w:val="19"/>
-                <w:szCs w:val="19"/>
-              </w:rPr>
-              <w:t xml:space="preserve">Vérifiez l'OU, les sous-OU, les comptes désactivés, le filtre et la limite de Rechercher. Ouvrez le widget pour sa liste exacte.</w:t>
-            </w:r>
-          </w:p>
-        </w:tc>
-      </w:tr>
-      <w:tr>
-        <w:trPr>
-          <w:cantSplit/>
-          <w:tblHeader w:val="false"/>
-        </w:trPr>
-        <w:tc>
-          <w:tcPr>
-            <w:tcW w:type="dxa" w:w="2573"/>
-            <w:tcMar>
-              <w:top w:type="dxa" w:w="95"/>
-              <w:left w:type="dxa" w:w="120"/>
-              <w:bottom w:type="dxa" w:w="95"/>
-              <w:right w:type="dxa" w:w="120"/>
-            </w:tcMar>
-            <w:vAlign w:val="center"/>
-          </w:tcPr>
-          <w:p>
-            <w:pPr>
-              <w:spacing w:after="0"/>
-            </w:pPr>
-            <w:r>
-              <w:rPr>
-                <w:b w:val="false"/>
-                <w:bCs w:val="false"/>
-                <w:color w:val="000000"/>
-                <w:sz w:val="19"/>
-                <w:szCs w:val="19"/>
-              </w:rPr>
-              <w:t xml:space="preserve">Une mesure est inconnue ou ancienne</w:t>
-            </w:r>
-          </w:p>
-        </w:tc>
-        <w:tc>
-          <w:tcPr>
-            <w:tcW w:type="dxa" w:w="7065"/>
-            <w:tcMar>
-              <w:top w:type="dxa" w:w="95"/>
-              <w:left w:type="dxa" w:w="120"/>
-              <w:bottom w:type="dxa" w:w="95"/>
-              <w:right w:type="dxa" w:w="120"/>
-            </w:tcMar>
-            <w:vAlign w:val="center"/>
-          </w:tcPr>
-          <w:p>
-            <w:pPr>
-              <w:spacing w:after="0"/>
-            </w:pPr>
-            <w:r>
-              <w:rPr>
-                <w:b w:val="false"/>
-                <w:bCs w:val="false"/>
-                <w:color w:val="000000"/>
-                <w:sz w:val="19"/>
-                <w:szCs w:val="19"/>
-              </w:rPr>
-              <w:t xml:space="preserve">Relisez son âge puis lancez une collecte ciblée. Un ping récent ne rafraîchit pas un ancien inventaire.</w:t>
-            </w:r>
-          </w:p>
-        </w:tc>
-      </w:tr>
-      <w:tr>
-        <w:trPr>
-          <w:cantSplit/>
-          <w:tblHeader w:val="false"/>
-        </w:trPr>
-        <w:tc>
-          <w:tcPr>
-            <w:tcW w:type="dxa" w:w="2573"/>
-            <w:tcMar>
-              <w:top w:type="dxa" w:w="95"/>
-              <w:left w:type="dxa" w:w="120"/>
-              <w:bottom w:type="dxa" w:w="95"/>
-              <w:right w:type="dxa" w:w="120"/>
-            </w:tcMar>
-            <w:vAlign w:val="center"/>
-          </w:tcPr>
-          <w:p>
-            <w:pPr>
-              <w:spacing w:after="0"/>
-            </w:pPr>
-            <w:r>
-              <w:rPr>
-                <w:b w:val="false"/>
-                <w:bCs w:val="false"/>
-                <w:color w:val="000000"/>
-                <w:sz w:val="19"/>
-                <w:szCs w:val="19"/>
-              </w:rPr>
-              <w:t xml:space="preserve">La base est partielle</w:t>
-            </w:r>
-          </w:p>
-        </w:tc>
-        <w:tc>
-          <w:tcPr>
-            <w:tcW w:type="dxa" w:w="7065"/>
-            <w:tcMar>
-              <w:top w:type="dxa" w:w="95"/>
-              <w:left w:type="dxa" w:w="120"/>
-              <w:bottom w:type="dxa" w:w="95"/>
-              <w:right w:type="dxa" w:w="120"/>
-            </w:tcMar>
-            <w:vAlign w:val="center"/>
-          </w:tcPr>
-          <w:p>
-            <w:pPr>
-              <w:spacing w:after="0"/>
-            </w:pPr>
-            <w:r>
-              <w:rPr>
-                <w:b w:val="false"/>
-                <w:bCs w:val="false"/>
-                <w:color w:val="000000"/>
-                <w:sz w:val="19"/>
-                <w:szCs w:val="19"/>
-              </w:rPr>
-              <w:t xml:space="preserve">Relancez la mise à jour selon le message affiché. Ne concluez pas à une suppression à partir d'une passe incomplète.</w:t>
-            </w:r>
-          </w:p>
-        </w:tc>
-      </w:tr>
-      <w:tr>
-        <w:trPr>
-          <w:cantSplit/>
-          <w:tblHeader w:val="false"/>
-        </w:trPr>
-        <w:tc>
-          <w:tcPr>
-            <w:tcW w:type="dxa" w:w="2573"/>
-            <w:tcMar>
-              <w:top w:type="dxa" w:w="95"/>
-              <w:left w:type="dxa" w:w="120"/>
-              <w:bottom w:type="dxa" w:w="95"/>
-              <w:right w:type="dxa" w:w="120"/>
-            </w:tcMar>
-            <w:vAlign w:val="center"/>
-          </w:tcPr>
-          <w:p>
-            <w:pPr>
-              <w:spacing w:after="0"/>
-            </w:pPr>
-            <w:r>
-              <w:rPr>
-                <w:b w:val="false"/>
-                <w:bCs w:val="false"/>
-                <w:color w:val="000000"/>
-                <w:sz w:val="19"/>
-                <w:szCs w:val="19"/>
-              </w:rPr>
-              <w:t xml:space="preserve">La base est occupée</w:t>
-            </w:r>
-          </w:p>
-        </w:tc>
-        <w:tc>
-          <w:tcPr>
-            <w:tcW w:type="dxa" w:w="7065"/>
-            <w:tcMar>
-              <w:top w:type="dxa" w:w="95"/>
-              <w:left w:type="dxa" w:w="120"/>
-              <w:bottom w:type="dxa" w:w="95"/>
-              <w:right w:type="dxa" w:w="120"/>
-            </w:tcMar>
-            <w:vAlign w:val="center"/>
-          </w:tcPr>
-          <w:p>
-            <w:pPr>
-              <w:spacing w:after="0"/>
-            </w:pPr>
-            <w:r>
-              <w:rPr>
-                <w:b w:val="false"/>
-                <w:bCs w:val="false"/>
-                <w:color w:val="000000"/>
-                <w:sz w:val="19"/>
-                <w:szCs w:val="19"/>
-              </w:rPr>
-              <w:t xml:space="preserve">Attendez la fin de l'enregistrement, puis actualisez.</w:t>
-            </w:r>
-          </w:p>
-        </w:tc>
-      </w:tr>
-      <w:tr>
-        <w:trPr>
-          <w:cantSplit/>
-          <w:tblHeader w:val="false"/>
-        </w:trPr>
-        <w:tc>
-          <w:tcPr>
-            <w:tcW w:type="dxa" w:w="2573"/>
-            <w:tcMar>
-              <w:top w:type="dxa" w:w="95"/>
-              <w:left w:type="dxa" w:w="120"/>
-              <w:bottom w:type="dxa" w:w="95"/>
-              <w:right w:type="dxa" w:w="120"/>
-            </w:tcMar>
-            <w:vAlign w:val="center"/>
-          </w:tcPr>
-          <w:p>
-            <w:pPr>
-              <w:spacing w:after="0"/>
-            </w:pPr>
-            <w:r>
-              <w:rPr>
-                <w:b w:val="false"/>
-                <w:bCs w:val="false"/>
-                <w:color w:val="000000"/>
-                <w:sz w:val="19"/>
-                <w:szCs w:val="19"/>
-              </w:rPr>
-              <w:t xml:space="preserve">Aucun poste n'apparaît</w:t>
-            </w:r>
-          </w:p>
-        </w:tc>
-        <w:tc>
-          <w:tcPr>
-            <w:tcW w:type="dxa" w:w="7065"/>
-            <w:tcMar>
-              <w:top w:type="dxa" w:w="95"/>
-              <w:left w:type="dxa" w:w="120"/>
-              <w:bottom w:type="dxa" w:w="95"/>
-              <w:right w:type="dxa" w:w="120"/>
-            </w:tcMar>
-            <w:vAlign w:val="center"/>
-          </w:tcPr>
-          <w:p>
-            <w:pPr>
-              <w:spacing w:after="0"/>
-            </w:pPr>
-            <w:r>
-              <w:rPr>
-                <w:b w:val="false"/>
-                <w:bCs w:val="false"/>
-                <w:color w:val="000000"/>
-                <w:sz w:val="19"/>
-                <w:szCs w:val="19"/>
-              </w:rPr>
-              <w:t xml:space="preserve">Effacez les conditions et le segment, puis vérifiez le périmètre et la couverture de la base.</w:t>
-            </w:r>
-          </w:p>
-        </w:tc>
-      </w:tr>
-    </w:tbl>
-    <w:p>
-      <w:pPr>
-        <w:spacing w:after="60"/>
-      </w:pPr>
-    </w:p>
-    <w:p>
-      <w:pPr>
-        <w:pStyle w:val="Heading1"/>
-        <w:keepNext/>
-      </w:pPr>
-      <w:bookmarkStart w:name="chapitre_6" w:id="1"/>
-      <w:r>
-        <w:t xml:space="preserve">6 Personnaliser un tableau de bord</w:t>
-      </w:r>
-      <w:bookmarkEnd w:id="1"/>
-    </w:p>
-    <w:p>
-      <w:pPr>
-        <w:keepNext w:val="false"/>
-      </w:pPr>
-      <w:r>
-        <w:t xml:space="preserve">Quand : vous voulez garder sous les yeux les informations utiles. Chaque tuile ou graphique d'un tableau de bord (poste, Accueil, logiciels) est un widget ; Domenia garde votre disposition.</w:t>
-      </w:r>
-    </w:p>
-    <w:p>
-      <w:pPr>
-        <w:pStyle w:val="Heading2"/>
-        <w:keepNext/>
-      </w:pPr>
-      <w:r>
-        <w:t xml:space="preserve">Ajouter un widget</w:t>
+        <w:t xml:space="preserve">Mettre à jour les relevés</w:t>
       </w:r>
     </w:p>
     <w:p>
@@ -6963,10 +6063,10 @@
           <w:b/>
           <w:bCs/>
         </w:rPr>
-        <w:t xml:space="preserve">Ouvrir la fenêtre.</w:t>
-      </w:r>
-      <w:r>
-        <w:t xml:space="preserve"> Cliquez sur « Ajouter un widget » dans la barre du tableau. La fenêtre « Ajouter un widget » s'ouvre.</w:t>
+        <w:t xml:space="preserve">Choisir le périmètre.</w:t>
+      </w:r>
+      <w:r>
+        <w:t xml:space="preserve"> La collecte de l’Atelier concerne tous les comptes actifs de l’OU affichée et de ses sous-OU, même si une condition réduit la table. Pour cibler un seul poste, utilisez l’action de sa fiche locale. Les comptes désactivés restent consultables et sont exclus de la collecte du parc.</w:t>
       </w:r>
     </w:p>
     <w:p>
@@ -6985,10 +6085,10 @@
           <w:b/>
           <w:bCs/>
         </w:rPr>
-        <w:t xml:space="preserve">Chercher l'information.</w:t>
-      </w:r>
-      <w:r>
-        <w:t xml:space="preserve"> Tapez un mot dans la recherche (disque, utilisateur, BitLocker…) : la liste des informations se réduit. Le badge « affiche » signale une information déjà sur le tableau.</w:t>
+        <w:t xml:space="preserve">Régler la collecte.</w:t>
+      </w:r>
+      <w:r>
+        <w:t xml:space="preserve"> Dans « Composer la requête », dépliez « Réglages de collecte ». Commencez par 4 postes en parallèle. Le réglage propose 1, 2, 4, 6 ou 8 ; réduisez-le si le réseau ou les postes répondent mal.</w:t>
       </w:r>
     </w:p>
     <w:p>
@@ -7007,10 +6107,10 @@
           <w:b/>
           <w:bCs/>
         </w:rPr>
-        <w:t xml:space="preserve">Choisir.</w:t>
-      </w:r>
-      <w:r>
-        <w:t xml:space="preserve"> Cliquez sur une ligne. L'« Apercu » montre le widget.</w:t>
+        <w:t xml:space="preserve">Choisir la fraîcheur.</w:t>
+      </w:r>
+      <w:r>
+        <w:t xml:space="preserve"> Réutilisez les mesures de moins de 5, 15 ou 60 minutes, ou forcez une relecture. Certaines données volatiles restent soumises à un délai plus court.</w:t>
       </w:r>
     </w:p>
     <w:p>
@@ -7029,32 +6129,10 @@
           <w:b/>
           <w:bCs/>
         </w:rPr>
-        <w:t xml:space="preserve">Régler.</w:t>
-      </w:r>
-      <w:r>
-        <w:t xml:space="preserve"> Modifiez au besoin le « Titre », la « Représentation » (« Chiffre cle », « Jauge », « Anneau », « Barres »…), la « Taille » et la « Section ». Pour une nouvelle section, choisissez « + Nouvelle section... » et tapez son nom dans le champ qui apparaît.</w:t>
-      </w:r>
-    </w:p>
-    <w:p>
-      <w:pPr>
-        <w:ind w:left="340" w:hanging="340"/>
-      </w:pPr>
-      <w:r>
-        <w:rPr>
-          <w:b/>
-          <w:bCs/>
-        </w:rPr>
-        <w:t xml:space="preserve">5. </w:t>
-      </w:r>
-      <w:r>
-        <w:rPr>
-          <w:b/>
-          <w:bCs/>
-        </w:rPr>
-        <w:t xml:space="preserve">Ajouter.</w:t>
-      </w:r>
-      <w:r>
-        <w:t xml:space="preserve"> Cliquez sur « Ajouter » : le widget apparaît à la fin de sa section. Hors personnalisation, un widget encore sans données reste masqué et la barre affiche « Widget enregistre : il s affichera des que ses donnees seront lues. ». « Annuler » ne change rien.</w:t>
+        <w:t xml:space="preserve">Lancer et confirmer.</w:t>
+      </w:r>
+      <w:r>
+        <w:t xml:space="preserve"> Cliquez sur « Collecter les données requises… » et relisez le nombre de cibles avant confirmation. Suivez les réussites, les refus et les enregistrements en attente.</w:t>
       </w:r>
     </w:p>
     <w:p>
@@ -7066,9 +6144,9 @@
       <w:r>
         <w:drawing>
           <wp:inline distT="0" distB="0" distL="0" distR="0">
-            <wp:extent cx="5762625" cy="4486275"/>
+            <wp:extent cx="5762625" cy="676275"/>
             <wp:effectExtent t="0" r="0" b="0" l="0"/>
-            <wp:docPr id="1" name="editeur-widget" descr="Fenêtre « Ajouter un widget » : recherche, liste des informations, réglages à droite et aperçu du widget « Disque systeme »" title="Figure 23"/>
+            <wp:docPr id="23" name="atelier-collecte" descr="Réglages de la collecte : parallélisme et durée de réutilisation des mesures ; données fictives" title="Figure 22"/>
             <wp:cNvGraphicFramePr>
               <a:graphicFrameLocks xmlns:a="http://schemas.openxmlformats.org/drawingml/2006/main" noChangeAspect="1"/>
             </wp:cNvGraphicFramePr>
@@ -7083,7 +6161,7 @@
                   </pic:nvPicPr>
                   <pic:blipFill>
                     <a:blip r:embed="rId30" cstate="none"/>
-                    <a:srcRect l="57708" t="1481" r="833" b="41111"/>
+                    <a:srcRect l="13750" t="68306" r="53958" b="25806"/>
                     <a:stretch>
                       <a:fillRect/>
                     </a:stretch>
@@ -7091,7 +6169,7 @@
                   <pic:spPr bwMode="auto">
                     <a:xfrm>
                       <a:off x="0" y="0"/>
-                      <a:ext cx="5762625" cy="4486275"/>
+                      <a:ext cx="5762625" cy="676275"/>
                     </a:xfrm>
                     <a:prstGeom prst="rect">
                       <a:avLst/>
@@ -7117,7 +6195,7 @@
           <w:sz w:val="17"/>
           <w:szCs w:val="17"/>
         </w:rPr>
-        <w:t xml:space="preserve">Figure 23. </w:t>
+        <w:t xml:space="preserve">Figure 22. </w:t>
       </w:r>
       <w:r>
         <w:rPr>
@@ -7125,31 +6203,37 @@
           <w:sz w:val="17"/>
           <w:szCs w:val="17"/>
         </w:rPr>
-        <w:t xml:space="preserve">Fenêtre « Ajouter un widget » : recherche, liste des informations, réglages à droite et aperçu du widget « Disque systeme »</w:t>
-      </w:r>
-    </w:p>
-    <w:p>
-      <w:r>
-        <w:rPr>
-          <w:b/>
-          <w:bCs/>
-        </w:rPr>
-        <w:t xml:space="preserve">À savoir. </w:t>
-      </w:r>
-      <w:r>
-        <w:t xml:space="preserve">Une ligne « Requetes WMI · » interroge les postes. Sur le tableau du poste, cliquez sur « Actualiser les requetes », puis sur « Verifier les sessions » : le widget se remplit. Sur l’Accueil, lancez la collecte depuis l’Atelier pour les postes du périmètre.</w:t>
-      </w:r>
-    </w:p>
-    <w:p>
-      <w:r>
-        <w:rPr>
-          <w:b/>
-          <w:bCs/>
-        </w:rPr>
-        <w:t xml:space="preserve">Résultat attendu. </w:t>
-      </w:r>
-      <w:r>
-        <w:t xml:space="preserve">Le widget est enregistré sur le tableau, dans la section choisie.</w:t>
+        <w:t xml:space="preserve">Réglages de la collecte : parallélisme et durée de réutilisation des mesures ; données fictives</w:t>
+      </w:r>
+    </w:p>
+    <w:p>
+      <w:pPr>
+        <w:ind w:left="340" w:hanging="340"/>
+      </w:pPr>
+      <w:r>
+        <w:rPr>
+          <w:b/>
+          <w:bCs/>
+        </w:rPr>
+        <w:t xml:space="preserve">5. </w:t>
+      </w:r>
+      <w:r>
+        <w:rPr>
+          <w:b/>
+          <w:bCs/>
+        </w:rPr>
+        <w:t xml:space="preserve">Arrêter si besoin.</w:t>
+      </w:r>
+      <w:r>
+        <w:t xml:space="preserve"> Arrêter empêche de nouvelles lectures ; les résultats déjà obtenus sont conservés. Attendez la confirmation du stockage avant de quitter.</w:t>
+      </w:r>
+    </w:p>
+    <w:p>
+      <w:pPr>
+        <w:keepNext w:val="false"/>
+      </w:pPr>
+      <w:r>
+        <w:t xml:space="preserve">La collecte lit les informations requises par la requête : présence, utilisateur console, inventaire léger ou sondes WMI. Si la recette utilise uniquement des données AD, Domenia invite à mettre à jour la base de l’OU. « Actualiser ce poste… » dans la fiche locale reste une demande d’inventaire léger sur ce seul poste. Dans l’aide du tableau de bord, « Relever ce périmètre » demande un inventaire léger des comptes actifs de l’OU choisie, indépendamment du brouillon de l’Atelier.</w:t>
       </w:r>
     </w:p>
     <w:p>
@@ -7158,118 +6242,340 @@
         <w:keepNext/>
       </w:pPr>
       <w:r>
-        <w:t xml:space="preserve">Déplacer redimensionner ou retirer</w:t>
-      </w:r>
-    </w:p>
-    <w:p>
-      <w:pPr>
-        <w:ind w:left="340" w:hanging="340"/>
-      </w:pPr>
-      <w:r>
-        <w:rPr>
-          <w:b/>
-          <w:bCs/>
-        </w:rPr>
-        <w:t xml:space="preserve">1. </w:t>
-      </w:r>
-      <w:r>
-        <w:rPr>
-          <w:b/>
-          <w:bCs/>
-        </w:rPr>
-        <w:t xml:space="preserve">Passer en personnalisation.</w:t>
-      </w:r>
-      <w:r>
-        <w:t xml:space="preserve"> Cliquez sur « Personnaliser ». Chaque widget porte deux boutons ronds, modifier et retirer ; une tuile « Ajouter ici » termine chaque section.</w:t>
-      </w:r>
-    </w:p>
-    <w:p>
-      <w:pPr>
-        <w:ind w:left="340" w:hanging="340"/>
-      </w:pPr>
-      <w:r>
-        <w:rPr>
-          <w:b/>
-          <w:bCs/>
-        </w:rPr>
-        <w:t xml:space="preserve">2. </w:t>
-      </w:r>
-      <w:r>
-        <w:rPr>
-          <w:b/>
-          <w:bCs/>
-        </w:rPr>
-        <w:t xml:space="preserve">Déplacer.</w:t>
-      </w:r>
-      <w:r>
-        <w:t xml:space="preserve"> Glissez un widget et lâchez-le sur un autre : il prend sa place, même dans une autre section. Le clic droit propose aussi « Déplacer ».</w:t>
-      </w:r>
-    </w:p>
-    <w:p>
-      <w:pPr>
-        <w:ind w:left="340" w:hanging="340"/>
-      </w:pPr>
-      <w:r>
-        <w:rPr>
-          <w:b/>
-          <w:bCs/>
-        </w:rPr>
-        <w:t xml:space="preserve">3. </w:t>
-      </w:r>
-      <w:r>
-        <w:rPr>
-          <w:b/>
-          <w:bCs/>
-        </w:rPr>
-        <w:t xml:space="preserve">Changer la taille.</w:t>
-      </w:r>
-      <w:r>
-        <w:t xml:space="preserve"> Clic droit sur le widget, « Taille », puis « Compacte », « Moyenne » ou « Large ». Le sous-menu « Représentation » change le type de graphique.</w:t>
-      </w:r>
-    </w:p>
-    <w:p>
-      <w:pPr>
-        <w:ind w:left="340" w:hanging="340"/>
-      </w:pPr>
-      <w:r>
-        <w:rPr>
-          <w:b/>
-          <w:bCs/>
-        </w:rPr>
-        <w:t xml:space="preserve">4. </w:t>
-      </w:r>
-      <w:r>
-        <w:rPr>
-          <w:b/>
-          <w:bCs/>
-        </w:rPr>
-        <w:t xml:space="preserve">Retirer.</w:t>
-      </w:r>
-      <w:r>
-        <w:t xml:space="preserve"> Cliquez sur le bouton rond dont l'infobulle commence par « Retirer : », ou faites un clic droit, « Retirer du tableau de bord ». Aucune confirmation n'est demandée.</w:t>
-      </w:r>
-    </w:p>
-    <w:p>
-      <w:pPr>
-        <w:ind w:left="340" w:hanging="340"/>
-      </w:pPr>
-      <w:r>
-        <w:rPr>
-          <w:b/>
-          <w:bCs/>
-        </w:rPr>
-        <w:t xml:space="preserve">5. </w:t>
-      </w:r>
-      <w:r>
-        <w:rPr>
-          <w:b/>
-          <w:bCs/>
-        </w:rPr>
-        <w:t xml:space="preserve">Terminer.</w:t>
-      </w:r>
-      <w:r>
-        <w:t xml:space="preserve"> Cliquez sur « Terminer ».</w:t>
-      </w:r>
+        <w:t xml:space="preserve">Mettre à jour la base du parc</w:t>
+      </w:r>
+    </w:p>
+    <w:p>
+      <w:pPr>
+        <w:keepNext w:val="false"/>
+      </w:pPr>
+      <w:r>
+        <w:t xml:space="preserve">Ouvrez Outils puis Base autonome. Le choix d’OU, visible au-dessus des onglets, règle « Mise à jour » et « Données ». « Stockage » agit sur la base locale entière. Cliquez sur « Choisir une OU », sélectionnez son unité organisationnelle, puis relisez le chemin affiché. Ce choix est indépendant de Rechercher.</w:t>
+      </w:r>
+    </w:p>
+    <w:tbl>
+      <w:tblPr>
+        <w:tblW w:type="dxa" w:w="9638"/>
+        <w:tblBorders>
+          <w:top w:val="single" w:color="D9D9D9" w:sz="4"/>
+          <w:left w:val="single" w:color="D9D9D9" w:sz="4"/>
+          <w:bottom w:val="single" w:color="D9D9D9" w:sz="4"/>
+          <w:right w:val="single" w:color="D9D9D9" w:sz="4"/>
+          <w:insideH w:val="single" w:color="D9D9D9" w:sz="4"/>
+          <w:insideV w:val="single" w:color="D9D9D9" w:sz="4"/>
+        </w:tblBorders>
+      </w:tblPr>
+      <w:tblGrid>
+        <w:gridCol w:w="4117"/>
+        <w:gridCol w:w="5521"/>
+      </w:tblGrid>
+      <w:tr>
+        <w:trPr>
+          <w:cantSplit/>
+          <w:tblHeader/>
+        </w:trPr>
+        <w:tc>
+          <w:tcPr>
+            <w:tcW w:type="dxa" w:w="4117"/>
+            <w:shd w:fill="E3EDF9" w:color="auto" w:val="clear"/>
+            <w:tcMar>
+              <w:top w:type="dxa" w:w="95"/>
+              <w:left w:type="dxa" w:w="120"/>
+              <w:bottom w:type="dxa" w:w="95"/>
+              <w:right w:type="dxa" w:w="120"/>
+            </w:tcMar>
+            <w:vAlign w:val="center"/>
+          </w:tcPr>
+          <w:p>
+            <w:pPr>
+              <w:spacing w:after="0"/>
+            </w:pPr>
+            <w:r>
+              <w:rPr>
+                <w:b/>
+                <w:bCs/>
+                <w:color w:val="000000"/>
+                <w:sz w:val="19"/>
+                <w:szCs w:val="19"/>
+              </w:rPr>
+              <w:t xml:space="preserve">Votre besoin</w:t>
+            </w:r>
+          </w:p>
+        </w:tc>
+        <w:tc>
+          <w:tcPr>
+            <w:tcW w:type="dxa" w:w="5521"/>
+            <w:shd w:fill="E3EDF9" w:color="auto" w:val="clear"/>
+            <w:tcMar>
+              <w:top w:type="dxa" w:w="95"/>
+              <w:left w:type="dxa" w:w="120"/>
+              <w:bottom w:type="dxa" w:w="95"/>
+              <w:right w:type="dxa" w:w="120"/>
+            </w:tcMar>
+            <w:vAlign w:val="center"/>
+          </w:tcPr>
+          <w:p>
+            <w:pPr>
+              <w:spacing w:after="0"/>
+            </w:pPr>
+            <w:r>
+              <w:rPr>
+                <w:b/>
+                <w:bCs/>
+                <w:color w:val="000000"/>
+                <w:sz w:val="19"/>
+                <w:szCs w:val="19"/>
+              </w:rPr>
+              <w:t xml:space="preserve">Onglet et commande</w:t>
+            </w:r>
+          </w:p>
+        </w:tc>
+      </w:tr>
+      <w:tr>
+        <w:trPr>
+          <w:cantSplit/>
+          <w:tblHeader w:val="off"/>
+        </w:trPr>
+        <w:tc>
+          <w:tcPr>
+            <w:tcW w:type="dxa" w:w="4117"/>
+            <w:tcMar>
+              <w:top w:type="dxa" w:w="95"/>
+              <w:left w:type="dxa" w:w="120"/>
+              <w:bottom w:type="dxa" w:w="95"/>
+              <w:right w:type="dxa" w:w="120"/>
+            </w:tcMar>
+            <w:vAlign w:val="center"/>
+          </w:tcPr>
+          <w:p>
+            <w:pPr>
+              <w:spacing w:after="0"/>
+            </w:pPr>
+            <w:r>
+              <w:rPr>
+                <w:b w:val="false"/>
+                <w:bCs w:val="false"/>
+                <w:color w:val="000000"/>
+                <w:sz w:val="19"/>
+                <w:szCs w:val="19"/>
+              </w:rPr>
+              <w:t xml:space="preserve">Relire les objets du service et de ses sous-OU</w:t>
+            </w:r>
+          </w:p>
+        </w:tc>
+        <w:tc>
+          <w:tcPr>
+            <w:tcW w:type="dxa" w:w="5521"/>
+            <w:tcMar>
+              <w:top w:type="dxa" w:w="95"/>
+              <w:left w:type="dxa" w:w="120"/>
+              <w:bottom w:type="dxa" w:w="95"/>
+              <w:right w:type="dxa" w:w="120"/>
+            </w:tcMar>
+            <w:vAlign w:val="center"/>
+          </w:tcPr>
+          <w:p>
+            <w:pPr>
+              <w:spacing w:after="0"/>
+            </w:pPr>
+            <w:r>
+              <w:rPr>
+                <w:b w:val="false"/>
+                <w:bCs w:val="false"/>
+                <w:color w:val="000000"/>
+                <w:sz w:val="19"/>
+                <w:szCs w:val="19"/>
+              </w:rPr>
+              <w:t xml:space="preserve">Mise à jour → « Mettre à jour lʼOU choisie » ; une OU doit être sélectionnée</w:t>
+            </w:r>
+          </w:p>
+        </w:tc>
+      </w:tr>
+      <w:tr>
+        <w:trPr>
+          <w:cantSplit/>
+          <w:tblHeader w:val="off"/>
+        </w:trPr>
+        <w:tc>
+          <w:tcPr>
+            <w:tcW w:type="dxa" w:w="4117"/>
+            <w:tcMar>
+              <w:top w:type="dxa" w:w="95"/>
+              <w:left w:type="dxa" w:w="120"/>
+              <w:bottom w:type="dxa" w:w="95"/>
+              <w:right w:type="dxa" w:w="120"/>
+            </w:tcMar>
+            <w:vAlign w:val="center"/>
+          </w:tcPr>
+          <w:p>
+            <w:pPr>
+              <w:spacing w:after="0"/>
+            </w:pPr>
+            <w:r>
+              <w:rPr>
+                <w:b w:val="false"/>
+                <w:bCs w:val="false"/>
+                <w:color w:val="000000"/>
+                <w:sz w:val="19"/>
+                <w:szCs w:val="19"/>
+              </w:rPr>
+              <w:t xml:space="preserve">Suivre la lecture et la fraîcheur</w:t>
+            </w:r>
+          </w:p>
+        </w:tc>
+        <w:tc>
+          <w:tcPr>
+            <w:tcW w:type="dxa" w:w="5521"/>
+            <w:tcMar>
+              <w:top w:type="dxa" w:w="95"/>
+              <w:left w:type="dxa" w:w="120"/>
+              <w:bottom w:type="dxa" w:w="95"/>
+              <w:right w:type="dxa" w:w="120"/>
+            </w:tcMar>
+            <w:vAlign w:val="center"/>
+          </w:tcPr>
+          <w:p>
+            <w:pPr>
+              <w:spacing w:after="0"/>
+            </w:pPr>
+            <w:r>
+              <w:rPr>
+                <w:b w:val="false"/>
+                <w:bCs w:val="false"/>
+                <w:color w:val="000000"/>
+                <w:sz w:val="19"/>
+                <w:szCs w:val="19"/>
+              </w:rPr>
+              <w:t xml:space="preserve">Mise à jour → « État de la copie locale » et progression</w:t>
+            </w:r>
+          </w:p>
+        </w:tc>
+      </w:tr>
+      <w:tr>
+        <w:trPr>
+          <w:cantSplit/>
+          <w:tblHeader w:val="off"/>
+        </w:trPr>
+        <w:tc>
+          <w:tcPr>
+            <w:tcW w:type="dxa" w:w="4117"/>
+            <w:tcMar>
+              <w:top w:type="dxa" w:w="95"/>
+              <w:left w:type="dxa" w:w="120"/>
+              <w:bottom w:type="dxa" w:w="95"/>
+              <w:right w:type="dxa" w:w="120"/>
+            </w:tcMar>
+            <w:vAlign w:val="center"/>
+          </w:tcPr>
+          <w:p>
+            <w:pPr>
+              <w:spacing w:after="0"/>
+            </w:pPr>
+            <w:r>
+              <w:rPr>
+                <w:b w:val="false"/>
+                <w:bCs w:val="false"/>
+                <w:color w:val="000000"/>
+                <w:sz w:val="19"/>
+                <w:szCs w:val="19"/>
+              </w:rPr>
+              <w:t xml:space="preserve">Parcourir les utilisateurs et postes enregistrés</w:t>
+            </w:r>
+          </w:p>
+        </w:tc>
+        <w:tc>
+          <w:tcPr>
+            <w:tcW w:type="dxa" w:w="5521"/>
+            <w:tcMar>
+              <w:top w:type="dxa" w:w="95"/>
+              <w:left w:type="dxa" w:w="120"/>
+              <w:bottom w:type="dxa" w:w="95"/>
+              <w:right w:type="dxa" w:w="120"/>
+            </w:tcMar>
+            <w:vAlign w:val="center"/>
+          </w:tcPr>
+          <w:p>
+            <w:pPr>
+              <w:spacing w:after="0"/>
+            </w:pPr>
+            <w:r>
+              <w:rPr>
+                <w:b w:val="false"/>
+                <w:bCs w:val="false"/>
+                <w:color w:val="000000"/>
+                <w:sz w:val="19"/>
+                <w:szCs w:val="19"/>
+              </w:rPr>
+              <w:t xml:space="preserve">Données → « Afficher / actualiser les objets »</w:t>
+            </w:r>
+          </w:p>
+        </w:tc>
+      </w:tr>
+      <w:tr>
+        <w:trPr>
+          <w:cantSplit/>
+          <w:tblHeader w:val="off"/>
+        </w:trPr>
+        <w:tc>
+          <w:tcPr>
+            <w:tcW w:type="dxa" w:w="4117"/>
+            <w:tcMar>
+              <w:top w:type="dxa" w:w="95"/>
+              <w:left w:type="dxa" w:w="120"/>
+              <w:bottom w:type="dxa" w:w="95"/>
+              <w:right w:type="dxa" w:w="120"/>
+            </w:tcMar>
+            <w:vAlign w:val="center"/>
+          </w:tcPr>
+          <w:p>
+            <w:pPr>
+              <w:spacing w:after="0"/>
+            </w:pPr>
+            <w:r>
+              <w:rPr>
+                <w:b w:val="false"/>
+                <w:bCs w:val="false"/>
+                <w:color w:val="000000"/>
+                <w:sz w:val="19"/>
+                <w:szCs w:val="19"/>
+              </w:rPr>
+              <w:t xml:space="preserve">Trouver la base ou en faire une copie</w:t>
+            </w:r>
+          </w:p>
+        </w:tc>
+        <w:tc>
+          <w:tcPr>
+            <w:tcW w:type="dxa" w:w="5521"/>
+            <w:tcMar>
+              <w:top w:type="dxa" w:w="95"/>
+              <w:left w:type="dxa" w:w="120"/>
+              <w:bottom w:type="dxa" w:w="95"/>
+              <w:right w:type="dxa" w:w="120"/>
+            </w:tcMar>
+            <w:vAlign w:val="center"/>
+          </w:tcPr>
+          <w:p>
+            <w:pPr>
+              <w:spacing w:after="0"/>
+            </w:pPr>
+            <w:r>
+              <w:rPr>
+                <w:b w:val="false"/>
+                <w:bCs w:val="false"/>
+                <w:color w:val="000000"/>
+                <w:sz w:val="19"/>
+                <w:szCs w:val="19"/>
+              </w:rPr>
+              <w:t xml:space="preserve">Stockage → « Emplacement et sauvegarde »</w:t>
+            </w:r>
+          </w:p>
+        </w:tc>
+      </w:tr>
+    </w:tbl>
+    <w:p>
+      <w:pPr>
+        <w:spacing w:after="60"/>
+      </w:pPr>
     </w:p>
     <w:p>
       <w:pPr>
@@ -7280,9 +6586,9 @@
       <w:r>
         <w:drawing>
           <wp:inline distT="0" distB="0" distL="0" distR="0">
-            <wp:extent cx="5762625" cy="3305175"/>
+            <wp:extent cx="5762625" cy="1323975"/>
             <wp:effectExtent t="0" r="0" b="0" l="0"/>
-            <wp:docPr id="1" name="personnaliser" descr="Tableau du poste en personnalisation : boutons ronds sur chaque widget et tuiles « Ajouter ici » au bout des sections" title="Figure 24"/>
+            <wp:docPr id="24" name="base-commandes" descr="Mise à jour de la base : OU choisie et commande de relecture ciblée ; données fictives" title="Figure 23"/>
             <wp:cNvGraphicFramePr>
               <a:graphicFrameLocks xmlns:a="http://schemas.openxmlformats.org/drawingml/2006/main" noChangeAspect="1"/>
             </wp:cNvGraphicFramePr>
@@ -7297,7 +6603,7 @@
                   </pic:nvPicPr>
                   <pic:blipFill>
                     <a:blip r:embed="rId31" cstate="none"/>
-                    <a:srcRect/>
+                    <a:srcRect l="12917" t="18889" r="44635" b="63796"/>
                     <a:stretch>
                       <a:fillRect/>
                     </a:stretch>
@@ -7305,7 +6611,7 @@
                   <pic:spPr bwMode="auto">
                     <a:xfrm>
                       <a:off x="0" y="0"/>
-                      <a:ext cx="5762625" cy="3305175"/>
+                      <a:ext cx="5762625" cy="1323975"/>
                     </a:xfrm>
                     <a:prstGeom prst="rect">
                       <a:avLst/>
@@ -7331,7 +6637,7 @@
           <w:sz w:val="17"/>
           <w:szCs w:val="17"/>
         </w:rPr>
-        <w:t xml:space="preserve">Figure 24. </w:t>
+        <w:t xml:space="preserve">Figure 23. </w:t>
       </w:r>
       <w:r>
         <w:rPr>
@@ -7339,520 +6645,31 @@
           <w:sz w:val="17"/>
           <w:szCs w:val="17"/>
         </w:rPr>
-        <w:t xml:space="preserve">Tableau du poste en personnalisation : boutons ronds sur chaque widget et tuiles « Ajouter ici » au bout des sections</w:t>
-      </w:r>
-    </w:p>
-    <w:p>
-      <w:r>
-        <w:rPr>
-          <w:b/>
-          <w:bCs/>
-        </w:rPr>
-        <w:t xml:space="preserve">Astuce. </w:t>
-      </w:r>
-      <w:r>
-        <w:t xml:space="preserve">Le clic droit et le glisser-déposer marchent aussi hors personnalisation ; les boutons ronds apparaissent alors au survol.</w:t>
-      </w:r>
-    </w:p>
-    <w:p>
-      <w:pPr>
-        <w:pStyle w:val="Heading2"/>
-        <w:keepNext/>
-      </w:pPr>
-      <w:r>
-        <w:t xml:space="preserve">Revenir en arrière</w:t>
-      </w:r>
-    </w:p>
-    <w:p>
-      <w:pPr>
-        <w:ind w:left="340" w:hanging="340"/>
-      </w:pPr>
-      <w:r>
-        <w:rPr>
-          <w:b/>
-          <w:bCs/>
-        </w:rPr>
-        <w:t xml:space="preserve">1. </w:t>
-      </w:r>
-      <w:r>
-        <w:rPr>
-          <w:b/>
-          <w:bCs/>
-        </w:rPr>
-        <w:t xml:space="preserve">Annuler la dernière modification.</w:t>
-      </w:r>
-      <w:r>
-        <w:t xml:space="preserve"> Après un changement, la barre du tableau le rappelle, par exemple « Widget retire », avec le bouton « Annuler ». Cliquez dessus : la disposition précédente revient.</w:t>
-      </w:r>
-    </w:p>
-    <w:p>
-      <w:pPr>
-        <w:ind w:left="340" w:hanging="340"/>
-      </w:pPr>
-      <w:r>
-        <w:rPr>
-          <w:b/>
-          <w:bCs/>
-        </w:rPr>
-        <w:t xml:space="preserve">2. </w:t>
-      </w:r>
-      <w:r>
-        <w:rPr>
-          <w:b/>
-          <w:bCs/>
-        </w:rPr>
-        <w:t xml:space="preserve">Revenir à la disposition d'origine.</w:t>
-      </w:r>
-      <w:r>
-        <w:t xml:space="preserve"> En personnalisation, cliquez sur « Par defaut ». Ce retour s'annule lui aussi avec « Annuler ».</w:t>
-      </w:r>
-    </w:p>
-    <w:p>
-      <w:r>
-        <w:rPr>
-          <w:b/>
-          <w:bCs/>
-        </w:rPr>
-        <w:t xml:space="preserve">Attention. </w:t>
-      </w:r>
-      <w:r>
-        <w:t xml:space="preserve">« Annuler » ne revient qu'une étape en arrière et disparaît dès que de nouvelles données arrivent ou que vous choisissez un autre objet. Vérifiez le tableau avant de passer à autre chose.</w:t>
-      </w:r>
-    </w:p>
-    <w:p>
-      <w:r>
-        <w:rPr>
-          <w:b/>
-          <w:bCs/>
-        </w:rPr>
-        <w:t xml:space="preserve">Résultat attendu. </w:t>
-      </w:r>
-      <w:r>
-        <w:t xml:space="preserve">Le tableau affiche vos widgets, dans l'ordre et à la taille choisis.</w:t>
-      </w:r>
-    </w:p>
-    <w:p>
-      <w:pPr>
-        <w:pStyle w:val="Heading2"/>
-        <w:keepNext/>
-      </w:pPr>
-      <w:r>
-        <w:t xml:space="preserve">Si ça ne se passe pas comme prévu</w:t>
-      </w:r>
-    </w:p>
-    <w:tbl>
-      <w:tblPr>
-        <w:tblW w:type="dxa" w:w="9638"/>
-        <w:tblBorders>
-          <w:top w:val="single" w:color="D9D9D9" w:sz="4"/>
-          <w:left w:val="single" w:color="D9D9D9" w:sz="4"/>
-          <w:bottom w:val="single" w:color="D9D9D9" w:sz="4"/>
-          <w:right w:val="single" w:color="D9D9D9" w:sz="4"/>
-          <w:insideH w:val="single" w:color="D9D9D9" w:sz="4"/>
-          <w:insideV w:val="single" w:color="D9D9D9" w:sz="4"/>
-        </w:tblBorders>
-      </w:tblPr>
-      <w:tblGrid>
-        <w:gridCol w:w="2305"/>
-        <w:gridCol w:w="7333"/>
-      </w:tblGrid>
-      <w:tr>
-        <w:trPr>
-          <w:cantSplit/>
-          <w:tblHeader/>
-        </w:trPr>
-        <w:tc>
-          <w:tcPr>
-            <w:tcW w:type="dxa" w:w="2305"/>
-            <w:shd w:fill="E3EDF9" w:color="auto" w:val="clear"/>
-            <w:tcMar>
-              <w:top w:type="dxa" w:w="95"/>
-              <w:left w:type="dxa" w:w="120"/>
-              <w:bottom w:type="dxa" w:w="95"/>
-              <w:right w:type="dxa" w:w="120"/>
-            </w:tcMar>
-            <w:vAlign w:val="center"/>
-          </w:tcPr>
-          <w:p>
-            <w:pPr>
-              <w:spacing w:after="0"/>
-            </w:pPr>
-            <w:r>
-              <w:rPr>
-                <w:b/>
-                <w:bCs/>
-                <w:color w:val="000000"/>
-                <w:sz w:val="19"/>
-                <w:szCs w:val="19"/>
-              </w:rPr>
-              <w:t xml:space="preserve">Vous voyez</w:t>
-            </w:r>
-          </w:p>
-        </w:tc>
-        <w:tc>
-          <w:tcPr>
-            <w:tcW w:type="dxa" w:w="7333"/>
-            <w:shd w:fill="E3EDF9" w:color="auto" w:val="clear"/>
-            <w:tcMar>
-              <w:top w:type="dxa" w:w="95"/>
-              <w:left w:type="dxa" w:w="120"/>
-              <w:bottom w:type="dxa" w:w="95"/>
-              <w:right w:type="dxa" w:w="120"/>
-            </w:tcMar>
-            <w:vAlign w:val="center"/>
-          </w:tcPr>
-          <w:p>
-            <w:pPr>
-              <w:spacing w:after="0"/>
-            </w:pPr>
-            <w:r>
-              <w:rPr>
-                <w:b/>
-                <w:bCs/>
-                <w:color w:val="000000"/>
-                <w:sz w:val="19"/>
-                <w:szCs w:val="19"/>
-              </w:rPr>
-              <w:t xml:space="preserve">Que faire</w:t>
-            </w:r>
-          </w:p>
-        </w:tc>
-      </w:tr>
-      <w:tr>
-        <w:trPr>
-          <w:cantSplit/>
-          <w:tblHeader w:val="false"/>
-        </w:trPr>
-        <w:tc>
-          <w:tcPr>
-            <w:tcW w:type="dxa" w:w="2305"/>
-            <w:tcMar>
-              <w:top w:type="dxa" w:w="95"/>
-              <w:left w:type="dxa" w:w="120"/>
-              <w:bottom w:type="dxa" w:w="95"/>
-              <w:right w:type="dxa" w:w="120"/>
-            </w:tcMar>
-            <w:vAlign w:val="center"/>
-          </w:tcPr>
-          <w:p>
-            <w:pPr>
-              <w:spacing w:after="0"/>
-            </w:pPr>
-            <w:r>
-              <w:rPr>
-                <w:b w:val="false"/>
-                <w:bCs w:val="false"/>
-                <w:color w:val="000000"/>
-                <w:sz w:val="19"/>
-                <w:szCs w:val="19"/>
-              </w:rPr>
-              <w:t xml:space="preserve">« Aucun widget »</w:t>
-            </w:r>
-          </w:p>
-        </w:tc>
-        <w:tc>
-          <w:tcPr>
-            <w:tcW w:type="dxa" w:w="7333"/>
-            <w:tcMar>
-              <w:top w:type="dxa" w:w="95"/>
-              <w:left w:type="dxa" w:w="120"/>
-              <w:bottom w:type="dxa" w:w="95"/>
-              <w:right w:type="dxa" w:w="120"/>
-            </w:tcMar>
-            <w:vAlign w:val="center"/>
-          </w:tcPr>
-          <w:p>
-            <w:pPr>
-              <w:spacing w:after="0"/>
-            </w:pPr>
-            <w:r>
-              <w:rPr>
-                <w:b w:val="false"/>
-                <w:bCs w:val="false"/>
-                <w:color w:val="000000"/>
-                <w:sz w:val="19"/>
-                <w:szCs w:val="19"/>
-              </w:rPr>
-              <w:t xml:space="preserve">Tous les widgets ont été retirés. Cliquez sur « Ajouter un widget », ou sur « Personnaliser » puis « Par defaut ».</w:t>
-            </w:r>
-          </w:p>
-        </w:tc>
-      </w:tr>
-      <w:tr>
-        <w:trPr>
-          <w:cantSplit/>
-          <w:tblHeader w:val="false"/>
-        </w:trPr>
-        <w:tc>
-          <w:tcPr>
-            <w:tcW w:type="dxa" w:w="2305"/>
-            <w:tcMar>
-              <w:top w:type="dxa" w:w="95"/>
-              <w:left w:type="dxa" w:w="120"/>
-              <w:bottom w:type="dxa" w:w="95"/>
-              <w:right w:type="dxa" w:w="120"/>
-            </w:tcMar>
-            <w:vAlign w:val="center"/>
-          </w:tcPr>
-          <w:p>
-            <w:pPr>
-              <w:spacing w:after="0"/>
-            </w:pPr>
-            <w:r>
-              <w:rPr>
-                <w:b w:val="false"/>
-                <w:bCs w:val="false"/>
-                <w:color w:val="000000"/>
-                <w:sz w:val="19"/>
-                <w:szCs w:val="19"/>
-              </w:rPr>
-              <w:t xml:space="preserve">Un widget affiche « En attente »</w:t>
-            </w:r>
-          </w:p>
-        </w:tc>
-        <w:tc>
-          <w:tcPr>
-            <w:tcW w:type="dxa" w:w="7333"/>
-            <w:tcMar>
-              <w:top w:type="dxa" w:w="95"/>
-              <w:left w:type="dxa" w:w="120"/>
-              <w:bottom w:type="dxa" w:w="95"/>
-              <w:right w:type="dxa" w:w="120"/>
-            </w:tcMar>
-            <w:vAlign w:val="center"/>
-          </w:tcPr>
-          <w:p>
-            <w:pPr>
-              <w:spacing w:after="0"/>
-            </w:pPr>
-            <w:r>
-              <w:rPr>
-                <w:b w:val="false"/>
-                <w:bCs w:val="false"/>
-                <w:color w:val="000000"/>
-                <w:sz w:val="19"/>
-                <w:szCs w:val="19"/>
-              </w:rPr>
-              <w:t xml:space="preserve">Sur le tableau du poste, cliquez sur « Actualiser les requetes ». Sur l’Accueil, lancez la collecte depuis l’Atelier.</w:t>
-            </w:r>
-          </w:p>
-        </w:tc>
-      </w:tr>
-      <w:tr>
-        <w:trPr>
-          <w:cantSplit/>
-          <w:tblHeader w:val="false"/>
-        </w:trPr>
-        <w:tc>
-          <w:tcPr>
-            <w:tcW w:type="dxa" w:w="2305"/>
-            <w:tcMar>
-              <w:top w:type="dxa" w:w="95"/>
-              <w:left w:type="dxa" w:w="120"/>
-              <w:bottom w:type="dxa" w:w="95"/>
-              <w:right w:type="dxa" w:w="120"/>
-            </w:tcMar>
-            <w:vAlign w:val="center"/>
-          </w:tcPr>
-          <w:p>
-            <w:pPr>
-              <w:spacing w:after="0"/>
-            </w:pPr>
-            <w:r>
-              <w:rPr>
-                <w:b w:val="false"/>
-                <w:bCs w:val="false"/>
-                <w:color w:val="000000"/>
-                <w:sz w:val="19"/>
-                <w:szCs w:val="19"/>
-              </w:rPr>
-              <w:t xml:space="preserve">Un widget vide n'apparaît plus</w:t>
-            </w:r>
-          </w:p>
-        </w:tc>
-        <w:tc>
-          <w:tcPr>
-            <w:tcW w:type="dxa" w:w="7333"/>
-            <w:tcMar>
-              <w:top w:type="dxa" w:w="95"/>
-              <w:left w:type="dxa" w:w="120"/>
-              <w:bottom w:type="dxa" w:w="95"/>
-              <w:right w:type="dxa" w:w="120"/>
-            </w:tcMar>
-            <w:vAlign w:val="center"/>
-          </w:tcPr>
-          <w:p>
-            <w:pPr>
-              <w:spacing w:after="0"/>
-            </w:pPr>
-            <w:r>
-              <w:rPr>
-                <w:b w:val="false"/>
-                <w:bCs w:val="false"/>
-                <w:color w:val="000000"/>
-                <w:sz w:val="19"/>
-                <w:szCs w:val="19"/>
-              </w:rPr>
-              <w:t xml:space="preserve">Il réapparaît quand ses données sont lues ; « Personnaliser » le montre.</w:t>
-            </w:r>
-          </w:p>
-        </w:tc>
-      </w:tr>
-    </w:tbl>
-    <w:p>
-      <w:pPr>
-        <w:spacing w:after="60"/>
-      </w:pPr>
-    </w:p>
-    <w:p>
-      <w:pPr>
-        <w:pStyle w:val="Heading1"/>
-        <w:keepNext/>
-      </w:pPr>
-      <w:bookmarkStart w:name="chapitre_7" w:id="1"/>
-      <w:r>
-        <w:t xml:space="preserve">7 Consulter les logiciels du poste</w:t>
-      </w:r>
-      <w:bookmarkEnd w:id="1"/>
+        <w:t xml:space="preserve">Mise à jour de la base : OU choisie et commande de relecture ciblée ; données fictives</w:t>
+      </w:r>
     </w:p>
     <w:p>
       <w:pPr>
         <w:keepNext w:val="false"/>
       </w:pPr>
       <w:r>
-        <w:t xml:space="preserve">Quand : vous devez savoir si un logiciel est installé sur un poste, dans quelle version et pour qui.</w:t>
-      </w:r>
-    </w:p>
-    <w:p>
-      <w:pPr>
-        <w:ind w:left="340" w:hanging="340"/>
-      </w:pPr>
-      <w:r>
-        <w:rPr>
-          <w:b/>
-          <w:bCs/>
-        </w:rPr>
-        <w:t xml:space="preserve">1. </w:t>
-      </w:r>
-      <w:r>
-        <w:rPr>
-          <w:b/>
-          <w:bCs/>
-        </w:rPr>
-        <w:t xml:space="preserve">Ouvrir l'onglet.</w:t>
-      </w:r>
-      <w:r>
-        <w:t xml:space="preserve"> Dans « Poste », cliquez sur l'onglet « Logiciels ». La carte « Logiciels installes » s'affiche.</w:t>
-      </w:r>
-    </w:p>
-    <w:p>
-      <w:pPr>
-        <w:ind w:left="340" w:hanging="340"/>
-      </w:pPr>
-      <w:r>
-        <w:rPr>
-          <w:b/>
-          <w:bCs/>
-        </w:rPr>
-        <w:t xml:space="preserve">2. </w:t>
-      </w:r>
-      <w:r>
-        <w:rPr>
-          <w:b/>
-          <w:bCs/>
-        </w:rPr>
-        <w:t xml:space="preserve">Choisir l'étendue.</w:t>
-      </w:r>
-      <w:r>
-        <w:t xml:space="preserve"> « Par utilisateur », cochée par défaut, ajoute les logiciels de chaque profil. Cochez « Applications Store » pour le Microsoft Store (plus long), « Mises a jour » pour les correctifs et composants système.</w:t>
-      </w:r>
-    </w:p>
-    <w:p>
-      <w:pPr>
-        <w:ind w:left="340" w:hanging="340"/>
-      </w:pPr>
-      <w:r>
-        <w:rPr>
-          <w:b/>
-          <w:bCs/>
-        </w:rPr>
-        <w:t xml:space="preserve">3. </w:t>
-      </w:r>
-      <w:r>
-        <w:rPr>
-          <w:b/>
-          <w:bCs/>
-        </w:rPr>
-        <w:t xml:space="preserve">Charger.</w:t>
-      </w:r>
-      <w:r>
-        <w:t xml:space="preserve"> Cliquez sur « Charger les logiciels ». Chaque ligne donne le « Nom », la « Version », l'« Editeur », « Installe le », la « Taille » et la « Portee ».</w:t>
-      </w:r>
-    </w:p>
-    <w:p>
-      <w:pPr>
-        <w:ind w:left="340" w:hanging="340"/>
-      </w:pPr>
-      <w:r>
-        <w:rPr>
-          <w:b/>
-          <w:bCs/>
-        </w:rPr>
-        <w:t xml:space="preserve">4. </w:t>
-      </w:r>
-      <w:r>
-        <w:rPr>
-          <w:b/>
-          <w:bCs/>
-        </w:rPr>
-        <w:t xml:space="preserve">Chercher un logiciel.</w:t>
-      </w:r>
-      <w:r>
-        <w:t xml:space="preserve"> Tapez une partie du nom, de l'éditeur ou de la version dans « Filtre ». « Portee » limite la liste à « Machine », « Utilisateur » ou « Store ».</w:t>
-      </w:r>
-    </w:p>
-    <w:p>
-      <w:pPr>
-        <w:ind w:left="340" w:hanging="340"/>
-      </w:pPr>
-      <w:r>
-        <w:rPr>
-          <w:b/>
-          <w:bCs/>
-        </w:rPr>
-        <w:t xml:space="preserve">5. </w:t>
-      </w:r>
-      <w:r>
-        <w:rPr>
-          <w:b/>
-          <w:bCs/>
-        </w:rPr>
-        <w:t xml:space="preserve">Lire la synthèse.</w:t>
-      </w:r>
-      <w:r>
-        <w:t xml:space="preserve"> Dans « Affichage », choisissez « Synthèse ». Les graphiques résument la liste chargée : nombre, éditeurs, versions multiples, architecture, portée et plus gros logiciels, plus « Installés ces 30 derniers jours », « Composants dʼexécution » (Visual C++, .NET, WebView2) et « Navigateurs et versions ». Une tuile à zéro prend la coche verte plutôt qu'un chiffre, et « Sans date » signale qu'aucun logiciel lu ne déclare sa date.</w:t>
-      </w:r>
-    </w:p>
-    <w:p>
-      <w:pPr>
-        <w:ind w:left="340" w:hanging="340"/>
-      </w:pPr>
-      <w:r>
-        <w:rPr>
-          <w:b/>
-          <w:bCs/>
-        </w:rPr>
-        <w:t xml:space="preserve">6. </w:t>
-      </w:r>
-      <w:r>
-        <w:rPr>
-          <w:b/>
-          <w:bCs/>
-        </w:rPr>
-        <w:t xml:space="preserve">Transmettre.</w:t>
-      </w:r>
-      <w:r>
-        <w:t xml:space="preserve"> « Copier » copie la liste complète ; « Exporter CSV » l'enregistre dans un fichier dont le chemin s'affiche dans le « Journal de session » (« Logiciels exportes : … »).</w:t>
+        <w:t xml:space="preserve">La mise à jour inclut les sous-OU et conserve les autres branches. Suivez séparément la lecture de l’annuaire et l’enregistrement local. Une passe partielle ne vaut pas un recensement terminé : la date de la dernière lecture complète reste visible avec la tentative partielle. Une lecture complète d’une OU parente peut couvrir l’OU affichée ; le chemin de cette couverture est indiqué.</w:t>
+      </w:r>
+    </w:p>
+    <w:p>
+      <w:pPr>
+        <w:keepNext w:val="false"/>
+      </w:pPr>
+      <w:r>
+        <w:t xml:space="preserve">Dans l’onglet « Données », « Afficher / actualiser les objets » recharge la liste. Sans texte de recherche, elle montre les objets du périmètre par pages de 200, avec le total correspondant. Comparez le même périmètre et les mêmes types d’objets avant de comparer deux compteurs.</w:t>
+      </w:r>
+    </w:p>
+    <w:p>
+      <w:pPr>
+        <w:keepNext w:val="false"/>
+      </w:pPr>
+      <w:r>
+        <w:t xml:space="preserve">Cliquez sur un en-tête pour trier le résultat complet, sur toutes les pages ; cliquez de nouveau pour inverser le sens. « Tri par pertinence » rétablit le classement initial. Les dates inconnues restent en fin de liste. La colonne Association ne se trie pas.</w:t>
       </w:r>
     </w:p>
     <w:p>
@@ -7864,9 +6681,9 @@
       <w:r>
         <w:drawing>
           <wp:inline distT="0" distB="0" distL="0" distR="0">
-            <wp:extent cx="5762625" cy="4686300"/>
+            <wp:extent cx="5762625" cy="3238500"/>
             <wp:effectExtent t="0" r="0" b="0" l="0"/>
-            <wp:docPr id="1" name="logiciels" descr="Onglet Logiciels, affichage Synthèse : indicateurs et graphiques calculés sur les logiciels chargés ; données fictives" title="Figure 25"/>
+            <wp:docPr id="25" name="base-autonome" descr="Base autonome : onglet Données et liste des objets du périmètre ; données fictives" title="Figure 24"/>
             <wp:cNvGraphicFramePr>
               <a:graphicFrameLocks xmlns:a="http://schemas.openxmlformats.org/drawingml/2006/main" noChangeAspect="1"/>
             </wp:cNvGraphicFramePr>
@@ -7889,6 +6706,1695 @@
                   <pic:spPr bwMode="auto">
                     <a:xfrm>
                       <a:off x="0" y="0"/>
+                      <a:ext cx="5762625" cy="3238500"/>
+                    </a:xfrm>
+                    <a:prstGeom prst="rect">
+                      <a:avLst/>
+                    </a:prstGeom>
+                  </pic:spPr>
+                </pic:pic>
+              </a:graphicData>
+            </a:graphic>
+          </wp:inline>
+        </w:drawing>
+      </w:r>
+    </w:p>
+    <w:p>
+      <w:pPr>
+        <w:spacing w:after="200"/>
+        <w:jc w:val="center"/>
+      </w:pPr>
+      <w:r>
+        <w:rPr>
+          <w:b/>
+          <w:bCs/>
+          <w:color w:val="555555"/>
+          <w:sz w:val="17"/>
+          <w:szCs w:val="17"/>
+        </w:rPr>
+        <w:t xml:space="preserve">Figure 24. </w:t>
+      </w:r>
+      <w:r>
+        <w:rPr>
+          <w:color w:val="555555"/>
+          <w:sz w:val="17"/>
+          <w:szCs w:val="17"/>
+        </w:rPr>
+        <w:t xml:space="preserve">Base autonome : onglet Données et liste des objets du périmètre ; données fictives</w:t>
+      </w:r>
+    </w:p>
+    <w:p>
+      <w:pPr>
+        <w:keepNext w:val="false"/>
+      </w:pPr>
+      <w:r>
+        <w:t xml:space="preserve">Dans l’onglet « Mise à jour », dépliez « Détails du stockage et de la synchronisation » pour retrouver le fichier, le contrôleur et les informations du dernier suivi.</w:t>
+      </w:r>
+    </w:p>
+    <w:p>
+      <w:pPr>
+        <w:keepNext/>
+        <w:spacing w:after="60" w:before="120"/>
+        <w:jc w:val="center"/>
+      </w:pPr>
+      <w:r>
+        <w:drawing>
+          <wp:inline distT="0" distB="0" distL="0" distR="0">
+            <wp:extent cx="5762625" cy="781050"/>
+            <wp:effectExtent t="0" r="0" b="0" l="0"/>
+            <wp:docPr id="26" name="base-details" descr="Base autonome : détails de la copie locale dépliés ; données fictives" title="Figure 25"/>
+            <wp:cNvGraphicFramePr>
+              <a:graphicFrameLocks xmlns:a="http://schemas.openxmlformats.org/drawingml/2006/main" noChangeAspect="1"/>
+            </wp:cNvGraphicFramePr>
+            <a:graphic xmlns:a="http://schemas.openxmlformats.org/drawingml/2006/main">
+              <a:graphicData uri="http://schemas.openxmlformats.org/drawingml/2006/picture">
+                <pic:pic xmlns:pic="http://schemas.openxmlformats.org/drawingml/2006/picture">
+                  <pic:nvPicPr>
+                    <pic:cNvPr id="0" name="" descr=""/>
+                    <pic:cNvPicPr>
+                      <a:picLocks noChangeAspect="1" noChangeArrowheads="1"/>
+                    </pic:cNvPicPr>
+                  </pic:nvPicPr>
+                  <pic:blipFill>
+                    <a:blip r:embed="rId33" cstate="none"/>
+                    <a:srcRect l="13542" t="37778" r="30208" b="48611"/>
+                    <a:stretch>
+                      <a:fillRect/>
+                    </a:stretch>
+                  </pic:blipFill>
+                  <pic:spPr bwMode="auto">
+                    <a:xfrm>
+                      <a:off x="0" y="0"/>
+                      <a:ext cx="5762625" cy="781050"/>
+                    </a:xfrm>
+                    <a:prstGeom prst="rect">
+                      <a:avLst/>
+                    </a:prstGeom>
+                  </pic:spPr>
+                </pic:pic>
+              </a:graphicData>
+            </a:graphic>
+          </wp:inline>
+        </w:drawing>
+      </w:r>
+    </w:p>
+    <w:p>
+      <w:pPr>
+        <w:spacing w:after="200"/>
+        <w:jc w:val="center"/>
+      </w:pPr>
+      <w:r>
+        <w:rPr>
+          <w:b/>
+          <w:bCs/>
+          <w:color w:val="555555"/>
+          <w:sz w:val="17"/>
+          <w:szCs w:val="17"/>
+        </w:rPr>
+        <w:t xml:space="preserve">Figure 25. </w:t>
+      </w:r>
+      <w:r>
+        <w:rPr>
+          <w:color w:val="555555"/>
+          <w:sz w:val="17"/>
+          <w:szCs w:val="17"/>
+        </w:rPr>
+        <w:t xml:space="preserve">Base autonome : détails de la copie locale dépliés ; données fictives</w:t>
+      </w:r>
+    </w:p>
+    <w:p>
+      <w:pPr>
+        <w:keepNext/>
+        <w:spacing w:after="60" w:before="120"/>
+        <w:jc w:val="center"/>
+      </w:pPr>
+      <w:r>
+        <w:drawing>
+          <wp:inline distT="0" distB="0" distL="0" distR="0">
+            <wp:extent cx="5762625" cy="571500"/>
+            <wp:effectExtent t="0" r="0" b="0" l="0"/>
+            <wp:docPr id="27" name="base-progression" descr="Relecture de l’OU choisie : phase en cours et compteurs ; données fictives" title="Figure 26"/>
+            <wp:cNvGraphicFramePr>
+              <a:graphicFrameLocks xmlns:a="http://schemas.openxmlformats.org/drawingml/2006/main" noChangeAspect="1"/>
+            </wp:cNvGraphicFramePr>
+            <a:graphic xmlns:a="http://schemas.openxmlformats.org/drawingml/2006/main">
+              <a:graphicData uri="http://schemas.openxmlformats.org/drawingml/2006/picture">
+                <pic:pic xmlns:pic="http://schemas.openxmlformats.org/drawingml/2006/picture">
+                  <pic:nvPicPr>
+                    <pic:cNvPr id="0" name="" descr=""/>
+                    <pic:cNvPicPr>
+                      <a:picLocks noChangeAspect="1" noChangeArrowheads="1"/>
+                    </pic:cNvPicPr>
+                  </pic:nvPicPr>
+                  <pic:blipFill>
+                    <a:blip r:embed="rId34" cstate="none"/>
+                    <a:srcRect l="13021" t="37778" r="2344" b="47407"/>
+                    <a:stretch>
+                      <a:fillRect/>
+                    </a:stretch>
+                  </pic:blipFill>
+                  <pic:spPr bwMode="auto">
+                    <a:xfrm>
+                      <a:off x="0" y="0"/>
+                      <a:ext cx="5762625" cy="571500"/>
+                    </a:xfrm>
+                    <a:prstGeom prst="rect">
+                      <a:avLst/>
+                    </a:prstGeom>
+                  </pic:spPr>
+                </pic:pic>
+              </a:graphicData>
+            </a:graphic>
+          </wp:inline>
+        </w:drawing>
+      </w:r>
+    </w:p>
+    <w:p>
+      <w:pPr>
+        <w:spacing w:after="200"/>
+        <w:jc w:val="center"/>
+      </w:pPr>
+      <w:r>
+        <w:rPr>
+          <w:b/>
+          <w:bCs/>
+          <w:color w:val="555555"/>
+          <w:sz w:val="17"/>
+          <w:szCs w:val="17"/>
+        </w:rPr>
+        <w:t xml:space="preserve">Figure 26. </w:t>
+      </w:r>
+      <w:r>
+        <w:rPr>
+          <w:color w:val="555555"/>
+          <w:sz w:val="17"/>
+          <w:szCs w:val="17"/>
+        </w:rPr>
+        <w:t xml:space="preserve">Relecture de l’OU choisie : phase en cours et compteurs ; données fictives</w:t>
+      </w:r>
+    </w:p>
+    <w:p>
+      <w:pPr>
+        <w:keepNext w:val="false"/>
+      </w:pPr>
+      <w:r>
+        <w:t xml:space="preserve">L’onglet « Stockage » rassemble le chemin de la base et les sauvegardes. La sauvegarde porte sur la base entière ; la purge efface les catégories de données choisies dans toute cette base, après simulation et confirmation. Le guide administrateur décrit cette opération.</w:t>
+      </w:r>
+    </w:p>
+    <w:p>
+      <w:pPr>
+        <w:keepNext/>
+        <w:spacing w:after="60" w:before="120"/>
+        <w:jc w:val="center"/>
+      </w:pPr>
+      <w:r>
+        <w:drawing>
+          <wp:inline distT="0" distB="0" distL="0" distR="0">
+            <wp:extent cx="5762625" cy="3143250"/>
+            <wp:effectExtent t="0" r="0" b="0" l="0"/>
+            <wp:docPr id="28" name="base-stockage" descr="Stockage : emplacement, sauvegarde et maintenance locale ; données fictives" title="Figure 27"/>
+            <wp:cNvGraphicFramePr>
+              <a:graphicFrameLocks xmlns:a="http://schemas.openxmlformats.org/drawingml/2006/main" noChangeAspect="1"/>
+            </wp:cNvGraphicFramePr>
+            <a:graphic xmlns:a="http://schemas.openxmlformats.org/drawingml/2006/main">
+              <a:graphicData uri="http://schemas.openxmlformats.org/drawingml/2006/picture">
+                <pic:pic xmlns:pic="http://schemas.openxmlformats.org/drawingml/2006/picture">
+                  <pic:nvPicPr>
+                    <pic:cNvPr id="0" name="" descr=""/>
+                    <pic:cNvPicPr>
+                      <a:picLocks noChangeAspect="1" noChangeArrowheads="1"/>
+                    </pic:cNvPicPr>
+                  </pic:nvPicPr>
+                  <pic:blipFill>
+                    <a:blip r:embed="rId35" cstate="none"/>
+                    <a:srcRect l="13021" t="25000" r="29167" b="18981"/>
+                    <a:stretch>
+                      <a:fillRect/>
+                    </a:stretch>
+                  </pic:blipFill>
+                  <pic:spPr bwMode="auto">
+                    <a:xfrm>
+                      <a:off x="0" y="0"/>
+                      <a:ext cx="5762625" cy="3143250"/>
+                    </a:xfrm>
+                    <a:prstGeom prst="rect">
+                      <a:avLst/>
+                    </a:prstGeom>
+                  </pic:spPr>
+                </pic:pic>
+              </a:graphicData>
+            </a:graphic>
+          </wp:inline>
+        </w:drawing>
+      </w:r>
+    </w:p>
+    <w:p>
+      <w:pPr>
+        <w:spacing w:after="200"/>
+        <w:jc w:val="center"/>
+      </w:pPr>
+      <w:r>
+        <w:rPr>
+          <w:b/>
+          <w:bCs/>
+          <w:color w:val="555555"/>
+          <w:sz w:val="17"/>
+          <w:szCs w:val="17"/>
+        </w:rPr>
+        <w:t xml:space="preserve">Figure 27. </w:t>
+      </w:r>
+      <w:r>
+        <w:rPr>
+          <w:color w:val="555555"/>
+          <w:sz w:val="17"/>
+          <w:szCs w:val="17"/>
+        </w:rPr>
+        <w:t xml:space="preserve">Stockage : emplacement, sauvegarde et maintenance locale ; données fictives</w:t>
+      </w:r>
+    </w:p>
+    <w:p>
+      <w:pPr>
+        <w:pStyle w:val="Heading2"/>
+        <w:keepNext/>
+      </w:pPr>
+      <w:r>
+        <w:t xml:space="preserve">Comprendre une différence</w:t>
+      </w:r>
+    </w:p>
+    <w:tbl>
+      <w:tblPr>
+        <w:tblW w:type="dxa" w:w="9638"/>
+        <w:tblBorders>
+          <w:top w:val="single" w:color="D9D9D9" w:sz="4"/>
+          <w:left w:val="single" w:color="D9D9D9" w:sz="4"/>
+          <w:bottom w:val="single" w:color="D9D9D9" w:sz="4"/>
+          <w:right w:val="single" w:color="D9D9D9" w:sz="4"/>
+          <w:insideH w:val="single" w:color="D9D9D9" w:sz="4"/>
+          <w:insideV w:val="single" w:color="D9D9D9" w:sz="4"/>
+        </w:tblBorders>
+      </w:tblPr>
+      <w:tblGrid>
+        <w:gridCol w:w="2872"/>
+        <w:gridCol w:w="6766"/>
+      </w:tblGrid>
+      <w:tr>
+        <w:trPr>
+          <w:cantSplit/>
+          <w:tblHeader/>
+        </w:trPr>
+        <w:tc>
+          <w:tcPr>
+            <w:tcW w:type="dxa" w:w="2872"/>
+            <w:shd w:fill="E3EDF9" w:color="auto" w:val="clear"/>
+            <w:tcMar>
+              <w:top w:type="dxa" w:w="95"/>
+              <w:left w:type="dxa" w:w="120"/>
+              <w:bottom w:type="dxa" w:w="95"/>
+              <w:right w:type="dxa" w:w="120"/>
+            </w:tcMar>
+            <w:vAlign w:val="center"/>
+          </w:tcPr>
+          <w:p>
+            <w:pPr>
+              <w:spacing w:after="0"/>
+            </w:pPr>
+            <w:r>
+              <w:rPr>
+                <w:b/>
+                <w:bCs/>
+                <w:color w:val="000000"/>
+                <w:sz w:val="19"/>
+                <w:szCs w:val="19"/>
+              </w:rPr>
+              <w:t xml:space="preserve">Vous voyez</w:t>
+            </w:r>
+          </w:p>
+        </w:tc>
+        <w:tc>
+          <w:tcPr>
+            <w:tcW w:type="dxa" w:w="6766"/>
+            <w:shd w:fill="E3EDF9" w:color="auto" w:val="clear"/>
+            <w:tcMar>
+              <w:top w:type="dxa" w:w="95"/>
+              <w:left w:type="dxa" w:w="120"/>
+              <w:bottom w:type="dxa" w:w="95"/>
+              <w:right w:type="dxa" w:w="120"/>
+            </w:tcMar>
+            <w:vAlign w:val="center"/>
+          </w:tcPr>
+          <w:p>
+            <w:pPr>
+              <w:spacing w:after="0"/>
+            </w:pPr>
+            <w:r>
+              <w:rPr>
+                <w:b/>
+                <w:bCs/>
+                <w:color w:val="000000"/>
+                <w:sz w:val="19"/>
+                <w:szCs w:val="19"/>
+              </w:rPr>
+              <w:t xml:space="preserve">Que faire</w:t>
+            </w:r>
+          </w:p>
+        </w:tc>
+      </w:tr>
+      <w:tr>
+        <w:trPr>
+          <w:cantSplit/>
+          <w:tblHeader w:val="off"/>
+        </w:trPr>
+        <w:tc>
+          <w:tcPr>
+            <w:tcW w:type="dxa" w:w="2872"/>
+            <w:tcMar>
+              <w:top w:type="dxa" w:w="95"/>
+              <w:left w:type="dxa" w:w="120"/>
+              <w:bottom w:type="dxa" w:w="95"/>
+              <w:right w:type="dxa" w:w="120"/>
+            </w:tcMar>
+            <w:vAlign w:val="center"/>
+          </w:tcPr>
+          <w:p>
+            <w:pPr>
+              <w:spacing w:after="0"/>
+            </w:pPr>
+            <w:r>
+              <w:rPr>
+                <w:b w:val="false"/>
+                <w:bCs w:val="false"/>
+                <w:color w:val="000000"/>
+                <w:sz w:val="19"/>
+                <w:szCs w:val="19"/>
+              </w:rPr>
+              <w:t xml:space="preserve">Un widget compte plus de postes que Rechercher</w:t>
+            </w:r>
+          </w:p>
+        </w:tc>
+        <w:tc>
+          <w:tcPr>
+            <w:tcW w:type="dxa" w:w="6766"/>
+            <w:tcMar>
+              <w:top w:type="dxa" w:w="95"/>
+              <w:left w:type="dxa" w:w="120"/>
+              <w:bottom w:type="dxa" w:w="95"/>
+              <w:right w:type="dxa" w:w="120"/>
+            </w:tcMar>
+            <w:vAlign w:val="center"/>
+          </w:tcPr>
+          <w:p>
+            <w:pPr>
+              <w:spacing w:after="0"/>
+            </w:pPr>
+            <w:r>
+              <w:rPr>
+                <w:b w:val="false"/>
+                <w:bCs w:val="false"/>
+                <w:color w:val="000000"/>
+                <w:sz w:val="19"/>
+                <w:szCs w:val="19"/>
+              </w:rPr>
+              <w:t xml:space="preserve">Vérifiez l'OU, les sous-OU, les comptes désactivés, le filtre et la limite de Rechercher. Ouvrez sa petite icône de détail pour consulter la liste exacte.</w:t>
+            </w:r>
+          </w:p>
+        </w:tc>
+      </w:tr>
+      <w:tr>
+        <w:trPr>
+          <w:cantSplit/>
+          <w:tblHeader w:val="off"/>
+        </w:trPr>
+        <w:tc>
+          <w:tcPr>
+            <w:tcW w:type="dxa" w:w="2872"/>
+            <w:tcMar>
+              <w:top w:type="dxa" w:w="95"/>
+              <w:left w:type="dxa" w:w="120"/>
+              <w:bottom w:type="dxa" w:w="95"/>
+              <w:right w:type="dxa" w:w="120"/>
+            </w:tcMar>
+            <w:vAlign w:val="center"/>
+          </w:tcPr>
+          <w:p>
+            <w:pPr>
+              <w:spacing w:after="0"/>
+            </w:pPr>
+            <w:r>
+              <w:rPr>
+                <w:b w:val="false"/>
+                <w:bCs w:val="false"/>
+                <w:color w:val="000000"/>
+                <w:sz w:val="19"/>
+                <w:szCs w:val="19"/>
+              </w:rPr>
+              <w:t xml:space="preserve">Une mesure est inconnue ou ancienne</w:t>
+            </w:r>
+          </w:p>
+        </w:tc>
+        <w:tc>
+          <w:tcPr>
+            <w:tcW w:type="dxa" w:w="6766"/>
+            <w:tcMar>
+              <w:top w:type="dxa" w:w="95"/>
+              <w:left w:type="dxa" w:w="120"/>
+              <w:bottom w:type="dxa" w:w="95"/>
+              <w:right w:type="dxa" w:w="120"/>
+            </w:tcMar>
+            <w:vAlign w:val="center"/>
+          </w:tcPr>
+          <w:p>
+            <w:pPr>
+              <w:spacing w:after="0"/>
+            </w:pPr>
+            <w:r>
+              <w:rPr>
+                <w:b w:val="false"/>
+                <w:bCs w:val="false"/>
+                <w:color w:val="000000"/>
+                <w:sz w:val="19"/>
+                <w:szCs w:val="19"/>
+              </w:rPr>
+              <w:t xml:space="preserve">Relisez son âge puis lancez une collecte ciblée. Un ping récent ne rafraîchit pas un ancien inventaire.</w:t>
+            </w:r>
+          </w:p>
+        </w:tc>
+      </w:tr>
+      <w:tr>
+        <w:trPr>
+          <w:cantSplit/>
+          <w:tblHeader w:val="off"/>
+        </w:trPr>
+        <w:tc>
+          <w:tcPr>
+            <w:tcW w:type="dxa" w:w="2872"/>
+            <w:tcMar>
+              <w:top w:type="dxa" w:w="95"/>
+              <w:left w:type="dxa" w:w="120"/>
+              <w:bottom w:type="dxa" w:w="95"/>
+              <w:right w:type="dxa" w:w="120"/>
+            </w:tcMar>
+            <w:vAlign w:val="center"/>
+          </w:tcPr>
+          <w:p>
+            <w:pPr>
+              <w:spacing w:after="0"/>
+            </w:pPr>
+            <w:r>
+              <w:rPr>
+                <w:b w:val="false"/>
+                <w:bCs w:val="false"/>
+                <w:color w:val="000000"/>
+                <w:sz w:val="19"/>
+                <w:szCs w:val="19"/>
+              </w:rPr>
+              <w:t xml:space="preserve">Un inventaire échoue mais des valeurs restent affichées</w:t>
+            </w:r>
+          </w:p>
+        </w:tc>
+        <w:tc>
+          <w:tcPr>
+            <w:tcW w:type="dxa" w:w="6766"/>
+            <w:tcMar>
+              <w:top w:type="dxa" w:w="95"/>
+              <w:left w:type="dxa" w:w="120"/>
+              <w:bottom w:type="dxa" w:w="95"/>
+              <w:right w:type="dxa" w:w="120"/>
+            </w:tcMar>
+            <w:vAlign w:val="center"/>
+          </w:tcPr>
+          <w:p>
+            <w:pPr>
+              <w:spacing w:after="0"/>
+            </w:pPr>
+            <w:r>
+              <w:rPr>
+                <w:b w:val="false"/>
+                <w:bCs w:val="false"/>
+                <w:color w:val="000000"/>
+                <w:sz w:val="19"/>
+                <w:szCs w:val="19"/>
+              </w:rPr>
+              <w:t xml:space="preserve">Ce sont les dernières valeurs réussies, avec leur date. Consultez l’erreur et relancez une collecte adaptée ; leur présence ne signifie pas que le dernier essai a réussi.</w:t>
+            </w:r>
+          </w:p>
+        </w:tc>
+      </w:tr>
+      <w:tr>
+        <w:trPr>
+          <w:cantSplit/>
+          <w:tblHeader w:val="off"/>
+        </w:trPr>
+        <w:tc>
+          <w:tcPr>
+            <w:tcW w:type="dxa" w:w="2872"/>
+            <w:tcMar>
+              <w:top w:type="dxa" w:w="95"/>
+              <w:left w:type="dxa" w:w="120"/>
+              <w:bottom w:type="dxa" w:w="95"/>
+              <w:right w:type="dxa" w:w="120"/>
+            </w:tcMar>
+            <w:vAlign w:val="center"/>
+          </w:tcPr>
+          <w:p>
+            <w:pPr>
+              <w:spacing w:after="0"/>
+            </w:pPr>
+            <w:r>
+              <w:rPr>
+                <w:b w:val="false"/>
+                <w:bCs w:val="false"/>
+                <w:color w:val="000000"/>
+                <w:sz w:val="19"/>
+                <w:szCs w:val="19"/>
+              </w:rPr>
+              <w:t xml:space="preserve">La base est partielle</w:t>
+            </w:r>
+          </w:p>
+        </w:tc>
+        <w:tc>
+          <w:tcPr>
+            <w:tcW w:type="dxa" w:w="6766"/>
+            <w:tcMar>
+              <w:top w:type="dxa" w:w="95"/>
+              <w:left w:type="dxa" w:w="120"/>
+              <w:bottom w:type="dxa" w:w="95"/>
+              <w:right w:type="dxa" w:w="120"/>
+            </w:tcMar>
+            <w:vAlign w:val="center"/>
+          </w:tcPr>
+          <w:p>
+            <w:pPr>
+              <w:spacing w:after="0"/>
+            </w:pPr>
+            <w:r>
+              <w:rPr>
+                <w:b w:val="false"/>
+                <w:bCs w:val="false"/>
+                <w:color w:val="000000"/>
+                <w:sz w:val="19"/>
+                <w:szCs w:val="19"/>
+              </w:rPr>
+              <w:t xml:space="preserve">Relancez la mise à jour selon le message affiché. Ne concluez pas à une suppression à partir d'une passe incomplète.</w:t>
+            </w:r>
+          </w:p>
+        </w:tc>
+      </w:tr>
+      <w:tr>
+        <w:trPr>
+          <w:cantSplit/>
+          <w:tblHeader w:val="off"/>
+        </w:trPr>
+        <w:tc>
+          <w:tcPr>
+            <w:tcW w:type="dxa" w:w="2872"/>
+            <w:tcMar>
+              <w:top w:type="dxa" w:w="95"/>
+              <w:left w:type="dxa" w:w="120"/>
+              <w:bottom w:type="dxa" w:w="95"/>
+              <w:right w:type="dxa" w:w="120"/>
+            </w:tcMar>
+            <w:vAlign w:val="center"/>
+          </w:tcPr>
+          <w:p>
+            <w:pPr>
+              <w:spacing w:after="0"/>
+            </w:pPr>
+            <w:r>
+              <w:rPr>
+                <w:b w:val="false"/>
+                <w:bCs w:val="false"/>
+                <w:color w:val="000000"/>
+                <w:sz w:val="19"/>
+                <w:szCs w:val="19"/>
+              </w:rPr>
+              <w:t xml:space="preserve">La base est occupée</w:t>
+            </w:r>
+          </w:p>
+        </w:tc>
+        <w:tc>
+          <w:tcPr>
+            <w:tcW w:type="dxa" w:w="6766"/>
+            <w:tcMar>
+              <w:top w:type="dxa" w:w="95"/>
+              <w:left w:type="dxa" w:w="120"/>
+              <w:bottom w:type="dxa" w:w="95"/>
+              <w:right w:type="dxa" w:w="120"/>
+            </w:tcMar>
+            <w:vAlign w:val="center"/>
+          </w:tcPr>
+          <w:p>
+            <w:pPr>
+              <w:spacing w:after="0"/>
+            </w:pPr>
+            <w:r>
+              <w:rPr>
+                <w:b w:val="false"/>
+                <w:bCs w:val="false"/>
+                <w:color w:val="000000"/>
+                <w:sz w:val="19"/>
+                <w:szCs w:val="19"/>
+              </w:rPr>
+              <w:t xml:space="preserve">Attendez la fin de l'enregistrement, puis actualisez.</w:t>
+            </w:r>
+          </w:p>
+        </w:tc>
+      </w:tr>
+      <w:tr>
+        <w:trPr>
+          <w:cantSplit/>
+          <w:tblHeader w:val="off"/>
+        </w:trPr>
+        <w:tc>
+          <w:tcPr>
+            <w:tcW w:type="dxa" w:w="2872"/>
+            <w:tcMar>
+              <w:top w:type="dxa" w:w="95"/>
+              <w:left w:type="dxa" w:w="120"/>
+              <w:bottom w:type="dxa" w:w="95"/>
+              <w:right w:type="dxa" w:w="120"/>
+            </w:tcMar>
+            <w:vAlign w:val="center"/>
+          </w:tcPr>
+          <w:p>
+            <w:pPr>
+              <w:spacing w:after="0"/>
+            </w:pPr>
+            <w:r>
+              <w:rPr>
+                <w:b w:val="false"/>
+                <w:bCs w:val="false"/>
+                <w:color w:val="000000"/>
+                <w:sz w:val="19"/>
+                <w:szCs w:val="19"/>
+              </w:rPr>
+              <w:t xml:space="preserve">Aucun poste n'apparaît</w:t>
+            </w:r>
+          </w:p>
+        </w:tc>
+        <w:tc>
+          <w:tcPr>
+            <w:tcW w:type="dxa" w:w="6766"/>
+            <w:tcMar>
+              <w:top w:type="dxa" w:w="95"/>
+              <w:left w:type="dxa" w:w="120"/>
+              <w:bottom w:type="dxa" w:w="95"/>
+              <w:right w:type="dxa" w:w="120"/>
+            </w:tcMar>
+            <w:vAlign w:val="center"/>
+          </w:tcPr>
+          <w:p>
+            <w:pPr>
+              <w:spacing w:after="0"/>
+            </w:pPr>
+            <w:r>
+              <w:rPr>
+                <w:b w:val="false"/>
+                <w:bCs w:val="false"/>
+                <w:color w:val="000000"/>
+                <w:sz w:val="19"/>
+                <w:szCs w:val="19"/>
+              </w:rPr>
+              <w:t xml:space="preserve">Effacez les conditions et le segment, puis vérifiez le périmètre et la couverture de la base.</w:t>
+            </w:r>
+          </w:p>
+        </w:tc>
+      </w:tr>
+    </w:tbl>
+    <w:p>
+      <w:pPr>
+        <w:spacing w:after="60"/>
+      </w:pPr>
+    </w:p>
+    <w:p>
+      <w:pPr>
+        <w:pStyle w:val="Heading1"/>
+        <w:keepNext/>
+      </w:pPr>
+      <w:bookmarkStart w:name="chapitre_6" w:id="6"/>
+      <w:r>
+        <w:t xml:space="preserve">6 Personnaliser un tableau de bord</w:t>
+      </w:r>
+      <w:bookmarkEnd w:id="6"/>
+    </w:p>
+    <w:p>
+      <w:pPr>
+        <w:keepNext w:val="false"/>
+      </w:pPr>
+      <w:r>
+        <w:t xml:space="preserve">Quand : vous voulez garder sous les yeux les informations utiles. Chaque tuile ou graphique d'un tableau de bord (poste, Accueil, logiciels) est un widget ; Domenia garde votre disposition.</w:t>
+      </w:r>
+    </w:p>
+    <w:p>
+      <w:pPr>
+        <w:pStyle w:val="Heading2"/>
+        <w:keepNext/>
+      </w:pPr>
+      <w:r>
+        <w:t xml:space="preserve">Ajouter un widget</w:t>
+      </w:r>
+    </w:p>
+    <w:p>
+      <w:pPr>
+        <w:ind w:left="340" w:hanging="340"/>
+      </w:pPr>
+      <w:r>
+        <w:rPr>
+          <w:b/>
+          <w:bCs/>
+        </w:rPr>
+        <w:t xml:space="preserve">1. </w:t>
+      </w:r>
+      <w:r>
+        <w:rPr>
+          <w:b/>
+          <w:bCs/>
+        </w:rPr>
+        <w:t xml:space="preserve">Ouvrir le panneau.</w:t>
+      </w:r>
+      <w:r>
+        <w:t xml:space="preserve"> Cliquez sur « Ajouter un widget » dans la barre du tableau. Le panneau de réglage s’ouvre dans la fenêtre.</w:t>
+      </w:r>
+    </w:p>
+    <w:p>
+      <w:pPr>
+        <w:ind w:left="340" w:hanging="340"/>
+      </w:pPr>
+      <w:r>
+        <w:rPr>
+          <w:b/>
+          <w:bCs/>
+        </w:rPr>
+        <w:t xml:space="preserve">2. </w:t>
+      </w:r>
+      <w:r>
+        <w:rPr>
+          <w:b/>
+          <w:bCs/>
+        </w:rPr>
+        <w:t xml:space="preserve">Chercher l'information.</w:t>
+      </w:r>
+      <w:r>
+        <w:t xml:space="preserve"> Tapez un mot dans la recherche (disque, utilisateur, BitLocker…) : la liste des informations se réduit. Le badge « affiche » signale une information déjà sur le tableau.</w:t>
+      </w:r>
+    </w:p>
+    <w:p>
+      <w:pPr>
+        <w:ind w:left="340" w:hanging="340"/>
+      </w:pPr>
+      <w:r>
+        <w:rPr>
+          <w:b/>
+          <w:bCs/>
+        </w:rPr>
+        <w:t xml:space="preserve">3. </w:t>
+      </w:r>
+      <w:r>
+        <w:rPr>
+          <w:b/>
+          <w:bCs/>
+        </w:rPr>
+        <w:t xml:space="preserve">Choisir.</w:t>
+      </w:r>
+      <w:r>
+        <w:t xml:space="preserve"> Cliquez sur une ligne. L'« Apercu » montre le widget.</w:t>
+      </w:r>
+    </w:p>
+    <w:p>
+      <w:pPr>
+        <w:ind w:left="340" w:hanging="340"/>
+      </w:pPr>
+      <w:r>
+        <w:rPr>
+          <w:b/>
+          <w:bCs/>
+        </w:rPr>
+        <w:t xml:space="preserve">4. </w:t>
+      </w:r>
+      <w:r>
+        <w:rPr>
+          <w:b/>
+          <w:bCs/>
+        </w:rPr>
+        <w:t xml:space="preserve">Régler.</w:t>
+      </w:r>
+      <w:r>
+        <w:t xml:space="preserve"> Modifiez au besoin le « Titre », la « Représentation » (« Chiffre cle », « Jauge », « Anneau », « Barres »…), la « Taille » et la « Section ». Pour une nouvelle section, choisissez « + Nouvelle section... » et tapez son nom dans le champ qui apparaît.</w:t>
+      </w:r>
+    </w:p>
+    <w:p>
+      <w:pPr>
+        <w:ind w:left="340" w:hanging="340"/>
+      </w:pPr>
+      <w:r>
+        <w:rPr>
+          <w:b/>
+          <w:bCs/>
+        </w:rPr>
+        <w:t xml:space="preserve">5. </w:t>
+      </w:r>
+      <w:r>
+        <w:rPr>
+          <w:b/>
+          <w:bCs/>
+        </w:rPr>
+        <w:t xml:space="preserve">Ajouter.</w:t>
+      </w:r>
+      <w:r>
+        <w:t xml:space="preserve"> Cliquez sur « Ajouter » : le widget apparaît à la fin de sa section. Hors personnalisation, un widget encore sans données reste masqué et la barre affiche « Widget enregistre : il s affichera des que ses donnees seront lues. ». « Annuler » ne change rien.</w:t>
+      </w:r>
+    </w:p>
+    <w:p>
+      <w:pPr>
+        <w:keepNext/>
+        <w:spacing w:after="60" w:before="120"/>
+        <w:jc w:val="center"/>
+      </w:pPr>
+      <w:r>
+        <w:drawing>
+          <wp:inline distT="0" distB="0" distL="0" distR="0">
+            <wp:extent cx="5762625" cy="4486275"/>
+            <wp:effectExtent t="0" r="0" b="0" l="0"/>
+            <wp:docPr id="29" name="editeur-widget" descr="Panneau « Ajouter un widget » : recherche, liste des informations, réglages à droite et aperçu du widget « Disque systeme »" title="Figure 28"/>
+            <wp:cNvGraphicFramePr>
+              <a:graphicFrameLocks xmlns:a="http://schemas.openxmlformats.org/drawingml/2006/main" noChangeAspect="1"/>
+            </wp:cNvGraphicFramePr>
+            <a:graphic xmlns:a="http://schemas.openxmlformats.org/drawingml/2006/main">
+              <a:graphicData uri="http://schemas.openxmlformats.org/drawingml/2006/picture">
+                <pic:pic xmlns:pic="http://schemas.openxmlformats.org/drawingml/2006/picture">
+                  <pic:nvPicPr>
+                    <pic:cNvPr id="0" name="" descr=""/>
+                    <pic:cNvPicPr>
+                      <a:picLocks noChangeAspect="1" noChangeArrowheads="1"/>
+                    </pic:cNvPicPr>
+                  </pic:nvPicPr>
+                  <pic:blipFill>
+                    <a:blip r:embed="rId36" cstate="none"/>
+                    <a:srcRect l="57708" t="1481" r="833" b="41111"/>
+                    <a:stretch>
+                      <a:fillRect/>
+                    </a:stretch>
+                  </pic:blipFill>
+                  <pic:spPr bwMode="auto">
+                    <a:xfrm>
+                      <a:off x="0" y="0"/>
+                      <a:ext cx="5762625" cy="4486275"/>
+                    </a:xfrm>
+                    <a:prstGeom prst="rect">
+                      <a:avLst/>
+                    </a:prstGeom>
+                  </pic:spPr>
+                </pic:pic>
+              </a:graphicData>
+            </a:graphic>
+          </wp:inline>
+        </w:drawing>
+      </w:r>
+    </w:p>
+    <w:p>
+      <w:pPr>
+        <w:spacing w:after="200"/>
+        <w:jc w:val="center"/>
+      </w:pPr>
+      <w:r>
+        <w:rPr>
+          <w:b/>
+          <w:bCs/>
+          <w:color w:val="555555"/>
+          <w:sz w:val="17"/>
+          <w:szCs w:val="17"/>
+        </w:rPr>
+        <w:t xml:space="preserve">Figure 28. </w:t>
+      </w:r>
+      <w:r>
+        <w:rPr>
+          <w:color w:val="555555"/>
+          <w:sz w:val="17"/>
+          <w:szCs w:val="17"/>
+        </w:rPr>
+        <w:t xml:space="preserve">Panneau « Ajouter un widget » : recherche, liste des informations, réglages à droite et aperçu du widget « Disque systeme »</w:t>
+      </w:r>
+    </w:p>
+    <w:p>
+      <w:r>
+        <w:rPr>
+          <w:b/>
+          <w:bCs/>
+        </w:rPr>
+        <w:t xml:space="preserve">À savoir. </w:t>
+      </w:r>
+      <w:r>
+        <w:t xml:space="preserve">Une ligne « Requetes WMI · » interroge les postes. Sur le tableau du poste, cliquez sur « Actualiser les requetes », puis sur « Verifier les sessions » : le widget se remplit. Sur l’Accueil, ouvrez le détail de la sonde, puis collectez ses données dans l’Atelier.</w:t>
+      </w:r>
+    </w:p>
+    <w:p>
+      <w:r>
+        <w:rPr>
+          <w:b/>
+          <w:bCs/>
+        </w:rPr>
+        <w:t xml:space="preserve">Résultat attendu. </w:t>
+      </w:r>
+      <w:r>
+        <w:t xml:space="preserve">Le widget est enregistré sur le tableau, dans la section choisie.</w:t>
+      </w:r>
+    </w:p>
+    <w:p>
+      <w:pPr>
+        <w:pStyle w:val="Heading2"/>
+        <w:keepNext/>
+      </w:pPr>
+      <w:r>
+        <w:t xml:space="preserve">Déplacer redimensionner ou retirer</w:t>
+      </w:r>
+    </w:p>
+    <w:p>
+      <w:pPr>
+        <w:ind w:left="340" w:hanging="340"/>
+      </w:pPr>
+      <w:r>
+        <w:rPr>
+          <w:b/>
+          <w:bCs/>
+        </w:rPr>
+        <w:t xml:space="preserve">1. </w:t>
+      </w:r>
+      <w:r>
+        <w:rPr>
+          <w:b/>
+          <w:bCs/>
+        </w:rPr>
+        <w:t xml:space="preserve">Passer en personnalisation.</w:t>
+      </w:r>
+      <w:r>
+        <w:t xml:space="preserve"> Cliquez sur « Personnaliser ». Chaque widget porte les boutons ronds modifier et retirer ; une tuile « Ajouter ici » termine chaque section.</w:t>
+      </w:r>
+    </w:p>
+    <w:p>
+      <w:pPr>
+        <w:ind w:left="340" w:hanging="340"/>
+      </w:pPr>
+      <w:r>
+        <w:rPr>
+          <w:b/>
+          <w:bCs/>
+        </w:rPr>
+        <w:t xml:space="preserve">2. </w:t>
+      </w:r>
+      <w:r>
+        <w:rPr>
+          <w:b/>
+          <w:bCs/>
+        </w:rPr>
+        <w:t xml:space="preserve">Déplacer.</w:t>
+      </w:r>
+      <w:r>
+        <w:t xml:space="preserve"> Glissez un widget et lâchez-le sur un autre : il prend sa place, même dans une autre section. Le clic droit propose aussi « Déplacer ».</w:t>
+      </w:r>
+    </w:p>
+    <w:p>
+      <w:pPr>
+        <w:ind w:left="340" w:hanging="340"/>
+      </w:pPr>
+      <w:r>
+        <w:rPr>
+          <w:b/>
+          <w:bCs/>
+        </w:rPr>
+        <w:t xml:space="preserve">3. </w:t>
+      </w:r>
+      <w:r>
+        <w:rPr>
+          <w:b/>
+          <w:bCs/>
+        </w:rPr>
+        <w:t xml:space="preserve">Changer la taille.</w:t>
+      </w:r>
+      <w:r>
+        <w:t xml:space="preserve"> Clic droit sur le widget, « Taille », puis « Compacte », « Moyenne » ou « Large ». Le sous-menu « Représentation » change le type de graphique.</w:t>
+      </w:r>
+    </w:p>
+    <w:p>
+      <w:pPr>
+        <w:ind w:left="340" w:hanging="340"/>
+      </w:pPr>
+      <w:r>
+        <w:rPr>
+          <w:b/>
+          <w:bCs/>
+        </w:rPr>
+        <w:t xml:space="preserve">4. </w:t>
+      </w:r>
+      <w:r>
+        <w:rPr>
+          <w:b/>
+          <w:bCs/>
+        </w:rPr>
+        <w:t xml:space="preserve">Retirer.</w:t>
+      </w:r>
+      <w:r>
+        <w:t xml:space="preserve"> Cliquez sur le bouton rond dont l'infobulle commence par « Retirer : », ou faites un clic droit, « Retirer du tableau de bord ». Aucune confirmation n'est demandée.</w:t>
+      </w:r>
+    </w:p>
+    <w:p>
+      <w:pPr>
+        <w:ind w:left="340" w:hanging="340"/>
+      </w:pPr>
+      <w:r>
+        <w:rPr>
+          <w:b/>
+          <w:bCs/>
+        </w:rPr>
+        <w:t xml:space="preserve">5. </w:t>
+      </w:r>
+      <w:r>
+        <w:rPr>
+          <w:b/>
+          <w:bCs/>
+        </w:rPr>
+        <w:t xml:space="preserve">Terminer.</w:t>
+      </w:r>
+      <w:r>
+        <w:t xml:space="preserve"> Cliquez sur « Terminer ».</w:t>
+      </w:r>
+    </w:p>
+    <w:p>
+      <w:pPr>
+        <w:keepNext/>
+        <w:spacing w:after="60" w:before="120"/>
+        <w:jc w:val="center"/>
+      </w:pPr>
+      <w:r>
+        <w:drawing>
+          <wp:inline distT="0" distB="0" distL="0" distR="0">
+            <wp:extent cx="5762625" cy="3305175"/>
+            <wp:effectExtent t="0" r="0" b="0" l="0"/>
+            <wp:docPr id="30" name="personnaliser" descr="Tableau du poste en personnalisation : boutons ronds sur chaque widget et tuiles « Ajouter ici » au bout des sections" title="Figure 29"/>
+            <wp:cNvGraphicFramePr>
+              <a:graphicFrameLocks xmlns:a="http://schemas.openxmlformats.org/drawingml/2006/main" noChangeAspect="1"/>
+            </wp:cNvGraphicFramePr>
+            <a:graphic xmlns:a="http://schemas.openxmlformats.org/drawingml/2006/main">
+              <a:graphicData uri="http://schemas.openxmlformats.org/drawingml/2006/picture">
+                <pic:pic xmlns:pic="http://schemas.openxmlformats.org/drawingml/2006/picture">
+                  <pic:nvPicPr>
+                    <pic:cNvPr id="0" name="" descr=""/>
+                    <pic:cNvPicPr>
+                      <a:picLocks noChangeAspect="1" noChangeArrowheads="1"/>
+                    </pic:cNvPicPr>
+                  </pic:nvPicPr>
+                  <pic:blipFill>
+                    <a:blip r:embed="rId37" cstate="none"/>
+                    <a:srcRect/>
+                    <a:stretch>
+                      <a:fillRect/>
+                    </a:stretch>
+                  </pic:blipFill>
+                  <pic:spPr bwMode="auto">
+                    <a:xfrm>
+                      <a:off x="0" y="0"/>
+                      <a:ext cx="5762625" cy="3305175"/>
+                    </a:xfrm>
+                    <a:prstGeom prst="rect">
+                      <a:avLst/>
+                    </a:prstGeom>
+                  </pic:spPr>
+                </pic:pic>
+              </a:graphicData>
+            </a:graphic>
+          </wp:inline>
+        </w:drawing>
+      </w:r>
+    </w:p>
+    <w:p>
+      <w:pPr>
+        <w:spacing w:after="200"/>
+        <w:jc w:val="center"/>
+      </w:pPr>
+      <w:r>
+        <w:rPr>
+          <w:b/>
+          <w:bCs/>
+          <w:color w:val="555555"/>
+          <w:sz w:val="17"/>
+          <w:szCs w:val="17"/>
+        </w:rPr>
+        <w:t xml:space="preserve">Figure 29. </w:t>
+      </w:r>
+      <w:r>
+        <w:rPr>
+          <w:color w:val="555555"/>
+          <w:sz w:val="17"/>
+          <w:szCs w:val="17"/>
+        </w:rPr>
+        <w:t xml:space="preserve">Tableau du poste en personnalisation : boutons ronds sur chaque widget et tuiles « Ajouter ici » au bout des sections</w:t>
+      </w:r>
+    </w:p>
+    <w:p>
+      <w:r>
+        <w:rPr>
+          <w:b/>
+          <w:bCs/>
+        </w:rPr>
+        <w:t xml:space="preserve">Astuce. </w:t>
+      </w:r>
+      <w:r>
+        <w:t xml:space="preserve">Hors personnalisation, le clic droit reste disponible et les boutons ronds apparaissent au survol ou au focus clavier. Pour déplacer une carte à la souris, activez « Personnaliser ».</w:t>
+      </w:r>
+    </w:p>
+    <w:p>
+      <w:pPr>
+        <w:pStyle w:val="Heading2"/>
+        <w:keepNext/>
+      </w:pPr>
+      <w:r>
+        <w:t xml:space="preserve">Revenir en arrière</w:t>
+      </w:r>
+    </w:p>
+    <w:p>
+      <w:pPr>
+        <w:ind w:left="340" w:hanging="340"/>
+      </w:pPr>
+      <w:r>
+        <w:rPr>
+          <w:b/>
+          <w:bCs/>
+        </w:rPr>
+        <w:t xml:space="preserve">1. </w:t>
+      </w:r>
+      <w:r>
+        <w:rPr>
+          <w:b/>
+          <w:bCs/>
+        </w:rPr>
+        <w:t xml:space="preserve">Annuler la dernière modification.</w:t>
+      </w:r>
+      <w:r>
+        <w:t xml:space="preserve"> Après un changement, la barre du tableau le rappelle, par exemple « Widget retire », avec le bouton « Annuler ». Cliquez dessus : la disposition précédente revient.</w:t>
+      </w:r>
+    </w:p>
+    <w:p>
+      <w:pPr>
+        <w:ind w:left="340" w:hanging="340"/>
+      </w:pPr>
+      <w:r>
+        <w:rPr>
+          <w:b/>
+          <w:bCs/>
+        </w:rPr>
+        <w:t xml:space="preserve">2. </w:t>
+      </w:r>
+      <w:r>
+        <w:rPr>
+          <w:b/>
+          <w:bCs/>
+        </w:rPr>
+        <w:t xml:space="preserve">Revenir à la disposition d'origine.</w:t>
+      </w:r>
+      <w:r>
+        <w:t xml:space="preserve"> En personnalisation, cliquez sur « Par defaut ». Ce retour s'annule lui aussi avec « Annuler ».</w:t>
+      </w:r>
+    </w:p>
+    <w:p>
+      <w:r>
+        <w:rPr>
+          <w:b/>
+          <w:bCs/>
+        </w:rPr>
+        <w:t xml:space="preserve">Attention. </w:t>
+      </w:r>
+      <w:r>
+        <w:t xml:space="preserve">« Annuler » ne revient qu'une étape en arrière et disparaît dès que de nouvelles données arrivent ou que vous choisissez un autre objet. Vérifiez le tableau avant de passer à autre chose.</w:t>
+      </w:r>
+    </w:p>
+    <w:p>
+      <w:r>
+        <w:rPr>
+          <w:b/>
+          <w:bCs/>
+        </w:rPr>
+        <w:t xml:space="preserve">Résultat attendu. </w:t>
+      </w:r>
+      <w:r>
+        <w:t xml:space="preserve">Le tableau affiche vos widgets, dans l'ordre et à la taille choisis.</w:t>
+      </w:r>
+    </w:p>
+    <w:p>
+      <w:pPr>
+        <w:pStyle w:val="Heading2"/>
+        <w:keepNext/>
+      </w:pPr>
+      <w:r>
+        <w:t xml:space="preserve">Si ça ne se passe pas comme prévu</w:t>
+      </w:r>
+    </w:p>
+    <w:tbl>
+      <w:tblPr>
+        <w:tblW w:type="dxa" w:w="9638"/>
+        <w:tblBorders>
+          <w:top w:val="single" w:color="D9D9D9" w:sz="4"/>
+          <w:left w:val="single" w:color="D9D9D9" w:sz="4"/>
+          <w:bottom w:val="single" w:color="D9D9D9" w:sz="4"/>
+          <w:right w:val="single" w:color="D9D9D9" w:sz="4"/>
+          <w:insideH w:val="single" w:color="D9D9D9" w:sz="4"/>
+          <w:insideV w:val="single" w:color="D9D9D9" w:sz="4"/>
+        </w:tblBorders>
+      </w:tblPr>
+      <w:tblGrid>
+        <w:gridCol w:w="2305"/>
+        <w:gridCol w:w="7333"/>
+      </w:tblGrid>
+      <w:tr>
+        <w:trPr>
+          <w:cantSplit/>
+          <w:tblHeader/>
+        </w:trPr>
+        <w:tc>
+          <w:tcPr>
+            <w:tcW w:type="dxa" w:w="2305"/>
+            <w:shd w:fill="E3EDF9" w:color="auto" w:val="clear"/>
+            <w:tcMar>
+              <w:top w:type="dxa" w:w="95"/>
+              <w:left w:type="dxa" w:w="120"/>
+              <w:bottom w:type="dxa" w:w="95"/>
+              <w:right w:type="dxa" w:w="120"/>
+            </w:tcMar>
+            <w:vAlign w:val="center"/>
+          </w:tcPr>
+          <w:p>
+            <w:pPr>
+              <w:spacing w:after="0"/>
+            </w:pPr>
+            <w:r>
+              <w:rPr>
+                <w:b/>
+                <w:bCs/>
+                <w:color w:val="000000"/>
+                <w:sz w:val="19"/>
+                <w:szCs w:val="19"/>
+              </w:rPr>
+              <w:t xml:space="preserve">Vous voyez</w:t>
+            </w:r>
+          </w:p>
+        </w:tc>
+        <w:tc>
+          <w:tcPr>
+            <w:tcW w:type="dxa" w:w="7333"/>
+            <w:shd w:fill="E3EDF9" w:color="auto" w:val="clear"/>
+            <w:tcMar>
+              <w:top w:type="dxa" w:w="95"/>
+              <w:left w:type="dxa" w:w="120"/>
+              <w:bottom w:type="dxa" w:w="95"/>
+              <w:right w:type="dxa" w:w="120"/>
+            </w:tcMar>
+            <w:vAlign w:val="center"/>
+          </w:tcPr>
+          <w:p>
+            <w:pPr>
+              <w:spacing w:after="0"/>
+            </w:pPr>
+            <w:r>
+              <w:rPr>
+                <w:b/>
+                <w:bCs/>
+                <w:color w:val="000000"/>
+                <w:sz w:val="19"/>
+                <w:szCs w:val="19"/>
+              </w:rPr>
+              <w:t xml:space="preserve">Que faire</w:t>
+            </w:r>
+          </w:p>
+        </w:tc>
+      </w:tr>
+      <w:tr>
+        <w:trPr>
+          <w:cantSplit/>
+          <w:tblHeader w:val="off"/>
+        </w:trPr>
+        <w:tc>
+          <w:tcPr>
+            <w:tcW w:type="dxa" w:w="2305"/>
+            <w:tcMar>
+              <w:top w:type="dxa" w:w="95"/>
+              <w:left w:type="dxa" w:w="120"/>
+              <w:bottom w:type="dxa" w:w="95"/>
+              <w:right w:type="dxa" w:w="120"/>
+            </w:tcMar>
+            <w:vAlign w:val="center"/>
+          </w:tcPr>
+          <w:p>
+            <w:pPr>
+              <w:spacing w:after="0"/>
+            </w:pPr>
+            <w:r>
+              <w:rPr>
+                <w:b w:val="false"/>
+                <w:bCs w:val="false"/>
+                <w:color w:val="000000"/>
+                <w:sz w:val="19"/>
+                <w:szCs w:val="19"/>
+              </w:rPr>
+              <w:t xml:space="preserve">« Aucun widget »</w:t>
+            </w:r>
+          </w:p>
+        </w:tc>
+        <w:tc>
+          <w:tcPr>
+            <w:tcW w:type="dxa" w:w="7333"/>
+            <w:tcMar>
+              <w:top w:type="dxa" w:w="95"/>
+              <w:left w:type="dxa" w:w="120"/>
+              <w:bottom w:type="dxa" w:w="95"/>
+              <w:right w:type="dxa" w:w="120"/>
+            </w:tcMar>
+            <w:vAlign w:val="center"/>
+          </w:tcPr>
+          <w:p>
+            <w:pPr>
+              <w:spacing w:after="0"/>
+            </w:pPr>
+            <w:r>
+              <w:rPr>
+                <w:b w:val="false"/>
+                <w:bCs w:val="false"/>
+                <w:color w:val="000000"/>
+                <w:sz w:val="19"/>
+                <w:szCs w:val="19"/>
+              </w:rPr>
+              <w:t xml:space="preserve">Tous les widgets ont été retirés. Cliquez sur « Ajouter un widget », ou sur « Personnaliser » puis « Par defaut ».</w:t>
+            </w:r>
+          </w:p>
+        </w:tc>
+      </w:tr>
+      <w:tr>
+        <w:trPr>
+          <w:cantSplit/>
+          <w:tblHeader w:val="off"/>
+        </w:trPr>
+        <w:tc>
+          <w:tcPr>
+            <w:tcW w:type="dxa" w:w="2305"/>
+            <w:tcMar>
+              <w:top w:type="dxa" w:w="95"/>
+              <w:left w:type="dxa" w:w="120"/>
+              <w:bottom w:type="dxa" w:w="95"/>
+              <w:right w:type="dxa" w:w="120"/>
+            </w:tcMar>
+            <w:vAlign w:val="center"/>
+          </w:tcPr>
+          <w:p>
+            <w:pPr>
+              <w:spacing w:after="0"/>
+            </w:pPr>
+            <w:r>
+              <w:rPr>
+                <w:b w:val="false"/>
+                <w:bCs w:val="false"/>
+                <w:color w:val="000000"/>
+                <w:sz w:val="19"/>
+                <w:szCs w:val="19"/>
+              </w:rPr>
+              <w:t xml:space="preserve">Un widget affiche « En attente »</w:t>
+            </w:r>
+          </w:p>
+        </w:tc>
+        <w:tc>
+          <w:tcPr>
+            <w:tcW w:type="dxa" w:w="7333"/>
+            <w:tcMar>
+              <w:top w:type="dxa" w:w="95"/>
+              <w:left w:type="dxa" w:w="120"/>
+              <w:bottom w:type="dxa" w:w="95"/>
+              <w:right w:type="dxa" w:w="120"/>
+            </w:tcMar>
+            <w:vAlign w:val="center"/>
+          </w:tcPr>
+          <w:p>
+            <w:pPr>
+              <w:spacing w:after="0"/>
+            </w:pPr>
+            <w:r>
+              <w:rPr>
+                <w:b w:val="false"/>
+                <w:bCs w:val="false"/>
+                <w:color w:val="000000"/>
+                <w:sz w:val="19"/>
+                <w:szCs w:val="19"/>
+              </w:rPr>
+              <w:t xml:space="preserve">Sur le tableau du poste, cliquez sur « Actualiser les requetes ». Sur l’Accueil, ouvrez le détail de la sonde, puis collectez ses données dans l’Atelier.</w:t>
+            </w:r>
+          </w:p>
+        </w:tc>
+      </w:tr>
+      <w:tr>
+        <w:trPr>
+          <w:cantSplit/>
+          <w:tblHeader w:val="off"/>
+        </w:trPr>
+        <w:tc>
+          <w:tcPr>
+            <w:tcW w:type="dxa" w:w="2305"/>
+            <w:tcMar>
+              <w:top w:type="dxa" w:w="95"/>
+              <w:left w:type="dxa" w:w="120"/>
+              <w:bottom w:type="dxa" w:w="95"/>
+              <w:right w:type="dxa" w:w="120"/>
+            </w:tcMar>
+            <w:vAlign w:val="center"/>
+          </w:tcPr>
+          <w:p>
+            <w:pPr>
+              <w:spacing w:after="0"/>
+            </w:pPr>
+            <w:r>
+              <w:rPr>
+                <w:b w:val="false"/>
+                <w:bCs w:val="false"/>
+                <w:color w:val="000000"/>
+                <w:sz w:val="19"/>
+                <w:szCs w:val="19"/>
+              </w:rPr>
+              <w:t xml:space="preserve">Un widget vide n'apparaît plus</w:t>
+            </w:r>
+          </w:p>
+        </w:tc>
+        <w:tc>
+          <w:tcPr>
+            <w:tcW w:type="dxa" w:w="7333"/>
+            <w:tcMar>
+              <w:top w:type="dxa" w:w="95"/>
+              <w:left w:type="dxa" w:w="120"/>
+              <w:bottom w:type="dxa" w:w="95"/>
+              <w:right w:type="dxa" w:w="120"/>
+            </w:tcMar>
+            <w:vAlign w:val="center"/>
+          </w:tcPr>
+          <w:p>
+            <w:pPr>
+              <w:spacing w:after="0"/>
+            </w:pPr>
+            <w:r>
+              <w:rPr>
+                <w:b w:val="false"/>
+                <w:bCs w:val="false"/>
+                <w:color w:val="000000"/>
+                <w:sz w:val="19"/>
+                <w:szCs w:val="19"/>
+              </w:rPr>
+              <w:t xml:space="preserve">Il réapparaît quand ses données sont lues ; « Personnaliser » le montre.</w:t>
+            </w:r>
+          </w:p>
+        </w:tc>
+      </w:tr>
+    </w:tbl>
+    <w:p>
+      <w:pPr>
+        <w:spacing w:after="60"/>
+      </w:pPr>
+    </w:p>
+    <w:p>
+      <w:pPr>
+        <w:pStyle w:val="Heading1"/>
+        <w:keepNext/>
+      </w:pPr>
+      <w:bookmarkStart w:name="chapitre_7" w:id="7"/>
+      <w:r>
+        <w:t xml:space="preserve">7 Consulter les logiciels du poste</w:t>
+      </w:r>
+      <w:bookmarkEnd w:id="7"/>
+    </w:p>
+    <w:p>
+      <w:pPr>
+        <w:keepNext w:val="false"/>
+      </w:pPr>
+      <w:r>
+        <w:t xml:space="preserve">Quand : vous devez savoir si un logiciel est installé sur un poste, dans quelle version et pour qui.</w:t>
+      </w:r>
+    </w:p>
+    <w:p>
+      <w:pPr>
+        <w:ind w:left="340" w:hanging="340"/>
+      </w:pPr>
+      <w:r>
+        <w:rPr>
+          <w:b/>
+          <w:bCs/>
+        </w:rPr>
+        <w:t xml:space="preserve">1. </w:t>
+      </w:r>
+      <w:r>
+        <w:rPr>
+          <w:b/>
+          <w:bCs/>
+        </w:rPr>
+        <w:t xml:space="preserve">Ouvrir l'onglet.</w:t>
+      </w:r>
+      <w:r>
+        <w:t xml:space="preserve"> Dans « Poste », cliquez sur l'onglet « Logiciels ». La carte « Logiciels installes » s'affiche.</w:t>
+      </w:r>
+    </w:p>
+    <w:p>
+      <w:pPr>
+        <w:ind w:left="340" w:hanging="340"/>
+      </w:pPr>
+      <w:r>
+        <w:rPr>
+          <w:b/>
+          <w:bCs/>
+        </w:rPr>
+        <w:t xml:space="preserve">2. </w:t>
+      </w:r>
+      <w:r>
+        <w:rPr>
+          <w:b/>
+          <w:bCs/>
+        </w:rPr>
+        <w:t xml:space="preserve">Choisir l'étendue.</w:t>
+      </w:r>
+      <w:r>
+        <w:t xml:space="preserve"> « Par utilisateur », cochée par défaut, ajoute les logiciels de chaque profil. Cochez « Applications Store » pour le Microsoft Store (plus long), « Mises a jour » pour les correctifs et composants système.</w:t>
+      </w:r>
+    </w:p>
+    <w:p>
+      <w:pPr>
+        <w:ind w:left="340" w:hanging="340"/>
+      </w:pPr>
+      <w:r>
+        <w:rPr>
+          <w:b/>
+          <w:bCs/>
+        </w:rPr>
+        <w:t xml:space="preserve">3. </w:t>
+      </w:r>
+      <w:r>
+        <w:rPr>
+          <w:b/>
+          <w:bCs/>
+        </w:rPr>
+        <w:t xml:space="preserve">Charger.</w:t>
+      </w:r>
+      <w:r>
+        <w:t xml:space="preserve"> Cliquez sur « Charger les logiciels ». Chaque ligne donne le « Nom », la « Version », l'« Editeur », « Installe le », la « Taille » et la « Portee ».</w:t>
+      </w:r>
+    </w:p>
+    <w:p>
+      <w:pPr>
+        <w:ind w:left="340" w:hanging="340"/>
+      </w:pPr>
+      <w:r>
+        <w:rPr>
+          <w:b/>
+          <w:bCs/>
+        </w:rPr>
+        <w:t xml:space="preserve">4. </w:t>
+      </w:r>
+      <w:r>
+        <w:rPr>
+          <w:b/>
+          <w:bCs/>
+        </w:rPr>
+        <w:t xml:space="preserve">Chercher un logiciel.</w:t>
+      </w:r>
+      <w:r>
+        <w:t xml:space="preserve"> Tapez une partie du nom, de l'éditeur ou de la version dans « Filtre ». « Portee » limite la liste à « Machine », « Utilisateur » ou « Store ».</w:t>
+      </w:r>
+    </w:p>
+    <w:p>
+      <w:pPr>
+        <w:ind w:left="340" w:hanging="340"/>
+      </w:pPr>
+      <w:r>
+        <w:rPr>
+          <w:b/>
+          <w:bCs/>
+        </w:rPr>
+        <w:t xml:space="preserve">5. </w:t>
+      </w:r>
+      <w:r>
+        <w:rPr>
+          <w:b/>
+          <w:bCs/>
+        </w:rPr>
+        <w:t xml:space="preserve">Lire la synthèse.</w:t>
+      </w:r>
+      <w:r>
+        <w:t xml:space="preserve"> Dans « Affichage », choisissez « Synthèse ». Les graphiques résument la liste chargée : nombre, éditeurs, versions multiples, architecture, portée et plus gros logiciels, plus « Installés ces 30 derniers jours », « Composants dʼexécution » (Visual C++, .NET, WebView2) et « Navigateurs et versions ». Une tuile à zéro prend la coche verte plutôt qu'un chiffre, et « Sans date » signale qu'aucun logiciel lu ne déclare sa date.</w:t>
+      </w:r>
+    </w:p>
+    <w:p>
+      <w:pPr>
+        <w:ind w:left="340" w:hanging="340"/>
+      </w:pPr>
+      <w:r>
+        <w:rPr>
+          <w:b/>
+          <w:bCs/>
+        </w:rPr>
+        <w:t xml:space="preserve">6. </w:t>
+      </w:r>
+      <w:r>
+        <w:rPr>
+          <w:b/>
+          <w:bCs/>
+        </w:rPr>
+        <w:t xml:space="preserve">Transmettre.</w:t>
+      </w:r>
+      <w:r>
+        <w:t xml:space="preserve"> « Copier » copie la liste complète ; « Exporter CSV » l'enregistre dans un fichier dont le chemin s'affiche dans le « Journal de session » (« Logiciels exportes : … »).</w:t>
+      </w:r>
+    </w:p>
+    <w:p>
+      <w:pPr>
+        <w:keepNext/>
+        <w:spacing w:after="60" w:before="120"/>
+        <w:jc w:val="center"/>
+      </w:pPr>
+      <w:r>
+        <w:drawing>
+          <wp:inline distT="0" distB="0" distL="0" distR="0">
+            <wp:extent cx="5762625" cy="4686300"/>
+            <wp:effectExtent t="0" r="0" b="0" l="0"/>
+            <wp:docPr id="31" name="logiciels" descr="Onglet Logiciels, affichage Synthèse : indicateurs et graphiques calculés sur les logiciels chargés ; données fictives" title="Figure 30"/>
+            <wp:cNvGraphicFramePr>
+              <a:graphicFrameLocks xmlns:a="http://schemas.openxmlformats.org/drawingml/2006/main" noChangeAspect="1"/>
+            </wp:cNvGraphicFramePr>
+            <a:graphic xmlns:a="http://schemas.openxmlformats.org/drawingml/2006/main">
+              <a:graphicData uri="http://schemas.openxmlformats.org/drawingml/2006/picture">
+                <pic:pic xmlns:pic="http://schemas.openxmlformats.org/drawingml/2006/picture">
+                  <pic:nvPicPr>
+                    <pic:cNvPr id="0" name="" descr=""/>
+                    <pic:cNvPicPr>
+                      <a:picLocks noChangeAspect="1" noChangeArrowheads="1"/>
+                    </pic:cNvPicPr>
+                  </pic:nvPicPr>
+                  <pic:blipFill>
+                    <a:blip r:embed="rId38" cstate="none"/>
+                    <a:srcRect/>
+                    <a:stretch>
+                      <a:fillRect/>
+                    </a:stretch>
+                  </pic:blipFill>
+                  <pic:spPr bwMode="auto">
+                    <a:xfrm>
+                      <a:off x="0" y="0"/>
                       <a:ext cx="5762625" cy="4686300"/>
                     </a:xfrm>
                     <a:prstGeom prst="rect">
@@ -7915,7 +8421,7 @@
           <w:sz w:val="17"/>
           <w:szCs w:val="17"/>
         </w:rPr>
-        <w:t xml:space="preserve">Figure 25. </w:t>
+        <w:t xml:space="preserve">Figure 30. </w:t>
       </w:r>
       <w:r>
         <w:rPr>
@@ -8028,7 +8534,7 @@
       <w:tr>
         <w:trPr>
           <w:cantSplit/>
-          <w:tblHeader w:val="false"/>
+          <w:tblHeader w:val="off"/>
         </w:trPr>
         <w:tc>
           <w:tcPr>
@@ -8088,7 +8594,7 @@
       <w:tr>
         <w:trPr>
           <w:cantSplit/>
-          <w:tblHeader w:val="false"/>
+          <w:tblHeader w:val="off"/>
         </w:trPr>
         <w:tc>
           <w:tcPr>
@@ -8148,7 +8654,7 @@
       <w:tr>
         <w:trPr>
           <w:cantSplit/>
-          <w:tblHeader w:val="false"/>
+          <w:tblHeader w:val="off"/>
         </w:trPr>
         <w:tc>
           <w:tcPr>
@@ -8208,7 +8714,7 @@
       <w:tr>
         <w:trPr>
           <w:cantSplit/>
-          <w:tblHeader w:val="false"/>
+          <w:tblHeader w:val="off"/>
         </w:trPr>
         <w:tc>
           <w:tcPr>
@@ -8276,11 +8782,11 @@
         <w:pStyle w:val="Heading1"/>
         <w:keepNext/>
       </w:pPr>
-      <w:bookmarkStart w:name="chapitre_8" w:id="1"/>
+      <w:bookmarkStart w:name="chapitre_8" w:id="8"/>
       <w:r>
         <w:t xml:space="preserve">8 En cas de problème</w:t>
       </w:r>
-      <w:bookmarkEnd w:id="1"/>
+      <w:bookmarkEnd w:id="8"/>
     </w:p>
     <w:p>
       <w:pPr>
@@ -8380,7 +8886,7 @@
       <w:tr>
         <w:trPr>
           <w:cantSplit/>
-          <w:tblHeader w:val="false"/>
+          <w:tblHeader w:val="off"/>
         </w:trPr>
         <w:tc>
           <w:tcPr>
@@ -8440,7 +8946,7 @@
       <w:tr>
         <w:trPr>
           <w:cantSplit/>
-          <w:tblHeader w:val="false"/>
+          <w:tblHeader w:val="off"/>
         </w:trPr>
         <w:tc>
           <w:tcPr>
@@ -8500,7 +9006,7 @@
       <w:tr>
         <w:trPr>
           <w:cantSplit/>
-          <w:tblHeader w:val="false"/>
+          <w:tblHeader w:val="off"/>
         </w:trPr>
         <w:tc>
           <w:tcPr>
@@ -8560,7 +9066,7 @@
       <w:tr>
         <w:trPr>
           <w:cantSplit/>
-          <w:tblHeader w:val="false"/>
+          <w:tblHeader w:val="off"/>
         </w:trPr>
         <w:tc>
           <w:tcPr>
@@ -8620,7 +9126,7 @@
       <w:tr>
         <w:trPr>
           <w:cantSplit/>
-          <w:tblHeader w:val="false"/>
+          <w:tblHeader w:val="off"/>
         </w:trPr>
         <w:tc>
           <w:tcPr>
@@ -8680,7 +9186,7 @@
       <w:tr>
         <w:trPr>
           <w:cantSplit/>
-          <w:tblHeader w:val="false"/>
+          <w:tblHeader w:val="off"/>
         </w:trPr>
         <w:tc>
           <w:tcPr>
@@ -8740,7 +9246,7 @@
       <w:tr>
         <w:trPr>
           <w:cantSplit/>
-          <w:tblHeader w:val="false"/>
+          <w:tblHeader w:val="off"/>
         </w:trPr>
         <w:tc>
           <w:tcPr>
@@ -8800,7 +9306,7 @@
       <w:tr>
         <w:trPr>
           <w:cantSplit/>
-          <w:tblHeader w:val="false"/>
+          <w:tblHeader w:val="off"/>
         </w:trPr>
         <w:tc>
           <w:tcPr>
@@ -8945,11 +9451,11 @@
         <w:pStyle w:val="Heading1"/>
         <w:keepNext/>
       </w:pPr>
-      <w:bookmarkStart w:name="chapitre_9" w:id="1"/>
+      <w:bookmarkStart w:name="chapitre_9" w:id="9"/>
       <w:r>
         <w:t xml:space="preserve">9 Repères</w:t>
       </w:r>
-      <w:bookmarkEnd w:id="1"/>
+      <w:bookmarkEnd w:id="9"/>
     </w:p>
     <w:p>
       <w:pPr>
@@ -9034,6 +9540,25 @@
       </w:r>
       <w:r>
         <w:t xml:space="preserve"> : « ? » ouvre l'« Aide contextuelle » à droite. Survolez un contrôle, ou passez dessus avec Tab, pour lire son rôle.</w:t>
+      </w:r>
+    </w:p>
+    <w:p>
+      <w:pPr>
+        <w:pStyle w:val="ListParagraph"/>
+        <w:numPr>
+          <w:ilvl w:val="0"/>
+          <w:numId w:val="2"/>
+        </w:numPr>
+      </w:pPr>
+      <w:r>
+        <w:rPr>
+          <w:b/>
+          <w:bCs/>
+        </w:rPr>
+        <w:t xml:space="preserve">Zoom</w:t>
+      </w:r>
+      <w:r>
+        <w:t xml:space="preserve"> : les boutons − et + en bas de la fenêtre règlent la taille de l’interface de 80 à 150 %, par pas de 10. Cliquez sur le pourcentage pour revenir à 100 %. Votre choix est conservé.</w:t>
       </w:r>
     </w:p>
     <w:p>
@@ -9157,7 +9682,7 @@
       <w:tr>
         <w:trPr>
           <w:cantSplit/>
-          <w:tblHeader w:val="false"/>
+          <w:tblHeader w:val="off"/>
         </w:trPr>
         <w:tc>
           <w:tcPr>
@@ -9217,7 +9742,7 @@
       <w:tr>
         <w:trPr>
           <w:cantSplit/>
-          <w:tblHeader w:val="false"/>
+          <w:tblHeader w:val="off"/>
         </w:trPr>
         <w:tc>
           <w:tcPr>
@@ -9277,7 +9802,7 @@
       <w:tr>
         <w:trPr>
           <w:cantSplit/>
-          <w:tblHeader w:val="false"/>
+          <w:tblHeader w:val="off"/>
         </w:trPr>
         <w:tc>
           <w:tcPr>
@@ -9337,7 +9862,7 @@
       <w:tr>
         <w:trPr>
           <w:cantSplit/>
-          <w:tblHeader w:val="false"/>
+          <w:tblHeader w:val="off"/>
         </w:trPr>
         <w:tc>
           <w:tcPr>
@@ -9397,7 +9922,7 @@
       <w:tr>
         <w:trPr>
           <w:cantSplit/>
-          <w:tblHeader w:val="false"/>
+          <w:tblHeader w:val="off"/>
         </w:trPr>
         <w:tc>
           <w:tcPr>
@@ -9457,7 +9982,7 @@
       <w:tr>
         <w:trPr>
           <w:cantSplit/>
-          <w:tblHeader w:val="false"/>
+          <w:tblHeader w:val="off"/>
         </w:trPr>
         <w:tc>
           <w:tcPr>
@@ -9517,7 +10042,7 @@
       <w:tr>
         <w:trPr>
           <w:cantSplit/>
-          <w:tblHeader w:val="false"/>
+          <w:tblHeader w:val="off"/>
         </w:trPr>
         <w:tc>
           <w:tcPr>
@@ -9642,11 +10167,11 @@
         <w:pStyle w:val="Heading1"/>
         <w:keepNext/>
       </w:pPr>
-      <w:bookmarkStart w:name="chapitre_10" w:id="1"/>
+      <w:bookmarkStart w:name="chapitre_10" w:id="10"/>
       <w:r>
         <w:t xml:space="preserve">10 Mots à connaître</w:t>
       </w:r>
-      <w:bookmarkEnd w:id="1"/>
+      <w:bookmarkEnd w:id="10"/>
     </w:p>
     <w:tbl>
       <w:tblPr>
@@ -9729,7 +10254,7 @@
       <w:tr>
         <w:trPr>
           <w:cantSplit/>
-          <w:tblHeader w:val="false"/>
+          <w:tblHeader w:val="off"/>
         </w:trPr>
         <w:tc>
           <w:tcPr>
@@ -9789,7 +10314,7 @@
       <w:tr>
         <w:trPr>
           <w:cantSplit/>
-          <w:tblHeader w:val="false"/>
+          <w:tblHeader w:val="off"/>
         </w:trPr>
         <w:tc>
           <w:tcPr>
@@ -9849,7 +10374,7 @@
       <w:tr>
         <w:trPr>
           <w:cantSplit/>
-          <w:tblHeader w:val="false"/>
+          <w:tblHeader w:val="off"/>
         </w:trPr>
         <w:tc>
           <w:tcPr>
@@ -9909,7 +10434,7 @@
       <w:tr>
         <w:trPr>
           <w:cantSplit/>
-          <w:tblHeader w:val="false"/>
+          <w:tblHeader w:val="off"/>
         </w:trPr>
         <w:tc>
           <w:tcPr>
@@ -9969,7 +10494,7 @@
       <w:tr>
         <w:trPr>
           <w:cantSplit/>
-          <w:tblHeader w:val="false"/>
+          <w:tblHeader w:val="off"/>
         </w:trPr>
         <w:tc>
           <w:tcPr>
@@ -10029,7 +10554,7 @@
       <w:tr>
         <w:trPr>
           <w:cantSplit/>
-          <w:tblHeader w:val="false"/>
+          <w:tblHeader w:val="off"/>
         </w:trPr>
         <w:tc>
           <w:tcPr>
@@ -10089,7 +10614,7 @@
       <w:tr>
         <w:trPr>
           <w:cantSplit/>
-          <w:tblHeader w:val="false"/>
+          <w:tblHeader w:val="off"/>
         </w:trPr>
         <w:tc>
           <w:tcPr>
@@ -10149,7 +10674,7 @@
       <w:tr>
         <w:trPr>
           <w:cantSplit/>
-          <w:tblHeader w:val="false"/>
+          <w:tblHeader w:val="off"/>
         </w:trPr>
         <w:tc>
           <w:tcPr>
@@ -10209,7 +10734,7 @@
       <w:tr>
         <w:trPr>
           <w:cantSplit/>
-          <w:tblHeader w:val="false"/>
+          <w:tblHeader w:val="off"/>
         </w:trPr>
         <w:tc>
           <w:tcPr>
@@ -10269,7 +10794,7 @@
       <w:tr>
         <w:trPr>
           <w:cantSplit/>
-          <w:tblHeader w:val="false"/>
+          <w:tblHeader w:val="off"/>
         </w:trPr>
         <w:tc>
           <w:tcPr>
@@ -10350,10 +10875,10 @@
       </w:r>
     </w:p>
     <w:sectPr>
-      <w:headerReference w:type="default" r:id="rId7"/>
-      <w:headerReference w:type="first" r:id="rId8"/>
-      <w:footerReference w:type="default" r:id="rId9"/>
-      <w:footerReference w:type="first" r:id="rId10"/>
+      <w:headerReference w:type="default" r:id="rId6"/>
+      <w:headerReference w:type="first" r:id="rId7"/>
+      <w:footerReference w:type="default" r:id="rId8"/>
+      <w:footerReference w:type="first" r:id="rId9"/>
       <w:pgSz w:w="11906" w:h="16838" w:orient="portrait"/>
       <w:pgMar w:top="1134" w:right="1134" w:bottom="1134" w:left="1134" w:header="567" w:footer="567" w:gutter="0"/>
       <w:pgNumType/>
@@ -10362,10 +10887,6 @@
     </w:sectPr>
   </w:body>
 </w:document>
-</file>
-
-<file path=word/comments.xml><?xml version="1.0" encoding="utf-8"?>
-<w:comments xmlns:cx="http://schemas.microsoft.com/office/drawing/2014/chartex" xmlns:cx1="http://schemas.microsoft.com/office/drawing/2015/9/8/chartex" xmlns:cx2="http://schemas.microsoft.com/office/drawing/2015/10/21/chartex" xmlns:cx3="http://schemas.microsoft.com/office/drawing/2016/5/9/chartex" xmlns:cx4="http://schemas.microsoft.com/office/drawing/2016/5/10/chartex" xmlns:cx5="http://schemas.microsoft.com/office/drawing/2016/5/11/chartex" xmlns:cx6="http://schemas.microsoft.com/office/drawing/2016/5/12/chartex" xmlns:cx7="http://schemas.microsoft.com/office/drawing/2016/5/13/chartex" xmlns:cx8="http://schemas.microsoft.com/office/drawing/2016/5/14/chartex" xmlns:mc="http://schemas.openxmlformats.org/markup-compatibility/2006" xmlns:aink="http://schemas.microsoft.com/office/drawing/2016/ink" xmlns:am3d="http://schemas.microsoft.com/office/drawing/2017/model3d" xmlns:o="urn:schemas-microsoft-com:office:office" xmlns:r="http://schemas.openxmlformats.org/officeDocument/2006/relationships" xmlns:m="http://schemas.openxmlformats.org/officeDocument/2006/math" xmlns:v="urn:schemas-microsoft-com:vml" xmlns:wp14="http://schemas.microsoft.com/office/word/2010/wordprocessingDrawing" xmlns:wp="http://schemas.openxmlformats.org/drawingml/2006/wordprocessingDrawing" xmlns:w10="urn:schemas-microsoft-com:office:word" xmlns:w="http://schemas.openxmlformats.org/wordprocessingml/2006/main" xmlns:w14="http://schemas.microsoft.com/office/word/2010/wordml" xmlns:w15="http://schemas.microsoft.com/office/word/2012/wordml" xmlns:w16cex="http://schemas.microsoft.com/office/word/2018/wordml/cex" xmlns:w16cid="http://schemas.microsoft.com/office/word/2016/wordml/cid" xmlns:w16="http://schemas.microsoft.com/office/word/2018/wordml" xmlns:w16sdtdh="http://schemas.microsoft.com/office/word/2020/wordml/sdtdatahash" xmlns:w16se="http://schemas.microsoft.com/office/word/2015/wordml/symex" xmlns:wpg="http://schemas.microsoft.com/office/word/2010/wordprocessingGroup" xmlns:wpi="http://schemas.microsoft.com/office/word/2010/wordprocessingInk" xmlns:wne="http://schemas.microsoft.com/office/word/2006/wordml" xmlns:wps="http://schemas.microsoft.com/office/word/2010/wordprocessingShape"/>
 </file>
 
 <file path=word/endnotes.xml><?xml version="1.0" encoding="utf-8"?>
@@ -10516,7 +11037,7 @@
 <w:numbering xmlns:wpc="http://schemas.microsoft.com/office/word/2010/wordprocessingCanvas" xmlns:mc="http://schemas.openxmlformats.org/markup-compatibility/2006" xmlns:o="urn:schemas-microsoft-com:office:office" xmlns:r="http://schemas.openxmlformats.org/officeDocument/2006/relationships" xmlns:m="http://schemas.openxmlformats.org/officeDocument/2006/math" xmlns:v="urn:schemas-microsoft-com:vml" xmlns:wp14="http://schemas.microsoft.com/office/word/2010/wordprocessingDrawing" xmlns:wp="http://schemas.openxmlformats.org/drawingml/2006/wordprocessingDrawing" xmlns:w10="urn:schemas-microsoft-com:office:word" xmlns:w="http://schemas.openxmlformats.org/wordprocessingml/2006/main" xmlns:w14="http://schemas.microsoft.com/office/word/2010/wordml" xmlns:w15="http://schemas.microsoft.com/office/word/2012/wordml" xmlns:wpg="http://schemas.microsoft.com/office/word/2010/wordprocessingGroup" xmlns:wpi="http://schemas.microsoft.com/office/word/2010/wordprocessingInk" xmlns:wne="http://schemas.microsoft.com/office/word/2006/wordml" xmlns:wps="http://schemas.microsoft.com/office/word/2010/wordprocessingShape" mc:Ignorable="w14 w15 wp14">
   <w:abstractNum w:abstractNumId="1" w15:restartNumberingAfterBreak="0">
     <w:multiLevelType w:val="hybridMultilevel"/>
-    <w:lvl w:ilvl="0" w15:tentative="1">
+    <w:lvl w:ilvl="0" w:tentative="1">
       <w:start w:val="1"/>
       <w:numFmt w:val="bullet"/>
       <w:lvlText w:val="●"/>
@@ -10525,7 +11046,7 @@
         <w:ind w:left="720" w:hanging="360"/>
       </w:pPr>
     </w:lvl>
-    <w:lvl w:ilvl="1" w15:tentative="1">
+    <w:lvl w:ilvl="1" w:tentative="1">
       <w:start w:val="1"/>
       <w:numFmt w:val="bullet"/>
       <w:lvlText w:val="○"/>
@@ -10534,7 +11055,7 @@
         <w:ind w:left="1440" w:hanging="360"/>
       </w:pPr>
     </w:lvl>
-    <w:lvl w:ilvl="2" w15:tentative="1">
+    <w:lvl w:ilvl="2" w:tentative="1">
       <w:start w:val="1"/>
       <w:numFmt w:val="bullet"/>
       <w:lvlText w:val="■"/>
@@ -10543,7 +11064,7 @@
         <w:ind w:left="2160" w:hanging="360"/>
       </w:pPr>
     </w:lvl>
-    <w:lvl w:ilvl="3" w15:tentative="1">
+    <w:lvl w:ilvl="3" w:tentative="1">
       <w:start w:val="1"/>
       <w:numFmt w:val="bullet"/>
       <w:lvlText w:val="●"/>
@@ -10552,7 +11073,7 @@
         <w:ind w:left="2880" w:hanging="360"/>
       </w:pPr>
     </w:lvl>
-    <w:lvl w:ilvl="4" w15:tentative="1">
+    <w:lvl w:ilvl="4" w:tentative="1">
       <w:start w:val="1"/>
       <w:numFmt w:val="bullet"/>
       <w:lvlText w:val="○"/>
@@ -10561,7 +11082,7 @@
         <w:ind w:left="3600" w:hanging="360"/>
       </w:pPr>
     </w:lvl>
-    <w:lvl w:ilvl="5" w15:tentative="1">
+    <w:lvl w:ilvl="5" w:tentative="1">
       <w:start w:val="1"/>
       <w:numFmt w:val="bullet"/>
       <w:lvlText w:val="■"/>
@@ -10570,7 +11091,7 @@
         <w:ind w:left="4320" w:hanging="360"/>
       </w:pPr>
     </w:lvl>
-    <w:lvl w:ilvl="6" w15:tentative="1">
+    <w:lvl w:ilvl="6" w:tentative="1">
       <w:start w:val="1"/>
       <w:numFmt w:val="bullet"/>
       <w:lvlText w:val="●"/>
@@ -10579,7 +11100,7 @@
         <w:ind w:left="5040" w:hanging="360"/>
       </w:pPr>
     </w:lvl>
-    <w:lvl w:ilvl="7" w15:tentative="1">
+    <w:lvl w:ilvl="7" w:tentative="1">
       <w:start w:val="1"/>
       <w:numFmt w:val="bullet"/>
       <w:lvlText w:val="●"/>
@@ -10588,7 +11109,7 @@
         <w:ind w:left="5760" w:hanging="360"/>
       </w:pPr>
     </w:lvl>
-    <w:lvl w:ilvl="8" w15:tentative="1">
+    <w:lvl w:ilvl="8" w:tentative="1">
       <w:start w:val="1"/>
       <w:numFmt w:val="bullet"/>
       <w:lvlText w:val="●"/>
@@ -10600,7 +11121,7 @@
   </w:abstractNum>
   <w:abstractNum w:abstractNumId="2" w15:restartNumberingAfterBreak="0">
     <w:multiLevelType w:val="hybridMultilevel"/>
-    <w:lvl w:ilvl="0" w15:tentative="1">
+    <w:lvl w:ilvl="0" w:tentative="1">
       <w:start w:val="1"/>
       <w:numFmt w:val="bullet"/>
       <w:lvlText w:val="•"/>
@@ -10646,37 +11167,24 @@
       </w:pPr>
     </w:pPrDefault>
   </w:docDefaults>
-  <w:style w:type="paragraph" w:styleId="Title">
-    <w:name w:val="Title"/>
-    <w:basedOn w:val="Normal"/>
-    <w:next w:val="Normal"/>
+  <w:style w:type="paragraph" w:styleId="Normal" w:default="1">
+    <w:name w:val="Normal"/>
     <w:qFormat/>
-    <w:rPr>
-      <w:sz w:val="56"/>
-      <w:szCs w:val="56"/>
-    </w:rPr>
   </w:style>
-  <w:style w:type="paragraph" w:styleId="Heading1">
-    <w:name w:val="Heading 1"/>
-    <w:basedOn w:val="Normal"/>
-    <w:next w:val="Normal"/>
-    <w:qFormat/>
-    <w:rPr>
-      <w:color w:val="2E74B5"/>
-      <w:sz w:val="32"/>
-      <w:szCs w:val="32"/>
-    </w:rPr>
-  </w:style>
-  <w:style w:type="paragraph" w:styleId="Heading2">
-    <w:name w:val="Heading 2"/>
-    <w:basedOn w:val="Normal"/>
-    <w:next w:val="Normal"/>
-    <w:qFormat/>
-    <w:rPr>
-      <w:color w:val="2E74B5"/>
-      <w:sz w:val="26"/>
-      <w:szCs w:val="26"/>
-    </w:rPr>
+  <w:style w:type="table" w:styleId="TableNormal" w:default="true">
+    <w:name w:val="Normal Table"/>
+    <w:uiPriority w:val="99"/>
+    <w:semiHidden/>
+    <w:unhideWhenUsed/>
+    <w:tblPr>
+      <w:tblInd w:type="dxa" w:w="0"/>
+      <w:tblCellMar>
+        <w:top w:type="dxa" w:w="0"/>
+        <w:left w:type="dxa" w:w="108"/>
+        <w:bottom w:type="dxa" w:w="0"/>
+        <w:right w:type="dxa" w:w="108"/>
+      </w:tblCellMar>
+    </w:tblPr>
   </w:style>
   <w:style w:type="paragraph" w:styleId="Heading3">
     <w:name w:val="Heading 3"/>
@@ -10732,16 +11240,6 @@
     <w:name w:val="List Paragraph"/>
     <w:basedOn w:val="Normal"/>
     <w:qFormat/>
-  </w:style>
-  <w:style w:type="character" w:styleId="Hyperlink">
-    <w:name w:val="Hyperlink"/>
-    <w:basedOn w:val="DefaultParagraphFont"/>
-    <w:uiPriority w:val="99"/>
-    <w:unhideWhenUsed/>
-    <w:rPr>
-      <w:color w:val="0563C1"/>
-      <w:u w:val="single"/>
-    </w:rPr>
   </w:style>
   <w:style w:type="character" w:styleId="FootnoteReference">
     <w:name w:val="footnote reference"/>
@@ -10877,4 +11375,294 @@
     </w:rPr>
   </w:style>
 </w:styles>
+</file>
+
+<file path=word/theme/theme1.xml><?xml version="1.0" encoding="utf-8"?>
+<a:theme xmlns:a="http://schemas.openxmlformats.org/drawingml/2006/main" name="Office Theme">
+  <a:themeElements>
+    <a:clrScheme name="Office">
+      <a:dk1>
+        <a:sysClr val="windowText" lastClr="000000"/>
+      </a:dk1>
+      <a:lt1>
+        <a:sysClr val="window" lastClr="FFFFFF"/>
+      </a:lt1>
+      <a:dk2>
+        <a:srgbClr val="44546A"/>
+      </a:dk2>
+      <a:lt2>
+        <a:srgbClr val="E7E6E6"/>
+      </a:lt2>
+      <a:accent1>
+        <a:srgbClr val="4472C4"/>
+      </a:accent1>
+      <a:accent2>
+        <a:srgbClr val="ED7D31"/>
+      </a:accent2>
+      <a:accent3>
+        <a:srgbClr val="A5A5A5"/>
+      </a:accent3>
+      <a:accent4>
+        <a:srgbClr val="FFC000"/>
+      </a:accent4>
+      <a:accent5>
+        <a:srgbClr val="5B9BD5"/>
+      </a:accent5>
+      <a:accent6>
+        <a:srgbClr val="70AD47"/>
+      </a:accent6>
+      <a:hlink>
+        <a:srgbClr val="0563C1"/>
+      </a:hlink>
+      <a:folHlink>
+        <a:srgbClr val="954F72"/>
+      </a:folHlink>
+    </a:clrScheme>
+    <a:fontScheme name="Office">
+      <a:majorFont>
+        <a:latin typeface="Calibri Light" panose="020F0302020204030204"/>
+        <a:ea typeface=""/>
+        <a:cs typeface=""/>
+        <a:font script="Jpan" typeface="游ゴシック Light"/>
+        <a:font script="Hang" typeface="맑은 고딕"/>
+        <a:font script="Hans" typeface="等线 Light"/>
+        <a:font script="Hant" typeface="新細明體"/>
+        <a:font script="Arab" typeface="Times New Roman"/>
+        <a:font script="Hebr" typeface="Times New Roman"/>
+        <a:font script="Thai" typeface="Angsana New"/>
+        <a:font script="Ethi" typeface="Nyala"/>
+        <a:font script="Beng" typeface="Vrinda"/>
+        <a:font script="Gujr" typeface="Shruti"/>
+        <a:font script="Khmr" typeface="MoolBoran"/>
+        <a:font script="Knda" typeface="Tunga"/>
+        <a:font script="Guru" typeface="Raavi"/>
+        <a:font script="Cans" typeface="Euphemia"/>
+        <a:font script="Cher" typeface="Plantagenet Cherokee"/>
+        <a:font script="Yiii" typeface="Microsoft Yi Baiti"/>
+        <a:font script="Tibt" typeface="Microsoft Himalaya"/>
+        <a:font script="Thaa" typeface="MV Boli"/>
+        <a:font script="Deva" typeface="Mangal"/>
+        <a:font script="Telu" typeface="Gautami"/>
+        <a:font script="Taml" typeface="Latha"/>
+        <a:font script="Syrc" typeface="Estrangelo Edessa"/>
+        <a:font script="Orya" typeface="Kalinga"/>
+        <a:font script="Mlym" typeface="Kartika"/>
+        <a:font script="Laoo" typeface="DokChampa"/>
+        <a:font script="Sinh" typeface="Iskoola Pota"/>
+        <a:font script="Mong" typeface="Mongolian Baiti"/>
+        <a:font script="Viet" typeface="Times New Roman"/>
+        <a:font script="Uigh" typeface="Microsoft Uighur"/>
+        <a:font script="Geor" typeface="Sylfaen"/>
+        <a:font script="Armn" typeface="Arial"/>
+        <a:font script="Bugi" typeface="Leelawadee UI"/>
+        <a:font script="Bopo" typeface="Microsoft JhengHei"/>
+        <a:font script="Java" typeface="Javanese Text"/>
+        <a:font script="Lisu" typeface="Segoe UI"/>
+        <a:font script="Mymr" typeface="Myanmar Text"/>
+        <a:font script="Nkoo" typeface="Ebrima"/>
+        <a:font script="Olck" typeface="Nirmala UI"/>
+        <a:font script="Osma" typeface="Ebrima"/>
+        <a:font script="Phag" typeface="Phagspa"/>
+        <a:font script="Syrn" typeface="Estrangelo Edessa"/>
+        <a:font script="Syrj" typeface="Estrangelo Edessa"/>
+        <a:font script="Syre" typeface="Estrangelo Edessa"/>
+        <a:font script="Sora" typeface="Nirmala UI"/>
+        <a:font script="Tale" typeface="Microsoft Tai Le"/>
+        <a:font script="Talu" typeface="Microsoft New Tai Lue"/>
+        <a:font script="Tfng" typeface="Ebrima"/>
+      </a:majorFont>
+      <a:minorFont>
+        <a:latin typeface="Calibri" panose="020F0502020204030204"/>
+        <a:ea typeface=""/>
+        <a:cs typeface=""/>
+        <a:font script="Jpan" typeface="游明朝"/>
+        <a:font script="Hang" typeface="맑은 고딕"/>
+        <a:font script="Hans" typeface="等线"/>
+        <a:font script="Hant" typeface="新細明體"/>
+        <a:font script="Arab" typeface="Arial"/>
+        <a:font script="Hebr" typeface="Arial"/>
+        <a:font script="Thai" typeface="Cordia New"/>
+        <a:font script="Ethi" typeface="Nyala"/>
+        <a:font script="Beng" typeface="Vrinda"/>
+        <a:font script="Gujr" typeface="Shruti"/>
+        <a:font script="Khmr" typeface="DaunPenh"/>
+        <a:font script="Knda" typeface="Tunga"/>
+        <a:font script="Guru" typeface="Raavi"/>
+        <a:font script="Cans" typeface="Euphemia"/>
+        <a:font script="Cher" typeface="Plantagenet Cherokee"/>
+        <a:font script="Yiii" typeface="Microsoft Yi Baiti"/>
+        <a:font script="Tibt" typeface="Microsoft Himalaya"/>
+        <a:font script="Thaa" typeface="MV Boli"/>
+        <a:font script="Deva" typeface="Mangal"/>
+        <a:font script="Telu" typeface="Gautami"/>
+        <a:font script="Taml" typeface="Latha"/>
+        <a:font script="Syrc" typeface="Estrangelo Edessa"/>
+        <a:font script="Orya" typeface="Kalinga"/>
+        <a:font script="Mlym" typeface="Kartika"/>
+        <a:font script="Laoo" typeface="DokChampa"/>
+        <a:font script="Sinh" typeface="Iskoola Pota"/>
+        <a:font script="Mong" typeface="Mongolian Baiti"/>
+        <a:font script="Viet" typeface="Arial"/>
+        <a:font script="Uigh" typeface="Microsoft Uighur"/>
+        <a:font script="Geor" typeface="Sylfaen"/>
+        <a:font script="Armn" typeface="Arial"/>
+        <a:font script="Bugi" typeface="Leelawadee UI"/>
+        <a:font script="Bopo" typeface="Microsoft JhengHei"/>
+        <a:font script="Java" typeface="Javanese Text"/>
+        <a:font script="Lisu" typeface="Segoe UI"/>
+        <a:font script="Mymr" typeface="Myanmar Text"/>
+        <a:font script="Nkoo" typeface="Ebrima"/>
+        <a:font script="Olck" typeface="Nirmala UI"/>
+        <a:font script="Osma" typeface="Ebrima"/>
+        <a:font script="Phag" typeface="Phagspa"/>
+        <a:font script="Syrn" typeface="Estrangelo Edessa"/>
+        <a:font script="Syrj" typeface="Estrangelo Edessa"/>
+        <a:font script="Syre" typeface="Estrangelo Edessa"/>
+        <a:font script="Sora" typeface="Nirmala UI"/>
+        <a:font script="Tale" typeface="Microsoft Tai Le"/>
+        <a:font script="Talu" typeface="Microsoft New Tai Lue"/>
+        <a:font script="Tfng" typeface="Ebrima"/>
+      </a:minorFont>
+    </a:fontScheme>
+    <a:fmtScheme name="Office">
+      <a:fillStyleLst>
+        <a:solidFill>
+          <a:schemeClr val="phClr"/>
+        </a:solidFill>
+        <a:gradFill rotWithShape="true">
+          <a:gsLst>
+            <a:gs pos="0">
+              <a:schemeClr val="phClr">
+                <a:lumMod val="110000"/>
+                <a:satMod val="105000"/>
+                <a:tint val="67000"/>
+              </a:schemeClr>
+            </a:gs>
+            <a:gs pos="50000">
+              <a:schemeClr val="phClr">
+                <a:lumMod val="105000"/>
+                <a:satMod val="103000"/>
+                <a:tint val="73000"/>
+              </a:schemeClr>
+            </a:gs>
+            <a:gs pos="100000">
+              <a:schemeClr val="phClr">
+                <a:lumMod val="105000"/>
+                <a:satMod val="109000"/>
+                <a:tint val="81000"/>
+              </a:schemeClr>
+            </a:gs>
+          </a:gsLst>
+          <a:lin ang="5400000" scaled="false"/>
+        </a:gradFill>
+        <a:gradFill rotWithShape="true">
+          <a:gsLst>
+            <a:gs pos="0">
+              <a:schemeClr val="phClr">
+                <a:satMod val="103000"/>
+                <a:lumMod val="102000"/>
+                <a:tint val="94000"/>
+              </a:schemeClr>
+            </a:gs>
+            <a:gs pos="50000">
+              <a:schemeClr val="phClr">
+                <a:satMod val="110000"/>
+                <a:lumMod val="100000"/>
+                <a:shade val="100000"/>
+              </a:schemeClr>
+            </a:gs>
+            <a:gs pos="100000">
+              <a:schemeClr val="phClr">
+                <a:lumMod val="99000"/>
+                <a:satMod val="120000"/>
+                <a:shade val="78000"/>
+              </a:schemeClr>
+            </a:gs>
+          </a:gsLst>
+          <a:lin ang="5400000" scaled="false"/>
+        </a:gradFill>
+      </a:fillStyleLst>
+      <a:lnStyleLst>
+        <a:ln w="6350" cap="flat" cmpd="sng" algn="ctr">
+          <a:solidFill>
+            <a:schemeClr val="phClr"/>
+          </a:solidFill>
+          <a:prstDash val="solid"/>
+          <a:miter lim="800000"/>
+        </a:ln>
+        <a:ln w="12700" cap="flat" cmpd="sng" algn="ctr">
+          <a:solidFill>
+            <a:schemeClr val="phClr"/>
+          </a:solidFill>
+          <a:prstDash val="solid"/>
+          <a:miter lim="800000"/>
+        </a:ln>
+        <a:ln w="19050" cap="flat" cmpd="sng" algn="ctr">
+          <a:solidFill>
+            <a:schemeClr val="phClr"/>
+          </a:solidFill>
+          <a:prstDash val="solid"/>
+          <a:miter lim="800000"/>
+        </a:ln>
+      </a:lnStyleLst>
+      <a:effectStyleLst>
+        <a:effectStyle>
+          <a:effectLst/>
+        </a:effectStyle>
+        <a:effectStyle>
+          <a:effectLst/>
+        </a:effectStyle>
+        <a:effectStyle>
+          <a:effectLst>
+            <a:outerShdw blurRad="57150" dist="19050" dir="5400000" algn="ctr" rotWithShape="false">
+              <a:srgbClr val="000000">
+                <a:alpha val="63000"/>
+              </a:srgbClr>
+            </a:outerShdw>
+          </a:effectLst>
+        </a:effectStyle>
+      </a:effectStyleLst>
+      <a:bgFillStyleLst>
+        <a:solidFill>
+          <a:schemeClr val="phClr"/>
+        </a:solidFill>
+        <a:solidFill>
+          <a:schemeClr val="phClr">
+            <a:tint val="95000"/>
+            <a:satMod val="170000"/>
+          </a:schemeClr>
+        </a:solidFill>
+        <a:gradFill rotWithShape="true">
+          <a:gsLst>
+            <a:gs pos="0">
+              <a:schemeClr val="phClr">
+                <a:tint val="93000"/>
+                <a:satMod val="150000"/>
+                <a:shade val="98000"/>
+                <a:lumMod val="102000"/>
+              </a:schemeClr>
+            </a:gs>
+            <a:gs pos="50000">
+              <a:schemeClr val="phClr">
+                <a:tint val="98000"/>
+                <a:satMod val="130000"/>
+                <a:shade val="90000"/>
+                <a:lumMod val="103000"/>
+              </a:schemeClr>
+            </a:gs>
+            <a:gs pos="100000">
+              <a:schemeClr val="phClr">
+                <a:shade val="63000"/>
+                <a:satMod val="120000"/>
+              </a:schemeClr>
+            </a:gs>
+          </a:gsLst>
+          <a:lin ang="5400000" scaled="false"/>
+        </a:gradFill>
+      </a:bgFillStyleLst>
+    </a:fmtScheme>
+  </a:themeElements>
+  <a:objectDefaults/>
+  <a:extraClrSchemeLst/>
+</a:theme>
 </file>
--- a/DOC/Domenia-1.0-Guide-technicien.docx
+++ b/DOC/Domenia-1.0-Guide-technicien.docx
@@ -627,7 +627,7 @@
         <w:t xml:space="preserve">Lire la liste.</w:t>
       </w:r>
       <w:r>
-        <w:t xml:space="preserve"> Chaque ligne donne le « Type », le « Nom », l'« Utilisateur connecté (console) », l'« Association mémorisée » et la « Présence réseau ».</w:t>
+        <w:t xml:space="preserve"> Le compteur indique les lignes visibles parmi les objets chargés, pas le total du domaine. « Liste partielle » signale une lecture incomplète : même 746/746 ne garantit pas que tout a été reçu.</w:t>
       </w:r>
     </w:p>
     <w:p>
@@ -1602,6 +1602,14 @@
       </w:pPr>
       <w:r>
         <w:t xml:space="preserve">Si ça ne se passe pas comme prévu</w:t>
+      </w:r>
+    </w:p>
+    <w:p>
+      <w:pPr>
+        <w:keepNext w:val="false"/>
+      </w:pPr>
+      <w:r>
+        <w:t xml:space="preserve">Le badge orange « Dernière requête AD : délai dépassé » indique une recherche trop longue, sans prouver une panne réseau. Affinez la recherche puis relancez-la. Une lecture AD réussie rétablit le badge normal. « AD injoignable » en rouge correspond à une erreur réseau ; vérifiez alors la connexion au domaine.</w:t>
       </w:r>
     </w:p>
     <w:tbl>

--- a/DOC/Domenia-1.0-Guide-technicien.docx
+++ b/DOC/Domenia-1.0-Guide-technicien.docx
@@ -1609,7 +1609,7 @@
         <w:keepNext w:val="false"/>
       </w:pPr>
       <w:r>
-        <w:t xml:space="preserve">Le badge orange « Dernière requête AD : délai dépassé » indique une recherche trop longue, sans prouver une panne réseau. Affinez la recherche puis relancez-la. Une lecture AD réussie rétablit le badge normal. « AD injoignable » en rouge correspond à une erreur réseau ; vérifiez alors la connexion au domaine.</w:t>
+        <w:t xml:space="preserve">La recherche globale peut continuer tant que de nouveaux objets AD arrivent, pendant 15 minutes au plus par défaut. Elle s’arrête après 2 minutes sans nouvel objet ; vous pouvez l’annuler. Le badge orange « Dernière requête AD : délai dépassé » ne prouve pas une panne réseau. Affinez la recherche puis relancez-la. Une lecture AD réussie rétablit le badge normal. « AD injoignable » en rouge correspond à une erreur réseau ; vérifiez alors la connexion au domaine.</w:t>
       </w:r>
     </w:p>
     <w:tbl>

--- a/DOC/Domenia-1.0-Guide-technicien.docx
+++ b/DOC/Domenia-1.0-Guide-technicien.docx
@@ -410,10 +410,10 @@
           <w:b/>
           <w:bCs/>
         </w:rPr>
-        <w:t xml:space="preserve">Saisir le compte.</w:t>
-      </w:r>
-      <w:r>
-        <w:t xml:space="preserve"> Dans « Compte Windows », tapez votre compte du domaine (DOMAINE\identifiant ou identifiant@domaine), puis le « Mot de passe ».</w:t>
+        <w:t xml:space="preserve">Session Windows du domaine.</w:t>
+      </w:r>
+      <w:r>
+        <w:t xml:space="preserve"> Si votre session Windows est ouverte avec votre compte du domaine, la fenêtre propose d'abord « Continuer en tant que DOMAINE\votre-compte » : cliquez dessus ou appuyez sur Entrée, sans mot de passe.</w:t>
       </w:r>
     </w:p>
     <w:p>
@@ -432,10 +432,10 @@
           <w:b/>
           <w:bCs/>
         </w:rPr>
-        <w:t xml:space="preserve">Se connecter.</w:t>
-      </w:r>
-      <w:r>
-        <w:t xml:space="preserve"> Cliquez sur « Se connecter » ou appuyez sur Entrée. Si votre session Windows est ouverte avec votre compte du domaine, cliquez plutôt sur « Utiliser mon compte Windows ».</w:t>
+        <w:t xml:space="preserve">Autre compte.</w:t>
+      </w:r>
+      <w:r>
+        <w:t xml:space="preserve"> Sinon, ou pour vous connecter avec un autre compte, cliquez sur « Utiliser un autre compte ». Dans « Compte Windows », tapez le compte du domaine (DOMAINE\identifiant ou identifiant@domaine), puis le « Mot de passe », et cliquez sur « Se connecter » ou appuyez sur Entrée. « Afficher » montre le mot de passe saisi pendant 5 secondes.</w:t>
       </w:r>
     </w:p>
     <w:p>
@@ -471,7 +471,7 @@
           <wp:inline distT="0" distB="0" distL="0" distR="0">
             <wp:extent cx="3600450" cy="3409950"/>
             <wp:effectExtent t="0" r="0" b="0" l="0"/>
-            <wp:docPr id="2" name="connexion" descr="Fenêtre « Connexion à Domenia » : compte, mot de passe, « Se connecter » et « Utiliser mon compte Windows »" title="Figure 1"/>
+            <wp:docPr id="1" name="connexion" descr="Fenêtre « Connexion à Domenia » : compte, mot de passe, « Se connecter » et « Continuer en tant que … »" title="Figure 1"/>
             <wp:cNvGraphicFramePr>
               <a:graphicFrameLocks xmlns:a="http://schemas.openxmlformats.org/drawingml/2006/main" noChangeAspect="1"/>
             </wp:cNvGraphicFramePr>
@@ -528,7 +528,7 @@
           <w:sz w:val="17"/>
           <w:szCs w:val="17"/>
         </w:rPr>
-        <w:t xml:space="preserve">Fenêtre « Connexion à Domenia » : compte, mot de passe, « Se connecter » et « Utiliser mon compte Windows »</w:t>
+        <w:t xml:space="preserve">Fenêtre « Connexion à Domenia » : compte, mot de passe, « Se connecter » et « Continuer en tant que … »</w:t>
       </w:r>
     </w:p>
     <w:p>
@@ -540,7 +540,7 @@
         <w:t xml:space="preserve">À savoir. </w:t>
       </w:r>
       <w:r>
-        <w:t xml:space="preserve">Cochez « Mémoriser uniquement l’identifiant » pour retrouver votre identifiant la fois suivante. Le mot de passe n'est jamais enregistré.</w:t>
+        <w:t xml:space="preserve">Cochez « Se souvenir de mon identifiant » pour retrouver votre identifiant la fois suivante. La case est décochée au départ ; le mot de passe n'est jamais enregistré par elle.</w:t>
       </w:r>
     </w:p>
     <w:p>
@@ -624,10 +624,42 @@
           <w:b/>
           <w:bCs/>
         </w:rPr>
+        <w:t xml:space="preserve">Choisir où et quoi chercher.</w:t>
+      </w:r>
+      <w:r>
+        <w:t xml:space="preserve"> Sous la barre, la puce « Partout » cherche dans tout le domaine ; « Dans « Postes » » limite la recherche à l’OU choisie dans l’arbre de Rechercher, sous-OU incluses. Les choix « Tout », « Personnes », « Postes » et « Groupes » restreignent le type. Le texte gris de la barre rappelle ces choix ; changer une puce ne lance rien avant Entrée.</w:t>
+      </w:r>
+    </w:p>
+    <w:p>
+      <w:pPr>
+        <w:ind w:left="340" w:hanging="340"/>
+      </w:pPr>
+      <w:r>
+        <w:rPr>
+          <w:b/>
+          <w:bCs/>
+        </w:rPr>
+        <w:t xml:space="preserve">4. </w:t>
+      </w:r>
+      <w:r>
+        <w:rPr>
+          <w:b/>
+          <w:bCs/>
+        </w:rPr>
         <w:t xml:space="preserve">Lire la liste.</w:t>
       </w:r>
       <w:r>
-        <w:t xml:space="preserve"> Le compteur indique les lignes visibles parmi les objets chargés, pas le total du domaine. « Liste partielle » signale une lecture incomplète : même 746/746 ne garantit pas que tout a été reçu.</w:t>
+        <w:t xml:space="preserve"> Le compteur indique les lignes visibles parmi les objets chargés, pas le total du domaine. La barre cherche les noms qui </w:t>
+      </w:r>
+      <w:r>
+        <w:rPr>
+          <w:b/>
+          <w:bCs/>
+        </w:rPr>
+        <w:t xml:space="preserve">commencent</w:t>
+      </w:r>
+      <w:r>
+        <w:t xml:space="preserve"> par votre texte : si elle trouve peu de noms ou aucun, la puce « Chercher aussi les noms qui contiennent « compta » » apparaît sous le compteur. Un clic relance la même recherche (même périmètre, même type, même limite) sur les noms qui contiennent ce texte, par exemple « PC-COMPTA-014 » ; cette lecture est plus longue. « Liste partielle » signale une lecture incomplète : même 746/746 ne garantit pas que tout a été reçu.</w:t>
       </w:r>
     </w:p>
     <w:p>
@@ -639,7 +671,7 @@
           <w:b/>
           <w:bCs/>
         </w:rPr>
-        <w:t xml:space="preserve">4. </w:t>
+        <w:t xml:space="preserve">5. </w:t>
       </w:r>
       <w:r>
         <w:rPr>
@@ -649,7 +681,7 @@
         <w:t xml:space="preserve">Affiner sans relancer.</w:t>
       </w:r>
       <w:r>
-        <w:t xml:space="preserve"> Tapez quelques lettres dans « Dans les résultats » : seules les lignes qui les contiennent restent. « Effacer le filtre » réaffiche tout.</w:t>
+        <w:t xml:space="preserve"> Tapez quelques lettres dans « Filtrer la liste » : seules les lignes chargées qui les contiennent restent, aussi après une recherche globale, sans requête AD. « Effacer le filtre » réaffiche tout. Une nouvelle recherche repart avec un filtre vide.</w:t>
       </w:r>
     </w:p>
     <w:p>
@@ -661,7 +693,29 @@
           <w:b/>
           <w:bCs/>
         </w:rPr>
-        <w:t xml:space="preserve">5. </w:t>
+        <w:t xml:space="preserve">6. </w:t>
+      </w:r>
+      <w:r>
+        <w:rPr>
+          <w:b/>
+          <w:bCs/>
+        </w:rPr>
+        <w:t xml:space="preserve">Choisir les colonnes.</w:t>
+      </w:r>
+      <w:r>
+        <w:t xml:space="preserve"> La liste montre six colonnes : Type, Nom, Utilisateur connecté, Association mémorisée, Présence réseau et État. L’association affiche l’utilisateur ou les postes liés suivis de la qualification du lien (par exemple « Camille Martin · Observé ») ; son infobulle donne la source. Clic droit sur un en-tête de colonne, ou menu « ⋯ » puis « Colonnes… » : cochez ou décochez une colonne ; « Colonnes par défaut » revient aux six colonnes. Le choix est gardé d’une session à l’autre ; les colonnes propres aux postes n’apparaissent que si la liste contient un poste.</w:t>
+      </w:r>
+    </w:p>
+    <w:p>
+      <w:pPr>
+        <w:ind w:left="340" w:hanging="340"/>
+      </w:pPr>
+      <w:r>
+        <w:rPr>
+          <w:b/>
+          <w:bCs/>
+        </w:rPr>
+        <w:t xml:space="preserve">7. </w:t>
       </w:r>
       <w:r>
         <w:rPr>
@@ -683,7 +737,7 @@
           <w:b/>
           <w:bCs/>
         </w:rPr>
-        <w:t xml:space="preserve">6. </w:t>
+        <w:t xml:space="preserve">8. </w:t>
       </w:r>
       <w:r>
         <w:rPr>
@@ -693,7 +747,7 @@
         <w:t xml:space="preserve">Ouvrir la fiche.</w:t>
       </w:r>
       <w:r>
-        <w:t xml:space="preserve"> Double-cliquez sur la ligne, ou appuyez sur Entrée. La page « Fiche » s'ouvre sur l'onglet « Resume ».</w:t>
+        <w:t xml:space="preserve"> Double-cliquez sur la ligne, ou appuyez sur Entrée. La page « Fiche » s'ouvre sur l'onglet « Resume ». Si l'objet a changé dans l'annuaire depuis son ouverture, « Relire depuis lʼannuaire » le relit sur le contrôleur, lui seul : la liste et les autres fiches restent telles quelles.</w:t>
       </w:r>
     </w:p>
     <w:tbl>
@@ -709,8 +763,8 @@
         </w:tblBorders>
       </w:tblPr>
       <w:tblGrid>
-        <w:gridCol w:w="2087"/>
-        <w:gridCol w:w="7551"/>
+        <w:gridCol w:w="1954"/>
+        <w:gridCol w:w="7684"/>
       </w:tblGrid>
       <w:tr>
         <w:trPr>
@@ -719,7 +773,7 @@
         </w:trPr>
         <w:tc>
           <w:tcPr>
-            <w:tcW w:type="dxa" w:w="2087"/>
+            <w:tcW w:type="dxa" w:w="1954"/>
             <w:shd w:fill="E3EDF9" w:color="auto" w:val="clear"/>
             <w:tcMar>
               <w:top w:type="dxa" w:w="95"/>
@@ -747,7 +801,7 @@
         </w:tc>
         <w:tc>
           <w:tcPr>
-            <w:tcW w:type="dxa" w:w="7551"/>
+            <w:tcW w:type="dxa" w:w="7684"/>
             <w:shd w:fill="E3EDF9" w:color="auto" w:val="clear"/>
             <w:tcMar>
               <w:top w:type="dxa" w:w="95"/>
@@ -777,11 +831,11 @@
       <w:tr>
         <w:trPr>
           <w:cantSplit/>
-          <w:tblHeader w:val="off"/>
+          <w:tblHeader w:val="false"/>
         </w:trPr>
         <w:tc>
           <w:tcPr>
-            <w:tcW w:type="dxa" w:w="2087"/>
+            <w:tcW w:type="dxa" w:w="1954"/>
             <w:tcMar>
               <w:top w:type="dxa" w:w="95"/>
               <w:left w:type="dxa" w:w="120"/>
@@ -808,7 +862,7 @@
         </w:tc>
         <w:tc>
           <w:tcPr>
-            <w:tcW w:type="dxa" w:w="7551"/>
+            <w:tcW w:type="dxa" w:w="7684"/>
             <w:tcMar>
               <w:top w:type="dxa" w:w="95"/>
               <w:left w:type="dxa" w:w="120"/>
@@ -837,11 +891,11 @@
       <w:tr>
         <w:trPr>
           <w:cantSplit/>
-          <w:tblHeader w:val="off"/>
+          <w:tblHeader w:val="false"/>
         </w:trPr>
         <w:tc>
           <w:tcPr>
-            <w:tcW w:type="dxa" w:w="2087"/>
+            <w:tcW w:type="dxa" w:w="1954"/>
             <w:tcMar>
               <w:top w:type="dxa" w:w="95"/>
               <w:left w:type="dxa" w:w="120"/>
@@ -868,28 +922,28 @@
         </w:tc>
         <w:tc>
           <w:tcPr>
-            <w:tcW w:type="dxa" w:w="7551"/>
-            <w:tcMar>
-              <w:top w:type="dxa" w:w="95"/>
-              <w:left w:type="dxa" w:w="120"/>
-              <w:bottom w:type="dxa" w:w="95"/>
-              <w:right w:type="dxa" w:w="120"/>
-            </w:tcMar>
-            <w:vAlign w:val="center"/>
-          </w:tcPr>
-          <w:p>
-            <w:pPr>
-              <w:spacing w:after="0"/>
-            </w:pPr>
-            <w:r>
-              <w:rPr>
-                <w:b w:val="false"/>
-                <w:bCs w:val="false"/>
-                <w:color w:val="000000"/>
-                <w:sz w:val="19"/>
-                <w:szCs w:val="19"/>
-              </w:rPr>
-              <w:t xml:space="preserve">Base locale, Postes (ping/WMI) et Les deux actualisent toute l’OU choisie et ses sous-OU.</w:t>
+            <w:tcW w:type="dxa" w:w="7684"/>
+            <w:tcMar>
+              <w:top w:type="dxa" w:w="95"/>
+              <w:left w:type="dxa" w:w="120"/>
+              <w:bottom w:type="dxa" w:w="95"/>
+              <w:right w:type="dxa" w:w="120"/>
+            </w:tcMar>
+            <w:vAlign w:val="center"/>
+          </w:tcPr>
+          <w:p>
+            <w:pPr>
+              <w:spacing w:after="0"/>
+            </w:pPr>
+            <w:r>
+              <w:rPr>
+                <w:b w:val="false"/>
+                <w:bCs w:val="false"/>
+                <w:color w:val="000000"/>
+                <w:sz w:val="19"/>
+                <w:szCs w:val="19"/>
+              </w:rPr>
+              <w:t xml:space="preserve">Objets AD, Ping et WMI actualisent toute l’OU choisie et ses sous-OU ; Arrêter interrompt l’actualisation en cours.</w:t>
             </w:r>
           </w:p>
         </w:tc>
@@ -897,11 +951,11 @@
       <w:tr>
         <w:trPr>
           <w:cantSplit/>
-          <w:tblHeader w:val="off"/>
+          <w:tblHeader w:val="false"/>
         </w:trPr>
         <w:tc>
           <w:tcPr>
-            <w:tcW w:type="dxa" w:w="2087"/>
+            <w:tcW w:type="dxa" w:w="1954"/>
             <w:tcMar>
               <w:top w:type="dxa" w:w="95"/>
               <w:left w:type="dxa" w:w="120"/>
@@ -928,7 +982,7 @@
         </w:tc>
         <w:tc>
           <w:tcPr>
-            <w:tcW w:type="dxa" w:w="7551"/>
+            <w:tcW w:type="dxa" w:w="7684"/>
             <w:tcMar>
               <w:top w:type="dxa" w:w="95"/>
               <w:left w:type="dxa" w:w="120"/>
@@ -957,11 +1011,11 @@
       <w:tr>
         <w:trPr>
           <w:cantSplit/>
-          <w:tblHeader w:val="off"/>
+          <w:tblHeader w:val="false"/>
         </w:trPr>
         <w:tc>
           <w:tcPr>
-            <w:tcW w:type="dxa" w:w="2087"/>
+            <w:tcW w:type="dxa" w:w="1954"/>
             <w:tcMar>
               <w:top w:type="dxa" w:w="95"/>
               <w:left w:type="dxa" w:w="120"/>
@@ -988,28 +1042,28 @@
         </w:tc>
         <w:tc>
           <w:tcPr>
-            <w:tcW w:type="dxa" w:w="7551"/>
-            <w:tcMar>
-              <w:top w:type="dxa" w:w="95"/>
-              <w:left w:type="dxa" w:w="120"/>
-              <w:bottom w:type="dxa" w:w="95"/>
-              <w:right w:type="dxa" w:w="120"/>
-            </w:tcMar>
-            <w:vAlign w:val="center"/>
-          </w:tcPr>
-          <w:p>
-            <w:pPr>
-              <w:spacing w:after="0"/>
-            </w:pPr>
-            <w:r>
-              <w:rPr>
-                <w:b w:val="false"/>
-                <w:bCs w:val="false"/>
-                <w:color w:val="000000"/>
-                <w:sz w:val="19"/>
-                <w:szCs w:val="19"/>
-              </w:rPr>
-              <w:t xml:space="preserve">Triez, filtrez et ouvrez les objets affichés. Les actions de liste concernent cette liste.</w:t>
+            <w:tcW w:type="dxa" w:w="7684"/>
+            <w:tcMar>
+              <w:top w:type="dxa" w:w="95"/>
+              <w:left w:type="dxa" w:w="120"/>
+              <w:bottom w:type="dxa" w:w="95"/>
+              <w:right w:type="dxa" w:w="120"/>
+            </w:tcMar>
+            <w:vAlign w:val="center"/>
+          </w:tcPr>
+          <w:p>
+            <w:pPr>
+              <w:spacing w:after="0"/>
+            </w:pPr>
+            <w:r>
+              <w:rPr>
+                <w:b w:val="false"/>
+                <w:bCs w:val="false"/>
+                <w:color w:val="000000"/>
+                <w:sz w:val="19"/>
+                <w:szCs w:val="19"/>
+              </w:rPr>
+              <w:t xml:space="preserve">Triez, filtrez et ouvrez les objets affichés. Les actions de liste concernent cette liste. « Actualiser » et « Exporter CSV » sont dans le menu « ⋯ ».</w:t>
             </w:r>
           </w:p>
         </w:tc>
@@ -1116,7 +1170,7 @@
         <w:t xml:space="preserve">Lire ses postes.</w:t>
       </w:r>
       <w:r>
-        <w:t xml:space="preserve"> « Postes associes » liste les postes liés à ce compte. Sélectionnez-en un et cliquez sur « Ouvrir le poste ».</w:t>
+        <w:t xml:space="preserve"> « Postes associés » liste les postes liés à ce compte. Sélectionnez-en un et cliquez sur « Ouvrir le poste ».</w:t>
       </w:r>
     </w:p>
     <w:p>
@@ -1128,7 +1182,7 @@
         <w:t xml:space="preserve">Astuce. </w:t>
       </w:r>
       <w:r>
-        <w:t xml:space="preserve">Plus court : clic droit sur la ligne de l'utilisateur dans les résultats, puis « Rechercher le poste associe ».</w:t>
+        <w:t xml:space="preserve">Plus court : clic droit sur la ligne de l'utilisateur dans les résultats, puis « Rechercher le poste associé ».</w:t>
       </w:r>
     </w:p>
     <w:p>
@@ -1223,7 +1277,7 @@
         <w:t xml:space="preserve">Filtrer.</w:t>
       </w:r>
       <w:r>
-        <w:t xml:space="preserve"> Dans « Type d’objet », choisissez par exemple « Machines ». Dans « Présence réseau », choisissez « En ligne » ou « Sans réponse au ping ».</w:t>
+        <w:t xml:space="preserve"> Dans la liste « Tous les types », choisissez par exemple « Machines ». Dans « Toute présence », choisissez « En ligne » ou « Sans réponse au ping ». « N lignes max » (100 par défaut) borne la lecture de la liste. La présence repart sur « Toute présence » à chaque lancement de Domenia : au démarrage, aucun poste nʼest encore vérifié. Si le filtre masque toutes les lignes chargées, la liste lʼindique (« Le filtre masque N lignes ») avec un bouton « Effacer le filtre ».</w:t>
       </w:r>
     </w:p>
     <w:p>
@@ -1245,7 +1299,7 @@
         <w:t xml:space="preserve">Compléter la liste.</w:t>
       </w:r>
       <w:r>
-        <w:t xml:space="preserve"> Si le compteur indique une liste limitée, cliquez sur « Charger la suite ».</w:t>
+        <w:t xml:space="preserve"> Si le compteur indique une liste limitée, cliquez sur « Charger la suite » : seules les lignes suivantes sont lues, celles déjà affichées restent en place avec votre sélection. Pour aller plus vite, « Charger jusqu’à 1 000 » complète la liste jusqu’à ce palier en un clic (puis 5 000, puis 20 000).</w:t>
       </w:r>
     </w:p>
     <w:p>
@@ -1287,7 +1341,15 @@
         <w:keepNext w:val="false"/>
       </w:pPr>
       <w:r>
-        <w:t xml:space="preserve">Sous l’arbre, « Données de l’OU » propose « Base locale », « Postes (ping/WMI) » et « Les deux ». Ces commandes portent toujours sur l’OU choisie et ses sous-OU, même si la liste est filtrée, limitée ou réglée au premier niveau. Elles utilisent l’OU de cet arbre, y compris pendant une recherche globale ; relisez le chemin indiqué. Le chapitre 5 explique quelle commande choisir.</w:t>
+        <w:t xml:space="preserve">Sous l’arbre, « Données de l’OU » propose « Objets AD », « Ping » et « WMI », trois collectes indépendantes enregistrées automatiquement, ainsi que « Arrêter ». Ces commandes portent toujours sur l’OU choisie et ses sous-OU, même si la liste est filtrée, limitée ou réglée au premier niveau. Elles utilisent l’OU de cet arbre, y compris pendant une recherche globale ; relisez le chemin indiqué. Le chapitre 5 explique quelle commande choisir.</w:t>
+      </w:r>
+    </w:p>
+    <w:p>
+      <w:pPr>
+        <w:keepNext w:val="false"/>
+      </w:pPr>
+      <w:r>
+        <w:t xml:space="preserve">Dans une petite fenêtre, le panneau sous l’arbre se compacte : le titre « Données de l’OU » se masque et les boutons se resserrent. Les commandes gardent le même périmètre et le même effet.</w:t>
       </w:r>
     </w:p>
     <w:p>
@@ -1428,7 +1490,7 @@
           <wp:inline distT="0" distB="0" distL="0" distR="0">
             <wp:extent cx="5762625" cy="304800"/>
             <wp:effectExtent t="0" r="0" b="0" l="0"/>
-            <wp:docPr id="3" name="recherche-requetes" descr="Barre Requêtes : recherche locale du modèle, favoris, source et commande Exécuter ; données fictives" title="Figure 2"/>
+            <wp:docPr id="1" name="recherche-requetes" descr="Barre Requêtes : recherche locale du modèle, favoris, source et commande Exécuter ; données fictives" title="Figure 2"/>
             <wp:cNvGraphicFramePr>
               <a:graphicFrameLocks xmlns:a="http://schemas.openxmlformats.org/drawingml/2006/main" noChangeAspect="1"/>
             </wp:cNvGraphicFramePr>
@@ -1507,7 +1569,7 @@
           <wp:inline distT="0" distB="0" distL="0" distR="0">
             <wp:extent cx="5762625" cy="228600"/>
             <wp:effectExtent t="0" r="0" b="0" l="0"/>
-            <wp:docPr id="4" name="recherche-inconnus" descr="Requête locale : sélection des postes dont les données nécessaires restent inconnues ; données fictives" title="Figure 3"/>
+            <wp:docPr id="1" name="recherche-inconnus" descr="Requête locale : sélection des postes dont les données nécessaires restent inconnues ; données fictives" title="Figure 3"/>
             <wp:cNvGraphicFramePr>
               <a:graphicFrameLocks xmlns:a="http://schemas.openxmlformats.org/drawingml/2006/main" noChangeAspect="1"/>
             </wp:cNvGraphicFramePr>
@@ -1572,7 +1634,7 @@
         <w:keepNext w:val="false"/>
       </w:pPr>
       <w:r>
-        <w:t xml:space="preserve">« Effacer la requête » annule la requête et efface ses résultats. Sur une liste de recherche ordinaire, il retire seulement le filtre de requête supplémentaire et conserve la liste. Aucune lecture ne se relance. Choisissez ensuite une OU, une autre requête ou la recherche de nom du bandeau. Le petit crayon ouvre Outils → Atelier de requêtes ; une recette locale sélectionnée se retrouve dans « Composer la requête ».</w:t>
+        <w:t xml:space="preserve">« Effacer la requête » annule la requête et efface ses résultats. Sur une liste de recherche ordinaire, il retire seulement le filtre de requête supplémentaire et conserve la liste. Aucune lecture ne se relance. Choisissez ensuite une OU, une autre requête ou la recherche de nom du bandeau. Le petit crayon ouvre Outils → Atelier de requêtes ; une recette locale sélectionnée se retrouve dans « 1. Créer ».</w:t>
       </w:r>
     </w:p>
     <w:p>
@@ -1592,7 +1654,7 @@
         <w:t xml:space="preserve">À savoir. </w:t>
       </w:r>
       <w:r>
-        <w:t xml:space="preserve">Trois dates ont des rôles différents : la base AD indique quand les objets ont été recensés, les mesures indiquent quand les postes ont été interrogés, le calcul indique quand la vue a été préparée. Une couverture AD absente ou partielle appelle « Base locale » ou « Les deux » dans « Données de l’OU ». Un inventaire ancien appelle « Postes (ping/WMI) ». Réexécuter une requête locale ne rajeunit aucune de ces données.</w:t>
+        <w:t xml:space="preserve">Trois dates ont des rôles différents : la base AD indique quand les objets ont été recensés, les mesures indiquent quand les postes ont été interrogés, le calcul indique quand la vue a été préparée. Une couverture AD absente ou partielle appelle « Objets AD » dans « Données de l’OU ». Une présence ancienne appelle « Ping », un inventaire ancien « WMI ». Réexécuter une requête locale ne rajeunit aucune de ces données.</w:t>
       </w:r>
     </w:p>
     <w:p>
@@ -1625,8 +1687,8 @@
         </w:tblBorders>
       </w:tblPr>
       <w:tblGrid>
-        <w:gridCol w:w="3874"/>
-        <w:gridCol w:w="5764"/>
+        <w:gridCol w:w="3343"/>
+        <w:gridCol w:w="6295"/>
       </w:tblGrid>
       <w:tr>
         <w:trPr>
@@ -1635,7 +1697,7 @@
         </w:trPr>
         <w:tc>
           <w:tcPr>
-            <w:tcW w:type="dxa" w:w="3874"/>
+            <w:tcW w:type="dxa" w:w="3343"/>
             <w:shd w:fill="E3EDF9" w:color="auto" w:val="clear"/>
             <w:tcMar>
               <w:top w:type="dxa" w:w="95"/>
@@ -1663,7 +1725,7 @@
         </w:tc>
         <w:tc>
           <w:tcPr>
-            <w:tcW w:type="dxa" w:w="5764"/>
+            <w:tcW w:type="dxa" w:w="6295"/>
             <w:shd w:fill="E3EDF9" w:color="auto" w:val="clear"/>
             <w:tcMar>
               <w:top w:type="dxa" w:w="95"/>
@@ -1693,59 +1755,59 @@
       <w:tr>
         <w:trPr>
           <w:cantSplit/>
-          <w:tblHeader w:val="off"/>
+          <w:tblHeader w:val="false"/>
         </w:trPr>
         <w:tc>
           <w:tcPr>
-            <w:tcW w:type="dxa" w:w="3874"/>
-            <w:tcMar>
-              <w:top w:type="dxa" w:w="95"/>
-              <w:left w:type="dxa" w:w="120"/>
-              <w:bottom w:type="dxa" w:w="95"/>
-              <w:right w:type="dxa" w:w="120"/>
-            </w:tcMar>
-            <w:vAlign w:val="center"/>
-          </w:tcPr>
-          <w:p>
-            <w:pPr>
-              <w:spacing w:after="0"/>
-            </w:pPr>
-            <w:r>
-              <w:rPr>
-                <w:b w:val="false"/>
-                <w:bCs w:val="false"/>
-                <w:color w:val="000000"/>
-                <w:sz w:val="19"/>
-                <w:szCs w:val="19"/>
-              </w:rPr>
-              <w:t xml:space="preserve">« Saisis au moins … caracteres, ou * pour un apercu. »</w:t>
-            </w:r>
-          </w:p>
-        </w:tc>
-        <w:tc>
-          <w:tcPr>
-            <w:tcW w:type="dxa" w:w="5764"/>
-            <w:tcMar>
-              <w:top w:type="dxa" w:w="95"/>
-              <w:left w:type="dxa" w:w="120"/>
-              <w:bottom w:type="dxa" w:w="95"/>
-              <w:right w:type="dxa" w:w="120"/>
-            </w:tcMar>
-            <w:vAlign w:val="center"/>
-          </w:tcPr>
-          <w:p>
-            <w:pPr>
-              <w:spacing w:after="0"/>
-            </w:pPr>
-            <w:r>
-              <w:rPr>
-                <w:b w:val="false"/>
-                <w:bCs w:val="false"/>
-                <w:color w:val="000000"/>
-                <w:sz w:val="19"/>
-                <w:szCs w:val="19"/>
-              </w:rPr>
-              <w:t xml:space="preserve">Tapez au moins deux caractères.</w:t>
+            <w:tcW w:type="dxa" w:w="3343"/>
+            <w:tcMar>
+              <w:top w:type="dxa" w:w="95"/>
+              <w:left w:type="dxa" w:w="120"/>
+              <w:bottom w:type="dxa" w:w="95"/>
+              <w:right w:type="dxa" w:w="120"/>
+            </w:tcMar>
+            <w:vAlign w:val="center"/>
+          </w:tcPr>
+          <w:p>
+            <w:pPr>
+              <w:spacing w:after="0"/>
+            </w:pPr>
+            <w:r>
+              <w:rPr>
+                <w:b w:val="false"/>
+                <w:bCs w:val="false"/>
+                <w:color w:val="000000"/>
+                <w:sz w:val="19"/>
+                <w:szCs w:val="19"/>
+              </w:rPr>
+              <w:t xml:space="preserve">« Saisissez au moins N caractères… »</w:t>
+            </w:r>
+          </w:p>
+        </w:tc>
+        <w:tc>
+          <w:tcPr>
+            <w:tcW w:type="dxa" w:w="6295"/>
+            <w:tcMar>
+              <w:top w:type="dxa" w:w="95"/>
+              <w:left w:type="dxa" w:w="120"/>
+              <w:bottom w:type="dxa" w:w="95"/>
+              <w:right w:type="dxa" w:w="120"/>
+            </w:tcMar>
+            <w:vAlign w:val="center"/>
+          </w:tcPr>
+          <w:p>
+            <w:pPr>
+              <w:spacing w:after="0"/>
+            </w:pPr>
+            <w:r>
+              <w:rPr>
+                <w:b w:val="false"/>
+                <w:bCs w:val="false"/>
+                <w:color w:val="000000"/>
+                <w:sz w:val="19"/>
+                <w:szCs w:val="19"/>
+              </w:rPr>
+              <w:t xml:space="preserve">Tapez au moins N caractères (2 par défaut) ; les étoiles ne comptent pas.</w:t>
             </w:r>
           </w:p>
         </w:tc>
@@ -1753,59 +1815,59 @@
       <w:tr>
         <w:trPr>
           <w:cantSplit/>
-          <w:tblHeader w:val="off"/>
+          <w:tblHeader w:val="false"/>
         </w:trPr>
         <w:tc>
           <w:tcPr>
-            <w:tcW w:type="dxa" w:w="3874"/>
-            <w:tcMar>
-              <w:top w:type="dxa" w:w="95"/>
-              <w:left w:type="dxa" w:w="120"/>
-              <w:bottom w:type="dxa" w:w="95"/>
-              <w:right w:type="dxa" w:w="120"/>
-            </w:tcMar>
-            <w:vAlign w:val="center"/>
-          </w:tcPr>
-          <w:p>
-            <w:pPr>
-              <w:spacing w:after="0"/>
-            </w:pPr>
-            <w:r>
-              <w:rPr>
-                <w:b w:val="false"/>
-                <w:bCs w:val="false"/>
-                <w:color w:val="000000"/>
-                <w:sz w:val="19"/>
-                <w:szCs w:val="19"/>
-              </w:rPr>
-              <w:t xml:space="preserve">« Aucun résultat affiché »</w:t>
-            </w:r>
-          </w:p>
-        </w:tc>
-        <w:tc>
-          <w:tcPr>
-            <w:tcW w:type="dxa" w:w="5764"/>
-            <w:tcMar>
-              <w:top w:type="dxa" w:w="95"/>
-              <w:left w:type="dxa" w:w="120"/>
-              <w:bottom w:type="dxa" w:w="95"/>
-              <w:right w:type="dxa" w:w="120"/>
-            </w:tcMar>
-            <w:vAlign w:val="center"/>
-          </w:tcPr>
-          <w:p>
-            <w:pPr>
-              <w:spacing w:after="0"/>
-            </w:pPr>
-            <w:r>
-              <w:rPr>
-                <w:b w:val="false"/>
-                <w:bCs w:val="false"/>
-                <w:color w:val="000000"/>
-                <w:sz w:val="19"/>
-                <w:szCs w:val="19"/>
-              </w:rPr>
-              <w:t xml:space="preserve">Vérifiez l’orthographe, l’OU et les filtres, ou cherchez le nom dans la barre du haut. Une liste vide ne prouve pas l'absence de l'objet.</w:t>
+            <w:tcW w:type="dxa" w:w="3343"/>
+            <w:tcMar>
+              <w:top w:type="dxa" w:w="95"/>
+              <w:left w:type="dxa" w:w="120"/>
+              <w:bottom w:type="dxa" w:w="95"/>
+              <w:right w:type="dxa" w:w="120"/>
+            </w:tcMar>
+            <w:vAlign w:val="center"/>
+          </w:tcPr>
+          <w:p>
+            <w:pPr>
+              <w:spacing w:after="0"/>
+            </w:pPr>
+            <w:r>
+              <w:rPr>
+                <w:b w:val="false"/>
+                <w:bCs w:val="false"/>
+                <w:color w:val="000000"/>
+                <w:sz w:val="19"/>
+                <w:szCs w:val="19"/>
+              </w:rPr>
+              <w:t xml:space="preserve">« Saisissez au moins un caractère en plus de * »</w:t>
+            </w:r>
+          </w:p>
+        </w:tc>
+        <w:tc>
+          <w:tcPr>
+            <w:tcW w:type="dxa" w:w="6295"/>
+            <w:tcMar>
+              <w:top w:type="dxa" w:w="95"/>
+              <w:left w:type="dxa" w:w="120"/>
+              <w:bottom w:type="dxa" w:w="95"/>
+              <w:right w:type="dxa" w:w="120"/>
+            </w:tcMar>
+            <w:vAlign w:val="center"/>
+          </w:tcPr>
+          <w:p>
+            <w:pPr>
+              <w:spacing w:after="0"/>
+            </w:pPr>
+            <w:r>
+              <w:rPr>
+                <w:b w:val="false"/>
+                <w:bCs w:val="false"/>
+                <w:color w:val="000000"/>
+                <w:sz w:val="19"/>
+                <w:szCs w:val="19"/>
+              </w:rPr>
+              <w:t xml:space="preserve">Une étoile seule listerait tout le domaine : ajoutez une partie du nom, par exemple « compta* ».</w:t>
             </w:r>
           </w:p>
         </w:tc>
@@ -1813,59 +1875,59 @@
       <w:tr>
         <w:trPr>
           <w:cantSplit/>
-          <w:tblHeader w:val="off"/>
+          <w:tblHeader w:val="false"/>
         </w:trPr>
         <w:tc>
           <w:tcPr>
-            <w:tcW w:type="dxa" w:w="3874"/>
-            <w:tcMar>
-              <w:top w:type="dxa" w:w="95"/>
-              <w:left w:type="dxa" w:w="120"/>
-              <w:bottom w:type="dxa" w:w="95"/>
-              <w:right w:type="dxa" w:w="120"/>
-            </w:tcMar>
-            <w:vAlign w:val="center"/>
-          </w:tcPr>
-          <w:p>
-            <w:pPr>
-              <w:spacing w:after="0"/>
-            </w:pPr>
-            <w:r>
-              <w:rPr>
-                <w:b w:val="false"/>
-                <w:bCs w:val="false"/>
-                <w:color w:val="000000"/>
-                <w:sz w:val="19"/>
-                <w:szCs w:val="19"/>
-              </w:rPr>
-              <w:t xml:space="preserve">« La liste affichée nʼest plus la recherche courante : relancez la recherche. »</w:t>
-            </w:r>
-          </w:p>
-        </w:tc>
-        <w:tc>
-          <w:tcPr>
-            <w:tcW w:type="dxa" w:w="5764"/>
-            <w:tcMar>
-              <w:top w:type="dxa" w:w="95"/>
-              <w:left w:type="dxa" w:w="120"/>
-              <w:bottom w:type="dxa" w:w="95"/>
-              <w:right w:type="dxa" w:w="120"/>
-            </w:tcMar>
-            <w:vAlign w:val="center"/>
-          </w:tcPr>
-          <w:p>
-            <w:pPr>
-              <w:spacing w:after="0"/>
-            </w:pPr>
-            <w:r>
-              <w:rPr>
-                <w:b w:val="false"/>
-                <w:bCs w:val="false"/>
-                <w:color w:val="000000"/>
-                <w:sz w:val="19"/>
-                <w:szCs w:val="19"/>
-              </w:rPr>
-              <w:t xml:space="preserve">Relancez la recherche, puis cliquez de nouveau sur « Charger la suite ».</w:t>
+            <w:tcW w:type="dxa" w:w="3343"/>
+            <w:tcMar>
+              <w:top w:type="dxa" w:w="95"/>
+              <w:left w:type="dxa" w:w="120"/>
+              <w:bottom w:type="dxa" w:w="95"/>
+              <w:right w:type="dxa" w:w="120"/>
+            </w:tcMar>
+            <w:vAlign w:val="center"/>
+          </w:tcPr>
+          <w:p>
+            <w:pPr>
+              <w:spacing w:after="0"/>
+            </w:pPr>
+            <w:r>
+              <w:rPr>
+                <w:b w:val="false"/>
+                <w:bCs w:val="false"/>
+                <w:color w:val="000000"/>
+                <w:sz w:val="19"/>
+                <w:szCs w:val="19"/>
+              </w:rPr>
+              <w:t xml:space="preserve">« Aucun résultat »</w:t>
+            </w:r>
+          </w:p>
+        </w:tc>
+        <w:tc>
+          <w:tcPr>
+            <w:tcW w:type="dxa" w:w="6295"/>
+            <w:tcMar>
+              <w:top w:type="dxa" w:w="95"/>
+              <w:left w:type="dxa" w:w="120"/>
+              <w:bottom w:type="dxa" w:w="95"/>
+              <w:right w:type="dxa" w:w="120"/>
+            </w:tcMar>
+            <w:vAlign w:val="center"/>
+          </w:tcPr>
+          <w:p>
+            <w:pPr>
+              <w:spacing w:after="0"/>
+            </w:pPr>
+            <w:r>
+              <w:rPr>
+                <w:b w:val="false"/>
+                <w:bCs w:val="false"/>
+                <w:color w:val="000000"/>
+                <w:sz w:val="19"/>
+                <w:szCs w:val="19"/>
+              </w:rPr>
+              <w:t xml:space="preserve">Vérifiez l’orthographe, l’OU et les filtres, ou cherchez le nom dans la barre du haut. Une liste vide ne prouve pas l'absence de l'objet.</w:t>
             </w:r>
           </w:p>
         </w:tc>
@@ -1873,11 +1935,71 @@
       <w:tr>
         <w:trPr>
           <w:cantSplit/>
-          <w:tblHeader w:val="off"/>
+          <w:tblHeader w:val="false"/>
         </w:trPr>
         <w:tc>
           <w:tcPr>
-            <w:tcW w:type="dxa" w:w="3874"/>
+            <w:tcW w:type="dxa" w:w="3343"/>
+            <w:tcMar>
+              <w:top w:type="dxa" w:w="95"/>
+              <w:left w:type="dxa" w:w="120"/>
+              <w:bottom w:type="dxa" w:w="95"/>
+              <w:right w:type="dxa" w:w="120"/>
+            </w:tcMar>
+            <w:vAlign w:val="center"/>
+          </w:tcPr>
+          <w:p>
+            <w:pPr>
+              <w:spacing w:after="0"/>
+            </w:pPr>
+            <w:r>
+              <w:rPr>
+                <w:b w:val="false"/>
+                <w:bCs w:val="false"/>
+                <w:color w:val="000000"/>
+                <w:sz w:val="19"/>
+                <w:szCs w:val="19"/>
+              </w:rPr>
+              <w:t xml:space="preserve">« La liste affichée nʼest plus la recherche courante : relancez la recherche. »</w:t>
+            </w:r>
+          </w:p>
+        </w:tc>
+        <w:tc>
+          <w:tcPr>
+            <w:tcW w:type="dxa" w:w="6295"/>
+            <w:tcMar>
+              <w:top w:type="dxa" w:w="95"/>
+              <w:left w:type="dxa" w:w="120"/>
+              <w:bottom w:type="dxa" w:w="95"/>
+              <w:right w:type="dxa" w:w="120"/>
+            </w:tcMar>
+            <w:vAlign w:val="center"/>
+          </w:tcPr>
+          <w:p>
+            <w:pPr>
+              <w:spacing w:after="0"/>
+            </w:pPr>
+            <w:r>
+              <w:rPr>
+                <w:b w:val="false"/>
+                <w:bCs w:val="false"/>
+                <w:color w:val="000000"/>
+                <w:sz w:val="19"/>
+                <w:szCs w:val="19"/>
+              </w:rPr>
+              <w:t xml:space="preserve">Relancez la recherche, puis cliquez de nouveau sur « Charger la suite ».</w:t>
+            </w:r>
+          </w:p>
+        </w:tc>
+      </w:tr>
+      <w:tr>
+        <w:trPr>
+          <w:cantSplit/>
+          <w:tblHeader w:val="false"/>
+        </w:trPr>
+        <w:tc>
+          <w:tcPr>
+            <w:tcW w:type="dxa" w:w="3343"/>
             <w:tcMar>
               <w:top w:type="dxa" w:w="95"/>
               <w:left w:type="dxa" w:w="120"/>
@@ -1904,7 +2026,7 @@
         </w:tc>
         <w:tc>
           <w:tcPr>
-            <w:tcW w:type="dxa" w:w="5764"/>
+            <w:tcW w:type="dxa" w:w="6295"/>
             <w:tcMar>
               <w:top w:type="dxa" w:w="95"/>
               <w:left w:type="dxa" w:w="120"/>
@@ -1941,11 +2063,11 @@
         <w:pStyle w:val="Heading1"/>
         <w:keepNext/>
       </w:pPr>
-      <w:bookmarkStart w:name="chapitre_2" w:id="2"/>
+      <w:bookmarkStart w:name="chapitre_2" w:id="1"/>
       <w:r>
         <w:t xml:space="preserve">2 Ouvrir la fiche du poste et agir dessus</w:t>
       </w:r>
-      <w:bookmarkEnd w:id="2"/>
+      <w:bookmarkEnd w:id="1"/>
     </w:p>
     <w:p>
       <w:pPr>
@@ -1984,7 +2106,7 @@
         </w:numPr>
       </w:pPr>
       <w:r>
-        <w:t xml:space="preserve">Pour C$ et les consoles, le compte utilisé a des droits d'administration sur le poste.</w:t>
+        <w:t xml:space="preserve">Pour le disque C et les consoles, le compte utilisé a des droits d'administration sur le poste.</w:t>
       </w:r>
     </w:p>
     <w:p>
@@ -2056,10 +2178,54 @@
           <w:b/>
           <w:bCs/>
         </w:rPr>
+        <w:t xml:space="preserve">Lire l'en-tête.</w:t>
+      </w:r>
+      <w:r>
+        <w:t xml:space="preserve"> L'en-tête du poste reste en haut de la page, quelle que soit la vue : nom, système, pastille de présence (« Répond au ping », « Ne répond pas au ping » ou « Présence non vérifiée », avec l'heure du dernier test), utilisateur associé et âge du dernier inventaire. Ses boutons « Bureau à distance », « Ouvrir le disque C » et « Tester la réponse » agissent au clic.</w:t>
+      </w:r>
+    </w:p>
+    <w:p>
+      <w:pPr>
+        <w:ind w:left="340" w:hanging="340"/>
+      </w:pPr>
+      <w:r>
+        <w:rPr>
+          <w:b/>
+          <w:bCs/>
+        </w:rPr>
+        <w:t xml:space="preserve">4. </w:t>
+      </w:r>
+      <w:r>
+        <w:rPr>
+          <w:b/>
+          <w:bCs/>
+        </w:rPr>
+        <w:t xml:space="preserve">Choisir la vue.</w:t>
+      </w:r>
+      <w:r>
+        <w:t xml:space="preserve"> Cinq vues se partagent la page : « Vue d'ensemble » (fiche et tableau de bord), « Intervenir » (actions, sessions et services), « Détails » (inventaire et logiciels), « Diagnostic » et « Secrets ».</w:t>
+      </w:r>
+    </w:p>
+    <w:p>
+      <w:pPr>
+        <w:ind w:left="340" w:hanging="340"/>
+      </w:pPr>
+      <w:r>
+        <w:rPr>
+          <w:b/>
+          <w:bCs/>
+        </w:rPr>
+        <w:t xml:space="preserve">5. </w:t>
+      </w:r>
+      <w:r>
+        <w:rPr>
+          <w:b/>
+          <w:bCs/>
+        </w:rPr>
         <w:t xml:space="preserve">Lire la fiche.</w:t>
       </w:r>
       <w:r>
-        <w:t xml:space="preserve"> L'onglet « Machine » affiche la carte « Fiche du poste » : « Nom », « DNS », « Presence », « OS », « Etat », « Derniere connexion » et « Utilisateur associe ».</w:t>
+        <w:t xml:space="preserve"> « Vue d'ensemble » affiche la carte « Fiche du poste » : « Nom », « DNS », « Presence », « OS », « Etat » et « Derniere connexion ».</w:t>
       </w:r>
     </w:p>
     <w:p>
@@ -2071,7 +2237,7 @@
           <w:b/>
           <w:bCs/>
         </w:rPr>
-        <w:t xml:space="preserve">4. </w:t>
+        <w:t xml:space="preserve">6. </w:t>
       </w:r>
       <w:r>
         <w:rPr>
@@ -2081,7 +2247,7 @@
         <w:t xml:space="preserve">Trouver l'utilisateur.</w:t>
       </w:r>
       <w:r>
-        <w:t xml:space="preserve"> Cliquez sur « Detecter l utilisateur » pour chercher le dernier utilisateur connu du poste, puis sur « Ouvrir l utilisateur » pour ouvrir sa fiche.</w:t>
+        <w:t xml:space="preserve"> La ligne « Utilisateur associé » donne le badge de l'association et une phrase comme « Camille Martin · console observée le 08/10 à 08:15 ». « Ouvrir la fiche » ouvre sa fiche ; « Détecter à nouveau » interroge le poste. Le nom de l'utilisateur, dans l'en-tête, ouvre aussi sa fiche.</w:t>
       </w:r>
     </w:p>
     <w:p>
@@ -2095,7 +2261,7 @@
           <wp:inline distT="0" distB="0" distL="0" distR="0">
             <wp:extent cx="5762625" cy="3238500"/>
             <wp:effectExtent t="0" r="0" b="0" l="0"/>
-            <wp:docPr id="5" name="fiche-poste" descr="Onglet « Machine » de PC-COMPTA-014 : système, présence en ligne et utilisateur associé Camille Martin" title="Figure 4"/>
+            <wp:docPr id="1" name="fiche-poste" descr="Vue « Vue d'ensemble » de PC-COMPTA-014 : en-tête avec le système, la pastille de présence et l'utilisateur associé Camille Martin, puis la fiche du poste" title="Figure 4"/>
             <wp:cNvGraphicFramePr>
               <a:graphicFrameLocks xmlns:a="http://schemas.openxmlformats.org/drawingml/2006/main" noChangeAspect="1"/>
             </wp:cNvGraphicFramePr>
@@ -2152,7 +2318,7 @@
           <w:sz w:val="17"/>
           <w:szCs w:val="17"/>
         </w:rPr>
-        <w:t xml:space="preserve">Onglet « Machine » de PC-COMPTA-014 : système, présence en ligne et utilisateur associé Camille Martin</w:t>
+        <w:t xml:space="preserve">Vue « Vue d'ensemble » de PC-COMPTA-014 : en-tête avec le système, la pastille de présence et l'utilisateur associé Camille Martin, puis la fiche du poste</w:t>
       </w:r>
     </w:p>
     <w:p>
@@ -2200,10 +2366,10 @@
           <w:b/>
           <w:bCs/>
         </w:rPr>
-        <w:t xml:space="preserve">Ouvrir l'onglet.</w:t>
-      </w:r>
-      <w:r>
-        <w:t xml:space="preserve"> Cliquez sur l'onglet « Actions ». La carte « Actions sur le poste » regroupe les outils.</w:t>
+        <w:t xml:space="preserve">Ouvrir la vue.</w:t>
+      </w:r>
+      <w:r>
+        <w:t xml:space="preserve"> Cliquez sur « Intervenir ». Quatre cartes regroupent les outils : « Se connecter », « Vérifier », « Intervenir » et « Compte AD ».</w:t>
       </w:r>
     </w:p>
     <w:p>
@@ -2222,10 +2388,10 @@
           <w:b/>
           <w:bCs/>
         </w:rPr>
-        <w:t xml:space="preserve">Tester le réseau.</w:t>
-      </w:r>
-      <w:r>
-        <w:t xml:space="preserve"> Cliquez sur « Ping ». Le résultat (état, temps de réponse, adresse) s'inscrit dans le « Journal de session », en bas de la fenêtre.</w:t>
+        <w:t xml:space="preserve">Tester la réponse.</w:t>
+      </w:r>
+      <w:r>
+        <w:t xml:space="preserve"> Cliquez sur « Tester la réponse ». La pastille de présence de l'en-tête se met à jour, avec l'heure du test.</w:t>
       </w:r>
     </w:p>
     <w:p>
@@ -2247,7 +2413,7 @@
         <w:t xml:space="preserve">Ouvrir le disque.</w:t>
       </w:r>
       <w:r>
-        <w:t xml:space="preserve"> Cliquez sur « Ouvrir C$ ». L'Explorateur Windows s'ouvre sur le disque C du poste. Si vous vous êtes connecté avec un mot de passe, ou si vous avez saisi un compte pour les postes, le « Journal de session » indique le compte utilisé : « C$ de … ouvert avec … ».</w:t>
+        <w:t xml:space="preserve"> Cliquez sur « Ouvrir le disque C ». L'Explorateur Windows s'ouvre sur le disque C du poste (partage C$). Sous les boutons de la carte « Se connecter », la ligne « Opérations poste : … » indique, avant le clic, le compte utilisé.</w:t>
       </w:r>
     </w:p>
     <w:p>
@@ -2269,7 +2435,7 @@
         <w:t xml:space="preserve">Ouvrir une console.</w:t>
       </w:r>
       <w:r>
-        <w:t xml:space="preserve"> Cliquez sur « Gestion de l ordinateur » ou sur « Journaux » : la console Windows s'ouvre sur ce poste. Si « Services » montre votre propre ordinateur, connectez la console au poste par son menu Action.</w:t>
+        <w:t xml:space="preserve"> Cliquez sur « Gestion de lʼordinateur » ou sur « Observateur dʼévénements » : la console Windows s'ouvre sur ce poste.</w:t>
       </w:r>
     </w:p>
     <w:p>
@@ -2313,7 +2479,29 @@
         <w:t xml:space="preserve">Préparer PowerShell.</w:t>
       </w:r>
       <w:r>
-        <w:t xml:space="preserve"> « Commande PowerShell » copie la commande de connexion à distance : collez-la dans votre console PowerShell.</w:t>
+        <w:t xml:space="preserve"> « Copier la commande PowerShell » copie la commande de connexion à distance et l'annonce dans la page. Si un compte est saisi pour les postes, la commande le nomme : Windows demandera son mot de passe, qui n'est jamais copié.</w:t>
+      </w:r>
+    </w:p>
+    <w:p>
+      <w:pPr>
+        <w:ind w:left="340" w:hanging="340"/>
+      </w:pPr>
+      <w:r>
+        <w:rPr>
+          <w:b/>
+          <w:bCs/>
+        </w:rPr>
+        <w:t xml:space="preserve">7. </w:t>
+      </w:r>
+      <w:r>
+        <w:rPr>
+          <w:b/>
+          <w:bCs/>
+        </w:rPr>
+        <w:t xml:space="preserve">Lire les sessions et les services.</w:t>
+      </w:r>
+      <w:r>
+        <w:t xml:space="preserve"> Plus bas dans « Intervenir », « Lire les sessions » liste les sessions ouvertes et « Lire les services » liste les services du poste. « Automatiques arrêtés seulement » ne garde que les services qui devraient tourner.</w:t>
       </w:r>
     </w:p>
     <w:p>
@@ -2327,7 +2515,7 @@
           <wp:inline distT="0" distB="0" distL="0" distR="0">
             <wp:extent cx="5762625" cy="561975"/>
             <wp:effectExtent t="0" r="0" b="0" l="0"/>
-            <wp:docPr id="6" name="actions-poste" descr="Actions du poste : état du compte, Ping, Bureau à distance, Ouvrir C$, consoles, journaux et services ; données fictives" title="Figure 5"/>
+            <wp:docPr id="1" name="actions-poste" descr="Vue « Intervenir » : cartes « Se connecter » (Bureau à distance, Ouvrir le disque C, consoles), « Vérifier » (Tester la réponse, diagnostic), « Intervenir » et « Compte AD » ; données fictives" title="Figure 5"/>
             <wp:cNvGraphicFramePr>
               <a:graphicFrameLocks xmlns:a="http://schemas.openxmlformats.org/drawingml/2006/main" noChangeAspect="1"/>
             </wp:cNvGraphicFramePr>
@@ -2384,7 +2572,7 @@
           <w:sz w:val="17"/>
           <w:szCs w:val="17"/>
         </w:rPr>
-        <w:t xml:space="preserve">Actions du poste : état du compte, Ping, Bureau à distance, Ouvrir C$, consoles, journaux et services ; données fictives</w:t>
+        <w:t xml:space="preserve">Vue « Intervenir » : cartes « Se connecter » (Bureau à distance, Ouvrir le disque C, consoles), « Vérifier » (Tester la réponse, diagnostic), « Intervenir » et « Compte AD » ; données fictives</w:t>
       </w:r>
     </w:p>
     <w:p>
@@ -2398,7 +2586,7 @@
           <wp:inline distT="0" distB="0" distL="0" distR="0">
             <wp:extent cx="5038725" cy="352425"/>
             <wp:effectExtent t="0" r="0" b="0" l="0"/>
-            <wp:docPr id="7" name="actions-poste-avancees" descr="Autres actions : commande PowerShell, programme, stratégies et redémarrage ; données fictives" title="Figure 6"/>
+            <wp:docPr id="1" name="actions-poste-avancees" descr="Vue « Intervenir » : « Copier la commande PowerShell », « Actualiser les stratégies », « Exécuter un programme… » et « Redémarrer… » ; données fictives" title="Figure 6"/>
             <wp:cNvGraphicFramePr>
               <a:graphicFrameLocks xmlns:a="http://schemas.openxmlformats.org/drawingml/2006/main" noChangeAspect="1"/>
             </wp:cNvGraphicFramePr>
@@ -2455,7 +2643,7 @@
           <w:sz w:val="17"/>
           <w:szCs w:val="17"/>
         </w:rPr>
-        <w:t xml:space="preserve">Autres actions : commande PowerShell, programme, stratégies et redémarrage ; données fictives</w:t>
+        <w:t xml:space="preserve">Vue « Intervenir » : « Copier la commande PowerShell », « Actualiser les stratégies », « Exécuter un programme… » et « Redémarrer… » ; données fictives</w:t>
       </w:r>
     </w:p>
     <w:p>
@@ -2479,7 +2667,7 @@
         <w:t xml:space="preserve">Attention. </w:t>
       </w:r>
       <w:r>
-        <w:t xml:space="preserve">Les actions qui modifient le poste ou l'annuaire, comme « Redemarrer » ou « Renommer dans AD », restent bloquées en « Lecture seule ». Si votre intervention en a besoin, prévenez l'administrateur.</w:t>
+        <w:t xml:space="preserve">Les actions qui modifient le poste ou l'annuaire, comme « Redémarrer… », « Démarrer… » un service ou « Renommer dans AD », restent bloquées en « Lecture seule ». Si votre intervention en a besoin, prévenez l'administrateur.</w:t>
       </w:r>
     </w:p>
     <w:p>
@@ -2488,7 +2676,7 @@
         <w:keepNext/>
       </w:pPr>
       <w:r>
-        <w:t xml:space="preserve">Utiliser le compte fourni pour les postes</w:t>
+        <w:t xml:space="preserve">Redémarrer un poste en prévenant l'utilisateur</w:t>
       </w:r>
     </w:p>
     <w:p>
@@ -2496,7 +2684,7 @@
         <w:keepNext w:val="false"/>
       </w:pPr>
       <w:r>
-        <w:t xml:space="preserve">Quand : l'administrateur vous a donné un compte réservé aux postes, ou « Ouvrir C$ » est refusé avec votre compte habituel.</w:t>
+        <w:t xml:space="preserve">Quand : un redémarrage est nécessaire et l'utilisateur travaille peut-être encore sur le poste.</w:t>
       </w:r>
     </w:p>
     <w:p>
@@ -2515,10 +2703,10 @@
           <w:b/>
           <w:bCs/>
         </w:rPr>
-        <w:t xml:space="preserve">Saisir le compte.</w:t>
-      </w:r>
-      <w:r>
-        <w:t xml:space="preserve"> Dans l'onglet « Diagnostic », carte « Diagnostic du poste », remplissez « Compte poste » et « Mot de passe ».</w:t>
+        <w:t xml:space="preserve">Préparer.</w:t>
+      </w:r>
+      <w:r>
+        <w:t xml:space="preserve"> Dans « Intervenir », cliquez sur « Redémarrer… ». Le panneau du redémarrage s'ouvre dans la page et lit d'abord les sessions ouvertes du poste.</w:t>
       </w:r>
     </w:p>
     <w:p>
@@ -2537,10 +2725,10 @@
           <w:b/>
           <w:bCs/>
         </w:rPr>
-        <w:t xml:space="preserve">Valider.</w:t>
-      </w:r>
-      <w:r>
-        <w:t xml:space="preserve"> Cliquez sur « Utiliser ce compte ». La ligne sous les champs commence par « Operations poste : compte saisi ».</w:t>
+        <w:t xml:space="preserve">Lire les sessions.</w:t>
+      </w:r>
+      <w:r>
+        <w:t xml:space="preserve"> Le panneau indique qui est connecté. Si la lecture est refusée, il le dit : une session peut quand même être ouverte.</w:t>
       </w:r>
     </w:p>
     <w:p>
@@ -2559,10 +2747,32 @@
           <w:b/>
           <w:bCs/>
         </w:rPr>
-        <w:t xml:space="preserve">Relancer l'outil.</w:t>
-      </w:r>
-      <w:r>
-        <w:t xml:space="preserve"> Revenez à l'onglet « Actions » et cliquez de nouveau sur l'outil voulu.</w:t>
+        <w:t xml:space="preserve">Choisir.</w:t>
+      </w:r>
+      <w:r>
+        <w:t xml:space="preserve"> « Dans 5 min avec message à lʼutilisateur » est proposé par défaut ; modifiez le message si besoin. « Maintenant, sans délai ni message » fait perdre le travail non enregistré.</w:t>
+      </w:r>
+    </w:p>
+    <w:p>
+      <w:pPr>
+        <w:ind w:left="340" w:hanging="340"/>
+      </w:pPr>
+      <w:r>
+        <w:rPr>
+          <w:b/>
+          <w:bCs/>
+        </w:rPr>
+        <w:t xml:space="preserve">4. </w:t>
+      </w:r>
+      <w:r>
+        <w:rPr>
+          <w:b/>
+          <w:bCs/>
+        </w:rPr>
+        <w:t xml:space="preserve">Confirmer.</w:t>
+      </w:r>
+      <w:r>
+        <w:t xml:space="preserve"> Cliquez sur « Redémarrer dans 5 min… », relisez la demande dans la page, puis confirmez. La demande part une seule fois.</w:t>
       </w:r>
     </w:p>
     <w:p>
@@ -2574,7 +2784,7 @@
         <w:t xml:space="preserve">Résultat attendu. </w:t>
       </w:r>
       <w:r>
-        <w:t xml:space="preserve">« Ouvrir C$ » et les consoles utilisent ce compte, jamais enregistré sur le disque. « Compte de connexion » revient au compte de départ.</w:t>
+        <w:t xml:space="preserve">L'utilisateur voit le message et dispose du délai pour enregistrer son travail. Si le poste refuse la commande à distance, Domenia l'indique (« Non envoyé : le poste nʼaccepte pas la commande à distance ») et rien n'est relancé.</w:t>
       </w:r>
     </w:p>
     <w:p>
@@ -2583,6 +2793,123 @@
         <w:keepNext/>
       </w:pPr>
       <w:r>
+        <w:t xml:space="preserve">Utiliser le compte fourni pour les postes</w:t>
+      </w:r>
+    </w:p>
+    <w:p>
+      <w:pPr>
+        <w:keepNext w:val="false"/>
+      </w:pPr>
+      <w:r>
+        <w:t xml:space="preserve">Quand : l'administrateur vous a donné un compte réservé aux postes, ou « Ouvrir le disque C » est refusé avec votre compte habituel.</w:t>
+      </w:r>
+    </w:p>
+    <w:p>
+      <w:pPr>
+        <w:ind w:left="340" w:hanging="340"/>
+      </w:pPr>
+      <w:r>
+        <w:rPr>
+          <w:b/>
+          <w:bCs/>
+        </w:rPr>
+        <w:t xml:space="preserve">1. </w:t>
+      </w:r>
+      <w:r>
+        <w:rPr>
+          <w:b/>
+          <w:bCs/>
+        </w:rPr>
+        <w:t xml:space="preserve">Ouvrir le panneau.</w:t>
+      </w:r>
+      <w:r>
+        <w:t xml:space="preserve"> Dans l'en-tête d'Assistance poste, au-dessus de « Bureau à distance », cliquez sur la pastille « Compte poste : … ▾ ». Elle reste visible dans les cinq vues. Un panneau s'ouvre sur le côté de la page.</w:t>
+      </w:r>
+    </w:p>
+    <w:p>
+      <w:pPr>
+        <w:ind w:left="340" w:hanging="340"/>
+      </w:pPr>
+      <w:r>
+        <w:rPr>
+          <w:b/>
+          <w:bCs/>
+        </w:rPr>
+        <w:t xml:space="preserve">2. </w:t>
+      </w:r>
+      <w:r>
+        <w:rPr>
+          <w:b/>
+          <w:bCs/>
+        </w:rPr>
+        <w:t xml:space="preserve">Saisir le compte.</w:t>
+      </w:r>
+      <w:r>
+        <w:t xml:space="preserve"> Remplissez « Identifiant » et « Mot de passe ».</w:t>
+      </w:r>
+    </w:p>
+    <w:p>
+      <w:pPr>
+        <w:ind w:left="340" w:hanging="340"/>
+      </w:pPr>
+      <w:r>
+        <w:rPr>
+          <w:b/>
+          <w:bCs/>
+        </w:rPr>
+        <w:t xml:space="preserve">3. </w:t>
+      </w:r>
+      <w:r>
+        <w:rPr>
+          <w:b/>
+          <w:bCs/>
+        </w:rPr>
+        <w:t xml:space="preserve">Valider.</w:t>
+      </w:r>
+      <w:r>
+        <w:t xml:space="preserve"> Cliquez sur « Utiliser ce compte » ou appuyez sur Entrée. La pastille affiche le compte et le panneau indique « compte poste saisi, en mémoire seulement ».</w:t>
+      </w:r>
+    </w:p>
+    <w:p>
+      <w:pPr>
+        <w:ind w:left="340" w:hanging="340"/>
+      </w:pPr>
+      <w:r>
+        <w:rPr>
+          <w:b/>
+          <w:bCs/>
+        </w:rPr>
+        <w:t xml:space="preserve">4. </w:t>
+      </w:r>
+      <w:r>
+        <w:rPr>
+          <w:b/>
+          <w:bCs/>
+        </w:rPr>
+        <w:t xml:space="preserve">Relancer l'outil.</w:t>
+      </w:r>
+      <w:r>
+        <w:t xml:space="preserve"> Fermez le panneau et cliquez de nouveau sur l'outil voulu.</w:t>
+      </w:r>
+    </w:p>
+    <w:p>
+      <w:r>
+        <w:rPr>
+          <w:b/>
+          <w:bCs/>
+        </w:rPr>
+        <w:t xml:space="preserve">Résultat attendu. </w:t>
+      </w:r>
+      <w:r>
+        <w:t xml:space="preserve">« Ouvrir le disque C », les consoles, l'inventaire, le diagnostic et les sessions utilisent ce compte, jamais enregistré sur le disque. « Revenir au compte de connexion » revient au compte de départ.</w:t>
+      </w:r>
+    </w:p>
+    <w:p>
+      <w:pPr>
+        <w:pStyle w:val="Heading2"/>
+        <w:keepNext/>
+      </w:pPr>
+      <w:r>
         <w:t xml:space="preserve">Lancer un inventaire</w:t>
       </w:r>
     </w:p>
@@ -2610,10 +2937,10 @@
           <w:b/>
           <w:bCs/>
         </w:rPr>
-        <w:t xml:space="preserve">Ouvrir l'onglet.</w:t>
-      </w:r>
-      <w:r>
-        <w:t xml:space="preserve"> Cliquez sur l'onglet « Inventaire ». La carte « Inventaire du poste » s'affiche.</w:t>
+        <w:t xml:space="preserve">Ouvrir la vue.</w:t>
+      </w:r>
+      <w:r>
+        <w:t xml:space="preserve"> Cliquez sur « Détails », puis sur l'onglet « Inventaire ». La carte « Inventaire du poste » s'affiche.</w:t>
       </w:r>
     </w:p>
     <w:p>
@@ -2635,7 +2962,7 @@
         <w:t xml:space="preserve">Choisir l'inventaire.</w:t>
       </w:r>
       <w:r>
-        <w:t xml:space="preserve"> Cliquez sur « Rapide » (matériel, système, disques, réseau, sécurité, logiciels, services) ou sur « Complet », plus long, qui ajoute les processus, les tâches planifiées, les certificats et les erreurs récentes.</w:t>
+        <w:t xml:space="preserve"> Cliquez sur « Inventaire rapide (≈1 min) » (matériel, système, disques, réseau, sécurité, logiciels, services) ou sur « Inventaire complet (≈3 min) », plus long, qui ajoute les processus, les tâches planifiées, les certificats et les erreurs récentes.</w:t>
       </w:r>
     </w:p>
     <w:p>
@@ -2701,7 +3028,7 @@
         <w:t xml:space="preserve">Transmettre.</w:t>
       </w:r>
       <w:r>
-        <w:t xml:space="preserve"> Cliquez sur « Copier » ou sur « Exporter CSV » pour joindre l'inventaire au ticket. « Exporter CSV » enregistre le fichier sans rien demander : son chemin s'affiche dans une fenêtre et dans le « Journal de session » (« Inventaire exporte : … »). Le volet « Detail par source » indique ce qui a été lu ou refusé.</w:t>
+        <w:t xml:space="preserve"> Cliquez sur « Copier » ou sur « Exporter CSV » pour joindre l'inventaire au ticket. « Exporter CSV » enregistre le fichier sans rien demander : un bandeau de la page annonce « … lignes exportées » avec le nom du fichier et propose « Ouvrir le dossier » ; la barre d'état donne le chemin complet. Le volet « Détail par source » indique ce qui a été lu ou refusé.</w:t>
       </w:r>
     </w:p>
     <w:p>
@@ -2713,7 +3040,7 @@
         <w:t xml:space="preserve">Résultat attendu. </w:t>
       </w:r>
       <w:r>
-        <w:t xml:space="preserve">L'inventaire est affiché, et l'onglet « Tableau de bord » se remplit avec les mêmes données (chapitre 3).</w:t>
+        <w:t xml:space="preserve">L'inventaire est affiché, le tableau de bord de « Vue d'ensemble » se remplit avec les mêmes données (chapitre 3) et l'en-tête du poste en donne l'âge.</w:t>
       </w:r>
     </w:p>
     <w:p>
@@ -2738,8 +3065,8 @@
         </w:tblBorders>
       </w:tblPr>
       <w:tblGrid>
-        <w:gridCol w:w="3505"/>
-        <w:gridCol w:w="6133"/>
+        <w:gridCol w:w="3780"/>
+        <w:gridCol w:w="5858"/>
       </w:tblGrid>
       <w:tr>
         <w:trPr>
@@ -2748,7 +3075,7 @@
         </w:trPr>
         <w:tc>
           <w:tcPr>
-            <w:tcW w:type="dxa" w:w="3505"/>
+            <w:tcW w:type="dxa" w:w="3780"/>
             <w:shd w:fill="E3EDF9" w:color="auto" w:val="clear"/>
             <w:tcMar>
               <w:top w:type="dxa" w:w="95"/>
@@ -2776,7 +3103,7 @@
         </w:tc>
         <w:tc>
           <w:tcPr>
-            <w:tcW w:type="dxa" w:w="6133"/>
+            <w:tcW w:type="dxa" w:w="5858"/>
             <w:shd w:fill="E3EDF9" w:color="auto" w:val="clear"/>
             <w:tcMar>
               <w:top w:type="dxa" w:w="95"/>
@@ -2806,11 +3133,11 @@
       <w:tr>
         <w:trPr>
           <w:cantSplit/>
-          <w:tblHeader w:val="off"/>
+          <w:tblHeader w:val="false"/>
         </w:trPr>
         <w:tc>
           <w:tcPr>
-            <w:tcW w:type="dxa" w:w="3505"/>
+            <w:tcW w:type="dxa" w:w="3780"/>
             <w:tcMar>
               <w:top w:type="dxa" w:w="95"/>
               <w:left w:type="dxa" w:w="120"/>
@@ -2837,7 +3164,7 @@
         </w:tc>
         <w:tc>
           <w:tcPr>
-            <w:tcW w:type="dxa" w:w="6133"/>
+            <w:tcW w:type="dxa" w:w="5858"/>
             <w:tcMar>
               <w:top w:type="dxa" w:w="95"/>
               <w:left w:type="dxa" w:w="120"/>
@@ -2866,59 +3193,59 @@
       <w:tr>
         <w:trPr>
           <w:cantSplit/>
-          <w:tblHeader w:val="off"/>
+          <w:tblHeader w:val="false"/>
         </w:trPr>
         <w:tc>
           <w:tcPr>
-            <w:tcW w:type="dxa" w:w="3505"/>
-            <w:tcMar>
-              <w:top w:type="dxa" w:w="95"/>
-              <w:left w:type="dxa" w:w="120"/>
-              <w:bottom w:type="dxa" w:w="95"/>
-              <w:right w:type="dxa" w:w="120"/>
-            </w:tcMar>
-            <w:vAlign w:val="center"/>
-          </w:tcPr>
-          <w:p>
-            <w:pPr>
-              <w:spacing w:after="0"/>
-            </w:pPr>
-            <w:r>
-              <w:rPr>
-                <w:b w:val="false"/>
-                <w:bCs w:val="false"/>
-                <w:color w:val="000000"/>
-                <w:sz w:val="19"/>
-                <w:szCs w:val="19"/>
-              </w:rPr>
-              <w:t xml:space="preserve">Une erreur qui commence par « Ouvrir C$ de »</w:t>
-            </w:r>
-          </w:p>
-        </w:tc>
-        <w:tc>
-          <w:tcPr>
-            <w:tcW w:type="dxa" w:w="6133"/>
-            <w:tcMar>
-              <w:top w:type="dxa" w:w="95"/>
-              <w:left w:type="dxa" w:w="120"/>
-              <w:bottom w:type="dxa" w:w="95"/>
-              <w:right w:type="dxa" w:w="120"/>
-            </w:tcMar>
-            <w:vAlign w:val="center"/>
-          </w:tcPr>
-          <w:p>
-            <w:pPr>
-              <w:spacing w:after="0"/>
-            </w:pPr>
-            <w:r>
-              <w:rPr>
-                <w:b w:val="false"/>
-                <w:bCs w:val="false"/>
-                <w:color w:val="000000"/>
-                <w:sz w:val="19"/>
-                <w:szCs w:val="19"/>
-              </w:rPr>
-              <w:t xml:space="preserve">Lisez le motif. Poste injoignable : vérifiez-le avec « Ping ». Accès refusé : utilisez le compte fourni pour les postes. Sinon, prévenez l'administrateur.</w:t>
+            <w:tcW w:type="dxa" w:w="3780"/>
+            <w:tcMar>
+              <w:top w:type="dxa" w:w="95"/>
+              <w:left w:type="dxa" w:w="120"/>
+              <w:bottom w:type="dxa" w:w="95"/>
+              <w:right w:type="dxa" w:w="120"/>
+            </w:tcMar>
+            <w:vAlign w:val="center"/>
+          </w:tcPr>
+          <w:p>
+            <w:pPr>
+              <w:spacing w:after="0"/>
+            </w:pPr>
+            <w:r>
+              <w:rPr>
+                <w:b w:val="false"/>
+                <w:bCs w:val="false"/>
+                <w:color w:val="000000"/>
+                <w:sz w:val="19"/>
+                <w:szCs w:val="19"/>
+              </w:rPr>
+              <w:t xml:space="preserve">Une erreur qui commence par « Ouvrir le disque C de »</w:t>
+            </w:r>
+          </w:p>
+        </w:tc>
+        <w:tc>
+          <w:tcPr>
+            <w:tcW w:type="dxa" w:w="5858"/>
+            <w:tcMar>
+              <w:top w:type="dxa" w:w="95"/>
+              <w:left w:type="dxa" w:w="120"/>
+              <w:bottom w:type="dxa" w:w="95"/>
+              <w:right w:type="dxa" w:w="120"/>
+            </w:tcMar>
+            <w:vAlign w:val="center"/>
+          </w:tcPr>
+          <w:p>
+            <w:pPr>
+              <w:spacing w:after="0"/>
+            </w:pPr>
+            <w:r>
+              <w:rPr>
+                <w:b w:val="false"/>
+                <w:bCs w:val="false"/>
+                <w:color w:val="000000"/>
+                <w:sz w:val="19"/>
+                <w:szCs w:val="19"/>
+              </w:rPr>
+              <w:t xml:space="preserve">Lisez le motif. Poste injoignable : vérifiez-le avec « Tester la réponse ». Accès refusé : utilisez le compte fourni pour les postes. Sinon, prévenez l'administrateur.</w:t>
             </w:r>
           </w:p>
         </w:tc>
@@ -2926,11 +3253,11 @@
       <w:tr>
         <w:trPr>
           <w:cantSplit/>
-          <w:tblHeader w:val="off"/>
+          <w:tblHeader w:val="false"/>
         </w:trPr>
         <w:tc>
           <w:tcPr>
-            <w:tcW w:type="dxa" w:w="3505"/>
+            <w:tcW w:type="dxa" w:w="3780"/>
             <w:tcMar>
               <w:top w:type="dxa" w:w="95"/>
               <w:left w:type="dxa" w:w="120"/>
@@ -2957,7 +3284,7 @@
         </w:tc>
         <w:tc>
           <w:tcPr>
-            <w:tcW w:type="dxa" w:w="6133"/>
+            <w:tcW w:type="dxa" w:w="5858"/>
             <w:tcMar>
               <w:top w:type="dxa" w:w="95"/>
               <w:left w:type="dxa" w:w="120"/>
@@ -2986,11 +3313,71 @@
       <w:tr>
         <w:trPr>
           <w:cantSplit/>
-          <w:tblHeader w:val="off"/>
+          <w:tblHeader w:val="false"/>
         </w:trPr>
         <w:tc>
           <w:tcPr>
-            <w:tcW w:type="dxa" w:w="3505"/>
+            <w:tcW w:type="dxa" w:w="3780"/>
+            <w:tcMar>
+              <w:top w:type="dxa" w:w="95"/>
+              <w:left w:type="dxa" w:w="120"/>
+              <w:bottom w:type="dxa" w:w="95"/>
+              <w:right w:type="dxa" w:w="120"/>
+            </w:tcMar>
+            <w:vAlign w:val="center"/>
+          </w:tcPr>
+          <w:p>
+            <w:pPr>
+              <w:spacing w:after="0"/>
+            </w:pPr>
+            <w:r>
+              <w:rPr>
+                <w:b w:val="false"/>
+                <w:bCs w:val="false"/>
+                <w:color w:val="000000"/>
+                <w:sz w:val="19"/>
+                <w:szCs w:val="19"/>
+              </w:rPr>
+              <w:t xml:space="preserve">« Non envoyé : le poste nʼaccepte pas la commande à distance »</w:t>
+            </w:r>
+          </w:p>
+        </w:tc>
+        <w:tc>
+          <w:tcPr>
+            <w:tcW w:type="dxa" w:w="5858"/>
+            <w:tcMar>
+              <w:top w:type="dxa" w:w="95"/>
+              <w:left w:type="dxa" w:w="120"/>
+              <w:bottom w:type="dxa" w:w="95"/>
+              <w:right w:type="dxa" w:w="120"/>
+            </w:tcMar>
+            <w:vAlign w:val="center"/>
+          </w:tcPr>
+          <w:p>
+            <w:pPr>
+              <w:spacing w:after="0"/>
+            </w:pPr>
+            <w:r>
+              <w:rPr>
+                <w:b w:val="false"/>
+                <w:bCs w:val="false"/>
+                <w:color w:val="000000"/>
+                <w:sz w:val="19"/>
+                <w:szCs w:val="19"/>
+              </w:rPr>
+              <w:t xml:space="preserve">Rien n'est parti vers le poste. Vérifiez qu'il répond, puis prévenez l'administrateur : la commande à distance n'est pas ouverte sur ce poste.</w:t>
+            </w:r>
+          </w:p>
+        </w:tc>
+      </w:tr>
+      <w:tr>
+        <w:trPr>
+          <w:cantSplit/>
+          <w:tblHeader w:val="false"/>
+        </w:trPr>
+        <w:tc>
+          <w:tcPr>
+            <w:tcW w:type="dxa" w:w="3780"/>
             <w:tcMar>
               <w:top w:type="dxa" w:w="95"/>
               <w:left w:type="dxa" w:w="120"/>
@@ -3017,28 +3404,28 @@
         </w:tc>
         <w:tc>
           <w:tcPr>
-            <w:tcW w:type="dxa" w:w="6133"/>
-            <w:tcMar>
-              <w:top w:type="dxa" w:w="95"/>
-              <w:left w:type="dxa" w:w="120"/>
-              <w:bottom w:type="dxa" w:w="95"/>
-              <w:right w:type="dxa" w:w="120"/>
-            </w:tcMar>
-            <w:vAlign w:val="center"/>
-          </w:tcPr>
-          <w:p>
-            <w:pPr>
-              <w:spacing w:after="0"/>
-            </w:pPr>
-            <w:r>
-              <w:rPr>
-                <w:b w:val="false"/>
-                <w:bCs w:val="false"/>
-                <w:color w:val="000000"/>
-                <w:sz w:val="19"/>
-                <w:szCs w:val="19"/>
-              </w:rPr>
-              <w:t xml:space="preserve">Lancez « Ping ». Si le poste répond, prévenez l'administrateur (chapitre 8).</w:t>
+            <w:tcW w:type="dxa" w:w="5858"/>
+            <w:tcMar>
+              <w:top w:type="dxa" w:w="95"/>
+              <w:left w:type="dxa" w:w="120"/>
+              <w:bottom w:type="dxa" w:w="95"/>
+              <w:right w:type="dxa" w:w="120"/>
+            </w:tcMar>
+            <w:vAlign w:val="center"/>
+          </w:tcPr>
+          <w:p>
+            <w:pPr>
+              <w:spacing w:after="0"/>
+            </w:pPr>
+            <w:r>
+              <w:rPr>
+                <w:b w:val="false"/>
+                <w:bCs w:val="false"/>
+                <w:color w:val="000000"/>
+                <w:sz w:val="19"/>
+                <w:szCs w:val="19"/>
+              </w:rPr>
+              <w:t xml:space="preserve">Lancez « Tester la réponse ». Si le poste répond, prévenez l'administrateur (chapitre 8).</w:t>
             </w:r>
           </w:p>
         </w:tc>
@@ -3054,11 +3441,11 @@
         <w:pStyle w:val="Heading1"/>
         <w:keepNext/>
       </w:pPr>
-      <w:bookmarkStart w:name="chapitre_3" w:id="3"/>
+      <w:bookmarkStart w:name="chapitre_3" w:id="1"/>
       <w:r>
         <w:t xml:space="preserve">3 Lire le tableau de bord du poste</w:t>
       </w:r>
-      <w:bookmarkEnd w:id="3"/>
+      <w:bookmarkEnd w:id="1"/>
     </w:p>
     <w:p>
       <w:pPr>
@@ -3084,10 +3471,10 @@
           <w:b/>
           <w:bCs/>
         </w:rPr>
-        <w:t xml:space="preserve">Ouvrir l'onglet.</w:t>
-      </w:r>
-      <w:r>
-        <w:t xml:space="preserve"> Dans « Poste », cliquez sur l'onglet « Tableau de bord ». La carte « Tableau de bord du poste » s'affiche.</w:t>
+        <w:t xml:space="preserve">Ouvrir la vue.</w:t>
+      </w:r>
+      <w:r>
+        <w:t xml:space="preserve"> Dans « Poste », cliquez sur « Vue d'ensemble » : la carte « Tableau de bord du poste » suit la fiche du poste.</w:t>
       </w:r>
     </w:p>
     <w:p>
@@ -3109,7 +3496,7 @@
         <w:t xml:space="preserve">Remplir le tableau.</w:t>
       </w:r>
       <w:r>
-        <w:t xml:space="preserve"> Cliquez sur « Inventaire rapide ». Pour les processus les plus gourmands et les erreurs du journal Système, cliquez sur « Inventaire complet », plus long. Un inventaire de l'onglet « Inventaire » remplit aussi ce tableau.</w:t>
+        <w:t xml:space="preserve"> Cliquez sur « Inventaire rapide ». Pour les processus les plus gourmands et les erreurs du journal Système, cliquez sur « Inventaire complet », plus long. Un inventaire lancé dans « Détails », onglet « Inventaire », remplit aussi ce tableau.</w:t>
       </w:r>
     </w:p>
     <w:p>
@@ -3128,10 +3515,10 @@
           <w:b/>
           <w:bCs/>
         </w:rPr>
-        <w:t xml:space="preserve">Lire l'état général.</w:t>
-      </w:r>
-      <w:r>
-        <w:t xml:space="preserve"> En haut, « Etat general » donne un score sur 100 et un verdict : « Bon etat », « A surveiller », « Degrade » ou « Critique ».</w:t>
+        <w:t xml:space="preserve">Lire la santé du poste.</w:t>
+      </w:r>
+      <w:r>
+        <w:t xml:space="preserve"> En haut, la carte « Santé du poste » donne à gauche un score sur 100 et un verdict : « Bon état », « À surveiller », « Dégradé » ou « Critique ».</w:t>
       </w:r>
     </w:p>
     <w:p>
@@ -3150,10 +3537,10 @@
           <w:b/>
           <w:bCs/>
         </w:rPr>
-        <w:t xml:space="preserve">Lire les points d'attention.</w:t>
-      </w:r>
-      <w:r>
-        <w:t xml:space="preserve"> « Points d attention » liste les problèmes trouvés, du plus grave au moins grave. « Rien a signaler » : aucun point à vérifier.</w:t>
+        <w:t xml:space="preserve">Lire les points à vérifier.</w:t>
+      </w:r>
+      <w:r>
+        <w:t xml:space="preserve"> À droite de la même carte, le titre compte les points (« 2 points à vérifier · 1 information ») et la liste les donne du plus grave au moins grave ; un lien ouvre la vue de l'action utile. « Rien à signaler », en vert : aucun point à vérifier.</w:t>
       </w:r>
     </w:p>
     <w:p>
@@ -3189,7 +3576,7 @@
           <wp:inline distT="0" distB="0" distL="0" distR="0">
             <wp:extent cx="5762625" cy="5524500"/>
             <wp:effectExtent t="0" r="0" b="0" l="0"/>
-            <wp:docPr id="8" name="tableau-poste" descr="Tableau de bord de PC-COMPTA-014 après un inventaire : état général, points d'attention, identité du poste et ressources" title="Figure 7"/>
+            <wp:docPr id="1" name="tableau-poste" descr="Tableau de bord de PC-COMPTA-014 après un inventaire : état général, points d'attention, identité du poste et ressources" title="Figure 7"/>
             <wp:cNvGraphicFramePr>
               <a:graphicFrameLocks xmlns:a="http://schemas.openxmlformats.org/drawingml/2006/main" noChangeAspect="1"/>
             </wp:cNvGraphicFramePr>
@@ -3262,8 +3649,8 @@
         </w:tblBorders>
       </w:tblPr>
       <w:tblGrid>
-        <w:gridCol w:w="2065"/>
-        <w:gridCol w:w="7573"/>
+        <w:gridCol w:w="2058"/>
+        <w:gridCol w:w="7580"/>
       </w:tblGrid>
       <w:tr>
         <w:trPr>
@@ -3272,7 +3659,7 @@
         </w:trPr>
         <w:tc>
           <w:tcPr>
-            <w:tcW w:type="dxa" w:w="2065"/>
+            <w:tcW w:type="dxa" w:w="2058"/>
             <w:shd w:fill="E3EDF9" w:color="auto" w:val="clear"/>
             <w:tcMar>
               <w:top w:type="dxa" w:w="95"/>
@@ -3300,7 +3687,7 @@
         </w:tc>
         <w:tc>
           <w:tcPr>
-            <w:tcW w:type="dxa" w:w="7573"/>
+            <w:tcW w:type="dxa" w:w="7580"/>
             <w:shd w:fill="E3EDF9" w:color="auto" w:val="clear"/>
             <w:tcMar>
               <w:top w:type="dxa" w:w="95"/>
@@ -3330,59 +3717,59 @@
       <w:tr>
         <w:trPr>
           <w:cantSplit/>
-          <w:tblHeader w:val="off"/>
+          <w:tblHeader w:val="false"/>
         </w:trPr>
         <w:tc>
           <w:tcPr>
-            <w:tcW w:type="dxa" w:w="2065"/>
-            <w:tcMar>
-              <w:top w:type="dxa" w:w="95"/>
-              <w:left w:type="dxa" w:w="120"/>
-              <w:bottom w:type="dxa" w:w="95"/>
-              <w:right w:type="dxa" w:w="120"/>
-            </w:tcMar>
-            <w:vAlign w:val="center"/>
-          </w:tcPr>
-          <w:p>
-            <w:pPr>
-              <w:spacing w:after="0"/>
-            </w:pPr>
-            <w:r>
-              <w:rPr>
-                <w:b w:val="false"/>
-                <w:bCs w:val="false"/>
-                <w:color w:val="000000"/>
-                <w:sz w:val="19"/>
-                <w:szCs w:val="19"/>
-              </w:rPr>
-              <w:t xml:space="preserve">« Identite du poste »</w:t>
-            </w:r>
-          </w:p>
-        </w:tc>
-        <w:tc>
-          <w:tcPr>
-            <w:tcW w:type="dxa" w:w="7573"/>
-            <w:tcMar>
-              <w:top w:type="dxa" w:w="95"/>
-              <w:left w:type="dxa" w:w="120"/>
-              <w:bottom w:type="dxa" w:w="95"/>
-              <w:right w:type="dxa" w:w="120"/>
-            </w:tcMar>
-            <w:vAlign w:val="center"/>
-          </w:tcPr>
-          <w:p>
-            <w:pPr>
-              <w:spacing w:after="0"/>
-            </w:pPr>
-            <w:r>
-              <w:rPr>
-                <w:b w:val="false"/>
-                <w:bCs w:val="false"/>
-                <w:color w:val="000000"/>
-                <w:sz w:val="19"/>
-                <w:szCs w:val="19"/>
-              </w:rPr>
-              <w:t xml:space="preserve">Système, modèle, mémoire, démarrage, utilisateur connecté, adresse IP.</w:t>
+            <w:tcW w:type="dxa" w:w="2058"/>
+            <w:tcMar>
+              <w:top w:type="dxa" w:w="95"/>
+              <w:left w:type="dxa" w:w="120"/>
+              <w:bottom w:type="dxa" w:w="95"/>
+              <w:right w:type="dxa" w:w="120"/>
+            </w:tcMar>
+            <w:vAlign w:val="center"/>
+          </w:tcPr>
+          <w:p>
+            <w:pPr>
+              <w:spacing w:after="0"/>
+            </w:pPr>
+            <w:r>
+              <w:rPr>
+                <w:b w:val="false"/>
+                <w:bCs w:val="false"/>
+                <w:color w:val="000000"/>
+                <w:sz w:val="19"/>
+                <w:szCs w:val="19"/>
+              </w:rPr>
+              <w:t xml:space="preserve">« Identité du poste »</w:t>
+            </w:r>
+          </w:p>
+        </w:tc>
+        <w:tc>
+          <w:tcPr>
+            <w:tcW w:type="dxa" w:w="7580"/>
+            <w:tcMar>
+              <w:top w:type="dxa" w:w="95"/>
+              <w:left w:type="dxa" w:w="120"/>
+              <w:bottom w:type="dxa" w:w="95"/>
+              <w:right w:type="dxa" w:w="120"/>
+            </w:tcMar>
+            <w:vAlign w:val="center"/>
+          </w:tcPr>
+          <w:p>
+            <w:pPr>
+              <w:spacing w:after="0"/>
+            </w:pPr>
+            <w:r>
+              <w:rPr>
+                <w:b w:val="false"/>
+                <w:bCs w:val="false"/>
+                <w:color w:val="000000"/>
+                <w:sz w:val="19"/>
+                <w:szCs w:val="19"/>
+              </w:rPr>
+              <w:t xml:space="preserve">Une fiche : système, modèle, processeur, mémoire, durée de fonctionnement, utilisateur connecté, adresse IP et domaine.</w:t>
             </w:r>
           </w:p>
         </w:tc>
@@ -3390,11 +3777,11 @@
       <w:tr>
         <w:trPr>
           <w:cantSplit/>
-          <w:tblHeader w:val="off"/>
+          <w:tblHeader w:val="false"/>
         </w:trPr>
         <w:tc>
           <w:tcPr>
-            <w:tcW w:type="dxa" w:w="2065"/>
+            <w:tcW w:type="dxa" w:w="2058"/>
             <w:tcMar>
               <w:top w:type="dxa" w:w="95"/>
               <w:left w:type="dxa" w:w="120"/>
@@ -3421,28 +3808,28 @@
         </w:tc>
         <w:tc>
           <w:tcPr>
-            <w:tcW w:type="dxa" w:w="7573"/>
-            <w:tcMar>
-              <w:top w:type="dxa" w:w="95"/>
-              <w:left w:type="dxa" w:w="120"/>
-              <w:bottom w:type="dxa" w:w="95"/>
-              <w:right w:type="dxa" w:w="120"/>
-            </w:tcMar>
-            <w:vAlign w:val="center"/>
-          </w:tcPr>
-          <w:p>
-            <w:pPr>
-              <w:spacing w:after="0"/>
-            </w:pPr>
-            <w:r>
-              <w:rPr>
-                <w:b w:val="false"/>
-                <w:bCs w:val="false"/>
-                <w:color w:val="000000"/>
-                <w:sz w:val="19"/>
-                <w:szCs w:val="19"/>
-              </w:rPr>
-              <w:t xml:space="preserve">Mot de passe machine, dernière connexion au domaine, état du compte, LAPS.</w:t>
+            <w:tcW w:type="dxa" w:w="7580"/>
+            <w:tcMar>
+              <w:top w:type="dxa" w:w="95"/>
+              <w:left w:type="dxa" w:w="120"/>
+              <w:bottom w:type="dxa" w:w="95"/>
+              <w:right w:type="dxa" w:w="120"/>
+            </w:tcMar>
+            <w:vAlign w:val="center"/>
+          </w:tcPr>
+          <w:p>
+            <w:pPr>
+              <w:spacing w:after="0"/>
+            </w:pPr>
+            <w:r>
+              <w:rPr>
+                <w:b w:val="false"/>
+                <w:bCs w:val="false"/>
+                <w:color w:val="000000"/>
+                <w:sz w:val="19"/>
+                <w:szCs w:val="19"/>
+              </w:rPr>
+              <w:t xml:space="preserve">Une fiche : état du compte, OU, mot de passe machine, dernière connexion au domaine, LAPS, horloge.</w:t>
             </w:r>
           </w:p>
         </w:tc>
@@ -3450,11 +3837,11 @@
       <w:tr>
         <w:trPr>
           <w:cantSplit/>
-          <w:tblHeader w:val="off"/>
+          <w:tblHeader w:val="false"/>
         </w:trPr>
         <w:tc>
           <w:tcPr>
-            <w:tcW w:type="dxa" w:w="2065"/>
+            <w:tcW w:type="dxa" w:w="2058"/>
             <w:tcMar>
               <w:top w:type="dxa" w:w="95"/>
               <w:left w:type="dxa" w:w="120"/>
@@ -3481,7 +3868,7 @@
         </w:tc>
         <w:tc>
           <w:tcPr>
-            <w:tcW w:type="dxa" w:w="7573"/>
+            <w:tcW w:type="dxa" w:w="7580"/>
             <w:tcMar>
               <w:top w:type="dxa" w:w="95"/>
               <w:left w:type="dxa" w:w="120"/>
@@ -3510,38 +3897,38 @@
       <w:tr>
         <w:trPr>
           <w:cantSplit/>
-          <w:tblHeader w:val="off"/>
+          <w:tblHeader w:val="false"/>
         </w:trPr>
         <w:tc>
           <w:tcPr>
-            <w:tcW w:type="dxa" w:w="2065"/>
-            <w:tcMar>
-              <w:top w:type="dxa" w:w="95"/>
-              <w:left w:type="dxa" w:w="120"/>
-              <w:bottom w:type="dxa" w:w="95"/>
-              <w:right w:type="dxa" w:w="120"/>
-            </w:tcMar>
-            <w:vAlign w:val="center"/>
-          </w:tcPr>
-          <w:p>
-            <w:pPr>
-              <w:spacing w:after="0"/>
-            </w:pPr>
-            <w:r>
-              <w:rPr>
-                <w:b w:val="false"/>
-                <w:bCs w:val="false"/>
-                <w:color w:val="000000"/>
-                <w:sz w:val="19"/>
-                <w:szCs w:val="19"/>
-              </w:rPr>
-              <w:t xml:space="preserve">« Activite »</w:t>
-            </w:r>
-          </w:p>
-        </w:tc>
-        <w:tc>
-          <w:tcPr>
-            <w:tcW w:type="dxa" w:w="7573"/>
+            <w:tcW w:type="dxa" w:w="2058"/>
+            <w:tcMar>
+              <w:top w:type="dxa" w:w="95"/>
+              <w:left w:type="dxa" w:w="120"/>
+              <w:bottom w:type="dxa" w:w="95"/>
+              <w:right w:type="dxa" w:w="120"/>
+            </w:tcMar>
+            <w:vAlign w:val="center"/>
+          </w:tcPr>
+          <w:p>
+            <w:pPr>
+              <w:spacing w:after="0"/>
+            </w:pPr>
+            <w:r>
+              <w:rPr>
+                <w:b w:val="false"/>
+                <w:bCs w:val="false"/>
+                <w:color w:val="000000"/>
+                <w:sz w:val="19"/>
+                <w:szCs w:val="19"/>
+              </w:rPr>
+              <w:t xml:space="preserve">« Activité »</w:t>
+            </w:r>
+          </w:p>
+        </w:tc>
+        <w:tc>
+          <w:tcPr>
+            <w:tcW w:type="dxa" w:w="7580"/>
             <w:tcMar>
               <w:top w:type="dxa" w:w="95"/>
               <w:left w:type="dxa" w:w="120"/>
@@ -3570,59 +3957,59 @@
       <w:tr>
         <w:trPr>
           <w:cantSplit/>
-          <w:tblHeader w:val="off"/>
+          <w:tblHeader w:val="false"/>
         </w:trPr>
         <w:tc>
           <w:tcPr>
-            <w:tcW w:type="dxa" w:w="2065"/>
-            <w:tcMar>
-              <w:top w:type="dxa" w:w="95"/>
-              <w:left w:type="dxa" w:w="120"/>
-              <w:bottom w:type="dxa" w:w="95"/>
-              <w:right w:type="dxa" w:w="120"/>
-            </w:tcMar>
-            <w:vAlign w:val="center"/>
-          </w:tcPr>
-          <w:p>
-            <w:pPr>
-              <w:spacing w:after="0"/>
-            </w:pPr>
-            <w:r>
-              <w:rPr>
-                <w:b w:val="false"/>
-                <w:bCs w:val="false"/>
-                <w:color w:val="000000"/>
-                <w:sz w:val="19"/>
-                <w:szCs w:val="19"/>
-              </w:rPr>
-              <w:t xml:space="preserve">« Securite et etat »</w:t>
-            </w:r>
-          </w:p>
-        </w:tc>
-        <w:tc>
-          <w:tcPr>
-            <w:tcW w:type="dxa" w:w="7573"/>
-            <w:tcMar>
-              <w:top w:type="dxa" w:w="95"/>
-              <w:left w:type="dxa" w:w="120"/>
-              <w:bottom w:type="dxa" w:w="95"/>
-              <w:right w:type="dxa" w:w="120"/>
-            </w:tcMar>
-            <w:vAlign w:val="center"/>
-          </w:tcPr>
-          <w:p>
-            <w:pPr>
-              <w:spacing w:after="0"/>
-            </w:pPr>
-            <w:r>
-              <w:rPr>
-                <w:b w:val="false"/>
-                <w:bCs w:val="false"/>
-                <w:color w:val="000000"/>
-                <w:sz w:val="19"/>
-                <w:szCs w:val="19"/>
-              </w:rPr>
-              <w:t xml:space="preserve">Antivirus, pare-feu, BitLocker, mises à jour, redémarrage en attente, administrateurs locaux.</w:t>
+            <w:tcW w:type="dxa" w:w="2058"/>
+            <w:tcMar>
+              <w:top w:type="dxa" w:w="95"/>
+              <w:left w:type="dxa" w:w="120"/>
+              <w:bottom w:type="dxa" w:w="95"/>
+              <w:right w:type="dxa" w:w="120"/>
+            </w:tcMar>
+            <w:vAlign w:val="center"/>
+          </w:tcPr>
+          <w:p>
+            <w:pPr>
+              <w:spacing w:after="0"/>
+            </w:pPr>
+            <w:r>
+              <w:rPr>
+                <w:b w:val="false"/>
+                <w:bCs w:val="false"/>
+                <w:color w:val="000000"/>
+                <w:sz w:val="19"/>
+                <w:szCs w:val="19"/>
+              </w:rPr>
+              <w:t xml:space="preserve">« Sécurité et état »</w:t>
+            </w:r>
+          </w:p>
+        </w:tc>
+        <w:tc>
+          <w:tcPr>
+            <w:tcW w:type="dxa" w:w="7580"/>
+            <w:tcMar>
+              <w:top w:type="dxa" w:w="95"/>
+              <w:left w:type="dxa" w:w="120"/>
+              <w:bottom w:type="dxa" w:w="95"/>
+              <w:right w:type="dxa" w:w="120"/>
+            </w:tcMar>
+            <w:vAlign w:val="center"/>
+          </w:tcPr>
+          <w:p>
+            <w:pPr>
+              <w:spacing w:after="0"/>
+            </w:pPr>
+            <w:r>
+              <w:rPr>
+                <w:b w:val="false"/>
+                <w:bCs w:val="false"/>
+                <w:color w:val="000000"/>
+                <w:sz w:val="19"/>
+                <w:szCs w:val="19"/>
+              </w:rPr>
+              <w:t xml:space="preserve">« État de protection » coche BitLocker, démarrage sécurisé, pare-feu, antivirus, redémarrage en attente et dernier correctif (« Non lu » quand le contrôle n'a pas été lu) ; services automatiques arrêtés et périphériques en erreur. Les autres informations s'ajoutent depuis « Ajouter un widget ».</w:t>
             </w:r>
           </w:p>
         </w:tc>
@@ -3632,6 +4019,14 @@
       <w:pPr>
         <w:spacing w:after="60"/>
       </w:pPr>
+    </w:p>
+    <w:p>
+      <w:pPr>
+        <w:keepNext w:val="false"/>
+      </w:pPr>
+      <w:r>
+        <w:t xml:space="preserve">Pour un ticket, « Copier le résumé », dans la barre du tableau, copie le poste, la date de l'inventaire, le score, les points à vérifier et les fiches en texte. « Copier », dans le menu clic droit d'un widget (ou Ctrl+C sur le widget), copie ce seul widget.</w:t>
+      </w:r>
     </w:p>
     <w:p>
       <w:r>
@@ -3667,8 +4062,8 @@
         </w:tblBorders>
       </w:tblPr>
       <w:tblGrid>
-        <w:gridCol w:w="4068"/>
-        <w:gridCol w:w="5570"/>
+        <w:gridCol w:w="3657"/>
+        <w:gridCol w:w="5981"/>
       </w:tblGrid>
       <w:tr>
         <w:trPr>
@@ -3677,7 +4072,7 @@
         </w:trPr>
         <w:tc>
           <w:tcPr>
-            <w:tcW w:type="dxa" w:w="4068"/>
+            <w:tcW w:type="dxa" w:w="3657"/>
             <w:shd w:fill="E3EDF9" w:color="auto" w:val="clear"/>
             <w:tcMar>
               <w:top w:type="dxa" w:w="95"/>
@@ -3705,7 +4100,7 @@
         </w:tc>
         <w:tc>
           <w:tcPr>
-            <w:tcW w:type="dxa" w:w="5570"/>
+            <w:tcW w:type="dxa" w:w="5981"/>
             <w:shd w:fill="E3EDF9" w:color="auto" w:val="clear"/>
             <w:tcMar>
               <w:top w:type="dxa" w:w="95"/>
@@ -3735,11 +4130,11 @@
       <w:tr>
         <w:trPr>
           <w:cantSplit/>
-          <w:tblHeader w:val="off"/>
+          <w:tblHeader w:val="false"/>
         </w:trPr>
         <w:tc>
           <w:tcPr>
-            <w:tcW w:type="dxa" w:w="4068"/>
+            <w:tcW w:type="dxa" w:w="3657"/>
             <w:tcMar>
               <w:top w:type="dxa" w:w="95"/>
               <w:left w:type="dxa" w:w="120"/>
@@ -3766,28 +4161,28 @@
         </w:tc>
         <w:tc>
           <w:tcPr>
-            <w:tcW w:type="dxa" w:w="5570"/>
-            <w:tcMar>
-              <w:top w:type="dxa" w:w="95"/>
-              <w:left w:type="dxa" w:w="120"/>
-              <w:bottom w:type="dxa" w:w="95"/>
-              <w:right w:type="dxa" w:w="120"/>
-            </w:tcMar>
-            <w:vAlign w:val="center"/>
-          </w:tcPr>
-          <w:p>
-            <w:pPr>
-              <w:spacing w:after="0"/>
-            </w:pPr>
-            <w:r>
-              <w:rPr>
-                <w:b w:val="false"/>
-                <w:bCs w:val="false"/>
-                <w:color w:val="000000"/>
-                <w:sz w:val="19"/>
-                <w:szCs w:val="19"/>
-              </w:rPr>
-              <w:t xml:space="preserve">Convenez d'un redémarrage avec l'utilisateur.</w:t>
+            <w:tcW w:type="dxa" w:w="5981"/>
+            <w:tcMar>
+              <w:top w:type="dxa" w:w="95"/>
+              <w:left w:type="dxa" w:w="120"/>
+              <w:bottom w:type="dxa" w:w="95"/>
+              <w:right w:type="dxa" w:w="120"/>
+            </w:tcMar>
+            <w:vAlign w:val="center"/>
+          </w:tcPr>
+          <w:p>
+            <w:pPr>
+              <w:spacing w:after="0"/>
+            </w:pPr>
+            <w:r>
+              <w:rPr>
+                <w:b w:val="false"/>
+                <w:bCs w:val="false"/>
+                <w:color w:val="000000"/>
+                <w:sz w:val="19"/>
+                <w:szCs w:val="19"/>
+              </w:rPr>
+              <w:t xml:space="preserve">Convenez d'un redémarrage avec l'utilisateur, puis utilisez « Redémarrer… » avec un message (chapitre 2).</w:t>
             </w:r>
           </w:p>
         </w:tc>
@@ -3795,11 +4190,11 @@
       <w:tr>
         <w:trPr>
           <w:cantSplit/>
-          <w:tblHeader w:val="off"/>
+          <w:tblHeader w:val="false"/>
         </w:trPr>
         <w:tc>
           <w:tcPr>
-            <w:tcW w:type="dxa" w:w="4068"/>
+            <w:tcW w:type="dxa" w:w="3657"/>
             <w:tcMar>
               <w:top w:type="dxa" w:w="95"/>
               <w:left w:type="dxa" w:w="120"/>
@@ -3826,28 +4221,28 @@
         </w:tc>
         <w:tc>
           <w:tcPr>
-            <w:tcW w:type="dxa" w:w="5570"/>
-            <w:tcMar>
-              <w:top w:type="dxa" w:w="95"/>
-              <w:left w:type="dxa" w:w="120"/>
-              <w:bottom w:type="dxa" w:w="95"/>
-              <w:right w:type="dxa" w:w="120"/>
-            </w:tcMar>
-            <w:vAlign w:val="center"/>
-          </w:tcPr>
-          <w:p>
-            <w:pPr>
-              <w:spacing w:after="0"/>
-            </w:pPr>
-            <w:r>
-              <w:rPr>
-                <w:b w:val="false"/>
-                <w:bCs w:val="false"/>
-                <w:color w:val="000000"/>
-                <w:sz w:val="19"/>
-                <w:szCs w:val="19"/>
-              </w:rPr>
-              <w:t xml:space="preserve">Libérez de la place avec l'utilisateur (« Ouvrir C$ », chapitre 2). Sinon, prévenez l'administrateur.</w:t>
+            <w:tcW w:type="dxa" w:w="5981"/>
+            <w:tcMar>
+              <w:top w:type="dxa" w:w="95"/>
+              <w:left w:type="dxa" w:w="120"/>
+              <w:bottom w:type="dxa" w:w="95"/>
+              <w:right w:type="dxa" w:w="120"/>
+            </w:tcMar>
+            <w:vAlign w:val="center"/>
+          </w:tcPr>
+          <w:p>
+            <w:pPr>
+              <w:spacing w:after="0"/>
+            </w:pPr>
+            <w:r>
+              <w:rPr>
+                <w:b w:val="false"/>
+                <w:bCs w:val="false"/>
+                <w:color w:val="000000"/>
+                <w:sz w:val="19"/>
+                <w:szCs w:val="19"/>
+              </w:rPr>
+              <w:t xml:space="preserve">Libérez de la place avec l'utilisateur (« Ouvrir le disque C », chapitre 2). Sinon, prévenez l'administrateur.</w:t>
             </w:r>
           </w:p>
         </w:tc>
@@ -3855,11 +4250,11 @@
       <w:tr>
         <w:trPr>
           <w:cantSplit/>
-          <w:tblHeader w:val="off"/>
+          <w:tblHeader w:val="false"/>
         </w:trPr>
         <w:tc>
           <w:tcPr>
-            <w:tcW w:type="dxa" w:w="4068"/>
+            <w:tcW w:type="dxa" w:w="3657"/>
             <w:tcMar>
               <w:top w:type="dxa" w:w="95"/>
               <w:left w:type="dxa" w:w="120"/>
@@ -3886,7 +4281,7 @@
         </w:tc>
         <w:tc>
           <w:tcPr>
-            <w:tcW w:type="dxa" w:w="5570"/>
+            <w:tcW w:type="dxa" w:w="5981"/>
             <w:tcMar>
               <w:top w:type="dxa" w:w="95"/>
               <w:left w:type="dxa" w:w="120"/>
@@ -3915,11 +4310,11 @@
       <w:tr>
         <w:trPr>
           <w:cantSplit/>
-          <w:tblHeader w:val="off"/>
+          <w:tblHeader w:val="false"/>
         </w:trPr>
         <w:tc>
           <w:tcPr>
-            <w:tcW w:type="dxa" w:w="4068"/>
+            <w:tcW w:type="dxa" w:w="3657"/>
             <w:tcMar>
               <w:top w:type="dxa" w:w="95"/>
               <w:left w:type="dxa" w:w="120"/>
@@ -3946,7 +4341,7 @@
         </w:tc>
         <w:tc>
           <w:tcPr>
-            <w:tcW w:type="dxa" w:w="5570"/>
+            <w:tcW w:type="dxa" w:w="5981"/>
             <w:tcMar>
               <w:top w:type="dxa" w:w="95"/>
               <w:left w:type="dxa" w:w="120"/>
@@ -4012,8 +4407,8 @@
         </w:tblBorders>
       </w:tblPr>
       <w:tblGrid>
-        <w:gridCol w:w="3138"/>
-        <w:gridCol w:w="6500"/>
+        <w:gridCol w:w="3505"/>
+        <w:gridCol w:w="6133"/>
       </w:tblGrid>
       <w:tr>
         <w:trPr>
@@ -4022,7 +4417,7 @@
         </w:trPr>
         <w:tc>
           <w:tcPr>
-            <w:tcW w:type="dxa" w:w="3138"/>
+            <w:tcW w:type="dxa" w:w="3505"/>
             <w:shd w:fill="E3EDF9" w:color="auto" w:val="clear"/>
             <w:tcMar>
               <w:top w:type="dxa" w:w="95"/>
@@ -4050,7 +4445,7 @@
         </w:tc>
         <w:tc>
           <w:tcPr>
-            <w:tcW w:type="dxa" w:w="6500"/>
+            <w:tcW w:type="dxa" w:w="6133"/>
             <w:shd w:fill="E3EDF9" w:color="auto" w:val="clear"/>
             <w:tcMar>
               <w:top w:type="dxa" w:w="95"/>
@@ -4080,11 +4475,11 @@
       <w:tr>
         <w:trPr>
           <w:cantSplit/>
-          <w:tblHeader w:val="off"/>
+          <w:tblHeader w:val="false"/>
         </w:trPr>
         <w:tc>
           <w:tcPr>
-            <w:tcW w:type="dxa" w:w="3138"/>
+            <w:tcW w:type="dxa" w:w="3505"/>
             <w:tcMar>
               <w:top w:type="dxa" w:w="95"/>
               <w:left w:type="dxa" w:w="120"/>
@@ -4111,7 +4506,7 @@
         </w:tc>
         <w:tc>
           <w:tcPr>
-            <w:tcW w:type="dxa" w:w="6500"/>
+            <w:tcW w:type="dxa" w:w="6133"/>
             <w:tcMar>
               <w:top w:type="dxa" w:w="95"/>
               <w:left w:type="dxa" w:w="120"/>
@@ -4140,59 +4535,59 @@
       <w:tr>
         <w:trPr>
           <w:cantSplit/>
-          <w:tblHeader w:val="off"/>
+          <w:tblHeader w:val="false"/>
         </w:trPr>
         <w:tc>
           <w:tcPr>
-            <w:tcW w:type="dxa" w:w="3138"/>
-            <w:tcMar>
-              <w:top w:type="dxa" w:w="95"/>
-              <w:left w:type="dxa" w:w="120"/>
-              <w:bottom w:type="dxa" w:w="95"/>
-              <w:right w:type="dxa" w:w="120"/>
-            </w:tcMar>
-            <w:vAlign w:val="center"/>
-          </w:tcPr>
-          <w:p>
-            <w:pPr>
-              <w:spacing w:after="0"/>
-            </w:pPr>
-            <w:r>
-              <w:rPr>
-                <w:b w:val="false"/>
-                <w:bCs w:val="false"/>
-                <w:color w:val="000000"/>
-                <w:sz w:val="19"/>
-                <w:szCs w:val="19"/>
-              </w:rPr>
-              <w:t xml:space="preserve">Une section indique « Inventaire complet requis : »</w:t>
-            </w:r>
-          </w:p>
-        </w:tc>
-        <w:tc>
-          <w:tcPr>
-            <w:tcW w:type="dxa" w:w="6500"/>
-            <w:tcMar>
-              <w:top w:type="dxa" w:w="95"/>
-              <w:left w:type="dxa" w:w="120"/>
-              <w:bottom w:type="dxa" w:w="95"/>
-              <w:right w:type="dxa" w:w="120"/>
-            </w:tcMar>
-            <w:vAlign w:val="center"/>
-          </w:tcPr>
-          <w:p>
-            <w:pPr>
-              <w:spacing w:after="0"/>
-            </w:pPr>
-            <w:r>
-              <w:rPr>
-                <w:b w:val="false"/>
-                <w:bCs w:val="false"/>
-                <w:color w:val="000000"/>
-                <w:sz w:val="19"/>
-                <w:szCs w:val="19"/>
-              </w:rPr>
-              <w:t xml:space="preserve">Cliquez sur « Inventaire complet ».</w:t>
+            <w:tcW w:type="dxa" w:w="3505"/>
+            <w:tcMar>
+              <w:top w:type="dxa" w:w="95"/>
+              <w:left w:type="dxa" w:w="120"/>
+              <w:bottom w:type="dxa" w:w="95"/>
+              <w:right w:type="dxa" w:w="120"/>
+            </w:tcMar>
+            <w:vAlign w:val="center"/>
+          </w:tcPr>
+          <w:p>
+            <w:pPr>
+              <w:spacing w:after="0"/>
+            </w:pPr>
+            <w:r>
+              <w:rPr>
+                <w:b w:val="false"/>
+                <w:bCs w:val="false"/>
+                <w:color w:val="000000"/>
+                <w:sz w:val="19"/>
+                <w:szCs w:val="19"/>
+              </w:rPr>
+              <w:t xml:space="preserve">Une section indique « Non lu pendant cet inventaire : voir le détail par source. »</w:t>
+            </w:r>
+          </w:p>
+        </w:tc>
+        <w:tc>
+          <w:tcPr>
+            <w:tcW w:type="dxa" w:w="6133"/>
+            <w:tcMar>
+              <w:top w:type="dxa" w:w="95"/>
+              <w:left w:type="dxa" w:w="120"/>
+              <w:bottom w:type="dxa" w:w="95"/>
+              <w:right w:type="dxa" w:w="120"/>
+            </w:tcMar>
+            <w:vAlign w:val="center"/>
+          </w:tcPr>
+          <w:p>
+            <w:pPr>
+              <w:spacing w:after="0"/>
+            </w:pPr>
+            <w:r>
+              <w:rPr>
+                <w:b w:val="false"/>
+                <w:bCs w:val="false"/>
+                <w:color w:val="000000"/>
+                <w:sz w:val="19"/>
+                <w:szCs w:val="19"/>
+              </w:rPr>
+              <w:t xml:space="preserve">Ouvrez le détail par source ; si la section attend les processus, les erreurs système ou les certificats, cliquez sur « Inventaire complet ».</w:t>
             </w:r>
           </w:p>
         </w:tc>
@@ -4200,11 +4595,11 @@
       <w:tr>
         <w:trPr>
           <w:cantSplit/>
-          <w:tblHeader w:val="off"/>
+          <w:tblHeader w:val="false"/>
         </w:trPr>
         <w:tc>
           <w:tcPr>
-            <w:tcW w:type="dxa" w:w="3138"/>
+            <w:tcW w:type="dxa" w:w="3505"/>
             <w:tcMar>
               <w:top w:type="dxa" w:w="95"/>
               <w:left w:type="dxa" w:w="120"/>
@@ -4231,7 +4626,7 @@
         </w:tc>
         <w:tc>
           <w:tcPr>
-            <w:tcW w:type="dxa" w:w="6500"/>
+            <w:tcW w:type="dxa" w:w="6133"/>
             <w:tcMar>
               <w:top w:type="dxa" w:w="95"/>
               <w:left w:type="dxa" w:w="120"/>
@@ -4260,11 +4655,11 @@
       <w:tr>
         <w:trPr>
           <w:cantSplit/>
-          <w:tblHeader w:val="off"/>
+          <w:tblHeader w:val="false"/>
         </w:trPr>
         <w:tc>
           <w:tcPr>
-            <w:tcW w:type="dxa" w:w="3138"/>
+            <w:tcW w:type="dxa" w:w="3505"/>
             <w:tcMar>
               <w:top w:type="dxa" w:w="95"/>
               <w:left w:type="dxa" w:w="120"/>
@@ -4291,28 +4686,28 @@
         </w:tc>
         <w:tc>
           <w:tcPr>
-            <w:tcW w:type="dxa" w:w="6500"/>
-            <w:tcMar>
-              <w:top w:type="dxa" w:w="95"/>
-              <w:left w:type="dxa" w:w="120"/>
-              <w:bottom w:type="dxa" w:w="95"/>
-              <w:right w:type="dxa" w:w="120"/>
-            </w:tcMar>
-            <w:vAlign w:val="center"/>
-          </w:tcPr>
-          <w:p>
-            <w:pPr>
-              <w:spacing w:after="0"/>
-            </w:pPr>
-            <w:r>
-              <w:rPr>
-                <w:b w:val="false"/>
-                <w:bCs w:val="false"/>
-                <w:color w:val="000000"/>
-                <w:sz w:val="19"/>
-                <w:szCs w:val="19"/>
-              </w:rPr>
-              <w:t xml:space="preserve">Le tableau suit le poste sélectionné. Un ancien inventaire peut réapparaître dans l’onglet « Inventaire » avec sa date ; relancez l’inventaire pour remplir le tableau du poste.</w:t>
+            <w:tcW w:type="dxa" w:w="6133"/>
+            <w:tcMar>
+              <w:top w:type="dxa" w:w="95"/>
+              <w:left w:type="dxa" w:w="120"/>
+              <w:bottom w:type="dxa" w:w="95"/>
+              <w:right w:type="dxa" w:w="120"/>
+            </w:tcMar>
+            <w:vAlign w:val="center"/>
+          </w:tcPr>
+          <w:p>
+            <w:pPr>
+              <w:spacing w:after="0"/>
+            </w:pPr>
+            <w:r>
+              <w:rPr>
+                <w:b w:val="false"/>
+                <w:bCs w:val="false"/>
+                <w:color w:val="000000"/>
+                <w:sz w:val="19"/>
+                <w:szCs w:val="19"/>
+              </w:rPr>
+              <w:t xml:space="preserve">Le tableau suit le poste sélectionné. Un ancien inventaire peut réapparaître dans « Détails », onglet « Inventaire », avec sa date ; relancez l’inventaire pour remplir le tableau du poste.</w:t>
             </w:r>
           </w:p>
         </w:tc>
@@ -4328,11 +4723,11 @@
         <w:pStyle w:val="Heading1"/>
         <w:keepNext/>
       </w:pPr>
-      <w:bookmarkStart w:name="chapitre_4" w:id="4"/>
+      <w:bookmarkStart w:name="chapitre_4" w:id="1"/>
       <w:r>
         <w:t xml:space="preserve">4 Savoir qui est connecté sur une liste de postes</w:t>
       </w:r>
-      <w:bookmarkEnd w:id="4"/>
+      <w:bookmarkEnd w:id="1"/>
     </w:p>
     <w:p>
       <w:pPr>
@@ -4361,7 +4756,7 @@
         <w:t xml:space="preserve">Préparer la liste.</w:t>
       </w:r>
       <w:r>
-        <w:t xml:space="preserve"> Affichez les postes voulus dans « Rechercher » : OU, recherche ou « Dans les résultats » (chapitre 1). Seuls les postes affichés sont interrogés : une liste courte va plus vite.</w:t>
+        <w:t xml:space="preserve"> Affichez les postes voulus dans « Rechercher » : OU, recherche ou « Filtrer la liste » (chapitre 1). Seuls les postes affichés sont interrogés : une liste courte va plus vite.</w:t>
       </w:r>
     </w:p>
     <w:p>
@@ -4380,10 +4775,10 @@
           <w:b/>
           <w:bCs/>
         </w:rPr>
-        <w:t xml:space="preserve">Pinger la liste.</w:t>
-      </w:r>
-      <w:r>
-        <w:t xml:space="preserve"> Pour savoir seulement quels postes répondent, cliquez sur « Pinger la liste ». La demande « Pinger les postes affiches » donne le nombre de postes. Cliquez sur « Pinger ».</w:t>
+        <w:t xml:space="preserve">Choisir la vérification.</w:t>
+      </w:r>
+      <w:r>
+        <w:t xml:space="preserve"> Cliquez sur la flèche de « Vérifier la liste » : « Qui répond ? » pour savoir seulement quels postes répondent, « Qui est connecté ? » pour savoir aussi qui est connecté, « Matériel et widgets » pour connaître aussi leur matériel (modèle, mémoire, disque C:, version de Windows et date de démarrage). Le bouton garde ensuite ce choix jusqu'à la fermeture de Domenia : un clic suffit pour recommencer.</w:t>
       </w:r>
     </w:p>
     <w:p>
@@ -4402,10 +4797,10 @@
           <w:b/>
           <w:bCs/>
         </w:rPr>
-        <w:t xml:space="preserve">Ou détecter les utilisateurs.</w:t>
-      </w:r>
-      <w:r>
-        <w:t xml:space="preserve"> Pour savoir aussi qui est connecté, cliquez sur « Détecter la liste ». La demande « Detecter sur les resultats affiches » donne le nombre de postes. Cliquez sur « Verifier les sessions ».</w:t>
+        <w:t xml:space="preserve">Confirmer.</w:t>
+      </w:r>
+      <w:r>
+        <w:t xml:space="preserve"> La demande donne en trois lignes les postes visés, ce qui sera lu et la durée estimée. Cliquez sur « Pinger N postes », « Vérifier N postes » ou « Analyser N postes » (N est le nombre de postes de votre liste).</w:t>
       </w:r>
     </w:p>
     <w:p>
@@ -4424,10 +4819,10 @@
           <w:b/>
           <w:bCs/>
         </w:rPr>
-        <w:t xml:space="preserve">Ou analyser les postes.</w:t>
-      </w:r>
-      <w:r>
-        <w:t xml:space="preserve"> Pour connaître aussi leur matériel, cliquez sur « Analyser la liste ». La demande « Analyser les postes affiches » donne le nombre de postes. Cliquez sur « Analyser ». En plus de l'utilisateur, Domenia lit le modèle, la mémoire, le disque C:, la version de Windows et la date de démarrage de chaque poste.</w:t>
+        <w:t xml:space="preserve">Suivre l'avancement.</w:t>
+      </w:r>
+      <w:r>
+        <w:t xml:space="preserve"> Le bouton devient « Arrêter (N/M) » (N postes lus sur M), une barre fine avance sous les boutons et chaque poste encore à lire affiche « relevé en cours… ».</w:t>
       </w:r>
     </w:p>
     <w:p>
@@ -4446,10 +4841,10 @@
           <w:b/>
           <w:bCs/>
         </w:rPr>
-        <w:t xml:space="preserve">Suivre l'avancement.</w:t>
-      </w:r>
-      <w:r>
-        <w:t xml:space="preserve"> La ligne sous les boutons suit l'avancement, avec 1 à 8 postes en parallèle selon le réglage, jusqu'à « Ping termine » ou « Releve termine ».</w:t>
+        <w:t xml:space="preserve">Lire le résultat.</w:t>
+      </w:r>
+      <w:r>
+        <w:t xml:space="preserve"> Après « Qui répond ? », seule « Présence réseau » est mise à jour et trois pastilles comptent les postes en ligne, sans réponse et en erreur : cliquez sur l'une d'elles pour ne garder que ces postes, cliquez de nouveau pour tout réafficher. Après « Qui est connecté ? » ou « Matériel et widgets », « Utilisateur connecté (console) » et « Vérification utilisateur » sont aussi mis à jour. Le matériel s'affiche dans la vue d'ensemble de l'Accueil (chapitre 5).</w:t>
       </w:r>
     </w:p>
     <w:p>
@@ -4468,32 +4863,10 @@
           <w:b/>
           <w:bCs/>
         </w:rPr>
-        <w:t xml:space="preserve">Lire le résultat.</w:t>
-      </w:r>
-      <w:r>
-        <w:t xml:space="preserve"> Après « Pinger la liste », seule « Présence réseau » est mise à jour ; après « Détecter la liste » ou « Analyser la liste », « Utilisateur connecté (console) » et « Vérification utilisateur » le sont aussi. Le matériel lu par « Analyser la liste » s'affiche dans la vue d'ensemble de l'Accueil (chapitre 5).</w:t>
-      </w:r>
-    </w:p>
-    <w:p>
-      <w:pPr>
-        <w:ind w:left="340" w:hanging="340"/>
-      </w:pPr>
-      <w:r>
-        <w:rPr>
-          <w:b/>
-          <w:bCs/>
-        </w:rPr>
-        <w:t xml:space="preserve">7. </w:t>
-      </w:r>
-      <w:r>
-        <w:rPr>
-          <w:b/>
-          <w:bCs/>
-        </w:rPr>
         <w:t xml:space="preserve">Arrêter si besoin.</w:t>
       </w:r>
       <w:r>
-        <w:t xml:space="preserve"> Cliquez sur « Arrêter » : aucune nouvelle lecture ne démarre et les résultats déjà obtenus restent affichés.</w:t>
+        <w:t xml:space="preserve"> Cliquez sur « Arrêter (N/M) » : aucune nouvelle lecture ne démarre et les résultats déjà obtenus restent affichés.</w:t>
       </w:r>
     </w:p>
     <w:p>
@@ -4507,7 +4880,7 @@
           <wp:inline distT="0" distB="0" distL="0" distR="0">
             <wp:extent cx="5762625" cy="295275"/>
             <wp:effectExtent t="0" r="0" b="0" l="0"/>
-            <wp:docPr id="9" name="recherche-actions" descr="Ligne d'actions sous les résultats : « Utilisateur au clic », « Revérifier ce poste », « Pinger la liste », « Détecter la liste », « Analyser la liste » et « Arrêter »" title="Figure 8"/>
+            <wp:docPr id="1" name="recherche-actions" descr="Ligne d'actions sous les résultats : « Vérifier au clic », « + utilisateur connecté », « Revérifier ce poste » et « Vérifier la liste » avec sa flèche" title="Figure 8"/>
             <wp:cNvGraphicFramePr>
               <a:graphicFrameLocks xmlns:a="http://schemas.openxmlformats.org/drawingml/2006/main" noChangeAspect="1"/>
             </wp:cNvGraphicFramePr>
@@ -4564,7 +4937,7 @@
           <w:sz w:val="17"/>
           <w:szCs w:val="17"/>
         </w:rPr>
-        <w:t xml:space="preserve">Ligne d'actions sous les résultats : « Utilisateur au clic », « Revérifier ce poste », « Pinger la liste », « Détecter la liste », « Analyser la liste » et « Arrêter »</w:t>
+        <w:t xml:space="preserve">Ligne d'actions sous les résultats : « Vérifier au clic », « + utilisateur connecté », « Revérifier ce poste » et « Vérifier la liste » avec sa flèche</w:t>
       </w:r>
     </w:p>
     <w:p>
@@ -4576,7 +4949,7 @@
         <w:t xml:space="preserve">Astuce. </w:t>
       </w:r>
       <w:r>
-        <w:t xml:space="preserve">Pour un seul poste, cliquez sur sa ligne, ou sur « Revérifier ce poste » pour recommencer. Décochez « Utilisateur au clic » pour un ping seul.</w:t>
+        <w:t xml:space="preserve">Pour un seul poste, cliquez sur « Revérifier ce poste », ou cochez « Vérifier au clic » pour qu'un clic sur une ligne envoie un ping ; décochez « + utilisateur connecté » pour un ping seul. Pour quelques postes, sélectionnez-les avec Ctrl ou Maj : la barre de la sélection propose « Pinger » et « Qui est connecté ? ».</w:t>
       </w:r>
     </w:p>
     <w:p>
@@ -4588,7 +4961,7 @@
         <w:t xml:space="preserve">À savoir. </w:t>
       </w:r>
       <w:r>
-        <w:t xml:space="preserve">Les sessions Bureau à distance ne sont pas recensées : utilisez l'onglet « Sessions Windows » de « Poste », bouton « Lire les sessions ».</w:t>
+        <w:t xml:space="preserve">Les sessions Bureau à distance ne sont pas recensées : dans « Poste », vue « Intervenir », utilisez « Lire les sessions ».</w:t>
       </w:r>
     </w:p>
     <w:p>
@@ -4625,8 +4998,8 @@
         </w:tblBorders>
       </w:tblPr>
       <w:tblGrid>
-        <w:gridCol w:w="4104"/>
-        <w:gridCol w:w="5534"/>
+        <w:gridCol w:w="4236"/>
+        <w:gridCol w:w="5402"/>
       </w:tblGrid>
       <w:tr>
         <w:trPr>
@@ -4635,7 +5008,7 @@
         </w:trPr>
         <w:tc>
           <w:tcPr>
-            <w:tcW w:type="dxa" w:w="4104"/>
+            <w:tcW w:type="dxa" w:w="4236"/>
             <w:shd w:fill="E3EDF9" w:color="auto" w:val="clear"/>
             <w:tcMar>
               <w:top w:type="dxa" w:w="95"/>
@@ -4663,7 +5036,7 @@
         </w:tc>
         <w:tc>
           <w:tcPr>
-            <w:tcW w:type="dxa" w:w="5534"/>
+            <w:tcW w:type="dxa" w:w="5402"/>
             <w:shd w:fill="E3EDF9" w:color="auto" w:val="clear"/>
             <w:tcMar>
               <w:top w:type="dxa" w:w="95"/>
@@ -4693,59 +5066,59 @@
       <w:tr>
         <w:trPr>
           <w:cantSplit/>
-          <w:tblHeader w:val="off"/>
+          <w:tblHeader w:val="false"/>
         </w:trPr>
         <w:tc>
           <w:tcPr>
-            <w:tcW w:type="dxa" w:w="4104"/>
-            <w:tcMar>
-              <w:top w:type="dxa" w:w="95"/>
-              <w:left w:type="dxa" w:w="120"/>
-              <w:bottom w:type="dxa" w:w="95"/>
-              <w:right w:type="dxa" w:w="120"/>
-            </w:tcMar>
-            <w:vAlign w:val="center"/>
-          </w:tcPr>
-          <w:p>
-            <w:pPr>
-              <w:spacing w:after="0"/>
-            </w:pPr>
-            <w:r>
-              <w:rPr>
-                <w:b w:val="false"/>
-                <w:bCs w:val="false"/>
-                <w:color w:val="000000"/>
-                <w:sz w:val="19"/>
-                <w:szCs w:val="19"/>
-              </w:rPr>
-              <w:t xml:space="preserve">« Pinger la liste », « Détecter la liste » et « Analyser la liste » sont grisés</w:t>
-            </w:r>
-          </w:p>
-        </w:tc>
-        <w:tc>
-          <w:tcPr>
-            <w:tcW w:type="dxa" w:w="5534"/>
-            <w:tcMar>
-              <w:top w:type="dxa" w:w="95"/>
-              <w:left w:type="dxa" w:w="120"/>
-              <w:bottom w:type="dxa" w:w="95"/>
-              <w:right w:type="dxa" w:w="120"/>
-            </w:tcMar>
-            <w:vAlign w:val="center"/>
-          </w:tcPr>
-          <w:p>
-            <w:pPr>
-              <w:spacing w:after="0"/>
-            </w:pPr>
-            <w:r>
-              <w:rPr>
-                <w:b w:val="false"/>
-                <w:bCs w:val="false"/>
-                <w:color w:val="000000"/>
-                <w:sz w:val="19"/>
-                <w:szCs w:val="19"/>
-              </w:rPr>
-              <w:t xml:space="preserve">La liste ne contient aucun poste. Affichez des postes, par exemple avec « Type d’objet » sur « Machines ».</w:t>
+            <w:tcW w:type="dxa" w:w="4236"/>
+            <w:tcMar>
+              <w:top w:type="dxa" w:w="95"/>
+              <w:left w:type="dxa" w:w="120"/>
+              <w:bottom w:type="dxa" w:w="95"/>
+              <w:right w:type="dxa" w:w="120"/>
+            </w:tcMar>
+            <w:vAlign w:val="center"/>
+          </w:tcPr>
+          <w:p>
+            <w:pPr>
+              <w:spacing w:after="0"/>
+            </w:pPr>
+            <w:r>
+              <w:rPr>
+                <w:b w:val="false"/>
+                <w:bCs w:val="false"/>
+                <w:color w:val="000000"/>
+                <w:sz w:val="19"/>
+                <w:szCs w:val="19"/>
+              </w:rPr>
+              <w:t xml:space="preserve">« Vérifier la liste » est grisé</w:t>
+            </w:r>
+          </w:p>
+        </w:tc>
+        <w:tc>
+          <w:tcPr>
+            <w:tcW w:type="dxa" w:w="5402"/>
+            <w:tcMar>
+              <w:top w:type="dxa" w:w="95"/>
+              <w:left w:type="dxa" w:w="120"/>
+              <w:bottom w:type="dxa" w:w="95"/>
+              <w:right w:type="dxa" w:w="120"/>
+            </w:tcMar>
+            <w:vAlign w:val="center"/>
+          </w:tcPr>
+          <w:p>
+            <w:pPr>
+              <w:spacing w:after="0"/>
+            </w:pPr>
+            <w:r>
+              <w:rPr>
+                <w:b w:val="false"/>
+                <w:bCs w:val="false"/>
+                <w:color w:val="000000"/>
+                <w:sz w:val="19"/>
+                <w:szCs w:val="19"/>
+              </w:rPr>
+              <w:t xml:space="preserve">La liste ne contient aucun poste, ou c'est une vue sur tout le domaine. Affichez des postes d'une OU, par exemple avec « Type d’objet » sur « Machines ». Si le compteur indique « Actualisation de … », attendez sa fin ou arrêtez-la avec les boutons d'actualisation de l'OU.</w:t>
             </w:r>
           </w:p>
         </w:tc>
@@ -4753,59 +5126,59 @@
       <w:tr>
         <w:trPr>
           <w:cantSplit/>
-          <w:tblHeader w:val="off"/>
+          <w:tblHeader w:val="false"/>
         </w:trPr>
         <w:tc>
           <w:tcPr>
-            <w:tcW w:type="dxa" w:w="4104"/>
-            <w:tcMar>
-              <w:top w:type="dxa" w:w="95"/>
-              <w:left w:type="dxa" w:w="120"/>
-              <w:bottom w:type="dxa" w:w="95"/>
-              <w:right w:type="dxa" w:w="120"/>
-            </w:tcMar>
-            <w:vAlign w:val="center"/>
-          </w:tcPr>
-          <w:p>
-            <w:pPr>
-              <w:spacing w:after="0"/>
-            </w:pPr>
-            <w:r>
-              <w:rPr>
-                <w:b w:val="false"/>
-                <w:bCs w:val="false"/>
-                <w:color w:val="000000"/>
-                <w:sz w:val="19"/>
-                <w:szCs w:val="19"/>
-              </w:rPr>
-              <w:t xml:space="preserve">« Releve impossible : Un releve est deja en cours. »</w:t>
-            </w:r>
-          </w:p>
-        </w:tc>
-        <w:tc>
-          <w:tcPr>
-            <w:tcW w:type="dxa" w:w="5534"/>
-            <w:tcMar>
-              <w:top w:type="dxa" w:w="95"/>
-              <w:left w:type="dxa" w:w="120"/>
-              <w:bottom w:type="dxa" w:w="95"/>
-              <w:right w:type="dxa" w:w="120"/>
-            </w:tcMar>
-            <w:vAlign w:val="center"/>
-          </w:tcPr>
-          <w:p>
-            <w:pPr>
-              <w:spacing w:after="0"/>
-            </w:pPr>
-            <w:r>
-              <w:rPr>
-                <w:b w:val="false"/>
-                <w:bCs w:val="false"/>
-                <w:color w:val="000000"/>
-                <w:sz w:val="19"/>
-                <w:szCs w:val="19"/>
-              </w:rPr>
-              <w:t xml:space="preserve">Attendez la fin du relevé en cours, ou cliquez sur « Arrêter ».</w:t>
+            <w:tcW w:type="dxa" w:w="4236"/>
+            <w:tcMar>
+              <w:top w:type="dxa" w:w="95"/>
+              <w:left w:type="dxa" w:w="120"/>
+              <w:bottom w:type="dxa" w:w="95"/>
+              <w:right w:type="dxa" w:w="120"/>
+            </w:tcMar>
+            <w:vAlign w:val="center"/>
+          </w:tcPr>
+          <w:p>
+            <w:pPr>
+              <w:spacing w:after="0"/>
+            </w:pPr>
+            <w:r>
+              <w:rPr>
+                <w:b w:val="false"/>
+                <w:bCs w:val="false"/>
+                <w:color w:val="000000"/>
+                <w:sz w:val="19"/>
+                <w:szCs w:val="19"/>
+              </w:rPr>
+              <w:t xml:space="preserve">« Relevé impossible : 812 postes affichés : plafond 500. Filtrez la liste. »</w:t>
+            </w:r>
+          </w:p>
+        </w:tc>
+        <w:tc>
+          <w:tcPr>
+            <w:tcW w:type="dxa" w:w="5402"/>
+            <w:tcMar>
+              <w:top w:type="dxa" w:w="95"/>
+              <w:left w:type="dxa" w:w="120"/>
+              <w:bottom w:type="dxa" w:w="95"/>
+              <w:right w:type="dxa" w:w="120"/>
+            </w:tcMar>
+            <w:vAlign w:val="center"/>
+          </w:tcPr>
+          <w:p>
+            <w:pPr>
+              <w:spacing w:after="0"/>
+            </w:pPr>
+            <w:r>
+              <w:rPr>
+                <w:b w:val="false"/>
+                <w:bCs w:val="false"/>
+                <w:color w:val="000000"/>
+                <w:sz w:val="19"/>
+                <w:szCs w:val="19"/>
+              </w:rPr>
+              <w:t xml:space="preserve">Réduisez la liste (sous-OU, recherche, « Filtrer la liste ») ou sélectionnez les postes voulus. L'administrateur règle ce plafond.</w:t>
             </w:r>
           </w:p>
         </w:tc>
@@ -4813,59 +5186,59 @@
       <w:tr>
         <w:trPr>
           <w:cantSplit/>
-          <w:tblHeader w:val="off"/>
+          <w:tblHeader w:val="false"/>
         </w:trPr>
         <w:tc>
           <w:tcPr>
-            <w:tcW w:type="dxa" w:w="4104"/>
-            <w:tcMar>
-              <w:top w:type="dxa" w:w="95"/>
-              <w:left w:type="dxa" w:w="120"/>
-              <w:bottom w:type="dxa" w:w="95"/>
-              <w:right w:type="dxa" w:w="120"/>
-            </w:tcMar>
-            <w:vAlign w:val="center"/>
-          </w:tcPr>
-          <w:p>
-            <w:pPr>
-              <w:spacing w:after="0"/>
-            </w:pPr>
-            <w:r>
-              <w:rPr>
-                <w:b w:val="false"/>
-                <w:bCs w:val="false"/>
-                <w:color w:val="000000"/>
-                <w:sz w:val="19"/>
-                <w:szCs w:val="19"/>
-              </w:rPr>
-              <w:t xml:space="preserve">« Releve impossible : Attendez la confirmation des enregistrements locaux avant un nouveau releve. »</w:t>
-            </w:r>
-          </w:p>
-        </w:tc>
-        <w:tc>
-          <w:tcPr>
-            <w:tcW w:type="dxa" w:w="5534"/>
-            <w:tcMar>
-              <w:top w:type="dxa" w:w="95"/>
-              <w:left w:type="dxa" w:w="120"/>
-              <w:bottom w:type="dxa" w:w="95"/>
-              <w:right w:type="dxa" w:w="120"/>
-            </w:tcMar>
-            <w:vAlign w:val="center"/>
-          </w:tcPr>
-          <w:p>
-            <w:pPr>
-              <w:spacing w:after="0"/>
-            </w:pPr>
-            <w:r>
-              <w:rPr>
-                <w:b w:val="false"/>
-                <w:bCs w:val="false"/>
-                <w:color w:val="000000"/>
-                <w:sz w:val="19"/>
-                <w:szCs w:val="19"/>
-              </w:rPr>
-              <w:t xml:space="preserve">Attendez quelques secondes, puis relancez.</w:t>
+            <w:tcW w:type="dxa" w:w="4236"/>
+            <w:tcMar>
+              <w:top w:type="dxa" w:w="95"/>
+              <w:left w:type="dxa" w:w="120"/>
+              <w:bottom w:type="dxa" w:w="95"/>
+              <w:right w:type="dxa" w:w="120"/>
+            </w:tcMar>
+            <w:vAlign w:val="center"/>
+          </w:tcPr>
+          <w:p>
+            <w:pPr>
+              <w:spacing w:after="0"/>
+            </w:pPr>
+            <w:r>
+              <w:rPr>
+                <w:b w:val="false"/>
+                <w:bCs w:val="false"/>
+                <w:color w:val="000000"/>
+                <w:sz w:val="19"/>
+                <w:szCs w:val="19"/>
+              </w:rPr>
+              <w:t xml:space="preserve">« Relevé impossible : Recherche globale sans terme… » ou « …racine du domaine sans autre filtre… »</w:t>
+            </w:r>
+          </w:p>
+        </w:tc>
+        <w:tc>
+          <w:tcPr>
+            <w:tcW w:type="dxa" w:w="5402"/>
+            <w:tcMar>
+              <w:top w:type="dxa" w:w="95"/>
+              <w:left w:type="dxa" w:w="120"/>
+              <w:bottom w:type="dxa" w:w="95"/>
+              <w:right w:type="dxa" w:w="120"/>
+            </w:tcMar>
+            <w:vAlign w:val="center"/>
+          </w:tcPr>
+          <w:p>
+            <w:pPr>
+              <w:spacing w:after="0"/>
+            </w:pPr>
+            <w:r>
+              <w:rPr>
+                <w:b w:val="false"/>
+                <w:bCs w:val="false"/>
+                <w:color w:val="000000"/>
+                <w:sz w:val="19"/>
+                <w:szCs w:val="19"/>
+              </w:rPr>
+              <w:t xml:space="preserve">Saisissez un nom ou choisissez une OU, puis relancez. Si le message commence par « Toute la liste est sélectionnée », sélectionnez seulement les postes voulus.</w:t>
             </w:r>
           </w:p>
         </w:tc>
@@ -4873,59 +5246,59 @@
       <w:tr>
         <w:trPr>
           <w:cantSplit/>
-          <w:tblHeader w:val="off"/>
+          <w:tblHeader w:val="false"/>
         </w:trPr>
         <w:tc>
           <w:tcPr>
-            <w:tcW w:type="dxa" w:w="4104"/>
-            <w:tcMar>
-              <w:top w:type="dxa" w:w="95"/>
-              <w:left w:type="dxa" w:w="120"/>
-              <w:bottom w:type="dxa" w:w="95"/>
-              <w:right w:type="dxa" w:w="120"/>
-            </w:tcMar>
-            <w:vAlign w:val="center"/>
-          </w:tcPr>
-          <w:p>
-            <w:pPr>
-              <w:spacing w:after="0"/>
-            </w:pPr>
-            <w:r>
-              <w:rPr>
-                <w:b w:val="false"/>
-                <w:bCs w:val="false"/>
-                <w:color w:val="000000"/>
-                <w:sz w:val="19"/>
-                <w:szCs w:val="19"/>
-              </w:rPr>
-              <w:t xml:space="preserve">« Releve impossible : Aucune base autonome active. »</w:t>
-            </w:r>
-          </w:p>
-        </w:tc>
-        <w:tc>
-          <w:tcPr>
-            <w:tcW w:type="dxa" w:w="5534"/>
-            <w:tcMar>
-              <w:top w:type="dxa" w:w="95"/>
-              <w:left w:type="dxa" w:w="120"/>
-              <w:bottom w:type="dxa" w:w="95"/>
-              <w:right w:type="dxa" w:w="120"/>
-            </w:tcMar>
-            <w:vAlign w:val="center"/>
-          </w:tcPr>
-          <w:p>
-            <w:pPr>
-              <w:spacing w:after="0"/>
-            </w:pPr>
-            <w:r>
-              <w:rPr>
-                <w:b w:val="false"/>
-                <w:bCs w:val="false"/>
-                <w:color w:val="000000"/>
-                <w:sz w:val="19"/>
-                <w:szCs w:val="19"/>
-              </w:rPr>
-              <w:t xml:space="preserve">Prévenez l'administrateur.</w:t>
+            <w:tcW w:type="dxa" w:w="4236"/>
+            <w:tcMar>
+              <w:top w:type="dxa" w:w="95"/>
+              <w:left w:type="dxa" w:w="120"/>
+              <w:bottom w:type="dxa" w:w="95"/>
+              <w:right w:type="dxa" w:w="120"/>
+            </w:tcMar>
+            <w:vAlign w:val="center"/>
+          </w:tcPr>
+          <w:p>
+            <w:pPr>
+              <w:spacing w:after="0"/>
+            </w:pPr>
+            <w:r>
+              <w:rPr>
+                <w:b w:val="false"/>
+                <w:bCs w:val="false"/>
+                <w:color w:val="000000"/>
+                <w:sz w:val="19"/>
+                <w:szCs w:val="19"/>
+              </w:rPr>
+              <w:t xml:space="preserve">« Relevé impossible : Un relevé de la liste est déjà en cours : arrêtez-le ou attendez sa fin. »</w:t>
+            </w:r>
+          </w:p>
+        </w:tc>
+        <w:tc>
+          <w:tcPr>
+            <w:tcW w:type="dxa" w:w="5402"/>
+            <w:tcMar>
+              <w:top w:type="dxa" w:w="95"/>
+              <w:left w:type="dxa" w:w="120"/>
+              <w:bottom w:type="dxa" w:w="95"/>
+              <w:right w:type="dxa" w:w="120"/>
+            </w:tcMar>
+            <w:vAlign w:val="center"/>
+          </w:tcPr>
+          <w:p>
+            <w:pPr>
+              <w:spacing w:after="0"/>
+            </w:pPr>
+            <w:r>
+              <w:rPr>
+                <w:b w:val="false"/>
+                <w:bCs w:val="false"/>
+                <w:color w:val="000000"/>
+                <w:sz w:val="19"/>
+                <w:szCs w:val="19"/>
+              </w:rPr>
+              <w:t xml:space="preserve">Attendez la fin du relevé en cours, ou cliquez sur « Arrêter (N/M) ».</w:t>
             </w:r>
           </w:p>
         </w:tc>
@@ -4933,59 +5306,59 @@
       <w:tr>
         <w:trPr>
           <w:cantSplit/>
-          <w:tblHeader w:val="off"/>
+          <w:tblHeader w:val="false"/>
         </w:trPr>
         <w:tc>
           <w:tcPr>
-            <w:tcW w:type="dxa" w:w="4104"/>
-            <w:tcMar>
-              <w:top w:type="dxa" w:w="95"/>
-              <w:left w:type="dxa" w:w="120"/>
-              <w:bottom w:type="dxa" w:w="95"/>
-              <w:right w:type="dxa" w:w="120"/>
-            </w:tcMar>
-            <w:vAlign w:val="center"/>
-          </w:tcPr>
-          <w:p>
-            <w:pPr>
-              <w:spacing w:after="0"/>
-            </w:pPr>
-            <w:r>
-              <w:rPr>
-                <w:b w:val="false"/>
-                <w:bCs w:val="false"/>
-                <w:color w:val="000000"/>
-                <w:sz w:val="19"/>
-                <w:szCs w:val="19"/>
-              </w:rPr>
-              <w:t xml:space="preserve">« Aucun compte console »</w:t>
-            </w:r>
-          </w:p>
-        </w:tc>
-        <w:tc>
-          <w:tcPr>
-            <w:tcW w:type="dxa" w:w="5534"/>
-            <w:tcMar>
-              <w:top w:type="dxa" w:w="95"/>
-              <w:left w:type="dxa" w:w="120"/>
-              <w:bottom w:type="dxa" w:w="95"/>
-              <w:right w:type="dxa" w:w="120"/>
-            </w:tcMar>
-            <w:vAlign w:val="center"/>
-          </w:tcPr>
-          <w:p>
-            <w:pPr>
-              <w:spacing w:after="0"/>
-            </w:pPr>
-            <w:r>
-              <w:rPr>
-                <w:b w:val="false"/>
-                <w:bCs w:val="false"/>
-                <w:color w:val="000000"/>
-                <w:sz w:val="19"/>
-                <w:szCs w:val="19"/>
-              </w:rPr>
-              <w:t xml:space="preserve">Personne n'est connecté sur l'écran du poste.</w:t>
+            <w:tcW w:type="dxa" w:w="4236"/>
+            <w:tcMar>
+              <w:top w:type="dxa" w:w="95"/>
+              <w:left w:type="dxa" w:w="120"/>
+              <w:bottom w:type="dxa" w:w="95"/>
+              <w:right w:type="dxa" w:w="120"/>
+            </w:tcMar>
+            <w:vAlign w:val="center"/>
+          </w:tcPr>
+          <w:p>
+            <w:pPr>
+              <w:spacing w:after="0"/>
+            </w:pPr>
+            <w:r>
+              <w:rPr>
+                <w:b w:val="false"/>
+                <w:bCs w:val="false"/>
+                <w:color w:val="000000"/>
+                <w:sz w:val="19"/>
+                <w:szCs w:val="19"/>
+              </w:rPr>
+              <w:t xml:space="preserve">« Relevé impossible : Attendez la confirmation des enregistrements locaux avant un nouveau relevé. »</w:t>
+            </w:r>
+          </w:p>
+        </w:tc>
+        <w:tc>
+          <w:tcPr>
+            <w:tcW w:type="dxa" w:w="5402"/>
+            <w:tcMar>
+              <w:top w:type="dxa" w:w="95"/>
+              <w:left w:type="dxa" w:w="120"/>
+              <w:bottom w:type="dxa" w:w="95"/>
+              <w:right w:type="dxa" w:w="120"/>
+            </w:tcMar>
+            <w:vAlign w:val="center"/>
+          </w:tcPr>
+          <w:p>
+            <w:pPr>
+              <w:spacing w:after="0"/>
+            </w:pPr>
+            <w:r>
+              <w:rPr>
+                <w:b w:val="false"/>
+                <w:bCs w:val="false"/>
+                <w:color w:val="000000"/>
+                <w:sz w:val="19"/>
+                <w:szCs w:val="19"/>
+              </w:rPr>
+              <w:t xml:space="preserve">Attendez quelques secondes, puis relancez.</w:t>
             </w:r>
           </w:p>
         </w:tc>
@@ -4993,59 +5366,59 @@
       <w:tr>
         <w:trPr>
           <w:cantSplit/>
-          <w:tblHeader w:val="off"/>
+          <w:tblHeader w:val="false"/>
         </w:trPr>
         <w:tc>
           <w:tcPr>
-            <w:tcW w:type="dxa" w:w="4104"/>
-            <w:tcMar>
-              <w:top w:type="dxa" w:w="95"/>
-              <w:left w:type="dxa" w:w="120"/>
-              <w:bottom w:type="dxa" w:w="95"/>
-              <w:right w:type="dxa" w:w="120"/>
-            </w:tcMar>
-            <w:vAlign w:val="center"/>
-          </w:tcPr>
-          <w:p>
-            <w:pPr>
-              <w:spacing w:after="0"/>
-            </w:pPr>
-            <w:r>
-              <w:rPr>
-                <w:b w:val="false"/>
-                <w:bCs w:val="false"/>
-                <w:color w:val="000000"/>
-                <w:sz w:val="19"/>
-                <w:szCs w:val="19"/>
-              </w:rPr>
-              <w:t xml:space="preserve">« Accès refusé » ou « Compte distant refusé »</w:t>
-            </w:r>
-          </w:p>
-        </w:tc>
-        <w:tc>
-          <w:tcPr>
-            <w:tcW w:type="dxa" w:w="5534"/>
-            <w:tcMar>
-              <w:top w:type="dxa" w:w="95"/>
-              <w:left w:type="dxa" w:w="120"/>
-              <w:bottom w:type="dxa" w:w="95"/>
-              <w:right w:type="dxa" w:w="120"/>
-            </w:tcMar>
-            <w:vAlign w:val="center"/>
-          </w:tcPr>
-          <w:p>
-            <w:pPr>
-              <w:spacing w:after="0"/>
-            </w:pPr>
-            <w:r>
-              <w:rPr>
-                <w:b w:val="false"/>
-                <w:bCs w:val="false"/>
-                <w:color w:val="000000"/>
-                <w:sz w:val="19"/>
-                <w:szCs w:val="19"/>
-              </w:rPr>
-              <w:t xml:space="preserve">Le compte n'a pas les droits sur ce poste. Utilisez le compte fourni pour les postes (chapitre 2). Sinon, prévenez l'administrateur.</w:t>
+            <w:tcW w:type="dxa" w:w="4236"/>
+            <w:tcMar>
+              <w:top w:type="dxa" w:w="95"/>
+              <w:left w:type="dxa" w:w="120"/>
+              <w:bottom w:type="dxa" w:w="95"/>
+              <w:right w:type="dxa" w:w="120"/>
+            </w:tcMar>
+            <w:vAlign w:val="center"/>
+          </w:tcPr>
+          <w:p>
+            <w:pPr>
+              <w:spacing w:after="0"/>
+            </w:pPr>
+            <w:r>
+              <w:rPr>
+                <w:b w:val="false"/>
+                <w:bCs w:val="false"/>
+                <w:color w:val="000000"/>
+                <w:sz w:val="19"/>
+                <w:szCs w:val="19"/>
+              </w:rPr>
+              <w:t xml:space="preserve">« Relevé impossible : Aucune base autonome active. »</w:t>
+            </w:r>
+          </w:p>
+        </w:tc>
+        <w:tc>
+          <w:tcPr>
+            <w:tcW w:type="dxa" w:w="5402"/>
+            <w:tcMar>
+              <w:top w:type="dxa" w:w="95"/>
+              <w:left w:type="dxa" w:w="120"/>
+              <w:bottom w:type="dxa" w:w="95"/>
+              <w:right w:type="dxa" w:w="120"/>
+            </w:tcMar>
+            <w:vAlign w:val="center"/>
+          </w:tcPr>
+          <w:p>
+            <w:pPr>
+              <w:spacing w:after="0"/>
+            </w:pPr>
+            <w:r>
+              <w:rPr>
+                <w:b w:val="false"/>
+                <w:bCs w:val="false"/>
+                <w:color w:val="000000"/>
+                <w:sz w:val="19"/>
+                <w:szCs w:val="19"/>
+              </w:rPr>
+              <w:t xml:space="preserve">Prévenez l'administrateur.</w:t>
             </w:r>
           </w:p>
         </w:tc>
@@ -5053,11 +5426,131 @@
       <w:tr>
         <w:trPr>
           <w:cantSplit/>
-          <w:tblHeader w:val="off"/>
+          <w:tblHeader w:val="false"/>
         </w:trPr>
         <w:tc>
           <w:tcPr>
-            <w:tcW w:type="dxa" w:w="4104"/>
+            <w:tcW w:type="dxa" w:w="4236"/>
+            <w:tcMar>
+              <w:top w:type="dxa" w:w="95"/>
+              <w:left w:type="dxa" w:w="120"/>
+              <w:bottom w:type="dxa" w:w="95"/>
+              <w:right w:type="dxa" w:w="120"/>
+            </w:tcMar>
+            <w:vAlign w:val="center"/>
+          </w:tcPr>
+          <w:p>
+            <w:pPr>
+              <w:spacing w:after="0"/>
+            </w:pPr>
+            <w:r>
+              <w:rPr>
+                <w:b w:val="false"/>
+                <w:bCs w:val="false"/>
+                <w:color w:val="000000"/>
+                <w:sz w:val="19"/>
+                <w:szCs w:val="19"/>
+              </w:rPr>
+              <w:t xml:space="preserve">« Aucun compte console »</w:t>
+            </w:r>
+          </w:p>
+        </w:tc>
+        <w:tc>
+          <w:tcPr>
+            <w:tcW w:type="dxa" w:w="5402"/>
+            <w:tcMar>
+              <w:top w:type="dxa" w:w="95"/>
+              <w:left w:type="dxa" w:w="120"/>
+              <w:bottom w:type="dxa" w:w="95"/>
+              <w:right w:type="dxa" w:w="120"/>
+            </w:tcMar>
+            <w:vAlign w:val="center"/>
+          </w:tcPr>
+          <w:p>
+            <w:pPr>
+              <w:spacing w:after="0"/>
+            </w:pPr>
+            <w:r>
+              <w:rPr>
+                <w:b w:val="false"/>
+                <w:bCs w:val="false"/>
+                <w:color w:val="000000"/>
+                <w:sz w:val="19"/>
+                <w:szCs w:val="19"/>
+              </w:rPr>
+              <w:t xml:space="preserve">Personne n'est connecté sur l'écran du poste.</w:t>
+            </w:r>
+          </w:p>
+        </w:tc>
+      </w:tr>
+      <w:tr>
+        <w:trPr>
+          <w:cantSplit/>
+          <w:tblHeader w:val="false"/>
+        </w:trPr>
+        <w:tc>
+          <w:tcPr>
+            <w:tcW w:type="dxa" w:w="4236"/>
+            <w:tcMar>
+              <w:top w:type="dxa" w:w="95"/>
+              <w:left w:type="dxa" w:w="120"/>
+              <w:bottom w:type="dxa" w:w="95"/>
+              <w:right w:type="dxa" w:w="120"/>
+            </w:tcMar>
+            <w:vAlign w:val="center"/>
+          </w:tcPr>
+          <w:p>
+            <w:pPr>
+              <w:spacing w:after="0"/>
+            </w:pPr>
+            <w:r>
+              <w:rPr>
+                <w:b w:val="false"/>
+                <w:bCs w:val="false"/>
+                <w:color w:val="000000"/>
+                <w:sz w:val="19"/>
+                <w:szCs w:val="19"/>
+              </w:rPr>
+              <w:t xml:space="preserve">« Accès refusé » ou « Compte distant refusé »</w:t>
+            </w:r>
+          </w:p>
+        </w:tc>
+        <w:tc>
+          <w:tcPr>
+            <w:tcW w:type="dxa" w:w="5402"/>
+            <w:tcMar>
+              <w:top w:type="dxa" w:w="95"/>
+              <w:left w:type="dxa" w:w="120"/>
+              <w:bottom w:type="dxa" w:w="95"/>
+              <w:right w:type="dxa" w:w="120"/>
+            </w:tcMar>
+            <w:vAlign w:val="center"/>
+          </w:tcPr>
+          <w:p>
+            <w:pPr>
+              <w:spacing w:after="0"/>
+            </w:pPr>
+            <w:r>
+              <w:rPr>
+                <w:b w:val="false"/>
+                <w:bCs w:val="false"/>
+                <w:color w:val="000000"/>
+                <w:sz w:val="19"/>
+                <w:szCs w:val="19"/>
+              </w:rPr>
+              <w:t xml:space="preserve">Le compte n'a pas les droits sur ce poste. Utilisez le compte fourni pour les postes (chapitre 2). Sinon, prévenez l'administrateur.</w:t>
+            </w:r>
+          </w:p>
+        </w:tc>
+      </w:tr>
+      <w:tr>
+        <w:trPr>
+          <w:cantSplit/>
+          <w:tblHeader w:val="false"/>
+        </w:trPr>
+        <w:tc>
+          <w:tcPr>
+            <w:tcW w:type="dxa" w:w="4236"/>
             <w:tcMar>
               <w:top w:type="dxa" w:w="95"/>
               <w:left w:type="dxa" w:w="120"/>
@@ -5084,7 +5577,7 @@
         </w:tc>
         <w:tc>
           <w:tcPr>
-            <w:tcW w:type="dxa" w:w="5534"/>
+            <w:tcW w:type="dxa" w:w="5402"/>
             <w:tcMar>
               <w:top w:type="dxa" w:w="95"/>
               <w:left w:type="dxa" w:w="120"/>
@@ -5121,11 +5614,11 @@
         <w:pStyle w:val="Heading1"/>
         <w:keepNext/>
       </w:pPr>
-      <w:bookmarkStart w:name="chapitre_5" w:id="5"/>
+      <w:bookmarkStart w:name="chapitre_5" w:id="1"/>
       <w:r>
         <w:t xml:space="preserve">5 Voir et explorer le parc depuis Accueil</w:t>
       </w:r>
-      <w:bookmarkEnd w:id="5"/>
+      <w:bookmarkEnd w:id="1"/>
     </w:p>
     <w:p>
       <w:pPr>
@@ -5259,7 +5752,7 @@
           <wp:inline distT="0" distB="0" distL="0" distR="0">
             <wp:extent cx="3600450" cy="5553075"/>
             <wp:effectExtent t="0" r="0" b="0" l="0"/>
-            <wp:docPr id="10" name="selecteur-ou" descr="Sélecteur intégré : arbre des OU, recherche et chemin de la sélection ; données fictives" title="Figure 9"/>
+            <wp:docPr id="1" name="selecteur-ou" descr="Sélecteur intégré : arbre des OU, recherche et chemin de la sélection ; données fictives" title="Figure 9"/>
             <wp:cNvGraphicFramePr>
               <a:graphicFrameLocks xmlns:a="http://schemas.openxmlformats.org/drawingml/2006/main" noChangeAspect="1"/>
             </wp:cNvGraphicFramePr>
@@ -5446,7 +5939,7 @@
       <w:tr>
         <w:trPr>
           <w:cantSplit/>
-          <w:tblHeader w:val="off"/>
+          <w:tblHeader w:val="false"/>
         </w:trPr>
         <w:tc>
           <w:tcPr>
@@ -5498,7 +5991,7 @@
                 <w:sz w:val="19"/>
                 <w:szCs w:val="19"/>
               </w:rPr>
-              <w:t xml:space="preserve">Base locale</w:t>
+              <w:t xml:space="preserve">Objets AD</w:t>
             </w:r>
           </w:p>
         </w:tc>
@@ -5525,7 +6018,7 @@
                 <w:sz w:val="19"/>
                 <w:szCs w:val="19"/>
               </w:rPr>
-              <w:t xml:space="preserve">Active Directory, puis enregistrement de sa copie locale. Aucun ping ni inventaire.</w:t>
+              <w:t xml:space="preserve">Active Directory, puis enregistrement de sa copie locale. Aucun ping ni WMI.</w:t>
             </w:r>
           </w:p>
         </w:tc>
@@ -5533,7 +6026,7 @@
       <w:tr>
         <w:trPr>
           <w:cantSplit/>
-          <w:tblHeader w:val="off"/>
+          <w:tblHeader w:val="false"/>
         </w:trPr>
         <w:tc>
           <w:tcPr>
@@ -5558,7 +6051,7 @@
                 <w:sz w:val="19"/>
                 <w:szCs w:val="19"/>
               </w:rPr>
-              <w:t xml:space="preserve">Connaître la présence et l’état actuel des postes déjà recensés</w:t>
+              <w:t xml:space="preserve">Savoir quels postes répondent</w:t>
             </w:r>
           </w:p>
         </w:tc>
@@ -5585,7 +6078,7 @@
                 <w:sz w:val="19"/>
                 <w:szCs w:val="19"/>
               </w:rPr>
-              <w:t xml:space="preserve">Postes (ping/WMI)</w:t>
+              <w:t xml:space="preserve">Ping</w:t>
             </w:r>
           </w:p>
         </w:tc>
@@ -5612,7 +6105,7 @@
                 <w:sz w:val="19"/>
                 <w:szCs w:val="19"/>
               </w:rPr>
-              <w:t xml:space="preserve">Ping, utilisateur console, inventaire léger (modèle, mémoire, disque C:, version Windows, démarrage) et sondes des widgets configurés.</w:t>
+              <w:t xml:space="preserve">Présence réseau des postes activés dans AD, seulement ; les dates AD et WMI restent inchangées.</w:t>
             </w:r>
           </w:p>
         </w:tc>
@@ -5620,7 +6113,7 @@
       <w:tr>
         <w:trPr>
           <w:cantSplit/>
-          <w:tblHeader w:val="off"/>
+          <w:tblHeader w:val="false"/>
         </w:trPr>
         <w:tc>
           <w:tcPr>
@@ -5645,7 +6138,7 @@
                 <w:sz w:val="19"/>
                 <w:szCs w:val="19"/>
               </w:rPr>
-              <w:t xml:space="preserve">Actualiser le recensement puis l’état des postes</w:t>
+              <w:t xml:space="preserve">Connaître l’état actuel des postes déjà recensés</w:t>
             </w:r>
           </w:p>
         </w:tc>
@@ -5672,7 +6165,7 @@
                 <w:sz w:val="19"/>
                 <w:szCs w:val="19"/>
               </w:rPr>
-              <w:t xml:space="preserve">Les deux</w:t>
+              <w:t xml:space="preserve">WMI</w:t>
             </w:r>
           </w:p>
         </w:tc>
@@ -5699,7 +6192,7 @@
                 <w:sz w:val="19"/>
                 <w:szCs w:val="19"/>
               </w:rPr>
-              <w:t xml:space="preserve">Lecture AD et stockage terminé, puis relevé des postes.</w:t>
+              <w:t xml:space="preserve">Utilisateur console, inventaire léger (modèle, mémoire, disque C:, version Windows, démarrage) et sondes des widgets configurés ; aucun ping imposé.</w:t>
             </w:r>
           </w:p>
         </w:tc>
@@ -5723,7 +6216,7 @@
         <w:keepNext w:val="false"/>
       </w:pPr>
       <w:r>
-        <w:t xml:space="preserve">« Postes (ping/WMI) » interroge les comptes ordinateur actifs connus dans la base de cette branche. Le nombre de postes est confirmé avant la collecte. Les mesures demandées sont relues, même si une ancienne mesure est encore récente. Les comptes désactivés restent dans le recensement et ne sont pas sondés. Les sondes WMI des widgets configurés sur les tableaux Général et Poste sont aussi incluses. Leur liste est fixée au clic de lancement ; modifier ensuite un widget ne change pas l’opération en cours.</w:t>
+        <w:t xml:space="preserve">« Ping » et « WMI » interrogent les comptes ordinateur actifs connus dans la base de cette branche. Le nombre de postes est confirmé avant la collecte. Les mesures demandées sont relues, même si une ancienne mesure est encore récente. Les comptes désactivés restent dans le recensement et ne sont pas sondés. Les sondes WMI des widgets configurés sur les tableaux Général et Poste sont aussi incluses. Leur liste est fixée au clic de lancement ; modifier ensuite un widget ne change pas l’opération en cours.</w:t>
       </w:r>
     </w:p>
     <w:p>
@@ -5731,7 +6224,7 @@
         <w:keepNext w:val="false"/>
       </w:pPr>
       <w:r>
-        <w:t xml:space="preserve">Avec « Les deux », le relevé commence seulement après une lecture AD complète et son enregistrement confirmé. Une erreur, une lecture partielle ou une annulation empêche la phase suivante. « Arrêter » interdit les nouveaux départs et conserve les données déjà enregistrées. Attendez la fin indiquée avant de fermer Domenia.</w:t>
+        <w:t xml:space="preserve">Pour actualiser le recensement puis l’état des postes, lancez « Objets AD », attendez la confirmation de son enregistrement, puis lancez « Ping » ou « WMI » : les trois collectes ne s’enchaînent pas d’elles-mêmes. « Arrêter » interdit les nouveaux départs et conserve les données déjà enregistrées. Attendez la fin indiquée avant de fermer Domenia.</w:t>
       </w:r>
     </w:p>
     <w:tbl>
@@ -5815,7 +6308,7 @@
       <w:tr>
         <w:trPr>
           <w:cantSplit/>
-          <w:tblHeader w:val="off"/>
+          <w:tblHeader w:val="false"/>
         </w:trPr>
         <w:tc>
           <w:tcPr>
@@ -5875,7 +6368,7 @@
       <w:tr>
         <w:trPr>
           <w:cantSplit/>
-          <w:tblHeader w:val="off"/>
+          <w:tblHeader w:val="false"/>
         </w:trPr>
         <w:tc>
           <w:tcPr>
@@ -5935,7 +6428,7 @@
       <w:tr>
         <w:trPr>
           <w:cantSplit/>
-          <w:tblHeader w:val="off"/>
+          <w:tblHeader w:val="false"/>
         </w:trPr>
         <w:tc>
           <w:tcPr>
@@ -6116,7 +6609,7 @@
         <w:t xml:space="preserve">Préciser ou revenir.</w:t>
       </w:r>
       <w:r>
-        <w:t xml:space="preserve"> Dans « Composer la requête », ajoutez une condition, puis cliquez sur « Exécuter » pour revenir aux résultats. Le bouton « Retour » revient à l’écran précédent.</w:t>
+        <w:t xml:space="preserve"> Dans « 1. Créer », ajoutez une condition, puis cliquez sur « Exécuter » pour revenir aux résultats. Le bouton « Retour » revient à l’écran précédent.</w:t>
       </w:r>
     </w:p>
     <w:p>
@@ -6130,7 +6623,7 @@
           <wp:inline distT="0" distB="0" distL="0" distR="0">
             <wp:extent cx="5762625" cy="800100"/>
             <wp:effectExtent t="0" r="0" b="0" l="0"/>
-            <wp:docPr id="11" name="atelier-fiche-locale" descr="Détail local du poste sélectionné dans l’Atelier ; données fictives" title="Figure 10"/>
+            <wp:docPr id="1" name="atelier-fiche-locale" descr="Détail local du poste sélectionné dans l’Atelier ; données fictives" title="Figure 10"/>
             <wp:cNvGraphicFramePr>
               <a:graphicFrameLocks xmlns:a="http://schemas.openxmlformats.org/drawingml/2006/main" noChangeAspect="1"/>
             </wp:cNvGraphicFramePr>
@@ -6209,7 +6702,7 @@
           <wp:inline distT="0" distB="0" distL="0" distR="0">
             <wp:extent cx="5762625" cy="3724275"/>
             <wp:effectExtent t="0" r="0" b="0" l="0"/>
-            <wp:docPr id="12" name="alerte-selection" descr="Détail d’un point d’attention dans l’Atelier : mention Sélection figée et liste des postes concernés ; données fictives" title="Figure 11"/>
+            <wp:docPr id="1" name="alerte-selection" descr="Détail d’un point d’attention dans l’Atelier : mention Sélection figée et liste des postes concernés ; données fictives" title="Figure 11"/>
             <wp:cNvGraphicFramePr>
               <a:graphicFrameLocks xmlns:a="http://schemas.openxmlformats.org/drawingml/2006/main" noChangeAspect="1"/>
             </wp:cNvGraphicFramePr>
@@ -6291,7 +6784,7 @@
         <w:keepNext w:val="false"/>
       </w:pPr>
       <w:r>
-        <w:t xml:space="preserve">Dans « Composer la requête », ajoutez une condition en choisissant une information, un opérateur et une valeur. « Toutes les conditions » impose leur réunion ; « Au moins une condition » accepte un poste qui en remplit une. Pour repérer des mesures manquantes, utilisez « est absent ».</w:t>
+        <w:t xml:space="preserve">Dans « 1. Créer », ajoutez une condition en choisissant une information, un opérateur et une valeur. « Toutes les conditions » impose leur réunion ; « Au moins une condition » accepte un poste qui en remplit une. Pour repérer des mesures manquantes, utilisez « est absent ».</w:t>
       </w:r>
     </w:p>
     <w:p>
@@ -6313,7 +6806,7 @@
           <wp:inline distT="0" distB="0" distL="0" distR="0">
             <wp:extent cx="5762625" cy="3724275"/>
             <wp:effectExtent t="0" r="0" b="0" l="0"/>
-            <wp:docPr id="13" name="atelier-requetes" descr="Atelier de requêtes : onglet Résultats et liste paginée des postes recensés ; données fictives" title="Figure 12"/>
+            <wp:docPr id="1" name="atelier-requetes" descr="Atelier de requêtes : onglet Résultats et liste paginée des postes recensés ; données fictives" title="Figure 12"/>
             <wp:cNvGraphicFramePr>
               <a:graphicFrameLocks xmlns:a="http://schemas.openxmlformats.org/drawingml/2006/main" noChangeAspect="1"/>
             </wp:cNvGraphicFramePr>
@@ -6392,7 +6885,7 @@
           <wp:inline distT="0" distB="0" distL="0" distR="0">
             <wp:extent cx="4676775" cy="1285875"/>
             <wp:effectExtent t="0" r="0" b="0" l="0"/>
-            <wp:docPr id="14" name="atelier-desactives" descr="Comptes désactivés : trois postes restent visibles dans l’Atelier ; données fictives" title="Figure 13"/>
+            <wp:docPr id="1" name="atelier-desactives" descr="Comptes désactivés : trois postes restent visibles dans l’Atelier ; données fictives" title="Figure 13"/>
             <wp:cNvGraphicFramePr>
               <a:graphicFrameLocks xmlns:a="http://schemas.openxmlformats.org/drawingml/2006/main" noChangeAspect="1"/>
             </wp:cNvGraphicFramePr>
@@ -6466,7 +6959,7 @@
         <w:keepNext w:val="false"/>
       </w:pPr>
       <w:r>
-        <w:t xml:space="preserve">L’onglet « Bibliothèque » présente 152 modèles livrés dans 14 catégories, ainsi que vos requêtes personnelles. Recherchez un sujet, filtrez par catégorie ou par source (« Modèles livrés » ou « Mes requêtes »), puis sélectionnez une ligne. Lisez sa description et les informations nécessaires avant de cliquer sur « Utiliser cette requête ». Ajustez les conditions dans « Composer la requête », puis cliquez sur « Exécuter » pour consulter les résultats locaux. Le sélecteur rapide et « Charger », en haut de l’Atelier, restent disponibles.</w:t>
+        <w:t xml:space="preserve">L’onglet « Bibliothèque » présente 152 modèles livrés dans 14 catégories, ainsi que vos requêtes personnelles. Recherchez un sujet, filtrez par catégorie ou par source (« Modèles livrés » ou « Mes requêtes »), puis sélectionnez une ligne. Lisez sa description et les informations nécessaires avant de cliquer sur « Utiliser cette requête ». Ajustez les conditions dans « 1. Créer », puis cliquez sur « Exécuter » pour consulter les résultats locaux. Le sélecteur rapide et « Charger », en haut de l’Atelier, restent disponibles.</w:t>
       </w:r>
     </w:p>
     <w:p>
@@ -6496,7 +6989,7 @@
           <wp:inline distT="0" distB="0" distL="0" distR="0">
             <wp:extent cx="5762625" cy="2085975"/>
             <wp:effectExtent t="0" r="0" b="0" l="0"/>
-            <wp:docPr id="15" name="atelier-modeles" descr="Bibliothèque : recherche d’un modèle, informations nécessaires et description avant utilisation ; données fictives" title="Figure 14"/>
+            <wp:docPr id="1" name="atelier-modeles" descr="Bibliothèque : recherche d’un modèle, informations nécessaires et description avant utilisation ; données fictives" title="Figure 14"/>
             <wp:cNvGraphicFramePr>
               <a:graphicFrameLocks xmlns:a="http://schemas.openxmlformats.org/drawingml/2006/main" noChangeAspect="1"/>
             </wp:cNvGraphicFramePr>
@@ -6570,7 +7063,7 @@
         <w:keepNext w:val="false"/>
       </w:pPr>
       <w:r>
-        <w:t xml:space="preserve">L’onglet « Catalogue des informations » aide à trouver le champ utile : nom, matériel, sécurité, réseau ou autre information. Saisissez un mot et limitez au besoin la source ou la catégorie. La fiche explique l’usage, le type de valeur et la manière d’obtenir la donnée.</w:t>
+        <w:t xml:space="preserve">L’onglet « Informations » aide à trouver le champ utile : nom, matériel, sécurité, réseau ou autre information. Saisissez un mot et limitez au besoin la source ou la catégorie. La fiche explique l’usage, le type de valeur et la manière d’obtenir la donnée.</w:t>
       </w:r>
     </w:p>
     <w:p>
@@ -6578,7 +7071,7 @@
         <w:keepNext w:val="false"/>
       </w:pPr>
       <w:r>
-        <w:t xml:space="preserve">Cliquez sur « Utiliser cette information » pour retrouver le champ dans « Composer la requête ». Choisissez ensuite l’opérateur et la valeur, puis cliquez sur « Ajouter ». Ouvrir le catalogue ou sélectionner un champ ne lance aucune collecte.</w:t>
+        <w:t xml:space="preserve">Cliquez sur « Utiliser cette information » pour retrouver le champ dans « 1. Créer ». Choisissez ensuite l’opérateur et la valeur, puis cliquez sur « Ajouter ». Ouvrir le catalogue ou sélectionner un champ ne lance aucune collecte.</w:t>
       </w:r>
     </w:p>
     <w:p>
@@ -6592,7 +7085,7 @@
           <wp:inline distT="0" distB="0" distL="0" distR="0">
             <wp:extent cx="5762625" cy="2085975"/>
             <wp:effectExtent t="0" r="0" b="0" l="0"/>
-            <wp:docPr id="16" name="atelier-catalogue" descr="Catalogue des informations : recherche d’un champ et explication de sa source ; données fictives" title="Figure 15"/>
+            <wp:docPr id="1" name="atelier-catalogue" descr="Onglet Informations : recherche d’un champ et explication de sa source ; données fictives" title="Figure 15"/>
             <wp:cNvGraphicFramePr>
               <a:graphicFrameLocks xmlns:a="http://schemas.openxmlformats.org/drawingml/2006/main" noChangeAspect="1"/>
             </wp:cNvGraphicFramePr>
@@ -6649,7 +7142,7 @@
           <w:sz w:val="17"/>
           <w:szCs w:val="17"/>
         </w:rPr>
-        <w:t xml:space="preserve">Catalogue des informations : recherche d’un champ et explication de sa source ; données fictives</w:t>
+        <w:t xml:space="preserve">Onglet Informations : recherche d’un champ et explication de sa source ; données fictives</w:t>
       </w:r>
     </w:p>
     <w:p>
@@ -6680,7 +7173,7 @@
         <w:t xml:space="preserve">Choisir l’information.</w:t>
       </w:r>
       <w:r>
-        <w:t xml:space="preserve"> Ouvrez « Composer la requête » et sélectionnez l’espace libre du disque système en pourcentage.</w:t>
+        <w:t xml:space="preserve"> Ouvrez « 1. Créer » et sélectionnez l’espace libre du disque système en pourcentage.</w:t>
       </w:r>
     </w:p>
     <w:p>
@@ -6738,7 +7231,7 @@
           <wp:inline distT="0" distB="0" distL="0" distR="0">
             <wp:extent cx="5762625" cy="381000"/>
             <wp:effectExtent t="0" r="0" b="0" l="0"/>
-            <wp:docPr id="17" name="atelier-condition" descr="Condition numérique : espace libre du disque système inférieur à 20 % ; données fictives" title="Figure 16"/>
+            <wp:docPr id="1" name="atelier-condition" descr="Condition numérique : espace libre du disque système inférieur à 20 % ; données fictives" title="Figure 16"/>
             <wp:cNvGraphicFramePr>
               <a:graphicFrameLocks xmlns:a="http://schemas.openxmlformats.org/drawingml/2006/main" noChangeAspect="1"/>
             </wp:cNvGraphicFramePr>
@@ -6817,7 +7310,7 @@
         <w:t xml:space="preserve">Nommer et enregistrer.</w:t>
       </w:r>
       <w:r>
-        <w:t xml:space="preserve"> Revenez dans « Composer la requête », donnez un nom explicite à la requête puis cliquez sur « Enregistrer ». Retrouvez-la dans la liste pour la réutiliser.</w:t>
+        <w:t xml:space="preserve"> Revenez dans « 1. Créer », donnez un nom explicite à la requête puis cliquez sur « Enregistrer ». Retrouvez-la dans la liste pour la réutiliser.</w:t>
       </w:r>
     </w:p>
     <w:p>
@@ -6831,7 +7324,7 @@
           <wp:inline distT="0" distB="0" distL="0" distR="0">
             <wp:extent cx="5762625" cy="1123950"/>
             <wp:effectExtent t="0" r="0" b="0" l="0"/>
-            <wp:docPr id="18" name="atelier-bibliotheque" descr="Requête nommée enregistrée dans la bibliothèque de l’Atelier ; données fictives" title="Figure 17"/>
+            <wp:docPr id="1" name="atelier-bibliotheque" descr="Requête nommée enregistrée dans la bibliothèque de l’Atelier ; données fictives" title="Figure 17"/>
             <wp:cNvGraphicFramePr>
               <a:graphicFrameLocks xmlns:a="http://schemas.openxmlformats.org/drawingml/2006/main" noChangeAspect="1"/>
             </wp:cNvGraphicFramePr>
@@ -6910,7 +7403,7 @@
         <w:t xml:space="preserve">Ajouter au tableau.</w:t>
       </w:r>
       <w:r>
-        <w:t xml:space="preserve"> Dans « Composer la requête », choisissez la destination « Tableau de bord général », puis une présentation : Indicateur, Texte, Barres, Camembert ou Colonnes. Cliquez sur « Créer une sonde dashboard ». Le widget reprend la requête ; sa petite icône de détail permet de revenir aux postes concernés.</w:t>
+        <w:t xml:space="preserve"> Dans « 1. Créer », choisissez la destination « Tableau de bord général », puis une présentation : Indicateur, Texte, Barres, Camembert ou Colonnes. Cliquez sur « Créer une sonde dashboard ». Le widget reprend la requête ; sa petite icône de détail permet de revenir aux postes concernés.</w:t>
       </w:r>
     </w:p>
     <w:p>
@@ -6924,7 +7417,7 @@
           <wp:inline distT="0" distB="0" distL="0" distR="0">
             <wp:extent cx="4324350" cy="1866900"/>
             <wp:effectExtent t="0" r="0" b="0" l="0"/>
-            <wp:docPr id="19" name="accueil-sonde-requete" descr="Sonde du tableau de bord créée depuis la requête sur les disques ; données fictives" title="Figure 18"/>
+            <wp:docPr id="1" name="accueil-sonde-requete" descr="Sonde du tableau de bord créée depuis la requête sur les disques ; données fictives" title="Figure 18"/>
             <wp:cNvGraphicFramePr>
               <a:graphicFrameLocks xmlns:a="http://schemas.openxmlformats.org/drawingml/2006/main" noChangeAspect="1"/>
             </wp:cNvGraphicFramePr>
@@ -7003,7 +7496,7 @@
         <w:t xml:space="preserve">Filtrer Rechercher.</w:t>
       </w:r>
       <w:r>
-        <w:t xml:space="preserve"> Dans « Composer la requête », cliquez sur « Appliquer aux résultats de Recherche ». Le filtre utilise les identités des postes trouvés ; relisez la restriction affichée et effacez-la pour revenir à la liste habituelle.</w:t>
+        <w:t xml:space="preserve"> Dans « 1. Créer », cliquez sur « Appliquer aux résultats de Recherche ». Le filtre utilise les identités des postes trouvés ; relisez la restriction affichée et effacez-la pour revenir à la liste habituelle.</w:t>
       </w:r>
     </w:p>
     <w:p>
@@ -7017,7 +7510,7 @@
           <wp:inline distT="0" distB="0" distL="0" distR="0">
             <wp:extent cx="5762625" cy="295275"/>
             <wp:effectExtent t="0" r="0" b="0" l="0"/>
-            <wp:docPr id="20" name="recherche-requete" descr="Rechercher filtré par les postes trouvés dans l’Atelier ; données fictives" title="Figure 19"/>
+            <wp:docPr id="1" name="recherche-requete" descr="Rechercher filtré par les postes trouvés dans l’Atelier ; données fictives" title="Figure 19"/>
             <wp:cNvGraphicFramePr>
               <a:graphicFrameLocks xmlns:a="http://schemas.openxmlformats.org/drawingml/2006/main" noChangeAspect="1"/>
             </wp:cNvGraphicFramePr>
@@ -7091,7 +7584,7 @@
         <w:keepNext w:val="false"/>
       </w:pPr>
       <w:r>
-        <w:t xml:space="preserve">Le bouton « Atelier » du tableau de bord du poste ouvre la même bibliothèque de requêtes. Dans « Composer la requête », choisissez « Tableau de bord du poste » et la présentation souhaitée, puis « Créer une sonde dashboard ». Le widget applique la recette au poste actuellement sélectionné ; il sera réévalué lorsque vous changerez de poste.</w:t>
+        <w:t xml:space="preserve">Le bouton « Atelier » du tableau de bord du poste ouvre la même bibliothèque de requêtes. Dans « 1. Créer », choisissez « Tableau de bord du poste » et la présentation souhaitée, puis « Créer une sonde dashboard ». Le widget applique la recette au poste actuellement sélectionné ; il sera réévalué lorsque vous changerez de poste.</w:t>
       </w:r>
     </w:p>
     <w:p>
@@ -7113,7 +7606,7 @@
           <wp:inline distT="0" distB="0" distL="0" distR="0">
             <wp:extent cx="5762625" cy="1724025"/>
             <wp:effectExtent t="0" r="0" b="0" l="0"/>
-            <wp:docPr id="21" name="atelier-poste" descr="Atelier : destination Poste et aperçu local de la requête sur le poste sélectionné ; données fictives" title="Figure 20"/>
+            <wp:docPr id="1" name="atelier-poste" descr="Atelier : destination Poste et aperçu local de la requête sur le poste sélectionné ; données fictives" title="Figure 20"/>
             <wp:cNvGraphicFramePr>
               <a:graphicFrameLocks xmlns:a="http://schemas.openxmlformats.org/drawingml/2006/main" noChangeAspect="1"/>
             </wp:cNvGraphicFramePr>
@@ -7184,7 +7677,7 @@
           <wp:inline distT="0" distB="0" distL="0" distR="0">
             <wp:extent cx="4324350" cy="1924050"/>
             <wp:effectExtent t="0" r="0" b="0" l="0"/>
-            <wp:docPr id="22" name="poste-sonde-requete" descr="Tableau du poste : widget créé depuis la même bibliothèque de requêtes ; données fictives" title="Figure 21"/>
+            <wp:docPr id="1" name="poste-sonde-requete" descr="Tableau du poste : widget créé depuis la même bibliothèque de requêtes ; données fictives" title="Figure 21"/>
             <wp:cNvGraphicFramePr>
               <a:graphicFrameLocks xmlns:a="http://schemas.openxmlformats.org/drawingml/2006/main" noChangeAspect="1"/>
             </wp:cNvGraphicFramePr>
@@ -7258,7 +7751,7 @@
         <w:keepNext w:val="false"/>
       </w:pPr>
       <w:r>
-        <w:t xml:space="preserve">Pour un relevé général de l’OU, utilisez « Postes (ping/WMI) » ; si le recensement doit aussi être relu, choisissez « Les deux ». La procédure suivante concerne les seules informations demandées par une requête dans l’Atelier et permet de régler leur réutilisation.</w:t>
+        <w:t xml:space="preserve">Pour un relevé général de l’OU, utilisez « Ping » ou « WMI » ; si le recensement doit aussi être relu, lancez d’abord « Objets AD ». La procédure suivante concerne les seules informations demandées par une requête dans l’Atelier et permet de régler leur réutilisation.</w:t>
       </w:r>
     </w:p>
     <w:p>
@@ -7302,7 +7795,7 @@
         <w:t xml:space="preserve">Régler la collecte.</w:t>
       </w:r>
       <w:r>
-        <w:t xml:space="preserve"> Dans « Composer la requête », dépliez « Réglages de collecte ». Commencez par 4 postes en parallèle. Le réglage propose 1, 2, 4, 6 ou 8 ; réduisez-le si le réseau ou les postes répondent mal.</w:t>
+        <w:t xml:space="preserve"> Dans « 1. Créer », dépliez « Réglages de collecte ». Commencez par 4 postes en parallèle. Le réglage propose 1, 2, 4, 6 ou 8 ; réduisez-le si le réseau ou les postes répondent mal.</w:t>
       </w:r>
     </w:p>
     <w:p>
@@ -7360,7 +7853,7 @@
           <wp:inline distT="0" distB="0" distL="0" distR="0">
             <wp:extent cx="5762625" cy="676275"/>
             <wp:effectExtent t="0" r="0" b="0" l="0"/>
-            <wp:docPr id="23" name="atelier-collecte" descr="Réglages de la collecte : parallélisme et durée de réutilisation des mesures ; données fictives" title="Figure 22"/>
+            <wp:docPr id="1" name="atelier-collecte" descr="Réglages de la collecte : parallélisme et durée de réutilisation des mesures ; données fictives" title="Figure 22"/>
             <wp:cNvGraphicFramePr>
               <a:graphicFrameLocks xmlns:a="http://schemas.openxmlformats.org/drawingml/2006/main" noChangeAspect="1"/>
             </wp:cNvGraphicFramePr>
@@ -7447,7 +7940,7 @@
         <w:keepNext w:val="false"/>
       </w:pPr>
       <w:r>
-        <w:t xml:space="preserve">La collecte lit les informations requises par la requête : présence, utilisateur console, inventaire léger ou sondes WMI. Si la recette utilise uniquement des données AD, Domenia invite à mettre à jour la base de l’OU. « Actualiser ce poste… » dans la fiche locale reste une demande d’inventaire léger sur ce seul poste. La commande « Postes (ping/WMI) » de l’OU relit le ping, la console, l’inventaire léger et les sondes des widgets configurés, indépendamment du brouillon de l’Atelier. Pour collecter seulement les informations d’une requête, utilisez la procédure sélective décrite ici.</w:t>
+        <w:t xml:space="preserve">La collecte lit les informations requises par la requête : présence, utilisateur console, inventaire léger ou sondes WMI. Si la recette utilise uniquement des données AD, Domenia invite à mettre à jour la base de l’OU. « Actualiser ce poste… » dans la fiche locale reste une demande d’inventaire léger sur ce seul poste. Les commandes « Ping » et « WMI » de l’OU relisent, l’une la présence, l’autre la console, l’inventaire léger et les sondes des widgets configurés, indépendamment du brouillon de l’Atelier. Pour collecter seulement les informations d’une requête, utilisez la procédure sélective décrite ici.</w:t>
       </w:r>
     </w:p>
     <w:p>
@@ -7464,7 +7957,7 @@
         <w:keepNext w:val="false"/>
       </w:pPr>
       <w:r>
-        <w:t xml:space="preserve">Pour relire AD sans quitter Accueil ou Rechercher, utilisez « Base locale » auprès de l’OU visée. Pour parcourir le contenu ou gérer les sauvegardes, ouvrez Outils puis Base autonome. Le choix d’OU, visible au-dessus des onglets, règle « Mise à jour » et « Données ». « Stockage » agit sur la base locale entière. Cliquez sur « Choisir une OU », sélectionnez son unité organisationnelle, puis relisez le chemin affiché. Ce choix est indépendant de Rechercher.</w:t>
+        <w:t xml:space="preserve">Pour relire AD sans quitter Accueil ou Rechercher, utilisez « Objets AD » auprès de l’OU visée. Pour parcourir le contenu ou gérer les sauvegardes, ouvrez Outils puis Base autonome. Le choix d’OU, visible au-dessus des onglets, règle « Mise à jour » et « Données ». « Stockage » agit sur la base locale entière. Cliquez sur « Choisir une OU », sélectionnez son unité organisationnelle, puis relisez le chemin affiché. Ce choix est indépendant de Rechercher.</w:t>
       </w:r>
     </w:p>
     <w:tbl>
@@ -7548,7 +8041,7 @@
       <w:tr>
         <w:trPr>
           <w:cantSplit/>
-          <w:tblHeader w:val="off"/>
+          <w:tblHeader w:val="false"/>
         </w:trPr>
         <w:tc>
           <w:tcPr>
@@ -7608,7 +8101,7 @@
       <w:tr>
         <w:trPr>
           <w:cantSplit/>
-          <w:tblHeader w:val="off"/>
+          <w:tblHeader w:val="false"/>
         </w:trPr>
         <w:tc>
           <w:tcPr>
@@ -7668,7 +8161,7 @@
       <w:tr>
         <w:trPr>
           <w:cantSplit/>
-          <w:tblHeader w:val="off"/>
+          <w:tblHeader w:val="false"/>
         </w:trPr>
         <w:tc>
           <w:tcPr>
@@ -7728,7 +8221,7 @@
       <w:tr>
         <w:trPr>
           <w:cantSplit/>
-          <w:tblHeader w:val="off"/>
+          <w:tblHeader w:val="false"/>
         </w:trPr>
         <w:tc>
           <w:tcPr>
@@ -7802,7 +8295,7 @@
           <wp:inline distT="0" distB="0" distL="0" distR="0">
             <wp:extent cx="5762625" cy="1323975"/>
             <wp:effectExtent t="0" r="0" b="0" l="0"/>
-            <wp:docPr id="24" name="base-commandes" descr="Mise à jour de la base : OU choisie et commande de relecture ciblée ; données fictives" title="Figure 23"/>
+            <wp:docPr id="1" name="base-commandes" descr="Mise à jour de la base : OU choisie et commande de relecture ciblée ; données fictives" title="Figure 23"/>
             <wp:cNvGraphicFramePr>
               <a:graphicFrameLocks xmlns:a="http://schemas.openxmlformats.org/drawingml/2006/main" noChangeAspect="1"/>
             </wp:cNvGraphicFramePr>
@@ -7897,7 +8390,7 @@
           <wp:inline distT="0" distB="0" distL="0" distR="0">
             <wp:extent cx="5762625" cy="3238500"/>
             <wp:effectExtent t="0" r="0" b="0" l="0"/>
-            <wp:docPr id="25" name="base-autonome" descr="Base autonome : onglet Données et liste des objets du périmètre ; données fictives" title="Figure 24"/>
+            <wp:docPr id="1" name="base-autonome" descr="Base autonome : onglet Données et liste des objets du périmètre ; données fictives" title="Figure 24"/>
             <wp:cNvGraphicFramePr>
               <a:graphicFrameLocks xmlns:a="http://schemas.openxmlformats.org/drawingml/2006/main" noChangeAspect="1"/>
             </wp:cNvGraphicFramePr>
@@ -8046,7 +8539,7 @@
       <w:tr>
         <w:trPr>
           <w:cantSplit/>
-          <w:tblHeader w:val="off"/>
+          <w:tblHeader w:val="false"/>
         </w:trPr>
         <w:tc>
           <w:tcPr>
@@ -8106,7 +8599,7 @@
       <w:tr>
         <w:trPr>
           <w:cantSplit/>
-          <w:tblHeader w:val="off"/>
+          <w:tblHeader w:val="false"/>
         </w:trPr>
         <w:tc>
           <w:tcPr>
@@ -8166,7 +8659,7 @@
       <w:tr>
         <w:trPr>
           <w:cantSplit/>
-          <w:tblHeader w:val="off"/>
+          <w:tblHeader w:val="false"/>
         </w:trPr>
         <w:tc>
           <w:tcPr>
@@ -8226,7 +8719,7 @@
       <w:tr>
         <w:trPr>
           <w:cantSplit/>
-          <w:tblHeader w:val="off"/>
+          <w:tblHeader w:val="false"/>
         </w:trPr>
         <w:tc>
           <w:tcPr>
@@ -8370,7 +8863,7 @@
       <w:tr>
         <w:trPr>
           <w:cantSplit/>
-          <w:tblHeader w:val="off"/>
+          <w:tblHeader w:val="false"/>
         </w:trPr>
         <w:tc>
           <w:tcPr>
@@ -8430,7 +8923,7 @@
       <w:tr>
         <w:trPr>
           <w:cantSplit/>
-          <w:tblHeader w:val="off"/>
+          <w:tblHeader w:val="false"/>
         </w:trPr>
         <w:tc>
           <w:tcPr>
@@ -8490,7 +8983,7 @@
       <w:tr>
         <w:trPr>
           <w:cantSplit/>
-          <w:tblHeader w:val="off"/>
+          <w:tblHeader w:val="false"/>
         </w:trPr>
         <w:tc>
           <w:tcPr>
@@ -8550,7 +9043,7 @@
       <w:tr>
         <w:trPr>
           <w:cantSplit/>
-          <w:tblHeader w:val="off"/>
+          <w:tblHeader w:val="false"/>
         </w:trPr>
         <w:tc>
           <w:tcPr>
@@ -8632,7 +9125,7 @@
           <wp:inline distT="0" distB="0" distL="0" distR="0">
             <wp:extent cx="5762625" cy="3143250"/>
             <wp:effectExtent t="0" r="0" b="0" l="0"/>
-            <wp:docPr id="26" name="base-stockage" descr="Stockage : emplacement, sauvegarde et maintenance locale ; données fictives" title="Figure 25"/>
+            <wp:docPr id="1" name="base-stockage" descr="Stockage : emplacement, sauvegarde et maintenance locale ; données fictives" title="Figure 25"/>
             <wp:cNvGraphicFramePr>
               <a:graphicFrameLocks xmlns:a="http://schemas.openxmlformats.org/drawingml/2006/main" noChangeAspect="1"/>
             </wp:cNvGraphicFramePr>
@@ -8782,7 +9275,7 @@
       <w:tr>
         <w:trPr>
           <w:cantSplit/>
-          <w:tblHeader w:val="off"/>
+          <w:tblHeader w:val="false"/>
         </w:trPr>
         <w:tc>
           <w:tcPr>
@@ -8842,7 +9335,7 @@
       <w:tr>
         <w:trPr>
           <w:cantSplit/>
-          <w:tblHeader w:val="off"/>
+          <w:tblHeader w:val="false"/>
         </w:trPr>
         <w:tc>
           <w:tcPr>
@@ -8894,7 +9387,7 @@
                 <w:sz w:val="19"/>
                 <w:szCs w:val="19"/>
               </w:rPr>
-              <w:t xml:space="preserve">Pour le ping et l’inventaire léger de l’OU, utilisez « Postes (ping/WMI) ». Pour une sonde précise, collectez depuis l’Atelier. Un ping récent ne rafraîchit pas un ancien inventaire.</w:t>
+              <w:t xml:space="preserve">Pour la présence de l’OU, utilisez « Ping » ; pour la console et l’inventaire léger, « WMI ». Pour une sonde précise, collectez depuis l’Atelier. Un ping récent ne rafraîchit pas un ancien inventaire.</w:t>
             </w:r>
           </w:p>
         </w:tc>
@@ -8902,7 +9395,7 @@
       <w:tr>
         <w:trPr>
           <w:cantSplit/>
-          <w:tblHeader w:val="off"/>
+          <w:tblHeader w:val="false"/>
         </w:trPr>
         <w:tc>
           <w:tcPr>
@@ -8954,7 +9447,7 @@
                 <w:sz w:val="19"/>
                 <w:szCs w:val="19"/>
               </w:rPr>
-              <w:t xml:space="preserve">Le calcul prépare l’affichage. Choisissez « Base locale », « Postes (ping/WMI) » ou « Les deux » selon la source à relire.</w:t>
+              <w:t xml:space="preserve">Le calcul prépare l’affichage. Choisissez « Objets AD », « Ping » ou « WMI » selon la source à relire.</w:t>
             </w:r>
           </w:p>
         </w:tc>
@@ -8962,7 +9455,7 @@
       <w:tr>
         <w:trPr>
           <w:cantSplit/>
-          <w:tblHeader w:val="off"/>
+          <w:tblHeader w:val="false"/>
         </w:trPr>
         <w:tc>
           <w:tcPr>
@@ -9014,7 +9507,7 @@
                 <w:sz w:val="19"/>
                 <w:szCs w:val="19"/>
               </w:rPr>
-              <w:t xml:space="preserve">Les commandes « Données de l’OU » couvrent toute l’OU et ses sous-OU. Pinger, Détecter et Analyser la liste restent limités aux lignes affichées.</w:t>
+              <w:t xml:space="preserve">Les commandes « Données de l’OU » couvrent toute l’OU et ses sous-OU. « Vérifier la liste » reste limité aux lignes affichées.</w:t>
             </w:r>
           </w:p>
         </w:tc>
@@ -9022,7 +9515,7 @@
       <w:tr>
         <w:trPr>
           <w:cantSplit/>
-          <w:tblHeader w:val="off"/>
+          <w:tblHeader w:val="false"/>
         </w:trPr>
         <w:tc>
           <w:tcPr>
@@ -9082,7 +9575,7 @@
       <w:tr>
         <w:trPr>
           <w:cantSplit/>
-          <w:tblHeader w:val="off"/>
+          <w:tblHeader w:val="false"/>
         </w:trPr>
         <w:tc>
           <w:tcPr>
@@ -9142,7 +9635,7 @@
       <w:tr>
         <w:trPr>
           <w:cantSplit/>
-          <w:tblHeader w:val="off"/>
+          <w:tblHeader w:val="false"/>
         </w:trPr>
         <w:tc>
           <w:tcPr>
@@ -9202,7 +9695,7 @@
       <w:tr>
         <w:trPr>
           <w:cantSplit/>
-          <w:tblHeader w:val="off"/>
+          <w:tblHeader w:val="false"/>
         </w:trPr>
         <w:tc>
           <w:tcPr>
@@ -9270,11 +9763,11 @@
         <w:pStyle w:val="Heading1"/>
         <w:keepNext/>
       </w:pPr>
-      <w:bookmarkStart w:name="chapitre_6" w:id="6"/>
+      <w:bookmarkStart w:name="chapitre_6" w:id="1"/>
       <w:r>
         <w:t xml:space="preserve">6 Personnaliser un tableau de bord</w:t>
       </w:r>
-      <w:bookmarkEnd w:id="6"/>
+      <w:bookmarkEnd w:id="1"/>
     </w:p>
     <w:p>
       <w:pPr>
@@ -9378,7 +9871,7 @@
         <w:t xml:space="preserve">Régler.</w:t>
       </w:r>
       <w:r>
-        <w:t xml:space="preserve"> Modifiez au besoin le « Titre », la « Représentation » (« Chiffre cle », « Jauge », « Anneau », « Barres »…), la « Taille » et la « Section ». Pour une nouvelle section, choisissez « + Nouvelle section... » et tapez son nom dans le champ qui apparaît.</w:t>
+        <w:t xml:space="preserve"> Modifiez au besoin le « Titre », la « Représentation » (« Chiffre clé », « Jauge », « Anneau », « Barres »…), la « Taille » et la « Section ». Pour une nouvelle section, choisissez « + Nouvelle section... » et tapez son nom dans le champ qui apparaît.</w:t>
       </w:r>
     </w:p>
     <w:p>
@@ -9400,7 +9893,7 @@
         <w:t xml:space="preserve">Ajouter.</w:t>
       </w:r>
       <w:r>
-        <w:t xml:space="preserve"> Cliquez sur « Ajouter » : le widget apparaît à la fin de sa section. Hors personnalisation, un widget encore sans données reste masqué et la barre affiche « Widget enregistre : il s affichera des que ses donnees seront lues. ». « Annuler » ne change rien.</w:t>
+        <w:t xml:space="preserve"> Cliquez sur « Ajouter » : le widget apparaît à la fin de sa section et la collecte de ses données manquantes part aussitôt, pour le poste sélectionné ou les postes actifs de l’OU affichée. Le widget affiche « Recherche des mesures manquantes » : les postes déjà mesurés ne sont pas contactés, puis « Collecte en cours » et son chiffre. Au-delà de 200 postes à lire, leur nombre est confirmé dans la page ; au-delà du plafond d’un relevé (500 postes par défaut), rien n’est lu. « Annuler » ne change rien.</w:t>
       </w:r>
     </w:p>
     <w:p>
@@ -9414,7 +9907,7 @@
           <wp:inline distT="0" distB="0" distL="0" distR="0">
             <wp:extent cx="5762625" cy="4486275"/>
             <wp:effectExtent t="0" r="0" b="0" l="0"/>
-            <wp:docPr id="27" name="editeur-widget" descr="Panneau « Ajouter un widget » : recherche, liste des informations, réglages à droite et aperçu du widget « Disque systeme »" title="Figure 26"/>
+            <wp:docPr id="1" name="editeur-widget" descr="Panneau « Ajouter un widget » : recherche, liste des informations, réglages à droite et aperçu du widget « Disque systeme »" title="Figure 26"/>
             <wp:cNvGraphicFramePr>
               <a:graphicFrameLocks xmlns:a="http://schemas.openxmlformats.org/drawingml/2006/main" noChangeAspect="1"/>
             </wp:cNvGraphicFramePr>
@@ -9483,7 +9976,7 @@
         <w:t xml:space="preserve">À savoir. </w:t>
       </w:r>
       <w:r>
-        <w:t xml:space="preserve">Une ligne « Requetes WMI · » interroge les postes. Sur le tableau du poste, cliquez sur « Actualiser les requetes », puis sur « Verifier les sessions » : le widget se remplit. Sur l’Accueil, ouvrez le détail de la sonde, puis collectez ses données dans l’Atelier.</w:t>
+        <w:t xml:space="preserve">Une ligne de la section « Lu sur …, à la demande · … » (le poste, ou les postes sur l’Accueil) interroge les postes. Sur le tableau du poste, cliquez sur « Actualiser les requetes », puis sur « Verifier les sessions » : le widget se remplit. Sur l’Accueil, ouvrez le détail de la sonde, puis collectez ses données dans l’Atelier.</w:t>
       </w:r>
     </w:p>
     <w:p>
@@ -9628,7 +10121,7 @@
           <wp:inline distT="0" distB="0" distL="0" distR="0">
             <wp:extent cx="5762625" cy="3305175"/>
             <wp:effectExtent t="0" r="0" b="0" l="0"/>
-            <wp:docPr id="28" name="personnaliser" descr="Tableau du poste en personnalisation : boutons ronds sur chaque widget et tuiles « Ajouter ici » au bout des sections" title="Figure 27"/>
+            <wp:docPr id="1" name="personnaliser" descr="Tableau du poste en personnalisation : boutons ronds sur chaque widget et tuiles « Ajouter ici » au bout des sections" title="Figure 27"/>
             <wp:cNvGraphicFramePr>
               <a:graphicFrameLocks xmlns:a="http://schemas.openxmlformats.org/drawingml/2006/main" noChangeAspect="1"/>
             </wp:cNvGraphicFramePr>
@@ -9750,7 +10243,7 @@
         <w:t xml:space="preserve">Revenir à la disposition d'origine.</w:t>
       </w:r>
       <w:r>
-        <w:t xml:space="preserve"> En personnalisation, cliquez sur « Par defaut ». Ce retour s'annule lui aussi avec « Annuler ».</w:t>
+        <w:t xml:space="preserve"> En personnalisation, cliquez sur « Par défaut ». Ce retour s'annule lui aussi avec « Annuler ».</w:t>
       </w:r>
     </w:p>
     <w:p>
@@ -9867,7 +10360,7 @@
       <w:tr>
         <w:trPr>
           <w:cantSplit/>
-          <w:tblHeader w:val="off"/>
+          <w:tblHeader w:val="false"/>
         </w:trPr>
         <w:tc>
           <w:tcPr>
@@ -9919,7 +10412,7 @@
                 <w:sz w:val="19"/>
                 <w:szCs w:val="19"/>
               </w:rPr>
-              <w:t xml:space="preserve">Tous les widgets ont été retirés. Cliquez sur « Ajouter un widget », ou sur « Personnaliser » puis « Par defaut ».</w:t>
+              <w:t xml:space="preserve">Tous les widgets ont été retirés. Cliquez sur « Ajouter un widget », ou sur « Personnaliser » puis « Par défaut ».</w:t>
             </w:r>
           </w:p>
         </w:tc>
@@ -9927,7 +10420,7 @@
       <w:tr>
         <w:trPr>
           <w:cantSplit/>
-          <w:tblHeader w:val="off"/>
+          <w:tblHeader w:val="false"/>
         </w:trPr>
         <w:tc>
           <w:tcPr>
@@ -9987,7 +10480,7 @@
       <w:tr>
         <w:trPr>
           <w:cantSplit/>
-          <w:tblHeader w:val="off"/>
+          <w:tblHeader w:val="false"/>
         </w:trPr>
         <w:tc>
           <w:tcPr>
@@ -10055,11 +10548,11 @@
         <w:pStyle w:val="Heading1"/>
         <w:keepNext/>
       </w:pPr>
-      <w:bookmarkStart w:name="chapitre_7" w:id="7"/>
+      <w:bookmarkStart w:name="chapitre_7" w:id="1"/>
       <w:r>
         <w:t xml:space="preserve">7 Consulter les logiciels du poste</w:t>
       </w:r>
-      <w:bookmarkEnd w:id="7"/>
+      <w:bookmarkEnd w:id="1"/>
     </w:p>
     <w:p>
       <w:pPr>
@@ -10088,7 +10581,7 @@
         <w:t xml:space="preserve">Ouvrir l'onglet.</w:t>
       </w:r>
       <w:r>
-        <w:t xml:space="preserve"> Dans « Poste », cliquez sur l'onglet « Logiciels ». La carte « Logiciels installes » s'affiche.</w:t>
+        <w:t xml:space="preserve"> Dans « Poste », cliquez sur « Détails », puis sur l'onglet « Logiciels ». La carte « Logiciels installes » s'affiche.</w:t>
       </w:r>
     </w:p>
     <w:p>
@@ -10198,7 +10691,7 @@
         <w:t xml:space="preserve">Transmettre.</w:t>
       </w:r>
       <w:r>
-        <w:t xml:space="preserve"> « Copier » copie la liste complète ; « Exporter CSV » l'enregistre dans un fichier dont le chemin s'affiche dans le « Journal de session » (« Logiciels exportes : … »).</w:t>
+        <w:t xml:space="preserve"> « Copier » copie la liste complète ; « Exporter CSV » l'enregistre dans un fichier : un bandeau de la page annonce « … lignes exportées » et propose « Ouvrir le dossier ».</w:t>
       </w:r>
     </w:p>
     <w:p>
@@ -10212,7 +10705,7 @@
           <wp:inline distT="0" distB="0" distL="0" distR="0">
             <wp:extent cx="5762625" cy="4686300"/>
             <wp:effectExtent t="0" r="0" b="0" l="0"/>
-            <wp:docPr id="29" name="logiciels" descr="Onglet Logiciels, affichage Synthèse : indicateurs et graphiques calculés sur les logiciels chargés ; données fictives" title="Figure 28"/>
+            <wp:docPr id="1" name="logiciels" descr="Onglet Logiciels, affichage Synthèse : indicateurs et graphiques calculés sur les logiciels chargés ; données fictives" title="Figure 28"/>
             <wp:cNvGraphicFramePr>
               <a:graphicFrameLocks xmlns:a="http://schemas.openxmlformats.org/drawingml/2006/main" noChangeAspect="1"/>
             </wp:cNvGraphicFramePr>
@@ -10306,8 +10799,8 @@
         </w:tblBorders>
       </w:tblPr>
       <w:tblGrid>
-        <w:gridCol w:w="3464"/>
-        <w:gridCol w:w="6174"/>
+        <w:gridCol w:w="3402"/>
+        <w:gridCol w:w="6236"/>
       </w:tblGrid>
       <w:tr>
         <w:trPr>
@@ -10316,7 +10809,7 @@
         </w:trPr>
         <w:tc>
           <w:tcPr>
-            <w:tcW w:type="dxa" w:w="3464"/>
+            <w:tcW w:type="dxa" w:w="3402"/>
             <w:shd w:fill="E3EDF9" w:color="auto" w:val="clear"/>
             <w:tcMar>
               <w:top w:type="dxa" w:w="95"/>
@@ -10344,7 +10837,7 @@
         </w:tc>
         <w:tc>
           <w:tcPr>
-            <w:tcW w:type="dxa" w:w="6174"/>
+            <w:tcW w:type="dxa" w:w="6236"/>
             <w:shd w:fill="E3EDF9" w:color="auto" w:val="clear"/>
             <w:tcMar>
               <w:top w:type="dxa" w:w="95"/>
@@ -10374,38 +10867,38 @@
       <w:tr>
         <w:trPr>
           <w:cantSplit/>
-          <w:tblHeader w:val="off"/>
+          <w:tblHeader w:val="false"/>
         </w:trPr>
         <w:tc>
           <w:tcPr>
-            <w:tcW w:type="dxa" w:w="3464"/>
-            <w:tcMar>
-              <w:top w:type="dxa" w:w="95"/>
-              <w:left w:type="dxa" w:w="120"/>
-              <w:bottom w:type="dxa" w:w="95"/>
-              <w:right w:type="dxa" w:w="120"/>
-            </w:tcMar>
-            <w:vAlign w:val="center"/>
-          </w:tcPr>
-          <w:p>
-            <w:pPr>
-              <w:spacing w:after="0"/>
-            </w:pPr>
-            <w:r>
-              <w:rPr>
-                <w:b w:val="false"/>
-                <w:bCs w:val="false"/>
-                <w:color w:val="000000"/>
-                <w:sz w:val="19"/>
-                <w:szCs w:val="19"/>
-              </w:rPr>
-              <w:t xml:space="preserve">« Selectionne un poste, puis charge la liste. »</w:t>
-            </w:r>
-          </w:p>
-        </w:tc>
-        <w:tc>
-          <w:tcPr>
-            <w:tcW w:type="dxa" w:w="6174"/>
+            <w:tcW w:type="dxa" w:w="3402"/>
+            <w:tcMar>
+              <w:top w:type="dxa" w:w="95"/>
+              <w:left w:type="dxa" w:w="120"/>
+              <w:bottom w:type="dxa" w:w="95"/>
+              <w:right w:type="dxa" w:w="120"/>
+            </w:tcMar>
+            <w:vAlign w:val="center"/>
+          </w:tcPr>
+          <w:p>
+            <w:pPr>
+              <w:spacing w:after="0"/>
+            </w:pPr>
+            <w:r>
+              <w:rPr>
+                <w:b w:val="false"/>
+                <w:bCs w:val="false"/>
+                <w:color w:val="000000"/>
+                <w:sz w:val="19"/>
+                <w:szCs w:val="19"/>
+              </w:rPr>
+              <w:t xml:space="preserve">« Sélectionnez un poste, puis chargez la liste. »</w:t>
+            </w:r>
+          </w:p>
+        </w:tc>
+        <w:tc>
+          <w:tcPr>
+            <w:tcW w:type="dxa" w:w="6236"/>
             <w:tcMar>
               <w:top w:type="dxa" w:w="95"/>
               <w:left w:type="dxa" w:w="120"/>
@@ -10434,11 +10927,11 @@
       <w:tr>
         <w:trPr>
           <w:cantSplit/>
-          <w:tblHeader w:val="off"/>
+          <w:tblHeader w:val="false"/>
         </w:trPr>
         <w:tc>
           <w:tcPr>
-            <w:tcW w:type="dxa" w:w="3464"/>
+            <w:tcW w:type="dxa" w:w="3402"/>
             <w:tcMar>
               <w:top w:type="dxa" w:w="95"/>
               <w:left w:type="dxa" w:w="120"/>
@@ -10465,28 +10958,28 @@
         </w:tc>
         <w:tc>
           <w:tcPr>
-            <w:tcW w:type="dxa" w:w="6174"/>
-            <w:tcMar>
-              <w:top w:type="dxa" w:w="95"/>
-              <w:left w:type="dxa" w:w="120"/>
-              <w:bottom w:type="dxa" w:w="95"/>
-              <w:right w:type="dxa" w:w="120"/>
-            </w:tcMar>
-            <w:vAlign w:val="center"/>
-          </w:tcPr>
-          <w:p>
-            <w:pPr>
-              <w:spacing w:after="0"/>
-            </w:pPr>
-            <w:r>
-              <w:rPr>
-                <w:b w:val="false"/>
-                <w:bCs w:val="false"/>
-                <w:color w:val="000000"/>
-                <w:sz w:val="19"/>
-                <w:szCs w:val="19"/>
-              </w:rPr>
-              <w:t xml:space="preserve">Vérifiez le poste avec « Ping ». S'il répond, prévenez l'administrateur.</w:t>
+            <w:tcW w:type="dxa" w:w="6236"/>
+            <w:tcMar>
+              <w:top w:type="dxa" w:w="95"/>
+              <w:left w:type="dxa" w:w="120"/>
+              <w:bottom w:type="dxa" w:w="95"/>
+              <w:right w:type="dxa" w:w="120"/>
+            </w:tcMar>
+            <w:vAlign w:val="center"/>
+          </w:tcPr>
+          <w:p>
+            <w:pPr>
+              <w:spacing w:after="0"/>
+            </w:pPr>
+            <w:r>
+              <w:rPr>
+                <w:b w:val="false"/>
+                <w:bCs w:val="false"/>
+                <w:color w:val="000000"/>
+                <w:sz w:val="19"/>
+                <w:szCs w:val="19"/>
+              </w:rPr>
+              <w:t xml:space="preserve">Vérifiez le poste avec « Tester la réponse ». S'il répond, prévenez l'administrateur.</w:t>
             </w:r>
           </w:p>
         </w:tc>
@@ -10494,11 +10987,11 @@
       <w:tr>
         <w:trPr>
           <w:cantSplit/>
-          <w:tblHeader w:val="off"/>
+          <w:tblHeader w:val="false"/>
         </w:trPr>
         <w:tc>
           <w:tcPr>
-            <w:tcW w:type="dxa" w:w="3464"/>
+            <w:tcW w:type="dxa" w:w="3402"/>
             <w:tcMar>
               <w:top w:type="dxa" w:w="95"/>
               <w:left w:type="dxa" w:w="120"/>
@@ -10525,7 +11018,7 @@
         </w:tc>
         <w:tc>
           <w:tcPr>
-            <w:tcW w:type="dxa" w:w="6174"/>
+            <w:tcW w:type="dxa" w:w="6236"/>
             <w:tcMar>
               <w:top w:type="dxa" w:w="95"/>
               <w:left w:type="dxa" w:w="120"/>
@@ -10554,11 +11047,11 @@
       <w:tr>
         <w:trPr>
           <w:cantSplit/>
-          <w:tblHeader w:val="off"/>
+          <w:tblHeader w:val="false"/>
         </w:trPr>
         <w:tc>
           <w:tcPr>
-            <w:tcW w:type="dxa" w:w="3464"/>
+            <w:tcW w:type="dxa" w:w="3402"/>
             <w:tcMar>
               <w:top w:type="dxa" w:w="95"/>
               <w:left w:type="dxa" w:w="120"/>
@@ -10585,7 +11078,7 @@
         </w:tc>
         <w:tc>
           <w:tcPr>
-            <w:tcW w:type="dxa" w:w="6174"/>
+            <w:tcW w:type="dxa" w:w="6236"/>
             <w:tcMar>
               <w:top w:type="dxa" w:w="95"/>
               <w:left w:type="dxa" w:w="120"/>
@@ -10622,11 +11115,11 @@
         <w:pStyle w:val="Heading1"/>
         <w:keepNext/>
       </w:pPr>
-      <w:bookmarkStart w:name="chapitre_8" w:id="8"/>
+      <w:bookmarkStart w:name="chapitre_8" w:id="1"/>
       <w:r>
         <w:t xml:space="preserve">8 En cas de problème</w:t>
       </w:r>
-      <w:bookmarkEnd w:id="8"/>
+      <w:bookmarkEnd w:id="1"/>
     </w:p>
     <w:p>
       <w:pPr>
@@ -10658,8 +11151,8 @@
         </w:tblBorders>
       </w:tblPr>
       <w:tblGrid>
-        <w:gridCol w:w="4360"/>
-        <w:gridCol w:w="5278"/>
+        <w:gridCol w:w="4113"/>
+        <w:gridCol w:w="5525"/>
       </w:tblGrid>
       <w:tr>
         <w:trPr>
@@ -10668,7 +11161,7 @@
         </w:trPr>
         <w:tc>
           <w:tcPr>
-            <w:tcW w:type="dxa" w:w="4360"/>
+            <w:tcW w:type="dxa" w:w="4113"/>
             <w:shd w:fill="E3EDF9" w:color="auto" w:val="clear"/>
             <w:tcMar>
               <w:top w:type="dxa" w:w="95"/>
@@ -10696,7 +11189,7 @@
         </w:tc>
         <w:tc>
           <w:tcPr>
-            <w:tcW w:type="dxa" w:w="5278"/>
+            <w:tcW w:type="dxa" w:w="5525"/>
             <w:shd w:fill="E3EDF9" w:color="auto" w:val="clear"/>
             <w:tcMar>
               <w:top w:type="dxa" w:w="95"/>
@@ -10726,11 +11219,11 @@
       <w:tr>
         <w:trPr>
           <w:cantSplit/>
-          <w:tblHeader w:val="off"/>
+          <w:tblHeader w:val="false"/>
         </w:trPr>
         <w:tc>
           <w:tcPr>
-            <w:tcW w:type="dxa" w:w="4360"/>
+            <w:tcW w:type="dxa" w:w="4113"/>
             <w:tcMar>
               <w:top w:type="dxa" w:w="95"/>
               <w:left w:type="dxa" w:w="120"/>
@@ -10757,7 +11250,7 @@
         </w:tc>
         <w:tc>
           <w:tcPr>
-            <w:tcW w:type="dxa" w:w="5278"/>
+            <w:tcW w:type="dxa" w:w="5525"/>
             <w:tcMar>
               <w:top w:type="dxa" w:w="95"/>
               <w:left w:type="dxa" w:w="120"/>
@@ -10786,11 +11279,11 @@
       <w:tr>
         <w:trPr>
           <w:cantSplit/>
-          <w:tblHeader w:val="off"/>
+          <w:tblHeader w:val="false"/>
         </w:trPr>
         <w:tc>
           <w:tcPr>
-            <w:tcW w:type="dxa" w:w="4360"/>
+            <w:tcW w:type="dxa" w:w="4113"/>
             <w:tcMar>
               <w:top w:type="dxa" w:w="95"/>
               <w:left w:type="dxa" w:w="120"/>
@@ -10817,7 +11310,7 @@
         </w:tc>
         <w:tc>
           <w:tcPr>
-            <w:tcW w:type="dxa" w:w="5278"/>
+            <w:tcW w:type="dxa" w:w="5525"/>
             <w:tcMar>
               <w:top w:type="dxa" w:w="95"/>
               <w:left w:type="dxa" w:w="120"/>
@@ -10846,11 +11339,11 @@
       <w:tr>
         <w:trPr>
           <w:cantSplit/>
-          <w:tblHeader w:val="off"/>
+          <w:tblHeader w:val="false"/>
         </w:trPr>
         <w:tc>
           <w:tcPr>
-            <w:tcW w:type="dxa" w:w="4360"/>
+            <w:tcW w:type="dxa" w:w="4113"/>
             <w:tcMar>
               <w:top w:type="dxa" w:w="95"/>
               <w:left w:type="dxa" w:w="120"/>
@@ -10877,7 +11370,7 @@
         </w:tc>
         <w:tc>
           <w:tcPr>
-            <w:tcW w:type="dxa" w:w="5278"/>
+            <w:tcW w:type="dxa" w:w="5525"/>
             <w:tcMar>
               <w:top w:type="dxa" w:w="95"/>
               <w:left w:type="dxa" w:w="120"/>
@@ -10906,11 +11399,11 @@
       <w:tr>
         <w:trPr>
           <w:cantSplit/>
-          <w:tblHeader w:val="off"/>
+          <w:tblHeader w:val="false"/>
         </w:trPr>
         <w:tc>
           <w:tcPr>
-            <w:tcW w:type="dxa" w:w="4360"/>
+            <w:tcW w:type="dxa" w:w="4113"/>
             <w:tcMar>
               <w:top w:type="dxa" w:w="95"/>
               <w:left w:type="dxa" w:w="120"/>
@@ -10937,7 +11430,7 @@
         </w:tc>
         <w:tc>
           <w:tcPr>
-            <w:tcW w:type="dxa" w:w="5278"/>
+            <w:tcW w:type="dxa" w:w="5525"/>
             <w:tcMar>
               <w:top w:type="dxa" w:w="95"/>
               <w:left w:type="dxa" w:w="120"/>
@@ -10966,11 +11459,11 @@
       <w:tr>
         <w:trPr>
           <w:cantSplit/>
-          <w:tblHeader w:val="off"/>
+          <w:tblHeader w:val="false"/>
         </w:trPr>
         <w:tc>
           <w:tcPr>
-            <w:tcW w:type="dxa" w:w="4360"/>
+            <w:tcW w:type="dxa" w:w="4113"/>
             <w:tcMar>
               <w:top w:type="dxa" w:w="95"/>
               <w:left w:type="dxa" w:w="120"/>
@@ -10997,7 +11490,7 @@
         </w:tc>
         <w:tc>
           <w:tcPr>
-            <w:tcW w:type="dxa" w:w="5278"/>
+            <w:tcW w:type="dxa" w:w="5525"/>
             <w:tcMar>
               <w:top w:type="dxa" w:w="95"/>
               <w:left w:type="dxa" w:w="120"/>
@@ -11026,59 +11519,59 @@
       <w:tr>
         <w:trPr>
           <w:cantSplit/>
-          <w:tblHeader w:val="off"/>
+          <w:tblHeader w:val="false"/>
         </w:trPr>
         <w:tc>
           <w:tcPr>
-            <w:tcW w:type="dxa" w:w="4360"/>
-            <w:tcMar>
-              <w:top w:type="dxa" w:w="95"/>
-              <w:left w:type="dxa" w:w="120"/>
-              <w:bottom w:type="dxa" w:w="95"/>
-              <w:right w:type="dxa" w:w="120"/>
-            </w:tcMar>
-            <w:vAlign w:val="center"/>
-          </w:tcPr>
-          <w:p>
-            <w:pPr>
-              <w:spacing w:after="0"/>
-            </w:pPr>
-            <w:r>
-              <w:rPr>
-                <w:b w:val="false"/>
-                <w:bCs w:val="false"/>
-                <w:color w:val="000000"/>
-                <w:sz w:val="19"/>
-                <w:szCs w:val="19"/>
-              </w:rPr>
-              <w:t xml:space="preserve">« le controleur de domaine ou le poste distant est indisponible. »</w:t>
-            </w:r>
-          </w:p>
-        </w:tc>
-        <w:tc>
-          <w:tcPr>
-            <w:tcW w:type="dxa" w:w="5278"/>
-            <w:tcMar>
-              <w:top w:type="dxa" w:w="95"/>
-              <w:left w:type="dxa" w:w="120"/>
-              <w:bottom w:type="dxa" w:w="95"/>
-              <w:right w:type="dxa" w:w="120"/>
-            </w:tcMar>
-            <w:vAlign w:val="center"/>
-          </w:tcPr>
-          <w:p>
-            <w:pPr>
-              <w:spacing w:after="0"/>
-            </w:pPr>
-            <w:r>
-              <w:rPr>
-                <w:b w:val="false"/>
-                <w:bCs w:val="false"/>
-                <w:color w:val="000000"/>
-                <w:sz w:val="19"/>
-                <w:szCs w:val="19"/>
-              </w:rPr>
-              <w:t xml:space="preserve">Vérifiez avec « Ping » que le poste est allumé et sur le réseau.</w:t>
+            <w:tcW w:type="dxa" w:w="4113"/>
+            <w:tcMar>
+              <w:top w:type="dxa" w:w="95"/>
+              <w:left w:type="dxa" w:w="120"/>
+              <w:bottom w:type="dxa" w:w="95"/>
+              <w:right w:type="dxa" w:w="120"/>
+            </w:tcMar>
+            <w:vAlign w:val="center"/>
+          </w:tcPr>
+          <w:p>
+            <w:pPr>
+              <w:spacing w:after="0"/>
+            </w:pPr>
+            <w:r>
+              <w:rPr>
+                <w:b w:val="false"/>
+                <w:bCs w:val="false"/>
+                <w:color w:val="000000"/>
+                <w:sz w:val="19"/>
+                <w:szCs w:val="19"/>
+              </w:rPr>
+              <w:t xml:space="preserve">« le controleur de domaine ou le poste distant est indisponible. »</w:t>
+            </w:r>
+          </w:p>
+        </w:tc>
+        <w:tc>
+          <w:tcPr>
+            <w:tcW w:type="dxa" w:w="5525"/>
+            <w:tcMar>
+              <w:top w:type="dxa" w:w="95"/>
+              <w:left w:type="dxa" w:w="120"/>
+              <w:bottom w:type="dxa" w:w="95"/>
+              <w:right w:type="dxa" w:w="120"/>
+            </w:tcMar>
+            <w:vAlign w:val="center"/>
+          </w:tcPr>
+          <w:p>
+            <w:pPr>
+              <w:spacing w:after="0"/>
+            </w:pPr>
+            <w:r>
+              <w:rPr>
+                <w:b w:val="false"/>
+                <w:bCs w:val="false"/>
+                <w:color w:val="000000"/>
+                <w:sz w:val="19"/>
+                <w:szCs w:val="19"/>
+              </w:rPr>
+              <w:t xml:space="preserve">Vérifiez avec « Tester la réponse » que le poste est allumé et sur le réseau.</w:t>
             </w:r>
           </w:p>
         </w:tc>
@@ -11086,59 +11579,59 @@
       <w:tr>
         <w:trPr>
           <w:cantSplit/>
-          <w:tblHeader w:val="off"/>
+          <w:tblHeader w:val="false"/>
         </w:trPr>
         <w:tc>
           <w:tcPr>
-            <w:tcW w:type="dxa" w:w="4360"/>
-            <w:tcMar>
-              <w:top w:type="dxa" w:w="95"/>
-              <w:left w:type="dxa" w:w="120"/>
-              <w:bottom w:type="dxa" w:w="95"/>
-              <w:right w:type="dxa" w:w="120"/>
-            </w:tcMar>
-            <w:vAlign w:val="center"/>
-          </w:tcPr>
-          <w:p>
-            <w:pPr>
-              <w:spacing w:after="0"/>
-            </w:pPr>
-            <w:r>
-              <w:rPr>
-                <w:b w:val="false"/>
-                <w:bCs w:val="false"/>
-                <w:color w:val="000000"/>
-                <w:sz w:val="19"/>
-                <w:szCs w:val="19"/>
-              </w:rPr>
-              <w:t xml:space="preserve">« En memoire uniquement : » sur la ligne d'état, sous « Pinger la liste » et « Détecter la liste »</w:t>
-            </w:r>
-          </w:p>
-        </w:tc>
-        <w:tc>
-          <w:tcPr>
-            <w:tcW w:type="dxa" w:w="5278"/>
-            <w:tcMar>
-              <w:top w:type="dxa" w:w="95"/>
-              <w:left w:type="dxa" w:w="120"/>
-              <w:bottom w:type="dxa" w:w="95"/>
-              <w:right w:type="dxa" w:w="120"/>
-            </w:tcMar>
-            <w:vAlign w:val="center"/>
-          </w:tcPr>
-          <w:p>
-            <w:pPr>
-              <w:spacing w:after="0"/>
-            </w:pPr>
-            <w:r>
-              <w:rPr>
-                <w:b w:val="false"/>
-                <w:bCs w:val="false"/>
-                <w:color w:val="000000"/>
-                <w:sz w:val="19"/>
-                <w:szCs w:val="19"/>
-              </w:rPr>
-              <w:t xml:space="preserve">Les observations ne sont plus enregistrées. Prévenez l'administrateur.</w:t>
+            <w:tcW w:type="dxa" w:w="4113"/>
+            <w:tcMar>
+              <w:top w:type="dxa" w:w="95"/>
+              <w:left w:type="dxa" w:w="120"/>
+              <w:bottom w:type="dxa" w:w="95"/>
+              <w:right w:type="dxa" w:w="120"/>
+            </w:tcMar>
+            <w:vAlign w:val="center"/>
+          </w:tcPr>
+          <w:p>
+            <w:pPr>
+              <w:spacing w:after="0"/>
+            </w:pPr>
+            <w:r>
+              <w:rPr>
+                <w:b w:val="false"/>
+                <w:bCs w:val="false"/>
+                <w:color w:val="000000"/>
+                <w:sz w:val="19"/>
+                <w:szCs w:val="19"/>
+              </w:rPr>
+              <w:t xml:space="preserve">« En memoire uniquement : » ou « En mémoire uniquement : » sur la ligne d'état, sous « Vérifier la liste »</w:t>
+            </w:r>
+          </w:p>
+        </w:tc>
+        <w:tc>
+          <w:tcPr>
+            <w:tcW w:type="dxa" w:w="5525"/>
+            <w:tcMar>
+              <w:top w:type="dxa" w:w="95"/>
+              <w:left w:type="dxa" w:w="120"/>
+              <w:bottom w:type="dxa" w:w="95"/>
+              <w:right w:type="dxa" w:w="120"/>
+            </w:tcMar>
+            <w:vAlign w:val="center"/>
+          </w:tcPr>
+          <w:p>
+            <w:pPr>
+              <w:spacing w:after="0"/>
+            </w:pPr>
+            <w:r>
+              <w:rPr>
+                <w:b w:val="false"/>
+                <w:bCs w:val="false"/>
+                <w:color w:val="000000"/>
+                <w:sz w:val="19"/>
+                <w:szCs w:val="19"/>
+              </w:rPr>
+              <w:t xml:space="preserve">Les observations ne sont plus enregistrées. Après des échecs d'enregistrement, « Reprendre les sauvegardes » (Base autonome, onglet Stockage) relance l'enregistrement ; sinon prévenez l'administrateur.</w:t>
             </w:r>
           </w:p>
         </w:tc>
@@ -11146,11 +11639,11 @@
       <w:tr>
         <w:trPr>
           <w:cantSplit/>
-          <w:tblHeader w:val="off"/>
+          <w:tblHeader w:val="false"/>
         </w:trPr>
         <w:tc>
           <w:tcPr>
-            <w:tcW w:type="dxa" w:w="4360"/>
+            <w:tcW w:type="dxa" w:w="4113"/>
             <w:tcMar>
               <w:top w:type="dxa" w:w="95"/>
               <w:left w:type="dxa" w:w="120"/>
@@ -11177,7 +11670,7 @@
         </w:tc>
         <w:tc>
           <w:tcPr>
-            <w:tcW w:type="dxa" w:w="5278"/>
+            <w:tcW w:type="dxa" w:w="5525"/>
             <w:tcMar>
               <w:top w:type="dxa" w:w="95"/>
               <w:left w:type="dxa" w:w="120"/>
@@ -11237,7 +11730,7 @@
           <wp:inline distT="0" distB="0" distL="0" distR="0">
             <wp:extent cx="5762625" cy="2790825"/>
             <wp:effectExtent t="0" r="0" b="0" l="0"/>
-            <wp:docPr id="30" name="etat-moteur" descr="Panneau des opérations et santé du moteur ; valeurs de démonstration" title="Figure 29"/>
+            <wp:docPr id="1" name="etat-moteur" descr="Panneau des opérations et santé du moteur ; valeurs de démonstration" title="Figure 29"/>
             <wp:cNvGraphicFramePr>
               <a:graphicFrameLocks xmlns:a="http://schemas.openxmlformats.org/drawingml/2006/main" noChangeAspect="1"/>
             </wp:cNvGraphicFramePr>
@@ -11355,7 +11848,7 @@
         </w:numPr>
       </w:pPr>
       <w:r>
-        <w:t xml:space="preserve">pour un poste, le rapport de l'onglet « Diagnostic » : « Lancer le diagnostic », puis « Copier le rapport » ;</w:t>
+        <w:t xml:space="preserve">pour un poste, le rapport de la vue « Diagnostic » : « Lancer le diagnostic », puis « Copier le rapport » ;</w:t>
       </w:r>
     </w:p>
     <w:p>
@@ -11387,11 +11880,11 @@
         <w:pStyle w:val="Heading1"/>
         <w:keepNext/>
       </w:pPr>
-      <w:bookmarkStart w:name="chapitre_9" w:id="9"/>
+      <w:bookmarkStart w:name="chapitre_9" w:id="1"/>
       <w:r>
         <w:t xml:space="preserve">9 Repères</w:t>
       </w:r>
-      <w:bookmarkEnd w:id="9"/>
+      <w:bookmarkEnd w:id="1"/>
     </w:p>
     <w:p>
       <w:pPr>
@@ -11437,7 +11930,7 @@
         <w:t xml:space="preserve">Bandeau</w:t>
       </w:r>
       <w:r>
-        <w:t xml:space="preserve"> : barre « Personne, poste ou groupe, dans tout le domaine… » avec sa loupe, ✕ pour la vider et l'indication « Ctrl K » pour la palette des actions ; boutons-icônes « Accès » et « Opérations » (pastille au-dessus de zéro), thème (l'icône montre le thème obtenu), « ? » pour l'aide. Les flèches Précédent et Suivant sont à gauche du titre de la page.</w:t>
+        <w:t xml:space="preserve"> : barre « Personne, poste ou groupe, dans tout le domaine… » avec sa loupe, ✕ pour la vider et l'indication « Ctrl K » pour la palette des actions ; boutons-icônes « Accès » et « Opérations » (pastille au-dessus de zéro), thème (l'icône montre le thème obtenu ; clic droit : « Clair », « Sombre » ou « Automatique (suit Windows) »), « ? » pour l'aide. Les flèches Précédent et Suivant sont à gauche du titre de la page.</w:t>
       </w:r>
     </w:p>
     <w:p>
@@ -11475,7 +11968,7 @@
         <w:t xml:space="preserve">Aide</w:t>
       </w:r>
       <w:r>
-        <w:t xml:space="preserve"> : « ? » ouvre l'« Aide contextuelle » à droite. Survolez un contrôle, ou passez dessus avec Tab, pour lire son rôle.</w:t>
+        <w:t xml:space="preserve"> : « ? » ouvre l'« Aide contextuelle » à droite ; elle est fermée au premier démarrage et une pastille signale alors « ? ». En tête, « À quoi sert cet élément ? » : survolez un contrôle, ou passez dessus avec Tab, pour lire son rôle. Dessous, le chapitre de ce guide qui décrit la page affichée ; « Ouvrir le guide » ouvre le PDF s'il a été placé dans un dossier DOC à côté de Domenia.</w:t>
       </w:r>
     </w:p>
     <w:p>
@@ -11618,7 +12111,7 @@
       <w:tr>
         <w:trPr>
           <w:cantSplit/>
-          <w:tblHeader w:val="off"/>
+          <w:tblHeader w:val="false"/>
         </w:trPr>
         <w:tc>
           <w:tcPr>
@@ -11678,7 +12171,7 @@
       <w:tr>
         <w:trPr>
           <w:cantSplit/>
-          <w:tblHeader w:val="off"/>
+          <w:tblHeader w:val="false"/>
         </w:trPr>
         <w:tc>
           <w:tcPr>
@@ -11738,7 +12231,7 @@
       <w:tr>
         <w:trPr>
           <w:cantSplit/>
-          <w:tblHeader w:val="off"/>
+          <w:tblHeader w:val="false"/>
         </w:trPr>
         <w:tc>
           <w:tcPr>
@@ -11798,7 +12291,7 @@
       <w:tr>
         <w:trPr>
           <w:cantSplit/>
-          <w:tblHeader w:val="off"/>
+          <w:tblHeader w:val="false"/>
         </w:trPr>
         <w:tc>
           <w:tcPr>
@@ -11858,7 +12351,7 @@
       <w:tr>
         <w:trPr>
           <w:cantSplit/>
-          <w:tblHeader w:val="off"/>
+          <w:tblHeader w:val="false"/>
         </w:trPr>
         <w:tc>
           <w:tcPr>
@@ -11918,7 +12411,7 @@
       <w:tr>
         <w:trPr>
           <w:cantSplit/>
-          <w:tblHeader w:val="off"/>
+          <w:tblHeader w:val="false"/>
         </w:trPr>
         <w:tc>
           <w:tcPr>
@@ -11978,7 +12471,7 @@
       <w:tr>
         <w:trPr>
           <w:cantSplit/>
-          <w:tblHeader w:val="off"/>
+          <w:tblHeader w:val="false"/>
         </w:trPr>
         <w:tc>
           <w:tcPr>
@@ -12083,7 +12576,7 @@
         </w:numPr>
       </w:pPr>
       <w:r>
-        <w:t xml:space="preserve">Vérifiez que le poste répond (« Ping ») avant d'ouvrir C$ ou une console.</w:t>
+        <w:t xml:space="preserve">Vérifiez que le poste répond (« Tester la réponse ») avant d'ouvrir le disque C ou une console.</w:t>
       </w:r>
     </w:p>
     <w:p>
@@ -12103,11 +12596,11 @@
         <w:pStyle w:val="Heading1"/>
         <w:keepNext/>
       </w:pPr>
-      <w:bookmarkStart w:name="chapitre_10" w:id="10"/>
+      <w:bookmarkStart w:name="chapitre_10" w:id="1"/>
       <w:r>
         <w:t xml:space="preserve">10 Mots à connaître</w:t>
       </w:r>
-      <w:bookmarkEnd w:id="10"/>
+      <w:bookmarkEnd w:id="1"/>
     </w:p>
     <w:tbl>
       <w:tblPr>
@@ -12190,7 +12683,7 @@
       <w:tr>
         <w:trPr>
           <w:cantSplit/>
-          <w:tblHeader w:val="off"/>
+          <w:tblHeader w:val="false"/>
         </w:trPr>
         <w:tc>
           <w:tcPr>
@@ -12250,7 +12743,7 @@
       <w:tr>
         <w:trPr>
           <w:cantSplit/>
-          <w:tblHeader w:val="off"/>
+          <w:tblHeader w:val="false"/>
         </w:trPr>
         <w:tc>
           <w:tcPr>
@@ -12310,7 +12803,7 @@
       <w:tr>
         <w:trPr>
           <w:cantSplit/>
-          <w:tblHeader w:val="off"/>
+          <w:tblHeader w:val="false"/>
         </w:trPr>
         <w:tc>
           <w:tcPr>
@@ -12370,7 +12863,7 @@
       <w:tr>
         <w:trPr>
           <w:cantSplit/>
-          <w:tblHeader w:val="off"/>
+          <w:tblHeader w:val="false"/>
         </w:trPr>
         <w:tc>
           <w:tcPr>
@@ -12422,7 +12915,7 @@
                 <w:sz w:val="19"/>
                 <w:szCs w:val="19"/>
               </w:rPr>
-              <w:t xml:space="preserve">Copie locale de l’annuaire, gardée par Domenia ; « Base locale » la met à jour pour l’OU. Outils permet aussi de la parcourir et de la sauvegarder.</w:t>
+              <w:t xml:space="preserve">Copie locale de l’annuaire, gardée par Domenia ; « Objets AD » la met à jour pour l’OU. Outils permet aussi de la parcourir et de la sauvegarder.</w:t>
             </w:r>
           </w:p>
         </w:tc>
@@ -12430,7 +12923,7 @@
       <w:tr>
         <w:trPr>
           <w:cantSplit/>
-          <w:tblHeader w:val="off"/>
+          <w:tblHeader w:val="false"/>
         </w:trPr>
         <w:tc>
           <w:tcPr>
@@ -12490,7 +12983,7 @@
       <w:tr>
         <w:trPr>
           <w:cantSplit/>
-          <w:tblHeader w:val="off"/>
+          <w:tblHeader w:val="false"/>
         </w:trPr>
         <w:tc>
           <w:tcPr>
@@ -12550,7 +13043,7 @@
       <w:tr>
         <w:trPr>
           <w:cantSplit/>
-          <w:tblHeader w:val="off"/>
+          <w:tblHeader w:val="false"/>
         </w:trPr>
         <w:tc>
           <w:tcPr>
@@ -12610,7 +13103,7 @@
       <w:tr>
         <w:trPr>
           <w:cantSplit/>
-          <w:tblHeader w:val="off"/>
+          <w:tblHeader w:val="false"/>
         </w:trPr>
         <w:tc>
           <w:tcPr>
@@ -12670,7 +13163,7 @@
       <w:tr>
         <w:trPr>
           <w:cantSplit/>
-          <w:tblHeader w:val="off"/>
+          <w:tblHeader w:val="false"/>
         </w:trPr>
         <w:tc>
           <w:tcPr>
@@ -12730,7 +13223,7 @@
       <w:tr>
         <w:trPr>
           <w:cantSplit/>
-          <w:tblHeader w:val="off"/>
+          <w:tblHeader w:val="false"/>
         </w:trPr>
         <w:tc>
           <w:tcPr>
@@ -12790,7 +13283,7 @@
       <w:tr>
         <w:trPr>
           <w:cantSplit/>
-          <w:tblHeader w:val="off"/>
+          <w:tblHeader w:val="false"/>
         </w:trPr>
         <w:tc>
           <w:tcPr>
@@ -12871,10 +13364,10 @@
       </w:r>
     </w:p>
     <w:sectPr>
-      <w:headerReference w:type="default" r:id="rId6"/>
-      <w:headerReference w:type="first" r:id="rId7"/>
-      <w:footerReference w:type="default" r:id="rId8"/>
-      <w:footerReference w:type="first" r:id="rId9"/>
+      <w:headerReference w:type="default" r:id="rId7"/>
+      <w:headerReference w:type="first" r:id="rId8"/>
+      <w:footerReference w:type="default" r:id="rId9"/>
+      <w:footerReference w:type="first" r:id="rId10"/>
       <w:pgSz w:w="11906" w:h="16838" w:orient="portrait"/>
       <w:pgMar w:top="1134" w:right="1134" w:bottom="1134" w:left="1134" w:header="567" w:footer="567" w:gutter="0"/>
       <w:pgNumType/>
@@ -12883,6 +13376,10 @@
     </w:sectPr>
   </w:body>
 </w:document>
+</file>
+
+<file path=word/comments.xml><?xml version="1.0" encoding="utf-8"?>
+<w:comments xmlns:cx="http://schemas.microsoft.com/office/drawing/2014/chartex" xmlns:cx1="http://schemas.microsoft.com/office/drawing/2015/9/8/chartex" xmlns:cx2="http://schemas.microsoft.com/office/drawing/2015/10/21/chartex" xmlns:cx3="http://schemas.microsoft.com/office/drawing/2016/5/9/chartex" xmlns:cx4="http://schemas.microsoft.com/office/drawing/2016/5/10/chartex" xmlns:cx5="http://schemas.microsoft.com/office/drawing/2016/5/11/chartex" xmlns:cx6="http://schemas.microsoft.com/office/drawing/2016/5/12/chartex" xmlns:cx7="http://schemas.microsoft.com/office/drawing/2016/5/13/chartex" xmlns:cx8="http://schemas.microsoft.com/office/drawing/2016/5/14/chartex" xmlns:mc="http://schemas.openxmlformats.org/markup-compatibility/2006" xmlns:aink="http://schemas.microsoft.com/office/drawing/2016/ink" xmlns:am3d="http://schemas.microsoft.com/office/drawing/2017/model3d" xmlns:o="urn:schemas-microsoft-com:office:office" xmlns:r="http://schemas.openxmlformats.org/officeDocument/2006/relationships" xmlns:m="http://schemas.openxmlformats.org/officeDocument/2006/math" xmlns:v="urn:schemas-microsoft-com:vml" xmlns:wp14="http://schemas.microsoft.com/office/word/2010/wordprocessingDrawing" xmlns:wp="http://schemas.openxmlformats.org/drawingml/2006/wordprocessingDrawing" xmlns:w10="urn:schemas-microsoft-com:office:word" xmlns:w="http://schemas.openxmlformats.org/wordprocessingml/2006/main" xmlns:w14="http://schemas.microsoft.com/office/word/2010/wordml" xmlns:w15="http://schemas.microsoft.com/office/word/2012/wordml" xmlns:w16cex="http://schemas.microsoft.com/office/word/2018/wordml/cex" xmlns:w16cid="http://schemas.microsoft.com/office/word/2016/wordml/cid" xmlns:w16="http://schemas.microsoft.com/office/word/2018/wordml" xmlns:w16sdtdh="http://schemas.microsoft.com/office/word/2020/wordml/sdtdatahash" xmlns:w16se="http://schemas.microsoft.com/office/word/2015/wordml/symex" xmlns:wpg="http://schemas.microsoft.com/office/word/2010/wordprocessingGroup" xmlns:wpi="http://schemas.microsoft.com/office/word/2010/wordprocessingInk" xmlns:wne="http://schemas.microsoft.com/office/word/2006/wordml" xmlns:wps="http://schemas.microsoft.com/office/word/2010/wordprocessingShape"/>
 </file>
 
 <file path=word/endnotes.xml><?xml version="1.0" encoding="utf-8"?>
@@ -13033,7 +13530,7 @@
 <w:numbering xmlns:wpc="http://schemas.microsoft.com/office/word/2010/wordprocessingCanvas" xmlns:mc="http://schemas.openxmlformats.org/markup-compatibility/2006" xmlns:o="urn:schemas-microsoft-com:office:office" xmlns:r="http://schemas.openxmlformats.org/officeDocument/2006/relationships" xmlns:m="http://schemas.openxmlformats.org/officeDocument/2006/math" xmlns:v="urn:schemas-microsoft-com:vml" xmlns:wp14="http://schemas.microsoft.com/office/word/2010/wordprocessingDrawing" xmlns:wp="http://schemas.openxmlformats.org/drawingml/2006/wordprocessingDrawing" xmlns:w10="urn:schemas-microsoft-com:office:word" xmlns:w="http://schemas.openxmlformats.org/wordprocessingml/2006/main" xmlns:w14="http://schemas.microsoft.com/office/word/2010/wordml" xmlns:w15="http://schemas.microsoft.com/office/word/2012/wordml" xmlns:wpg="http://schemas.microsoft.com/office/word/2010/wordprocessingGroup" xmlns:wpi="http://schemas.microsoft.com/office/word/2010/wordprocessingInk" xmlns:wne="http://schemas.microsoft.com/office/word/2006/wordml" xmlns:wps="http://schemas.microsoft.com/office/word/2010/wordprocessingShape" mc:Ignorable="w14 w15 wp14">
   <w:abstractNum w:abstractNumId="1" w15:restartNumberingAfterBreak="0">
     <w:multiLevelType w:val="hybridMultilevel"/>
-    <w:lvl w:ilvl="0" w:tentative="1">
+    <w:lvl w:ilvl="0" w15:tentative="1">
       <w:start w:val="1"/>
       <w:numFmt w:val="bullet"/>
       <w:lvlText w:val="●"/>
@@ -13042,7 +13539,7 @@
         <w:ind w:left="720" w:hanging="360"/>
       </w:pPr>
     </w:lvl>
-    <w:lvl w:ilvl="1" w:tentative="1">
+    <w:lvl w:ilvl="1" w15:tentative="1">
       <w:start w:val="1"/>
       <w:numFmt w:val="bullet"/>
       <w:lvlText w:val="○"/>
@@ -13051,7 +13548,7 @@
         <w:ind w:left="1440" w:hanging="360"/>
       </w:pPr>
     </w:lvl>
-    <w:lvl w:ilvl="2" w:tentative="1">
+    <w:lvl w:ilvl="2" w15:tentative="1">
       <w:start w:val="1"/>
       <w:numFmt w:val="bullet"/>
       <w:lvlText w:val="■"/>
@@ -13060,7 +13557,7 @@
         <w:ind w:left="2160" w:hanging="360"/>
       </w:pPr>
     </w:lvl>
-    <w:lvl w:ilvl="3" w:tentative="1">
+    <w:lvl w:ilvl="3" w15:tentative="1">
       <w:start w:val="1"/>
       <w:numFmt w:val="bullet"/>
       <w:lvlText w:val="●"/>
@@ -13069,7 +13566,7 @@
         <w:ind w:left="2880" w:hanging="360"/>
       </w:pPr>
     </w:lvl>
-    <w:lvl w:ilvl="4" w:tentative="1">
+    <w:lvl w:ilvl="4" w15:tentative="1">
       <w:start w:val="1"/>
       <w:numFmt w:val="bullet"/>
       <w:lvlText w:val="○"/>
@@ -13078,7 +13575,7 @@
         <w:ind w:left="3600" w:hanging="360"/>
       </w:pPr>
     </w:lvl>
-    <w:lvl w:ilvl="5" w:tentative="1">
+    <w:lvl w:ilvl="5" w15:tentative="1">
       <w:start w:val="1"/>
       <w:numFmt w:val="bullet"/>
       <w:lvlText w:val="■"/>
@@ -13087,7 +13584,7 @@
         <w:ind w:left="4320" w:hanging="360"/>
       </w:pPr>
     </w:lvl>
-    <w:lvl w:ilvl="6" w:tentative="1">
+    <w:lvl w:ilvl="6" w15:tentative="1">
       <w:start w:val="1"/>
       <w:numFmt w:val="bullet"/>
       <w:lvlText w:val="●"/>
@@ -13096,7 +13593,7 @@
         <w:ind w:left="5040" w:hanging="360"/>
       </w:pPr>
     </w:lvl>
-    <w:lvl w:ilvl="7" w:tentative="1">
+    <w:lvl w:ilvl="7" w15:tentative="1">
       <w:start w:val="1"/>
       <w:numFmt w:val="bullet"/>
       <w:lvlText w:val="●"/>
@@ -13105,7 +13602,7 @@
         <w:ind w:left="5760" w:hanging="360"/>
       </w:pPr>
     </w:lvl>
-    <w:lvl w:ilvl="8" w:tentative="1">
+    <w:lvl w:ilvl="8" w15:tentative="1">
       <w:start w:val="1"/>
       <w:numFmt w:val="bullet"/>
       <w:lvlText w:val="●"/>
@@ -13117,7 +13614,7 @@
   </w:abstractNum>
   <w:abstractNum w:abstractNumId="2" w15:restartNumberingAfterBreak="0">
     <w:multiLevelType w:val="hybridMultilevel"/>
-    <w:lvl w:ilvl="0" w:tentative="1">
+    <w:lvl w:ilvl="0" w15:tentative="1">
       <w:start w:val="1"/>
       <w:numFmt w:val="bullet"/>
       <w:lvlText w:val="•"/>
@@ -13163,24 +13660,37 @@
       </w:pPr>
     </w:pPrDefault>
   </w:docDefaults>
-  <w:style w:type="paragraph" w:styleId="Normal" w:default="1">
-    <w:name w:val="Normal"/>
+  <w:style w:type="paragraph" w:styleId="Title">
+    <w:name w:val="Title"/>
+    <w:basedOn w:val="Normal"/>
+    <w:next w:val="Normal"/>
     <w:qFormat/>
+    <w:rPr>
+      <w:sz w:val="56"/>
+      <w:szCs w:val="56"/>
+    </w:rPr>
   </w:style>
-  <w:style w:type="table" w:styleId="TableNormal" w:default="true">
-    <w:name w:val="Normal Table"/>
-    <w:uiPriority w:val="99"/>
-    <w:semiHidden/>
-    <w:unhideWhenUsed/>
-    <w:tblPr>
-      <w:tblInd w:type="dxa" w:w="0"/>
-      <w:tblCellMar>
-        <w:top w:type="dxa" w:w="0"/>
-        <w:left w:type="dxa" w:w="108"/>
-        <w:bottom w:type="dxa" w:w="0"/>
-        <w:right w:type="dxa" w:w="108"/>
-      </w:tblCellMar>
-    </w:tblPr>
+  <w:style w:type="paragraph" w:styleId="Heading1">
+    <w:name w:val="Heading 1"/>
+    <w:basedOn w:val="Normal"/>
+    <w:next w:val="Normal"/>
+    <w:qFormat/>
+    <w:rPr>
+      <w:color w:val="2E74B5"/>
+      <w:sz w:val="32"/>
+      <w:szCs w:val="32"/>
+    </w:rPr>
+  </w:style>
+  <w:style w:type="paragraph" w:styleId="Heading2">
+    <w:name w:val="Heading 2"/>
+    <w:basedOn w:val="Normal"/>
+    <w:next w:val="Normal"/>
+    <w:qFormat/>
+    <w:rPr>
+      <w:color w:val="2E74B5"/>
+      <w:sz w:val="26"/>
+      <w:szCs w:val="26"/>
+    </w:rPr>
   </w:style>
   <w:style w:type="paragraph" w:styleId="Heading3">
     <w:name w:val="Heading 3"/>
@@ -13236,6 +13746,16 @@
     <w:name w:val="List Paragraph"/>
     <w:basedOn w:val="Normal"/>
     <w:qFormat/>
+  </w:style>
+  <w:style w:type="character" w:styleId="Hyperlink">
+    <w:name w:val="Hyperlink"/>
+    <w:basedOn w:val="DefaultParagraphFont"/>
+    <w:uiPriority w:val="99"/>
+    <w:unhideWhenUsed/>
+    <w:rPr>
+      <w:color w:val="0563C1"/>
+      <w:u w:val="single"/>
+    </w:rPr>
   </w:style>
   <w:style w:type="character" w:styleId="FootnoteReference">
     <w:name w:val="footnote reference"/>
@@ -13371,294 +13891,4 @@
     </w:rPr>
   </w:style>
 </w:styles>
-</file>
-
-<file path=word/theme/theme1.xml><?xml version="1.0" encoding="utf-8"?>
-<a:theme xmlns:a="http://schemas.openxmlformats.org/drawingml/2006/main" name="Office Theme">
-  <a:themeElements>
-    <a:clrScheme name="Office">
-      <a:dk1>
-        <a:sysClr val="windowText" lastClr="000000"/>
-      </a:dk1>
-      <a:lt1>
-        <a:sysClr val="window" lastClr="FFFFFF"/>
-      </a:lt1>
-      <a:dk2>
-        <a:srgbClr val="44546A"/>
-      </a:dk2>
-      <a:lt2>
-        <a:srgbClr val="E7E6E6"/>
-      </a:lt2>
-      <a:accent1>
-        <a:srgbClr val="4472C4"/>
-      </a:accent1>
-      <a:accent2>
-        <a:srgbClr val="ED7D31"/>
-      </a:accent2>
-      <a:accent3>
-        <a:srgbClr val="A5A5A5"/>
-      </a:accent3>
-      <a:accent4>
-        <a:srgbClr val="FFC000"/>
-      </a:accent4>
-      <a:accent5>
-        <a:srgbClr val="5B9BD5"/>
-      </a:accent5>
-      <a:accent6>
-        <a:srgbClr val="70AD47"/>
-      </a:accent6>
-      <a:hlink>
-        <a:srgbClr val="0563C1"/>
-      </a:hlink>
-      <a:folHlink>
-        <a:srgbClr val="954F72"/>
-      </a:folHlink>
-    </a:clrScheme>
-    <a:fontScheme name="Office">
-      <a:majorFont>
-        <a:latin typeface="Calibri Light" panose="020F0302020204030204"/>
-        <a:ea typeface=""/>
-        <a:cs typeface=""/>
-        <a:font script="Jpan" typeface="游ゴシック Light"/>
-        <a:font script="Hang" typeface="맑은 고딕"/>
-        <a:font script="Hans" typeface="等线 Light"/>
-        <a:font script="Hant" typeface="新細明體"/>
-        <a:font script="Arab" typeface="Times New Roman"/>
-        <a:font script="Hebr" typeface="Times New Roman"/>
-        <a:font script="Thai" typeface="Angsana New"/>
-        <a:font script="Ethi" typeface="Nyala"/>
-        <a:font script="Beng" typeface="Vrinda"/>
-        <a:font script="Gujr" typeface="Shruti"/>
-        <a:font script="Khmr" typeface="MoolBoran"/>
-        <a:font script="Knda" typeface="Tunga"/>
-        <a:font script="Guru" typeface="Raavi"/>
-        <a:font script="Cans" typeface="Euphemia"/>
-        <a:font script="Cher" typeface="Plantagenet Cherokee"/>
-        <a:font script="Yiii" typeface="Microsoft Yi Baiti"/>
-        <a:font script="Tibt" typeface="Microsoft Himalaya"/>
-        <a:font script="Thaa" typeface="MV Boli"/>
-        <a:font script="Deva" typeface="Mangal"/>
-        <a:font script="Telu" typeface="Gautami"/>
-        <a:font script="Taml" typeface="Latha"/>
-        <a:font script="Syrc" typeface="Estrangelo Edessa"/>
-        <a:font script="Orya" typeface="Kalinga"/>
-        <a:font script="Mlym" typeface="Kartika"/>
-        <a:font script="Laoo" typeface="DokChampa"/>
-        <a:font script="Sinh" typeface="Iskoola Pota"/>
-        <a:font script="Mong" typeface="Mongolian Baiti"/>
-        <a:font script="Viet" typeface="Times New Roman"/>
-        <a:font script="Uigh" typeface="Microsoft Uighur"/>
-        <a:font script="Geor" typeface="Sylfaen"/>
-        <a:font script="Armn" typeface="Arial"/>
-        <a:font script="Bugi" typeface="Leelawadee UI"/>
-        <a:font script="Bopo" typeface="Microsoft JhengHei"/>
-        <a:font script="Java" typeface="Javanese Text"/>
-        <a:font script="Lisu" typeface="Segoe UI"/>
-        <a:font script="Mymr" typeface="Myanmar Text"/>
-        <a:font script="Nkoo" typeface="Ebrima"/>
-        <a:font script="Olck" typeface="Nirmala UI"/>
-        <a:font script="Osma" typeface="Ebrima"/>
-        <a:font script="Phag" typeface="Phagspa"/>
-        <a:font script="Syrn" typeface="Estrangelo Edessa"/>
-        <a:font script="Syrj" typeface="Estrangelo Edessa"/>
-        <a:font script="Syre" typeface="Estrangelo Edessa"/>
-        <a:font script="Sora" typeface="Nirmala UI"/>
-        <a:font script="Tale" typeface="Microsoft Tai Le"/>
-        <a:font script="Talu" typeface="Microsoft New Tai Lue"/>
-        <a:font script="Tfng" typeface="Ebrima"/>
-      </a:majorFont>
-      <a:minorFont>
-        <a:latin typeface="Calibri" panose="020F0502020204030204"/>
-        <a:ea typeface=""/>
-        <a:cs typeface=""/>
-        <a:font script="Jpan" typeface="游明朝"/>
-        <a:font script="Hang" typeface="맑은 고딕"/>
-        <a:font script="Hans" typeface="等线"/>
-        <a:font script="Hant" typeface="新細明體"/>
-        <a:font script="Arab" typeface="Arial"/>
-        <a:font script="Hebr" typeface="Arial"/>
-        <a:font script="Thai" typeface="Cordia New"/>
-        <a:font script="Ethi" typeface="Nyala"/>
-        <a:font script="Beng" typeface="Vrinda"/>
-        <a:font script="Gujr" typeface="Shruti"/>
-        <a:font script="Khmr" typeface="DaunPenh"/>
-        <a:font script="Knda" typeface="Tunga"/>
-        <a:font script="Guru" typeface="Raavi"/>
-        <a:font script="Cans" typeface="Euphemia"/>
-        <a:font script="Cher" typeface="Plantagenet Cherokee"/>
-        <a:font script="Yiii" typeface="Microsoft Yi Baiti"/>
-        <a:font script="Tibt" typeface="Microsoft Himalaya"/>
-        <a:font script="Thaa" typeface="MV Boli"/>
-        <a:font script="Deva" typeface="Mangal"/>
-        <a:font script="Telu" typeface="Gautami"/>
-        <a:font script="Taml" typeface="Latha"/>
-        <a:font script="Syrc" typeface="Estrangelo Edessa"/>
-        <a:font script="Orya" typeface="Kalinga"/>
-        <a:font script="Mlym" typeface="Kartika"/>
-        <a:font script="Laoo" typeface="DokChampa"/>
-        <a:font script="Sinh" typeface="Iskoola Pota"/>
-        <a:font script="Mong" typeface="Mongolian Baiti"/>
-        <a:font script="Viet" typeface="Arial"/>
-        <a:font script="Uigh" typeface="Microsoft Uighur"/>
-        <a:font script="Geor" typeface="Sylfaen"/>
-        <a:font script="Armn" typeface="Arial"/>
-        <a:font script="Bugi" typeface="Leelawadee UI"/>
-        <a:font script="Bopo" typeface="Microsoft JhengHei"/>
-        <a:font script="Java" typeface="Javanese Text"/>
-        <a:font script="Lisu" typeface="Segoe UI"/>
-        <a:font script="Mymr" typeface="Myanmar Text"/>
-        <a:font script="Nkoo" typeface="Ebrima"/>
-        <a:font script="Olck" typeface="Nirmala UI"/>
-        <a:font script="Osma" typeface="Ebrima"/>
-        <a:font script="Phag" typeface="Phagspa"/>
-        <a:font script="Syrn" typeface="Estrangelo Edessa"/>
-        <a:font script="Syrj" typeface="Estrangelo Edessa"/>
-        <a:font script="Syre" typeface="Estrangelo Edessa"/>
-        <a:font script="Sora" typeface="Nirmala UI"/>
-        <a:font script="Tale" typeface="Microsoft Tai Le"/>
-        <a:font script="Talu" typeface="Microsoft New Tai Lue"/>
-        <a:font script="Tfng" typeface="Ebrima"/>
-      </a:minorFont>
-    </a:fontScheme>
-    <a:fmtScheme name="Office">
-      <a:fillStyleLst>
-        <a:solidFill>
-          <a:schemeClr val="phClr"/>
-        </a:solidFill>
-        <a:gradFill rotWithShape="true">
-          <a:gsLst>
-            <a:gs pos="0">
-              <a:schemeClr val="phClr">
-                <a:lumMod val="110000"/>
-                <a:satMod val="105000"/>
-                <a:tint val="67000"/>
-              </a:schemeClr>
-            </a:gs>
-            <a:gs pos="50000">
-              <a:schemeClr val="phClr">
-                <a:lumMod val="105000"/>
-                <a:satMod val="103000"/>
-                <a:tint val="73000"/>
-              </a:schemeClr>
-            </a:gs>
-            <a:gs pos="100000">
-              <a:schemeClr val="phClr">
-                <a:lumMod val="105000"/>
-                <a:satMod val="109000"/>
-                <a:tint val="81000"/>
-              </a:schemeClr>
-            </a:gs>
-          </a:gsLst>
-          <a:lin ang="5400000" scaled="false"/>
-        </a:gradFill>
-        <a:gradFill rotWithShape="true">
-          <a:gsLst>
-            <a:gs pos="0">
-              <a:schemeClr val="phClr">
-                <a:satMod val="103000"/>
-                <a:lumMod val="102000"/>
-                <a:tint val="94000"/>
-              </a:schemeClr>
-            </a:gs>
-            <a:gs pos="50000">
-              <a:schemeClr val="phClr">
-                <a:satMod val="110000"/>
-                <a:lumMod val="100000"/>
-                <a:shade val="100000"/>
-              </a:schemeClr>
-            </a:gs>
-            <a:gs pos="100000">
-              <a:schemeClr val="phClr">
-                <a:lumMod val="99000"/>
-                <a:satMod val="120000"/>
-                <a:shade val="78000"/>
-              </a:schemeClr>
-            </a:gs>
-          </a:gsLst>
-          <a:lin ang="5400000" scaled="false"/>
-        </a:gradFill>
-      </a:fillStyleLst>
-      <a:lnStyleLst>
-        <a:ln w="6350" cap="flat" cmpd="sng" algn="ctr">
-          <a:solidFill>
-            <a:schemeClr val="phClr"/>
-          </a:solidFill>
-          <a:prstDash val="solid"/>
-          <a:miter lim="800000"/>
-        </a:ln>
-        <a:ln w="12700" cap="flat" cmpd="sng" algn="ctr">
-          <a:solidFill>
-            <a:schemeClr val="phClr"/>
-          </a:solidFill>
-          <a:prstDash val="solid"/>
-          <a:miter lim="800000"/>
-        </a:ln>
-        <a:ln w="19050" cap="flat" cmpd="sng" algn="ctr">
-          <a:solidFill>
-            <a:schemeClr val="phClr"/>
-          </a:solidFill>
-          <a:prstDash val="solid"/>
-          <a:miter lim="800000"/>
-        </a:ln>
-      </a:lnStyleLst>
-      <a:effectStyleLst>
-        <a:effectStyle>
-          <a:effectLst/>
-        </a:effectStyle>
-        <a:effectStyle>
-          <a:effectLst/>
-        </a:effectStyle>
-        <a:effectStyle>
-          <a:effectLst>
-            <a:outerShdw blurRad="57150" dist="19050" dir="5400000" algn="ctr" rotWithShape="false">
-              <a:srgbClr val="000000">
-                <a:alpha val="63000"/>
-              </a:srgbClr>
-            </a:outerShdw>
-          </a:effectLst>
-        </a:effectStyle>
-      </a:effectStyleLst>
-      <a:bgFillStyleLst>
-        <a:solidFill>
-          <a:schemeClr val="phClr"/>
-        </a:solidFill>
-        <a:solidFill>
-          <a:schemeClr val="phClr">
-            <a:tint val="95000"/>
-            <a:satMod val="170000"/>
-          </a:schemeClr>
-        </a:solidFill>
-        <a:gradFill rotWithShape="true">
-          <a:gsLst>
-            <a:gs pos="0">
-              <a:schemeClr val="phClr">
-                <a:tint val="93000"/>
-                <a:satMod val="150000"/>
-                <a:shade val="98000"/>
-                <a:lumMod val="102000"/>
-              </a:schemeClr>
-            </a:gs>
-            <a:gs pos="50000">
-              <a:schemeClr val="phClr">
-                <a:tint val="98000"/>
-                <a:satMod val="130000"/>
-                <a:shade val="90000"/>
-                <a:lumMod val="103000"/>
-              </a:schemeClr>
-            </a:gs>
-            <a:gs pos="100000">
-              <a:schemeClr val="phClr">
-                <a:shade val="63000"/>
-                <a:satMod val="120000"/>
-              </a:schemeClr>
-            </a:gs>
-          </a:gsLst>
-          <a:lin ang="5400000" scaled="false"/>
-        </a:gradFill>
-      </a:bgFillStyleLst>
-    </a:fmtScheme>
-  </a:themeElements>
-  <a:objectDefaults/>
-  <a:extraClrSchemeLst/>
-</a:theme>
 </file>
--- a/DOC/Domenia-1.0-Guide-technicien.docx
+++ b/DOC/Domenia-1.0-Guide-technicien.docx
@@ -152,7 +152,7 @@
           <w:sz w:val="20"/>
           <w:szCs w:val="20"/>
         </w:rPr>
-        <w:t xml:space="preserve">Domenia 1.0</w:t>
+        <w:t xml:space="preserve">Domenia 1.0 · RC1.17.12</w:t>
       </w:r>
     </w:p>
     <w:p>
@@ -4720,6 +4720,88 @@
     </w:p>
     <w:p>
       <w:pPr>
+        <w:pStyle w:val="Heading2"/>
+        <w:keepNext/>
+      </w:pPr>
+      <w:r>
+        <w:t xml:space="preserve">Suivre un lot</w:t>
+      </w:r>
+    </w:p>
+    <w:p>
+      <w:pPr>
+        <w:keepNext w:val="false"/>
+      </w:pPr>
+      <w:r>
+        <w:t xml:space="preserve">Le bouton Opérations de lʼen-tête affiche le type de lot et les postes traités sur le total.</w:t>
+      </w:r>
+    </w:p>
+    <w:p>
+      <w:pPr>
+        <w:keepNext w:val="false"/>
+      </w:pPr>
+      <w:r>
+        <w:t xml:space="preserve">Son panneau place le lot avant les lectures individuelles, avec les erreurs et les enregistrements en attente.</w:t>
+      </w:r>
+    </w:p>
+    <w:p>
+      <w:pPr>
+        <w:keepNext w:val="false"/>
+      </w:pPr>
+      <w:r>
+        <w:t xml:space="preserve">Le lot reste visible entre deux postes ; son bouton Arrêter agit sur lʼensemble du lot choisi.</w:t>
+      </w:r>
+    </w:p>
+    <w:p>
+      <w:pPr>
+        <w:keepNext w:val="false"/>
+      </w:pPr>
+      <w:r>
+        <w:t xml:space="preserve">Un délai WMI concerne le poste en erreur. Si le moteur est encore occupé à nettoyer les lectures,</w:t>
+      </w:r>
+    </w:p>
+    <w:p>
+      <w:pPr>
+        <w:keepNext w:val="false"/>
+      </w:pPr>
+      <w:r>
+        <w:t xml:space="preserve">le prochain poste attend une place avant de partir ; les limites du moteur restent appliquées.</w:t>
+      </w:r>
+    </w:p>
+    <w:p>
+      <w:pPr>
+        <w:pStyle w:val="Heading2"/>
+        <w:keepNext/>
+      </w:pPr>
+      <w:r>
+        <w:t xml:space="preserve">Dates et actualisation des widgets</w:t>
+      </w:r>
+    </w:p>
+    <w:p>
+      <w:pPr>
+        <w:keepNext w:val="false"/>
+      </w:pPr>
+      <w:r>
+        <w:t xml:space="preserve">Chaque widget présente sa source (AD, ping, WMI ou registre) et les dates des relevés conservés. Une plage indique des relevés réalisés à plusieurs moments ; une source sans date reste « non daté ». Le petit ↻ toujours visible relit la source, puis recalcule le widget. Les données confirmées gardent leur date si une tentative échoue. La synthèse du parc enchaîne AD puis ses mesures ping/WMI ; les historiques restent conservés. Un widget suspendu doit être repris avant actualisation. Les confirmations de collecte et les limites de périmètre restent applicables.</w:t>
+      </w:r>
+    </w:p>
+    <w:p>
+      <w:pPr>
+        <w:keepNext w:val="false"/>
+      </w:pPr>
+      <w:r>
+        <w:t xml:space="preserve">L’assistant de première configuration reste en haut de l’Accueil tant que ses étapes ne sont pas terminées. Au dernier pas, un premier calcul local démarre automatiquement après la lecture de la base. Le bouton attend la vue prête ; en cas d’échec ou d’OU vide, il propose de réessayer. Aucun scan WMI supplémentaire ne part à cette étape.</w:t>
+      </w:r>
+    </w:p>
+    <w:p>
+      <w:pPr>
+        <w:keepNext w:val="false"/>
+      </w:pPr>
+      <w:r>
+        <w:t xml:space="preserve">Les lenteurs passagères sont consultables dans le diagnostic des opérations. Elles ne produisent plus un avertissement répété dans le journal de session ; les échecs et les actions nécessaires restent signalés.</w:t>
+      </w:r>
+    </w:p>
+    <w:p>
+      <w:pPr>
         <w:pStyle w:val="Heading1"/>
         <w:keepNext/>
       </w:pPr>
@@ -5625,7 +5707,15 @@
         <w:keepNext w:val="false"/>
       </w:pPr>
       <w:r>
-        <w:t xml:space="preserve">L'Accueil présente les postes de la base locale et leurs derniers relevés. Son choix d'OU est indépendant de Rechercher : vous pouvez suivre un service dans le tableau de bord tout en cherchant un autre objet dans l'annuaire.</w:t>
+        <w:t xml:space="preserve">L'Accueil présente les postes de la base locale et leurs derniers relevés. L’assistant de première configuration apparaît en haut jusqu’à sa fin, puis les données du parc occupent directement l’Accueil. Son choix d'OU est indépendant de Rechercher : vous pouvez suivre un service dans le tableau de bord tout en cherchant un autre objet dans l'annuaire.</w:t>
+      </w:r>
+    </w:p>
+    <w:p>
+      <w:pPr>
+        <w:keepNext w:val="false"/>
+      </w:pPr>
+      <w:r>
+        <w:t xml:space="preserve">Dans Personnaliser, utilisez Monter ou Descendre près du titre d’une section pour la déplacer avec tous ses widgets. L’ordre est mémorisé ; Annuler rétablit l’ordre précédent. Santé est placée en dernier par défaut. Compacte, Moyenne et Large gardent leur taille même si une ligne reste incomplète.</w:t>
       </w:r>
     </w:p>
     <w:p>

--- a/DOC/Domenia-1.0-Guide-technicien.docx
+++ b/DOC/Domenia-1.0-Guide-technicien.docx
@@ -152,7 +152,7 @@
           <w:sz w:val="20"/>
           <w:szCs w:val="20"/>
         </w:rPr>
-        <w:t xml:space="preserve">Domenia 1.0 · RC1.17.12</w:t>
+        <w:t xml:space="preserve">Domenia 1.0 · RC1.17.20</w:t>
       </w:r>
     </w:p>
     <w:p>
@@ -469,7 +469,7 @@
       <w:r>
         <w:drawing>
           <wp:inline distT="0" distB="0" distL="0" distR="0">
-            <wp:extent cx="3600450" cy="3409950"/>
+            <wp:extent cx="3600450" cy="4105275"/>
             <wp:effectExtent t="0" r="0" b="0" l="0"/>
             <wp:docPr id="1" name="connexion" descr="Fenêtre « Connexion à Domenia » : compte, mot de passe, « Se connecter » et « Continuer en tant que … »" title="Figure 1"/>
             <wp:cNvGraphicFramePr>
@@ -486,7 +486,7 @@
                   </pic:nvPicPr>
                   <pic:blipFill>
                     <a:blip r:embed="rId12" cstate="none"/>
-                    <a:srcRect l="38698" t="30926" r="38698" b="31019"/>
+                    <a:srcRect l="38438" t="26574" r="38438" b="26574"/>
                     <a:stretch>
                       <a:fillRect/>
                     </a:stretch>
@@ -494,7 +494,7 @@
                   <pic:spPr bwMode="auto">
                     <a:xfrm>
                       <a:off x="0" y="0"/>
-                      <a:ext cx="3600450" cy="3409950"/>
+                      <a:ext cx="3600450" cy="4105275"/>
                     </a:xfrm>
                     <a:prstGeom prst="rect">
                       <a:avLst/>
@@ -553,6 +553,23 @@
       </w:r>
       <w:r>
         <w:t xml:space="preserve">Domenia est ouvert avec l'interrupteur sur « Lecture seule » : vous consultez sans rien modifier.</w:t>
+      </w:r>
+    </w:p>
+    <w:p>
+      <w:pPr>
+        <w:pStyle w:val="Heading2"/>
+        <w:keepNext/>
+      </w:pPr>
+      <w:r>
+        <w:t xml:space="preserve">Retrouver sa fenêtre à la réouverture</w:t>
+      </w:r>
+    </w:p>
+    <w:p>
+      <w:pPr>
+        <w:keepNext w:val="false"/>
+      </w:pPr>
+      <w:r>
+        <w:t xml:space="preserve">Domenia conserve automatiquement la taille, la position et l’état normal ou maximisé de sa fenêtre. Après une fermeture maximisée, rétablir la fenêtre retrouve sa taille normale précédente. Si un écran a été retiré, la fenêtre revient dans la zone visible du bureau.</w:t>
       </w:r>
     </w:p>
     <w:p>
@@ -1488,7 +1505,7 @@
       <w:r>
         <w:drawing>
           <wp:inline distT="0" distB="0" distL="0" distR="0">
-            <wp:extent cx="5762625" cy="304800"/>
+            <wp:extent cx="5762625" cy="609600"/>
             <wp:effectExtent t="0" r="0" b="0" l="0"/>
             <wp:docPr id="1" name="recherche-requetes" descr="Barre Requêtes : recherche locale du modèle, favoris, source et commande Exécuter ; données fictives" title="Figure 2"/>
             <wp:cNvGraphicFramePr>
@@ -1505,7 +1522,7 @@
                   </pic:nvPicPr>
                   <pic:blipFill>
                     <a:blip r:embed="rId13" cstate="none"/>
-                    <a:srcRect l="26875" t="27407" r="1250" b="65926"/>
+                    <a:srcRect l="26979" t="29167" r="1250" b="57407"/>
                     <a:stretch>
                       <a:fillRect/>
                     </a:stretch>
@@ -1513,7 +1530,7 @@
                   <pic:spPr bwMode="auto">
                     <a:xfrm>
                       <a:off x="0" y="0"/>
-                      <a:ext cx="5762625" cy="304800"/>
+                      <a:ext cx="5762625" cy="609600"/>
                     </a:xfrm>
                     <a:prstGeom prst="rect">
                       <a:avLst/>
@@ -1567,7 +1584,7 @@
       <w:r>
         <w:drawing>
           <wp:inline distT="0" distB="0" distL="0" distR="0">
-            <wp:extent cx="5762625" cy="228600"/>
+            <wp:extent cx="5762625" cy="295275"/>
             <wp:effectExtent t="0" r="0" b="0" l="0"/>
             <wp:docPr id="1" name="recherche-inconnus" descr="Requête locale : sélection des postes dont les données nécessaires restent inconnues ; données fictives" title="Figure 3"/>
             <wp:cNvGraphicFramePr>
@@ -1584,7 +1601,7 @@
                   </pic:nvPicPr>
                   <pic:blipFill>
                     <a:blip r:embed="rId14" cstate="none"/>
-                    <a:srcRect l="26875" t="35926" r="23646" b="60556"/>
+                    <a:srcRect l="26979" t="36111" r="1250" b="57407"/>
                     <a:stretch>
                       <a:fillRect/>
                     </a:stretch>
@@ -1592,7 +1609,7 @@
                   <pic:spPr bwMode="auto">
                     <a:xfrm>
                       <a:off x="0" y="0"/>
-                      <a:ext cx="5762625" cy="228600"/>
+                      <a:ext cx="5762625" cy="295275"/>
                     </a:xfrm>
                     <a:prstGeom prst="rect">
                       <a:avLst/>
@@ -2513,7 +2530,7 @@
       <w:r>
         <w:drawing>
           <wp:inline distT="0" distB="0" distL="0" distR="0">
-            <wp:extent cx="5762625" cy="561975"/>
+            <wp:extent cx="5762625" cy="2590800"/>
             <wp:effectExtent t="0" r="0" b="0" l="0"/>
             <wp:docPr id="1" name="actions-poste" descr="Vue « Intervenir » : cartes « Se connecter » (Bureau à distance, Ouvrir le disque C, consoles), « Vérifier » (Tester la réponse, diagnostic), « Intervenir » et « Compte AD » ; données fictives" title="Figure 5"/>
             <wp:cNvGraphicFramePr>
@@ -2530,7 +2547,7 @@
                   </pic:nvPicPr>
                   <pic:blipFill>
                     <a:blip r:embed="rId16" cstate="none"/>
-                    <a:srcRect l="12396" t="22222" r="44010" b="70185"/>
+                    <a:srcRect l="11875" t="32870" r="25104" b="16852"/>
                     <a:stretch>
                       <a:fillRect/>
                     </a:stretch>
@@ -2538,7 +2555,7 @@
                   <pic:spPr bwMode="auto">
                     <a:xfrm>
                       <a:off x="0" y="0"/>
-                      <a:ext cx="5762625" cy="561975"/>
+                      <a:ext cx="5762625" cy="2590800"/>
                     </a:xfrm>
                     <a:prstGeom prst="rect">
                       <a:avLst/>
@@ -2584,7 +2601,7 @@
       <w:r>
         <w:drawing>
           <wp:inline distT="0" distB="0" distL="0" distR="0">
-            <wp:extent cx="5038725" cy="352425"/>
+            <wp:extent cx="5038725" cy="3714750"/>
             <wp:effectExtent t="0" r="0" b="0" l="0"/>
             <wp:docPr id="1" name="actions-poste-avancees" descr="Vue « Intervenir » : « Copier la commande PowerShell », « Actualiser les stratégies », « Exécuter un programme… » et « Redémarrer… » ; données fictives" title="Figure 6"/>
             <wp:cNvGraphicFramePr>
@@ -2601,7 +2618,7 @@
                   </pic:nvPicPr>
                   <pic:blipFill>
                     <a:blip r:embed="rId16" cstate="none"/>
-                    <a:srcRect l="55885" t="25556" r="10938" b="70278"/>
+                    <a:srcRect l="43333" t="41759" r="25052" b="16852"/>
                     <a:stretch>
                       <a:fillRect/>
                     </a:stretch>
@@ -2609,7 +2626,7 @@
                   <pic:spPr bwMode="auto">
                     <a:xfrm>
                       <a:off x="0" y="0"/>
-                      <a:ext cx="5038725" cy="352425"/>
+                      <a:ext cx="5038725" cy="3714750"/>
                     </a:xfrm>
                     <a:prstGeom prst="rect">
                       <a:avLst/>
@@ -4960,7 +4977,7 @@
       <w:r>
         <w:drawing>
           <wp:inline distT="0" distB="0" distL="0" distR="0">
-            <wp:extent cx="5762625" cy="295275"/>
+            <wp:extent cx="5762625" cy="895350"/>
             <wp:effectExtent t="0" r="0" b="0" l="0"/>
             <wp:docPr id="1" name="recherche-actions" descr="Ligne d'actions sous les résultats : « Vérifier au clic », « + utilisateur connecté », « Revérifier ce poste » et « Vérifier la liste » avec sa flèche" title="Figure 8"/>
             <wp:cNvGraphicFramePr>
@@ -4977,7 +4994,7 @@
                   </pic:nvPicPr>
                   <pic:blipFill>
                     <a:blip r:embed="rId17" cstate="none"/>
-                    <a:srcRect l="27083" t="49444" r="36771" b="47222"/>
+                    <a:srcRect l="26979" t="43148" r="1250" b="37130"/>
                     <a:stretch>
                       <a:fillRect/>
                     </a:stretch>
@@ -4985,7 +5002,7 @@
                   <pic:spPr bwMode="auto">
                     <a:xfrm>
                       <a:off x="0" y="0"/>
-                      <a:ext cx="5762625" cy="295275"/>
+                      <a:ext cx="5762625" cy="895350"/>
                     </a:xfrm>
                     <a:prstGeom prst="rect">
                       <a:avLst/>
@@ -6655,7 +6672,7 @@
         <w:t xml:space="preserve">Lire la liste.</w:t>
       </w:r>
       <w:r>
-        <w:t xml:space="preserve"> L’onglet « Résultats » affiche les postes correspondants. Le compteur porte sur le résultat complet. La table affiche 200 postes par page ; utilisez les commandes de page pour parcourir la suite.</w:t>
+        <w:t xml:space="preserve"> L’onglet « 2. Aperçu » affiche les postes correspondants. Le compteur porte sur le résultat complet. La table affiche 200 postes par page ; utilisez les commandes de page pour parcourir la suite.</w:t>
       </w:r>
     </w:p>
     <w:p>
@@ -6699,7 +6716,7 @@
         <w:t xml:space="preserve">Préciser ou revenir.</w:t>
       </w:r>
       <w:r>
-        <w:t xml:space="preserve"> Dans « 1. Créer », ajoutez une condition, puis cliquez sur « Exécuter » pour revenir aux résultats. Le bouton « Retour » revient à l’écran précédent.</w:t>
+        <w:t xml:space="preserve"> Dans « 1. Créer », ajoutez une condition, puis cliquez sur « Aperçu local » pour revenir aux résultats. Le bouton « Retour » revient à l’écran précédent.</w:t>
       </w:r>
     </w:p>
     <w:p>
@@ -6711,7 +6728,7 @@
       <w:r>
         <w:drawing>
           <wp:inline distT="0" distB="0" distL="0" distR="0">
-            <wp:extent cx="5762625" cy="800100"/>
+            <wp:extent cx="5762625" cy="1838325"/>
             <wp:effectExtent t="0" r="0" b="0" l="0"/>
             <wp:docPr id="1" name="atelier-fiche-locale" descr="Détail local du poste sélectionné dans l’Atelier ; données fictives" title="Figure 10"/>
             <wp:cNvGraphicFramePr>
@@ -6728,7 +6745,7 @@
                   </pic:nvPicPr>
                   <pic:blipFill>
                     <a:blip r:embed="rId19" cstate="none"/>
-                    <a:srcRect l="14427" t="51210" r="38698" b="38710"/>
+                    <a:srcRect l="14583" t="43952" r="3802" b="15726"/>
                     <a:stretch>
                       <a:fillRect/>
                     </a:stretch>
@@ -6736,7 +6753,7 @@
                   <pic:spPr bwMode="auto">
                     <a:xfrm>
                       <a:off x="0" y="0"/>
-                      <a:ext cx="5762625" cy="800100"/>
+                      <a:ext cx="5762625" cy="1838325"/>
                     </a:xfrm>
                     <a:prstGeom prst="rect">
                       <a:avLst/>
@@ -6866,7 +6883,7 @@
         <w:keepNext w:val="false"/>
       </w:pPr>
       <w:r>
-        <w:t xml:space="preserve">Ouvrez Outils → Atelier de requêtes, ou utilisez la petite icône de la barre du parc. Le petit crayon de Rechercher ouvre également l’Atelier ; une recette locale sélectionnée y est préparée pour modification. Dans l’Atelier, relisez le périmètre du parc affiché en haut : il peut différer de l’OU de Rechercher. Choisissez « Tous les postes recensés », cliquez sur « Charger », puis sur « Exécuter ». Elle inclut les comptes actifs et désactivés du périmètre. Une recherche textuelle dans Rechercher peut donner moins de lignes à cause de sa limite et de ses filtres ; la base et l'Atelier servent à examiner le recensement complet.</w:t>
+        <w:t xml:space="preserve">Ouvrez Outils → Atelier de requêtes, ou utilisez la petite icône de la barre du parc. Le petit crayon de Rechercher ouvre également l’Atelier ; une recette locale sélectionnée y est préparée pour modification. Dans l’Atelier, relisez le périmètre du parc affiché en haut : il peut différer de l’OU de Rechercher. Dans « Bibliothèque », sélectionnez le modèle Tous les postes recensés, puis « Utiliser cette requête » et « Aperçu local ». Cette requête inclut les comptes actifs et désactivés du périmètre. Une recherche textuelle dans Rechercher peut donner moins de lignes à cause de sa limite et de ses filtres ; la base et l'Atelier servent à examiner le recensement complet.</w:t>
       </w:r>
     </w:p>
     <w:p>
@@ -6896,7 +6913,7 @@
           <wp:inline distT="0" distB="0" distL="0" distR="0">
             <wp:extent cx="5762625" cy="3724275"/>
             <wp:effectExtent t="0" r="0" b="0" l="0"/>
-            <wp:docPr id="1" name="atelier-requetes" descr="Atelier de requêtes : onglet Résultats et liste paginée des postes recensés ; données fictives" title="Figure 12"/>
+            <wp:docPr id="1" name="atelier-requetes" descr="Atelier de requêtes : onglet Aperçu et liste paginée des postes recensés ; données fictives" title="Figure 12"/>
             <wp:cNvGraphicFramePr>
               <a:graphicFrameLocks xmlns:a="http://schemas.openxmlformats.org/drawingml/2006/main" noChangeAspect="1"/>
             </wp:cNvGraphicFramePr>
@@ -6953,7 +6970,7 @@
           <w:sz w:val="17"/>
           <w:szCs w:val="17"/>
         </w:rPr>
-        <w:t xml:space="preserve">Atelier de requêtes : onglet Résultats et liste paginée des postes recensés ; données fictives</w:t>
+        <w:t xml:space="preserve">Atelier de requêtes : onglet Aperçu et liste paginée des postes recensés ; données fictives</w:t>
       </w:r>
     </w:p>
     <w:p>
@@ -6973,7 +6990,7 @@
       <w:r>
         <w:drawing>
           <wp:inline distT="0" distB="0" distL="0" distR="0">
-            <wp:extent cx="4676775" cy="1285875"/>
+            <wp:extent cx="4676775" cy="638175"/>
             <wp:effectExtent t="0" r="0" b="0" l="0"/>
             <wp:docPr id="1" name="atelier-desactives" descr="Comptes désactivés : trois postes restent visibles dans l’Atelier ; données fictives" title="Figure 13"/>
             <wp:cNvGraphicFramePr>
@@ -6990,7 +7007,7 @@
                   </pic:nvPicPr>
                   <pic:blipFill>
                     <a:blip r:embed="rId22" cstate="none"/>
-                    <a:srcRect l="14531" t="37419" r="65156" b="53952"/>
+                    <a:srcRect l="14583" t="36290" r="3802" b="46371"/>
                     <a:stretch>
                       <a:fillRect/>
                     </a:stretch>
@@ -6998,7 +7015,7 @@
                   <pic:spPr bwMode="auto">
                     <a:xfrm>
                       <a:off x="0" y="0"/>
-                      <a:ext cx="4676775" cy="1285875"/>
+                      <a:ext cx="4676775" cy="638175"/>
                     </a:xfrm>
                     <a:prstGeom prst="rect">
                       <a:avLst/>
@@ -7049,7 +7066,7 @@
         <w:keepNext w:val="false"/>
       </w:pPr>
       <w:r>
-        <w:t xml:space="preserve">L’onglet « Bibliothèque » présente 152 modèles livrés dans 14 catégories, ainsi que vos requêtes personnelles. Recherchez un sujet, filtrez par catégorie ou par source (« Modèles livrés » ou « Mes requêtes »), puis sélectionnez une ligne. Lisez sa description et les informations nécessaires avant de cliquer sur « Utiliser cette requête ». Ajustez les conditions dans « 1. Créer », puis cliquez sur « Exécuter » pour consulter les résultats locaux. Le sélecteur rapide et « Charger », en haut de l’Atelier, restent disponibles.</w:t>
+        <w:t xml:space="preserve">L’onglet « Bibliothèque » présente les modèles livrés, regroupés par catégorie, ainsi que vos requêtes personnelles. Recherchez un sujet, filtrez par catégorie ou par source (« Modèles livrés » ou « Mes requêtes »), puis sélectionnez une ligne. Lisez sa description et les informations nécessaires avant de cliquer sur « Utiliser cette requête ». Ajustez les conditions dans « 1. Créer », puis cliquez sur « Aperçu local » pour consulter les résultats locaux. Le sélecteur rapide et « Charger », en haut de l’Atelier, restent disponibles.</w:t>
       </w:r>
     </w:p>
     <w:p>
@@ -7307,7 +7324,7 @@
         <w:t xml:space="preserve">Lire le résultat.</w:t>
       </w:r>
       <w:r>
-        <w:t xml:space="preserve"> Cliquez sur « Exécuter » : l’onglet « Résultats » s’ouvre. Contrôlez le total et la date des mesures. Une valeur absente ne signifie pas que le disque est plein.</w:t>
+        <w:t xml:space="preserve"> Cliquez sur « Aperçu local » : l’onglet « 2. Aperçu » s’ouvre. Contrôlez le total et la date des mesures. Une valeur absente ne signifie pas que le disque est plein.</w:t>
       </w:r>
     </w:p>
     <w:p>
@@ -7319,7 +7336,7 @@
       <w:r>
         <w:drawing>
           <wp:inline distT="0" distB="0" distL="0" distR="0">
-            <wp:extent cx="5762625" cy="381000"/>
+            <wp:extent cx="5762625" cy="866775"/>
             <wp:effectExtent t="0" r="0" b="0" l="0"/>
             <wp:docPr id="1" name="atelier-condition" descr="Condition numérique : espace libre du disque système inférieur à 20 % ; données fictives" title="Figure 16"/>
             <wp:cNvGraphicFramePr>
@@ -7336,7 +7353,7 @@
                   </pic:nvPicPr>
                   <pic:blipFill>
                     <a:blip r:embed="rId25" cstate="none"/>
-                    <a:srcRect l="14479" t="38145" r="45052" b="57661"/>
+                    <a:srcRect l="14635" t="47581" r="35365" b="40726"/>
                     <a:stretch>
                       <a:fillRect/>
                     </a:stretch>
@@ -7344,7 +7361,7 @@
                   <pic:spPr bwMode="auto">
                     <a:xfrm>
                       <a:off x="0" y="0"/>
-                      <a:ext cx="5762625" cy="381000"/>
+                      <a:ext cx="5762625" cy="866775"/>
                     </a:xfrm>
                     <a:prstGeom prst="rect">
                       <a:avLst/>
@@ -7400,7 +7417,7 @@
         <w:t xml:space="preserve">Nommer et enregistrer.</w:t>
       </w:r>
       <w:r>
-        <w:t xml:space="preserve"> Revenez dans « 1. Créer », donnez un nom explicite à la requête puis cliquez sur « Enregistrer ». Retrouvez-la dans la liste pour la réutiliser.</w:t>
+        <w:t xml:space="preserve"> Passez dans « 3. Enregistrer », donnez un nom explicite à la requête puis cliquez sur « Enregistrer ». Retrouvez-la dans la liste pour la réutiliser.</w:t>
       </w:r>
     </w:p>
     <w:p>
@@ -7412,7 +7429,7 @@
       <w:r>
         <w:drawing>
           <wp:inline distT="0" distB="0" distL="0" distR="0">
-            <wp:extent cx="5762625" cy="1123950"/>
+            <wp:extent cx="5762625" cy="1714500"/>
             <wp:effectExtent t="0" r="0" b="0" l="0"/>
             <wp:docPr id="1" name="atelier-bibliotheque" descr="Requête nommée enregistrée dans la bibliothèque de l’Atelier ; données fictives" title="Figure 17"/>
             <wp:cNvGraphicFramePr>
@@ -7429,7 +7446,7 @@
                   </pic:nvPicPr>
                   <pic:blipFill>
                     <a:blip r:embed="rId26" cstate="none"/>
-                    <a:srcRect l="14427" t="37963" r="40260" b="46389"/>
+                    <a:srcRect l="14583" t="41667" r="3802" b="15278"/>
                     <a:stretch>
                       <a:fillRect/>
                     </a:stretch>
@@ -7437,7 +7454,7 @@
                   <pic:spPr bwMode="auto">
                     <a:xfrm>
                       <a:off x="0" y="0"/>
-                      <a:ext cx="5762625" cy="1123950"/>
+                      <a:ext cx="5762625" cy="1714500"/>
                     </a:xfrm>
                     <a:prstGeom prst="rect">
                       <a:avLst/>
@@ -7493,7 +7510,7 @@
         <w:t xml:space="preserve">Ajouter au tableau.</w:t>
       </w:r>
       <w:r>
-        <w:t xml:space="preserve"> Dans « 1. Créer », choisissez la destination « Tableau de bord général », puis une présentation : Indicateur, Texte, Barres, Camembert ou Colonnes. Cliquez sur « Créer une sonde dashboard ». Le widget reprend la requête ; sa petite icône de détail permet de revenir aux postes concernés.</w:t>
+        <w:t xml:space="preserve"> Dans « 3. Enregistrer », choisissez la destination « Tableau de bord général », puis la représentation souhaitée. Cliquez sur « Créer une sonde dashboard ». Le widget reprend la requête ; sa petite icône de détail permet de revenir aux postes concernés.</w:t>
       </w:r>
     </w:p>
     <w:p>
@@ -7505,7 +7522,7 @@
       <w:r>
         <w:drawing>
           <wp:inline distT="0" distB="0" distL="0" distR="0">
-            <wp:extent cx="4324350" cy="1866900"/>
+            <wp:extent cx="4324350" cy="1000125"/>
             <wp:effectExtent t="0" r="0" b="0" l="0"/>
             <wp:docPr id="1" name="accueil-sonde-requete" descr="Sonde du tableau de bord créée depuis la requête sur les disques ; données fictives" title="Figure 18"/>
             <wp:cNvGraphicFramePr>
@@ -7522,7 +7539,7 @@
                   </pic:nvPicPr>
                   <pic:blipFill>
                     <a:blip r:embed="rId27" cstate="none"/>
-                    <a:srcRect l="11354" t="75887" r="69427" b="11290"/>
+                    <a:srcRect l="11458" t="72177" r="44688" b="12097"/>
                     <a:stretch>
                       <a:fillRect/>
                     </a:stretch>
@@ -7530,7 +7547,7 @@
                   <pic:spPr bwMode="auto">
                     <a:xfrm>
                       <a:off x="0" y="0"/>
-                      <a:ext cx="4324350" cy="1866900"/>
+                      <a:ext cx="4324350" cy="1000125"/>
                     </a:xfrm>
                     <a:prstGeom prst="rect">
                       <a:avLst/>
@@ -7586,7 +7603,7 @@
         <w:t xml:space="preserve">Filtrer Rechercher.</w:t>
       </w:r>
       <w:r>
-        <w:t xml:space="preserve"> Dans « 1. Créer », cliquez sur « Appliquer aux résultats de Recherche ». Le filtre utilise les identités des postes trouvés ; relisez la restriction affichée et effacez-la pour revenir à la liste habituelle.</w:t>
+        <w:t xml:space="preserve"> Dans « 3. Enregistrer », cliquez sur « Appliquer aux résultats de Recherche ». Le filtre utilise les identités des postes trouvés ; relisez la restriction affichée et effacez-la pour revenir à la liste habituelle.</w:t>
       </w:r>
     </w:p>
     <w:p>
@@ -7598,7 +7615,7 @@
       <w:r>
         <w:drawing>
           <wp:inline distT="0" distB="0" distL="0" distR="0">
-            <wp:extent cx="5762625" cy="295275"/>
+            <wp:extent cx="5762625" cy="581025"/>
             <wp:effectExtent t="0" r="0" b="0" l="0"/>
             <wp:docPr id="1" name="recherche-requete" descr="Rechercher filtré par les postes trouvés dans l’Atelier ; données fictives" title="Figure 19"/>
             <wp:cNvGraphicFramePr>
@@ -7615,7 +7632,7 @@
                   </pic:nvPicPr>
                   <pic:blipFill>
                     <a:blip r:embed="rId28" cstate="none"/>
-                    <a:srcRect l="26875" t="35926" r="34167" b="60556"/>
+                    <a:srcRect l="26979" t="28981" r="1250" b="58056"/>
                     <a:stretch>
                       <a:fillRect/>
                     </a:stretch>
@@ -7623,7 +7640,7 @@
                   <pic:spPr bwMode="auto">
                     <a:xfrm>
                       <a:off x="0" y="0"/>
-                      <a:ext cx="5762625" cy="295275"/>
+                      <a:ext cx="5762625" cy="581025"/>
                     </a:xfrm>
                     <a:prstGeom prst="rect">
                       <a:avLst/>
@@ -7674,7 +7691,7 @@
         <w:keepNext w:val="false"/>
       </w:pPr>
       <w:r>
-        <w:t xml:space="preserve">Le bouton « Atelier » du tableau de bord du poste ouvre la même bibliothèque de requêtes. Dans « 1. Créer », choisissez « Tableau de bord du poste » et la présentation souhaitée, puis « Créer une sonde dashboard ». Le widget applique la recette au poste actuellement sélectionné ; il sera réévalué lorsque vous changerez de poste.</w:t>
+        <w:t xml:space="preserve">Le bouton « Atelier » du tableau de bord du poste ouvre la même bibliothèque de requêtes. Dans « 3. Enregistrer », choisissez « Tableau de bord du poste » et la présentation souhaitée, puis « Créer une sonde dashboard ». Le widget applique la recette au poste actuellement sélectionné ; il sera réévalué lorsque vous changerez de poste.</w:t>
       </w:r>
     </w:p>
     <w:p>
@@ -7682,7 +7699,7 @@
         <w:keepNext w:val="false"/>
       </w:pPr>
       <w:r>
-        <w:t xml:space="preserve">« Tester sur le poste sélectionné » indique s’il correspond, ne correspond pas ou si le résultat reste inconnu. Ce test lit les données locales déjà disponibles, sans lancer de collecte. La grande liste « Résultats » de l’Atelier continue à afficher les postes de l’OU indiquée en haut ; elle ne se transforme pas en liste d’un seul poste.</w:t>
+        <w:t xml:space="preserve">« Tester sur le poste sélectionné » indique s’il correspond, ne correspond pas ou si le résultat reste inconnu. Ce test lit les données locales déjà disponibles, sans lancer de collecte. La grande liste « 2. Aperçu » de l’Atelier continue à afficher les postes de l’OU indiquée en haut ; elle ne se transforme pas en liste d’un seul poste.</w:t>
       </w:r>
     </w:p>
     <w:p>
@@ -7694,7 +7711,7 @@
       <w:r>
         <w:drawing>
           <wp:inline distT="0" distB="0" distL="0" distR="0">
-            <wp:extent cx="5762625" cy="1724025"/>
+            <wp:extent cx="5762625" cy="2838450"/>
             <wp:effectExtent t="0" r="0" b="0" l="0"/>
             <wp:docPr id="1" name="atelier-poste" descr="Atelier : destination Poste et aperçu local de la requête sur le poste sélectionné ; données fictives" title="Figure 20"/>
             <wp:cNvGraphicFramePr>
@@ -7711,7 +7728,7 @@
                   </pic:nvPicPr>
                   <pic:blipFill>
                     <a:blip r:embed="rId29" cstate="none"/>
-                    <a:srcRect l="14479" t="52903" r="41927" b="26935"/>
+                    <a:srcRect l="13021" t="24194" r="2344" b="11290"/>
                     <a:stretch>
                       <a:fillRect/>
                     </a:stretch>
@@ -7719,7 +7736,7 @@
                   <pic:spPr bwMode="auto">
                     <a:xfrm>
                       <a:off x="0" y="0"/>
-                      <a:ext cx="5762625" cy="1724025"/>
+                      <a:ext cx="5762625" cy="2838450"/>
                     </a:xfrm>
                     <a:prstGeom prst="rect">
                       <a:avLst/>
@@ -7765,7 +7782,7 @@
       <w:r>
         <w:drawing>
           <wp:inline distT="0" distB="0" distL="0" distR="0">
-            <wp:extent cx="4324350" cy="1924050"/>
+            <wp:extent cx="4324350" cy="1028700"/>
             <wp:effectExtent t="0" r="0" b="0" l="0"/>
             <wp:docPr id="1" name="poste-sonde-requete" descr="Tableau du poste : widget créé depuis la même bibliothèque de requêtes ; données fictives" title="Figure 21"/>
             <wp:cNvGraphicFramePr>
@@ -7782,7 +7799,7 @@
                   </pic:nvPicPr>
                   <pic:blipFill>
                     <a:blip r:embed="rId30" cstate="none"/>
-                    <a:srcRect l="12500" t="74259" r="68750" b="10926"/>
+                    <a:srcRect l="12656" t="70093" r="44844" b="11852"/>
                     <a:stretch>
                       <a:fillRect/>
                     </a:stretch>
@@ -7790,7 +7807,7 @@
                   <pic:spPr bwMode="auto">
                     <a:xfrm>
                       <a:off x="0" y="0"/>
-                      <a:ext cx="4324350" cy="1924050"/>
+                      <a:ext cx="4324350" cy="1028700"/>
                     </a:xfrm>
                     <a:prstGeom prst="rect">
                       <a:avLst/>
@@ -7941,7 +7958,7 @@
       <w:r>
         <w:drawing>
           <wp:inline distT="0" distB="0" distL="0" distR="0">
-            <wp:extent cx="5762625" cy="676275"/>
+            <wp:extent cx="5762625" cy="714375"/>
             <wp:effectExtent t="0" r="0" b="0" l="0"/>
             <wp:docPr id="1" name="atelier-collecte" descr="Réglages de la collecte : parallélisme et durée de réutilisation des mesures ; données fictives" title="Figure 22"/>
             <wp:cNvGraphicFramePr>
@@ -7958,7 +7975,7 @@
                   </pic:nvPicPr>
                   <pic:blipFill>
                     <a:blip r:embed="rId31" cstate="none"/>
-                    <a:srcRect l="14583" t="73387" r="52917" b="20726"/>
+                    <a:srcRect l="14688" t="81774" r="52760" b="12016"/>
                     <a:stretch>
                       <a:fillRect/>
                     </a:stretch>
@@ -7966,7 +7983,7 @@
                   <pic:spPr bwMode="auto">
                     <a:xfrm>
                       <a:off x="0" y="0"/>
-                      <a:ext cx="5762625" cy="676275"/>
+                      <a:ext cx="5762625" cy="714375"/>
                     </a:xfrm>
                     <a:prstGeom prst="rect">
                       <a:avLst/>
@@ -8383,7 +8400,7 @@
       <w:r>
         <w:drawing>
           <wp:inline distT="0" distB="0" distL="0" distR="0">
-            <wp:extent cx="5762625" cy="1323975"/>
+            <wp:extent cx="5762625" cy="1657350"/>
             <wp:effectExtent t="0" r="0" b="0" l="0"/>
             <wp:docPr id="1" name="base-commandes" descr="Mise à jour de la base : OU choisie et commande de relecture ciblée ; données fictives" title="Figure 23"/>
             <wp:cNvGraphicFramePr>
@@ -8400,7 +8417,7 @@
                   </pic:nvPicPr>
                   <pic:blipFill>
                     <a:blip r:embed="rId32" cstate="none"/>
-                    <a:srcRect l="12917" t="18889" r="44635" b="63796"/>
+                    <a:srcRect l="12865" t="22500" r="2083" b="33981"/>
                     <a:stretch>
                       <a:fillRect/>
                     </a:stretch>
@@ -8408,7 +8425,7 @@
                   <pic:spPr bwMode="auto">
                     <a:xfrm>
                       <a:off x="0" y="0"/>
-                      <a:ext cx="5762625" cy="1323975"/>
+                      <a:ext cx="5762625" cy="1657350"/>
                     </a:xfrm>
                     <a:prstGeom prst="rect">
                       <a:avLst/>
@@ -9995,7 +10012,7 @@
       <w:r>
         <w:drawing>
           <wp:inline distT="0" distB="0" distL="0" distR="0">
-            <wp:extent cx="5762625" cy="4486275"/>
+            <wp:extent cx="5762625" cy="6924675"/>
             <wp:effectExtent t="0" r="0" b="0" l="0"/>
             <wp:docPr id="1" name="editeur-widget" descr="Panneau « Ajouter un widget » : recherche, liste des informations, réglages à droite et aperçu du widget « Disque systeme »" title="Figure 26"/>
             <wp:cNvGraphicFramePr>
@@ -10012,7 +10029,7 @@
                   </pic:nvPicPr>
                   <pic:blipFill>
                     <a:blip r:embed="rId35" cstate="none"/>
-                    <a:srcRect l="57708" t="1481" r="833" b="41111"/>
+                    <a:srcRect l="55208" t="1296" r="729" b="4537"/>
                     <a:stretch>
                       <a:fillRect/>
                     </a:stretch>
@@ -10020,7 +10037,7 @@
                   <pic:spPr bwMode="auto">
                     <a:xfrm>
                       <a:off x="0" y="0"/>
-                      <a:ext cx="5762625" cy="4486275"/>
+                      <a:ext cx="5762625" cy="6924675"/>
                     </a:xfrm>
                     <a:prstGeom prst="rect">
                       <a:avLst/>
@@ -11818,7 +11835,7 @@
       <w:r>
         <w:drawing>
           <wp:inline distT="0" distB="0" distL="0" distR="0">
-            <wp:extent cx="5762625" cy="2790825"/>
+            <wp:extent cx="5762625" cy="6181725"/>
             <wp:effectExtent t="0" r="0" b="0" l="0"/>
             <wp:docPr id="1" name="etat-moteur" descr="Panneau des opérations et santé du moteur ; valeurs de démonstration" title="Figure 29"/>
             <wp:cNvGraphicFramePr>
@@ -11835,7 +11852,7 @@
                   </pic:nvPicPr>
                   <pic:blipFill>
                     <a:blip r:embed="rId38" cstate="none"/>
-                    <a:srcRect l="833" t="5926" r="66875" b="66296"/>
+                    <a:srcRect l="781" t="5833" r="66875" b="32500"/>
                     <a:stretch>
                       <a:fillRect/>
                     </a:stretch>
@@ -11843,7 +11860,7 @@
                   <pic:spPr bwMode="auto">
                     <a:xfrm>
                       <a:off x="0" y="0"/>
-                      <a:ext cx="5762625" cy="2790825"/>
+                      <a:ext cx="5762625" cy="6181725"/>
                     </a:xfrm>
                     <a:prstGeom prst="rect">
                       <a:avLst/>

--- a/DOC/Domenia-1.0-Guide-technicien.docx
+++ b/DOC/Domenia-1.0-Guide-technicien.docx
@@ -152,7 +152,7 @@
           <w:sz w:val="20"/>
           <w:szCs w:val="20"/>
         </w:rPr>
-        <w:t xml:space="preserve">Domenia 1.0 · RC1.17.20</w:t>
+        <w:t xml:space="preserve">Domenia 1.0 · RC1.17.39 (édition du texte)</w:t>
       </w:r>
     </w:p>
     <w:p>
@@ -173,7 +173,7 @@
           <w:sz w:val="20"/>
           <w:szCs w:val="20"/>
         </w:rPr>
-        <w:t xml:space="preserve">Exemples de l’interface avec des valeurs fictives.</w:t>
+        <w:t xml:space="preserve">Captures historiques de la RC1.17.20 avec des données fictives, conservées comme repères visuels ; certains détails de l’interface peuvent différer de la version décrite.</w:t>
       </w:r>
     </w:p>
     <w:p>
@@ -354,6 +354,14 @@
         <w:t xml:space="preserve">1 Trouver une personne ou un poste</w:t>
       </w:r>
       <w:bookmarkEnd w:id="1"/>
+    </w:p>
+    <w:p>
+      <w:pPr>
+        <w:keepNext w:val="false"/>
+      </w:pPr>
+      <w:r>
+        <w:t xml:space="preserve">Édition du texte mise à jour pour Domenia 1.0 · RC1.17.39. Les captures d’écran restent celles de la RC1.17.20, avec des données fictives ; elles servent de repères visuels et certains détails de l’interface peuvent différer.</w:t>
+      </w:r>
     </w:p>
     <w:p>
       <w:pPr>
@@ -767,6 +775,14 @@
         <w:t xml:space="preserve"> Double-cliquez sur la ligne, ou appuyez sur Entrée. La page « Fiche » s'ouvre sur l'onglet « Resume ». Si l'objet a changé dans l'annuaire depuis son ouverture, « Relire depuis lʼannuaire » le relit sur le contrôleur, lui seul : la liste et les autres fiches restent telles quelles.</w:t>
       </w:r>
     </w:p>
+    <w:p>
+      <w:pPr>
+        <w:keepNext w:val="false"/>
+      </w:pPr>
+      <w:r>
+        <w:t xml:space="preserve">Lorsqu’une recherche est lancée ou qu’une fiche est ouverte, les données déjà présentes dans la base locale peuvent apparaître pendant la lecture Active Directory. Elles gardent leur date et leur provenance ; si la lecture échoue, les données connues restent disponibles. La saisie seule ne lance aucune recherche AD. Lorsqu’une autre recherche ou fiche remplace la précédente, une réponse tardive ne doit pas modifier la nouvelle vue.</w:t>
+      </w:r>
+    </w:p>
     <w:tbl>
       <w:tblPr>
         <w:tblW w:type="dxa" w:w="9638"/>
@@ -4059,6 +4075,14 @@
     </w:p>
     <w:p>
       <w:pPr>
+        <w:keepNext w:val="false"/>
+      </w:pPr>
+      <w:r>
+        <w:t xml:space="preserve">La santé distingue les postes évalués sans problème, les problèmes connus et les états inconnus. Une donnée absente ou trop ancienne ne signifie pas que le poste est sain. Relisez le périmètre, la date et la source ; l’explication d’un point indique aussi les données manquantes et la vue où lancer leur collecte.</w:t>
+      </w:r>
+    </w:p>
+    <w:p>
+      <w:pPr>
         <w:pStyle w:val="Heading2"/>
         <w:keepNext/>
       </w:pPr>
@@ -9223,6 +9247,14 @@
     </w:p>
     <w:p>
       <w:pPr>
+        <w:keepNext w:val="false"/>
+      </w:pPr>
+      <w:r>
+        <w:t xml:space="preserve">Pour conserver une sauvegarde complète récente, copiez ensemble le fichier NOM.db et son annexe NOM.db.preferences.json. L’annexe contient les préférences et dispositions compatibles, sans secrets ni comptes de connexion. Une ancienne sauvegarde .db sans annexe restaure les données seules et conserve les préférences actuelles.</w:t>
+      </w:r>
+    </w:p>
+    <w:p>
+      <w:pPr>
         <w:keepNext/>
         <w:spacing w:after="60" w:before="120"/>
         <w:jc w:val="center"/>
@@ -10375,6 +10407,23 @@
       </w:r>
       <w:r>
         <w:t xml:space="preserve">Le tableau affiche vos widgets, dans l'ordre et à la taille choisis.</w:t>
+      </w:r>
+    </w:p>
+    <w:p>
+      <w:pPr>
+        <w:pStyle w:val="Heading2"/>
+        <w:keepNext/>
+      </w:pPr>
+      <w:r>
+        <w:t xml:space="preserve">Dispositions prêtes</w:t>
+      </w:r>
+    </w:p>
+    <w:p>
+      <w:pPr>
+        <w:keepNext w:val="false"/>
+      </w:pPr>
+      <w:r>
+        <w:t xml:space="preserve">Communiquer avec un utilisateur, inventorier un poste ou surveiller un lot de postes : trois dispositions prêtes existent, « Support », « Inventaire » et « Santé », dans le menu de personnalisation. Les appliquer ne lance aucune collecte : elles disposent les rubriques utiles en tête, ajoutent les cartes connues manquantes et conservent chaque widget personnalisé (identifiant, taille, titre ou pause). Même annulation et même enregistrement qu'après tout autre changement de tableau.</w:t>
       </w:r>
     </w:p>
     <w:p>
